--- a/year2/semestrul2/ISS/Laboratoare/lab_iteratie1/diagrame/L2.docx
+++ b/year2/semestrul2/ISS/Laboratoare/lab_iteratie1/diagrame/L2.docx
@@ -1,10 +1,10 @@
 
 <file path=word/document.xml><?xml version="1.0" encoding="utf-8"?>
-<w:document xmlns:wpc="http://schemas.microsoft.com/office/word/2010/wordprocessingCanvas" xmlns:cx="http://schemas.microsoft.com/office/drawing/2014/chartex" xmlns:cx1="http://schemas.microsoft.com/office/drawing/2015/9/8/chartex" xmlns:cx2="http://schemas.microsoft.com/office/drawing/2015/10/21/chartex" xmlns:cx3="http://schemas.microsoft.com/office/drawing/2016/5/9/chartex" xmlns:cx4="http://schemas.microsoft.com/office/drawing/2016/5/10/chartex" xmlns:cx5="http://schemas.microsoft.com/office/drawing/2016/5/11/chartex" xmlns:cx6="http://schemas.microsoft.com/office/drawing/2016/5/12/chartex" xmlns:cx7="http://schemas.microsoft.com/office/drawing/2016/5/13/chartex" xmlns:cx8="http://schemas.microsoft.com/office/drawing/2016/5/14/chartex" xmlns:mc="http://schemas.openxmlformats.org/markup-compatibility/2006" xmlns:aink="http://schemas.microsoft.com/office/drawing/2016/ink" xmlns:am3d="http://schemas.microsoft.com/office/drawing/2017/model3d" xmlns:o="urn:schemas-microsoft-com:office:office" xmlns:oel="http://schemas.microsoft.com/office/2019/extlst" xmlns:r="http://schemas.openxmlformats.org/officeDocument/2006/relationships" xmlns:m="http://schemas.openxmlformats.org/officeDocument/2006/math" xmlns:v="urn:schemas-microsoft-com:vml" xmlns:wp14="http://schemas.microsoft.com/office/word/2010/wordprocessingDrawing" xmlns:wp="http://schemas.openxmlformats.org/drawingml/2006/wordprocessingDrawing" xmlns:w10="urn:schemas-microsoft-com:office:word" xmlns:w="http://schemas.openxmlformats.org/wordprocessingml/2006/main" xmlns:w14="http://schemas.microsoft.com/office/word/2010/wordml" xmlns:w15="http://schemas.microsoft.com/office/word/2012/wordml" xmlns:w16cex="http://schemas.microsoft.com/office/word/2018/wordml/cex" xmlns:w16cid="http://schemas.microsoft.com/office/word/2016/wordml/cid" xmlns:w16="http://schemas.microsoft.com/office/word/2018/wordml" xmlns:w16du="http://schemas.microsoft.com/office/word/2023/wordml/word16du" xmlns:w16sdtdh="http://schemas.microsoft.com/office/word/2020/wordml/sdtdatahash" xmlns:w16se="http://schemas.microsoft.com/office/word/2015/wordml/symex" xmlns:wpg="http://schemas.microsoft.com/office/word/2010/wordprocessingGroup" xmlns:wpi="http://schemas.microsoft.com/office/word/2010/wordprocessingInk" xmlns:wne="http://schemas.microsoft.com/office/word/2006/wordml" xmlns:wps="http://schemas.microsoft.com/office/word/2010/wordprocessingShape" mc:Ignorable="w14 w15 w16se w16cid w16 w16cex w16sdtdh w16du wp14">
+<w:document xmlns:wpc="http://schemas.microsoft.com/office/word/2010/wordprocessingCanvas" xmlns:cx="http://schemas.microsoft.com/office/drawing/2014/chartex" xmlns:cx1="http://schemas.microsoft.com/office/drawing/2015/9/8/chartex" xmlns:cx2="http://schemas.microsoft.com/office/drawing/2015/10/21/chartex" xmlns:cx3="http://schemas.microsoft.com/office/drawing/2016/5/9/chartex" xmlns:cx4="http://schemas.microsoft.com/office/drawing/2016/5/10/chartex" xmlns:cx5="http://schemas.microsoft.com/office/drawing/2016/5/11/chartex" xmlns:cx6="http://schemas.microsoft.com/office/drawing/2016/5/12/chartex" xmlns:cx7="http://schemas.microsoft.com/office/drawing/2016/5/13/chartex" xmlns:cx8="http://schemas.microsoft.com/office/drawing/2016/5/14/chartex" xmlns:mc="http://schemas.openxmlformats.org/markup-compatibility/2006" xmlns:aink="http://schemas.microsoft.com/office/drawing/2016/ink" xmlns:am3d="http://schemas.microsoft.com/office/drawing/2017/model3d" xmlns:o="urn:schemas-microsoft-com:office:office" xmlns:oel="http://schemas.microsoft.com/office/2019/extlst" xmlns:r="http://schemas.openxmlformats.org/officeDocument/2006/relationships" xmlns:m="http://schemas.openxmlformats.org/officeDocument/2006/math" xmlns:v="urn:schemas-microsoft-com:vml" xmlns:wp14="http://schemas.microsoft.com/office/word/2010/wordprocessingDrawing" xmlns:wp="http://schemas.openxmlformats.org/drawingml/2006/wordprocessingDrawing" xmlns:w10="urn:schemas-microsoft-com:office:word" xmlns:w="http://schemas.openxmlformats.org/wordprocessingml/2006/main" xmlns:w14="http://schemas.microsoft.com/office/word/2010/wordml" xmlns:w15="http://schemas.microsoft.com/office/word/2012/wordml" xmlns:w16cex="http://schemas.microsoft.com/office/word/2018/wordml/cex" xmlns:w16cid="http://schemas.microsoft.com/office/word/2016/wordml/cid" xmlns:w16="http://schemas.microsoft.com/office/word/2018/wordml" xmlns:w16du="http://schemas.microsoft.com/office/word/2023/wordml/word16du" xmlns:w16sdtdh="http://schemas.microsoft.com/office/word/2020/wordml/sdtdatahash" xmlns:w16sdtfl="http://schemas.microsoft.com/office/word/2024/wordml/sdtformatlock" xmlns:w16se="http://schemas.microsoft.com/office/word/2015/wordml/symex" xmlns:wpg="http://schemas.microsoft.com/office/word/2010/wordprocessingGroup" xmlns:wpi="http://schemas.microsoft.com/office/word/2010/wordprocessingInk" xmlns:wne="http://schemas.microsoft.com/office/word/2006/wordml" xmlns:wps="http://schemas.microsoft.com/office/word/2010/wordprocessingShape" mc:Ignorable="w14 w15 w16se w16cid w16 w16cex w16sdtdh w16sdtfl w16du wp14">
   <w:body>
     <w:p>
       <w:pPr>
-        <w:pStyle w:val="Frspaiere"/>
+        <w:pStyle w:val="NoSpacing"/>
         <w:rPr>
           <w:rFonts w:ascii="Times New Roman" w:hAnsi="Times New Roman" w:cs="Times New Roman"/>
           <w:b/>
@@ -18,7 +18,7 @@
     </w:p>
     <w:p>
       <w:pPr>
-        <w:pStyle w:val="Frspaiere"/>
+        <w:pStyle w:val="NoSpacing"/>
         <w:rPr>
           <w:rFonts w:ascii="Times New Roman" w:hAnsi="Times New Roman" w:cs="Times New Roman"/>
           <w:color w:val="000000"/>
@@ -51,7 +51,7 @@
     </w:p>
     <w:p>
       <w:pPr>
-        <w:pStyle w:val="Frspaiere"/>
+        <w:pStyle w:val="NoSpacing"/>
         <w:rPr>
           <w:rStyle w:val="fontstyle01"/>
           <w:rFonts w:ascii="Times New Roman" w:hAnsi="Times New Roman" w:cs="Times New Roman"/>
@@ -245,7 +245,7 @@
     </w:p>
     <w:p>
       <w:pPr>
-        <w:pStyle w:val="Frspaiere"/>
+        <w:pStyle w:val="NoSpacing"/>
         <w:rPr>
           <w:rStyle w:val="fontstyle01"/>
           <w:rFonts w:ascii="Times New Roman" w:hAnsi="Times New Roman" w:cs="Times New Roman"/>
@@ -419,7 +419,7 @@
     </w:p>
     <w:p>
       <w:pPr>
-        <w:pStyle w:val="Frspaiere"/>
+        <w:pStyle w:val="NoSpacing"/>
         <w:rPr>
           <w:rStyle w:val="fontstyle01"/>
           <w:rFonts w:ascii="Times New Roman" w:hAnsi="Times New Roman" w:cs="Times New Roman"/>
@@ -595,7 +595,7 @@
       <w:pPr>
         <w:rPr>
           <w:rStyle w:val="fontstyle01"/>
-          <w:rFonts w:ascii="Times New Roman" w:hAnsi="Times New Roman" w:cs="Times New Roman"/>
+          <w:rFonts w:ascii="Times New Roman" w:hAnsi="Times New Roman"/>
           <w:b/>
           <w:bCs/>
           <w:u w:val="single"/>
@@ -605,7 +605,7 @@
       <w:r>
         <w:rPr>
           <w:rStyle w:val="fontstyle01"/>
-          <w:rFonts w:ascii="Times New Roman" w:hAnsi="Times New Roman" w:cs="Times New Roman"/>
+          <w:rFonts w:ascii="Times New Roman" w:hAnsi="Times New Roman"/>
           <w:b/>
           <w:bCs/>
           <w:u w:val="single"/>
@@ -616,7 +616,7 @@
       <w:r>
         <w:rPr>
           <w:rStyle w:val="fontstyle01"/>
-          <w:rFonts w:ascii="Times New Roman" w:hAnsi="Times New Roman" w:cs="Times New Roman"/>
+          <w:rFonts w:ascii="Times New Roman" w:hAnsi="Times New Roman"/>
           <w:b/>
           <w:bCs/>
           <w:u w:val="single"/>
@@ -628,7 +628,7 @@
       <w:pPr>
         <w:rPr>
           <w:rStyle w:val="fontstyle01"/>
-          <w:rFonts w:ascii="Times New Roman" w:hAnsi="Times New Roman" w:cs="Times New Roman"/>
+          <w:rFonts w:ascii="Times New Roman" w:hAnsi="Times New Roman"/>
           <w:sz w:val="24"/>
           <w:szCs w:val="24"/>
         </w:rPr>
@@ -636,7 +636,7 @@
       <w:r>
         <w:rPr>
           <w:rStyle w:val="fontstyle01"/>
-          <w:rFonts w:ascii="Times New Roman" w:hAnsi="Times New Roman" w:cs="Times New Roman"/>
+          <w:rFonts w:ascii="Times New Roman" w:hAnsi="Times New Roman"/>
           <w:sz w:val="24"/>
           <w:szCs w:val="24"/>
         </w:rPr>
@@ -646,7 +646,7 @@
       <w:r>
         <w:rPr>
           <w:rStyle w:val="fontstyle01"/>
-          <w:rFonts w:ascii="Times New Roman" w:hAnsi="Times New Roman" w:cs="Times New Roman"/>
+          <w:rFonts w:ascii="Times New Roman" w:hAnsi="Times New Roman"/>
           <w:sz w:val="24"/>
           <w:szCs w:val="24"/>
         </w:rPr>
@@ -658,7 +658,7 @@
       <w:pPr>
         <w:rPr>
           <w:rStyle w:val="fontstyle01"/>
-          <w:rFonts w:ascii="Times New Roman" w:hAnsi="Times New Roman" w:cs="Times New Roman"/>
+          <w:rFonts w:ascii="Times New Roman" w:hAnsi="Times New Roman"/>
           <w:sz w:val="24"/>
           <w:szCs w:val="24"/>
         </w:rPr>
@@ -666,7 +666,7 @@
       <w:r>
         <w:rPr>
           <w:rStyle w:val="fontstyle01"/>
-          <w:rFonts w:ascii="Times New Roman" w:hAnsi="Times New Roman" w:cs="Times New Roman"/>
+          <w:rFonts w:ascii="Times New Roman" w:hAnsi="Times New Roman"/>
           <w:sz w:val="24"/>
           <w:szCs w:val="24"/>
         </w:rPr>
@@ -676,7 +676,7 @@
       <w:r>
         <w:rPr>
           <w:rStyle w:val="fontstyle01"/>
-          <w:rFonts w:ascii="Times New Roman" w:hAnsi="Times New Roman" w:cs="Times New Roman"/>
+          <w:rFonts w:ascii="Times New Roman" w:hAnsi="Times New Roman"/>
           <w:sz w:val="24"/>
           <w:szCs w:val="24"/>
         </w:rPr>
@@ -686,7 +686,7 @@
       <w:r>
         <w:rPr>
           <w:rStyle w:val="fontstyle01"/>
-          <w:rFonts w:ascii="Times New Roman" w:hAnsi="Times New Roman" w:cs="Times New Roman"/>
+          <w:rFonts w:ascii="Times New Roman" w:hAnsi="Times New Roman"/>
           <w:sz w:val="24"/>
           <w:szCs w:val="24"/>
         </w:rPr>
@@ -697,7 +697,7 @@
       <w:pPr>
         <w:rPr>
           <w:rStyle w:val="fontstyle01"/>
-          <w:rFonts w:ascii="Times New Roman" w:hAnsi="Times New Roman" w:cs="Times New Roman"/>
+          <w:rFonts w:ascii="Times New Roman" w:hAnsi="Times New Roman"/>
           <w:sz w:val="24"/>
           <w:szCs w:val="24"/>
         </w:rPr>
@@ -705,7 +705,7 @@
       <w:r>
         <w:rPr>
           <w:rStyle w:val="fontstyle01"/>
-          <w:rFonts w:ascii="Times New Roman" w:hAnsi="Times New Roman" w:cs="Times New Roman"/>
+          <w:rFonts w:ascii="Times New Roman" w:hAnsi="Times New Roman"/>
           <w:sz w:val="24"/>
           <w:szCs w:val="24"/>
         </w:rPr>
@@ -716,7 +716,7 @@
       <w:pPr>
         <w:rPr>
           <w:rStyle w:val="fontstyle01"/>
-          <w:rFonts w:ascii="Times New Roman" w:hAnsi="Times New Roman" w:cs="Times New Roman"/>
+          <w:rFonts w:ascii="Times New Roman" w:hAnsi="Times New Roman"/>
           <w:sz w:val="24"/>
           <w:szCs w:val="24"/>
         </w:rPr>
@@ -724,7 +724,7 @@
       <w:r>
         <w:rPr>
           <w:rStyle w:val="fontstyle01"/>
-          <w:rFonts w:ascii="Times New Roman" w:hAnsi="Times New Roman" w:cs="Times New Roman"/>
+          <w:rFonts w:ascii="Times New Roman" w:hAnsi="Times New Roman"/>
           <w:sz w:val="24"/>
           <w:szCs w:val="24"/>
         </w:rPr>
@@ -735,7 +735,7 @@
       <w:pPr>
         <w:rPr>
           <w:rStyle w:val="fontstyle01"/>
-          <w:rFonts w:ascii="Times New Roman" w:hAnsi="Times New Roman" w:cs="Times New Roman"/>
+          <w:rFonts w:ascii="Times New Roman" w:hAnsi="Times New Roman"/>
           <w:b/>
           <w:bCs/>
           <w:u w:val="single"/>
@@ -745,7 +745,7 @@
       <w:r>
         <w:rPr>
           <w:rStyle w:val="fontstyle01"/>
-          <w:rFonts w:ascii="Times New Roman" w:hAnsi="Times New Roman" w:cs="Times New Roman"/>
+          <w:rFonts w:ascii="Times New Roman" w:hAnsi="Times New Roman"/>
           <w:b/>
           <w:bCs/>
           <w:u w:val="single"/>
@@ -756,7 +756,7 @@
       <w:r>
         <w:rPr>
           <w:rStyle w:val="fontstyle01"/>
-          <w:rFonts w:ascii="Times New Roman" w:hAnsi="Times New Roman" w:cs="Times New Roman"/>
+          <w:rFonts w:ascii="Times New Roman" w:hAnsi="Times New Roman"/>
           <w:b/>
           <w:bCs/>
           <w:u w:val="single"/>
@@ -768,7 +768,7 @@
       <w:pPr>
         <w:rPr>
           <w:rStyle w:val="fontstyle01"/>
-          <w:rFonts w:ascii="Times New Roman" w:hAnsi="Times New Roman" w:cs="Times New Roman"/>
+          <w:rFonts w:ascii="Times New Roman" w:hAnsi="Times New Roman"/>
           <w:sz w:val="24"/>
           <w:szCs w:val="24"/>
         </w:rPr>
@@ -776,7 +776,7 @@
       <w:r>
         <w:rPr>
           <w:rStyle w:val="fontstyle01"/>
-          <w:rFonts w:ascii="Times New Roman" w:hAnsi="Times New Roman" w:cs="Times New Roman"/>
+          <w:rFonts w:ascii="Times New Roman" w:hAnsi="Times New Roman"/>
           <w:sz w:val="24"/>
           <w:szCs w:val="24"/>
         </w:rPr>
@@ -785,7 +785,7 @@
       <w:r>
         <w:rPr>
           <w:rStyle w:val="fontstyle01"/>
-          <w:rFonts w:ascii="Times New Roman" w:hAnsi="Times New Roman" w:cs="Times New Roman"/>
+          <w:rFonts w:ascii="Times New Roman" w:hAnsi="Times New Roman"/>
           <w:i/>
           <w:iCs/>
           <w:sz w:val="24"/>
@@ -796,7 +796,7 @@
       <w:r>
         <w:rPr>
           <w:rStyle w:val="fontstyle01"/>
-          <w:rFonts w:ascii="Times New Roman" w:hAnsi="Times New Roman" w:cs="Times New Roman"/>
+          <w:rFonts w:ascii="Times New Roman" w:hAnsi="Times New Roman"/>
           <w:sz w:val="24"/>
           <w:szCs w:val="24"/>
         </w:rPr>
@@ -806,7 +806,7 @@
       <w:r>
         <w:rPr>
           <w:rStyle w:val="fontstyle01"/>
-          <w:rFonts w:ascii="Times New Roman" w:hAnsi="Times New Roman" w:cs="Times New Roman"/>
+          <w:rFonts w:ascii="Times New Roman" w:hAnsi="Times New Roman"/>
           <w:sz w:val="24"/>
           <w:szCs w:val="24"/>
         </w:rPr>
@@ -816,7 +816,7 @@
       <w:r>
         <w:rPr>
           <w:rStyle w:val="fontstyle01"/>
-          <w:rFonts w:ascii="Times New Roman" w:hAnsi="Times New Roman" w:cs="Times New Roman"/>
+          <w:rFonts w:ascii="Times New Roman" w:hAnsi="Times New Roman"/>
           <w:sz w:val="24"/>
           <w:szCs w:val="24"/>
         </w:rPr>
@@ -827,7 +827,7 @@
       <w:pPr>
         <w:rPr>
           <w:rStyle w:val="fontstyle01"/>
-          <w:rFonts w:ascii="Times New Roman" w:hAnsi="Times New Roman" w:cs="Times New Roman"/>
+          <w:rFonts w:ascii="Times New Roman" w:hAnsi="Times New Roman"/>
           <w:sz w:val="24"/>
           <w:szCs w:val="24"/>
         </w:rPr>
@@ -835,7 +835,7 @@
       <w:r>
         <w:rPr>
           <w:rStyle w:val="fontstyle01"/>
-          <w:rFonts w:ascii="Times New Roman" w:hAnsi="Times New Roman" w:cs="Times New Roman"/>
+          <w:rFonts w:ascii="Times New Roman" w:hAnsi="Times New Roman"/>
           <w:sz w:val="24"/>
           <w:szCs w:val="24"/>
         </w:rPr>
@@ -844,7 +844,7 @@
       <w:r>
         <w:rPr>
           <w:rStyle w:val="fontstyle01"/>
-          <w:rFonts w:ascii="Times New Roman" w:hAnsi="Times New Roman" w:cs="Times New Roman"/>
+          <w:rFonts w:ascii="Times New Roman" w:hAnsi="Times New Roman"/>
           <w:i/>
           <w:iCs/>
           <w:sz w:val="24"/>
@@ -856,7 +856,7 @@
       <w:r>
         <w:rPr>
           <w:rStyle w:val="fontstyle01"/>
-          <w:rFonts w:ascii="Times New Roman" w:hAnsi="Times New Roman" w:cs="Times New Roman"/>
+          <w:rFonts w:ascii="Times New Roman" w:hAnsi="Times New Roman"/>
           <w:sz w:val="24"/>
           <w:szCs w:val="24"/>
         </w:rPr>
@@ -866,7 +866,7 @@
       <w:r>
         <w:rPr>
           <w:rStyle w:val="fontstyle01"/>
-          <w:rFonts w:ascii="Times New Roman" w:hAnsi="Times New Roman" w:cs="Times New Roman"/>
+          <w:rFonts w:ascii="Times New Roman" w:hAnsi="Times New Roman"/>
           <w:sz w:val="24"/>
           <w:szCs w:val="24"/>
         </w:rPr>
@@ -875,7 +875,7 @@
       <w:r>
         <w:rPr>
           <w:rStyle w:val="fontstyle01"/>
-          <w:rFonts w:ascii="Times New Roman" w:hAnsi="Times New Roman" w:cs="Times New Roman"/>
+          <w:rFonts w:ascii="Times New Roman" w:hAnsi="Times New Roman"/>
           <w:sz w:val="24"/>
           <w:szCs w:val="24"/>
         </w:rPr>
@@ -884,7 +884,7 @@
       <w:r>
         <w:rPr>
           <w:rStyle w:val="fontstyle01"/>
-          <w:rFonts w:ascii="Times New Roman" w:hAnsi="Times New Roman" w:cs="Times New Roman"/>
+          <w:rFonts w:ascii="Times New Roman" w:hAnsi="Times New Roman"/>
           <w:sz w:val="24"/>
           <w:szCs w:val="24"/>
         </w:rPr>
@@ -894,7 +894,7 @@
       <w:r>
         <w:rPr>
           <w:rStyle w:val="fontstyle01"/>
-          <w:rFonts w:ascii="Times New Roman" w:hAnsi="Times New Roman" w:cs="Times New Roman"/>
+          <w:rFonts w:ascii="Times New Roman" w:hAnsi="Times New Roman"/>
           <w:sz w:val="24"/>
           <w:szCs w:val="24"/>
         </w:rPr>
@@ -906,7 +906,7 @@
       <w:pPr>
         <w:rPr>
           <w:rStyle w:val="fontstyle01"/>
-          <w:rFonts w:ascii="Times New Roman" w:hAnsi="Times New Roman" w:cs="Times New Roman"/>
+          <w:rFonts w:ascii="Times New Roman" w:hAnsi="Times New Roman"/>
           <w:sz w:val="24"/>
           <w:szCs w:val="24"/>
         </w:rPr>
@@ -914,7 +914,7 @@
       <w:r>
         <w:rPr>
           <w:rStyle w:val="fontstyle01"/>
-          <w:rFonts w:ascii="Times New Roman" w:hAnsi="Times New Roman" w:cs="Times New Roman"/>
+          <w:rFonts w:ascii="Times New Roman" w:hAnsi="Times New Roman"/>
           <w:sz w:val="24"/>
           <w:szCs w:val="24"/>
         </w:rPr>
@@ -924,7 +924,7 @@
       <w:r>
         <w:rPr>
           <w:rStyle w:val="fontstyle01"/>
-          <w:rFonts w:ascii="Times New Roman" w:hAnsi="Times New Roman" w:cs="Times New Roman"/>
+          <w:rFonts w:ascii="Times New Roman" w:hAnsi="Times New Roman"/>
           <w:sz w:val="24"/>
           <w:szCs w:val="24"/>
         </w:rPr>
@@ -934,7 +934,7 @@
       <w:r>
         <w:rPr>
           <w:rStyle w:val="fontstyle01"/>
-          <w:rFonts w:ascii="Times New Roman" w:hAnsi="Times New Roman" w:cs="Times New Roman"/>
+          <w:rFonts w:ascii="Times New Roman" w:hAnsi="Times New Roman"/>
           <w:sz w:val="24"/>
           <w:szCs w:val="24"/>
         </w:rPr>
@@ -945,7 +945,7 @@
       <w:pPr>
         <w:rPr>
           <w:rStyle w:val="fontstyle01"/>
-          <w:rFonts w:ascii="Times New Roman" w:hAnsi="Times New Roman" w:cs="Times New Roman"/>
+          <w:rFonts w:ascii="Times New Roman" w:hAnsi="Times New Roman"/>
           <w:sz w:val="24"/>
           <w:szCs w:val="24"/>
         </w:rPr>
@@ -953,7 +953,7 @@
       <w:r>
         <w:rPr>
           <w:rStyle w:val="fontstyle01"/>
-          <w:rFonts w:ascii="Times New Roman" w:hAnsi="Times New Roman" w:cs="Times New Roman"/>
+          <w:rFonts w:ascii="Times New Roman" w:hAnsi="Times New Roman"/>
           <w:sz w:val="24"/>
           <w:szCs w:val="24"/>
         </w:rPr>
@@ -963,7 +963,7 @@
       <w:r>
         <w:rPr>
           <w:rStyle w:val="fontstyle01"/>
-          <w:rFonts w:ascii="Times New Roman" w:hAnsi="Times New Roman" w:cs="Times New Roman"/>
+          <w:rFonts w:ascii="Times New Roman" w:hAnsi="Times New Roman"/>
           <w:sz w:val="24"/>
           <w:szCs w:val="24"/>
         </w:rPr>
@@ -973,7 +973,7 @@
       <w:r>
         <w:rPr>
           <w:rStyle w:val="fontstyle01"/>
-          <w:rFonts w:ascii="Times New Roman" w:hAnsi="Times New Roman" w:cs="Times New Roman"/>
+          <w:rFonts w:ascii="Times New Roman" w:hAnsi="Times New Roman"/>
           <w:sz w:val="24"/>
           <w:szCs w:val="24"/>
         </w:rPr>
@@ -984,7 +984,7 @@
       <w:pPr>
         <w:rPr>
           <w:rStyle w:val="fontstyle01"/>
-          <w:rFonts w:ascii="Times New Roman" w:hAnsi="Times New Roman" w:cs="Times New Roman"/>
+          <w:rFonts w:ascii="Times New Roman" w:hAnsi="Times New Roman"/>
           <w:sz w:val="24"/>
           <w:szCs w:val="24"/>
         </w:rPr>
@@ -994,7 +994,7 @@
       <w:pPr>
         <w:rPr>
           <w:rStyle w:val="fontstyle01"/>
-          <w:rFonts w:ascii="Times New Roman" w:hAnsi="Times New Roman" w:cs="Times New Roman"/>
+          <w:rFonts w:ascii="Times New Roman" w:hAnsi="Times New Roman"/>
           <w:b/>
           <w:bCs/>
           <w:u w:val="single"/>
@@ -1003,7 +1003,7 @@
       <w:r>
         <w:rPr>
           <w:rStyle w:val="fontstyle01"/>
-          <w:rFonts w:ascii="Times New Roman" w:hAnsi="Times New Roman" w:cs="Times New Roman"/>
+          <w:rFonts w:ascii="Times New Roman" w:hAnsi="Times New Roman"/>
           <w:b/>
           <w:bCs/>
           <w:u w:val="single"/>
@@ -1014,7 +1014,7 @@
       <w:r>
         <w:rPr>
           <w:rStyle w:val="fontstyle01"/>
-          <w:rFonts w:ascii="Times New Roman" w:hAnsi="Times New Roman" w:cs="Times New Roman"/>
+          <w:rFonts w:ascii="Times New Roman" w:hAnsi="Times New Roman"/>
           <w:b/>
           <w:bCs/>
           <w:u w:val="single"/>
@@ -1025,7 +1025,7 @@
       <w:r>
         <w:rPr>
           <w:rStyle w:val="fontstyle01"/>
-          <w:rFonts w:ascii="Times New Roman" w:hAnsi="Times New Roman" w:cs="Times New Roman"/>
+          <w:rFonts w:ascii="Times New Roman" w:hAnsi="Times New Roman"/>
           <w:b/>
           <w:bCs/>
           <w:u w:val="single"/>
@@ -1035,14 +1035,14 @@
     </w:p>
     <w:p>
       <w:pPr>
-        <w:pStyle w:val="Listparagraf"/>
+        <w:pStyle w:val="ListParagraph"/>
         <w:numPr>
           <w:ilvl w:val="0"/>
           <w:numId w:val="10"/>
         </w:numPr>
         <w:rPr>
           <w:rStyle w:val="fontstyle01"/>
-          <w:rFonts w:ascii="Times New Roman" w:hAnsi="Times New Roman" w:cs="Times New Roman"/>
+          <w:rFonts w:ascii="Times New Roman" w:hAnsi="Times New Roman"/>
           <w:b/>
           <w:bCs/>
           <w:u w:val="single"/>
@@ -1051,7 +1051,7 @@
       <w:r>
         <w:rPr>
           <w:rStyle w:val="fontstyle01"/>
-          <w:rFonts w:ascii="Times New Roman" w:hAnsi="Times New Roman" w:cs="Times New Roman"/>
+          <w:rFonts w:ascii="Times New Roman" w:hAnsi="Times New Roman"/>
         </w:rPr>
         <w:t xml:space="preserve">Creare </w:t>
       </w:r>
@@ -1059,7 +1059,7 @@
       <w:r>
         <w:rPr>
           <w:rStyle w:val="fontstyle01"/>
-          <w:rFonts w:ascii="Times New Roman" w:hAnsi="Times New Roman" w:cs="Times New Roman"/>
+          <w:rFonts w:ascii="Times New Roman" w:hAnsi="Times New Roman"/>
         </w:rPr>
         <w:t>interfata</w:t>
       </w:r>
@@ -1067,14 +1067,14 @@
       <w:r>
         <w:rPr>
           <w:rStyle w:val="fontstyle01"/>
-          <w:rFonts w:ascii="Times New Roman" w:hAnsi="Times New Roman" w:cs="Times New Roman"/>
+          <w:rFonts w:ascii="Times New Roman" w:hAnsi="Times New Roman"/>
         </w:rPr>
         <w:t xml:space="preserve"> LOGARE</w:t>
       </w:r>
       <w:r>
         <w:rPr>
           <w:rStyle w:val="fontstyle01"/>
-          <w:rFonts w:ascii="Times New Roman" w:hAnsi="Times New Roman" w:cs="Times New Roman"/>
+          <w:rFonts w:ascii="Times New Roman" w:hAnsi="Times New Roman"/>
         </w:rPr>
         <w:t xml:space="preserve"> + </w:t>
       </w:r>
@@ -1082,7 +1082,7 @@
       <w:r>
         <w:rPr>
           <w:rStyle w:val="fontstyle01"/>
-          <w:rFonts w:ascii="Times New Roman" w:hAnsi="Times New Roman" w:cs="Times New Roman"/>
+          <w:rFonts w:ascii="Times New Roman" w:hAnsi="Times New Roman"/>
         </w:rPr>
         <w:t>interfata</w:t>
       </w:r>
@@ -1090,21 +1090,21 @@
       <w:r>
         <w:rPr>
           <w:rStyle w:val="fontstyle01"/>
-          <w:rFonts w:ascii="Times New Roman" w:hAnsi="Times New Roman" w:cs="Times New Roman"/>
+          <w:rFonts w:ascii="Times New Roman" w:hAnsi="Times New Roman"/>
         </w:rPr>
         <w:t xml:space="preserve"> VIEW BUGS</w:t>
       </w:r>
     </w:p>
     <w:p>
       <w:pPr>
-        <w:pStyle w:val="Listparagraf"/>
+        <w:pStyle w:val="ListParagraph"/>
         <w:numPr>
           <w:ilvl w:val="0"/>
           <w:numId w:val="10"/>
         </w:numPr>
         <w:rPr>
           <w:rStyle w:val="fontstyle01"/>
-          <w:rFonts w:ascii="Times New Roman" w:hAnsi="Times New Roman" w:cs="Times New Roman"/>
+          <w:rFonts w:ascii="Times New Roman" w:hAnsi="Times New Roman"/>
           <w:b/>
           <w:bCs/>
           <w:u w:val="single"/>
@@ -1113,21 +1113,21 @@
       <w:r>
         <w:rPr>
           <w:rStyle w:val="fontstyle01"/>
-          <w:rFonts w:ascii="Times New Roman" w:hAnsi="Times New Roman" w:cs="Times New Roman"/>
+          <w:rFonts w:ascii="Times New Roman" w:hAnsi="Times New Roman"/>
         </w:rPr>
         <w:t>Creare fereastra TESTER</w:t>
       </w:r>
     </w:p>
     <w:p>
       <w:pPr>
-        <w:pStyle w:val="Listparagraf"/>
+        <w:pStyle w:val="ListParagraph"/>
         <w:numPr>
           <w:ilvl w:val="0"/>
           <w:numId w:val="10"/>
         </w:numPr>
         <w:rPr>
           <w:rStyle w:val="fontstyle01"/>
-          <w:rFonts w:ascii="Times New Roman" w:hAnsi="Times New Roman" w:cs="Times New Roman"/>
+          <w:rFonts w:ascii="Times New Roman" w:hAnsi="Times New Roman"/>
           <w:b/>
           <w:bCs/>
           <w:u w:val="single"/>
@@ -1136,7 +1136,7 @@
       <w:r>
         <w:rPr>
           <w:rStyle w:val="fontstyle01"/>
-          <w:rFonts w:ascii="Times New Roman" w:hAnsi="Times New Roman" w:cs="Times New Roman"/>
+          <w:rFonts w:ascii="Times New Roman" w:hAnsi="Times New Roman"/>
         </w:rPr>
         <w:t>Creare fereastra PROGRAMATOR</w:t>
       </w:r>
@@ -1145,7 +1145,7 @@
       <w:pPr>
         <w:rPr>
           <w:rStyle w:val="fontstyle01"/>
-          <w:rFonts w:ascii="Times New Roman" w:hAnsi="Times New Roman" w:cs="Times New Roman"/>
+          <w:rFonts w:ascii="Times New Roman" w:hAnsi="Times New Roman"/>
           <w:b/>
           <w:bCs/>
           <w:u w:val="single"/>
@@ -1156,7 +1156,7 @@
       <w:pPr>
         <w:rPr>
           <w:rStyle w:val="fontstyle01"/>
-          <w:rFonts w:ascii="Times New Roman" w:hAnsi="Times New Roman" w:cs="Times New Roman"/>
+          <w:rFonts w:ascii="Times New Roman" w:hAnsi="Times New Roman"/>
           <w:b/>
           <w:bCs/>
           <w:u w:val="single"/>
@@ -1167,7 +1167,7 @@
       <w:pPr>
         <w:rPr>
           <w:rStyle w:val="fontstyle01"/>
-          <w:rFonts w:ascii="Times New Roman" w:hAnsi="Times New Roman" w:cs="Times New Roman"/>
+          <w:rFonts w:ascii="Times New Roman" w:hAnsi="Times New Roman"/>
           <w:b/>
           <w:bCs/>
           <w:u w:val="single"/>
@@ -1178,7 +1178,7 @@
       <w:pPr>
         <w:rPr>
           <w:rStyle w:val="fontstyle01"/>
-          <w:rFonts w:ascii="Times New Roman" w:hAnsi="Times New Roman" w:cs="Times New Roman"/>
+          <w:rFonts w:ascii="Times New Roman" w:hAnsi="Times New Roman"/>
           <w:b/>
           <w:bCs/>
           <w:u w:val="single"/>
@@ -1189,7 +1189,7 @@
       <w:pPr>
         <w:rPr>
           <w:rStyle w:val="fontstyle01"/>
-          <w:rFonts w:ascii="Times New Roman" w:hAnsi="Times New Roman" w:cs="Times New Roman"/>
+          <w:rFonts w:ascii="Times New Roman" w:hAnsi="Times New Roman"/>
           <w:b/>
           <w:bCs/>
           <w:u w:val="single"/>
@@ -1214,7 +1214,7 @@
       <w:pPr>
         <w:rPr>
           <w:rStyle w:val="fontstyle01"/>
-          <w:rFonts w:ascii="Times New Roman" w:hAnsi="Times New Roman" w:cs="Times New Roman"/>
+          <w:rFonts w:ascii="Times New Roman" w:hAnsi="Times New Roman"/>
           <w:b/>
           <w:bCs/>
           <w:u w:val="single"/>
@@ -1225,7 +1225,7 @@
       <w:pPr>
         <w:rPr>
           <w:rStyle w:val="fontstyle01"/>
-          <w:rFonts w:ascii="Times New Roman" w:hAnsi="Times New Roman" w:cs="Times New Roman"/>
+          <w:rFonts w:ascii="Times New Roman" w:hAnsi="Times New Roman"/>
           <w:b/>
           <w:bCs/>
           <w:u w:val="single"/>
@@ -1234,7 +1234,7 @@
       <w:r>
         <w:rPr>
           <w:rStyle w:val="fontstyle01"/>
-          <w:rFonts w:ascii="Times New Roman" w:hAnsi="Times New Roman" w:cs="Times New Roman"/>
+          <w:rFonts w:ascii="Times New Roman" w:hAnsi="Times New Roman"/>
           <w:b/>
           <w:bCs/>
           <w:u w:val="single"/>
@@ -1246,7 +1246,7 @@
       <w:pPr>
         <w:rPr>
           <w:rStyle w:val="fontstyle01"/>
-          <w:rFonts w:ascii="Times New Roman" w:hAnsi="Times New Roman" w:cs="Times New Roman"/>
+          <w:rFonts w:ascii="Times New Roman" w:hAnsi="Times New Roman"/>
           <w:b/>
           <w:bCs/>
           <w:u w:val="single"/>
@@ -1255,105 +1255,92 @@
     </w:p>
     <w:p>
       <w:pPr>
-        <w:spacing w:after="0" w:line="240" w:lineRule="auto"/>
-        <w:rPr>
-          <w:rFonts w:ascii="CIDFont+F3" w:eastAsia="Times New Roman" w:hAnsi="CIDFont+F3" w:cs="Times New Roman"/>
+        <w:rPr>
+          <w:rFonts w:ascii="CIDFont+F3" w:hAnsi="CIDFont+F3"/>
           <w:i/>
           <w:iCs/>
           <w:color w:val="000000"/>
-          <w:kern w:val="0"/>
-          <w:sz w:val="24"/>
-          <w:szCs w:val="24"/>
           <w:lang w:eastAsia="ro-RO"/>
-          <w14:ligatures w14:val="none"/>
-        </w:rPr>
-      </w:pPr>
-      <w:r>
-        <w:rPr>
-          <w:rFonts w:ascii="CIDFont+F2" w:eastAsia="Times New Roman" w:hAnsi="CIDFont+F2" w:cs="Times New Roman"/>
+        </w:rPr>
+      </w:pPr>
+      <w:r>
+        <w:rPr>
+          <w:rFonts w:ascii="CIDFont+F2" w:hAnsi="CIDFont+F2"/>
           <w:color w:val="000000"/>
-          <w:kern w:val="0"/>
-          <w:sz w:val="24"/>
-          <w:szCs w:val="24"/>
           <w:lang w:eastAsia="ro-RO"/>
-          <w14:ligatures w14:val="none"/>
-        </w:rPr>
-        <w:t xml:space="preserve"> Descrierea cazului de utilizare </w:t>
-      </w:r>
-      <w:r>
-        <w:rPr>
-          <w:rFonts w:ascii="CIDFont+F3" w:eastAsia="Times New Roman" w:hAnsi="CIDFont+F3" w:cs="Times New Roman"/>
+        </w:rPr>
+        <w:t xml:space="preserve"> </w:t>
+      </w:r>
+      <w:r>
+        <w:rPr>
+          <w:rFonts w:ascii="CIDFont+F2" w:hAnsi="CIDFont+F2"/>
+          <w:color w:val="000000"/>
+          <w:lang w:eastAsia="ro-RO"/>
+        </w:rPr>
+        <w:t>1)</w:t>
+      </w:r>
+      <w:r>
+        <w:rPr>
+          <w:rFonts w:ascii="CIDFont+F2" w:hAnsi="CIDFont+F2"/>
+          <w:color w:val="000000"/>
+          <w:lang w:eastAsia="ro-RO"/>
+        </w:rPr>
+        <w:t xml:space="preserve">Descrierea cazului de utilizare </w:t>
+      </w:r>
+      <w:r>
+        <w:rPr>
+          <w:rFonts w:ascii="CIDFont+F3" w:hAnsi="CIDFont+F3"/>
           <w:i/>
           <w:iCs/>
           <w:color w:val="000000"/>
-          <w:kern w:val="0"/>
-          <w:sz w:val="24"/>
-          <w:szCs w:val="24"/>
           <w:lang w:eastAsia="ro-RO"/>
-          <w14:ligatures w14:val="none"/>
         </w:rPr>
         <w:t xml:space="preserve">LOGARE </w:t>
       </w:r>
       <w:r>
         <w:rPr>
-          <w:rFonts w:ascii="CIDFont+F2" w:eastAsia="Times New Roman" w:hAnsi="CIDFont+F2" w:cs="Times New Roman"/>
+          <w:rFonts w:ascii="CIDFont+F2" w:hAnsi="CIDFont+F2"/>
           <w:color w:val="000000"/>
-          <w:kern w:val="0"/>
-          <w:sz w:val="24"/>
-          <w:szCs w:val="24"/>
           <w:lang w:eastAsia="ro-RO"/>
-          <w14:ligatures w14:val="none"/>
         </w:rPr>
         <w:t xml:space="preserve">al sistemului </w:t>
       </w:r>
       <w:proofErr w:type="spellStart"/>
       <w:r>
         <w:rPr>
-          <w:rFonts w:ascii="CIDFont+F3" w:eastAsia="Times New Roman" w:hAnsi="CIDFont+F3" w:cs="Times New Roman"/>
+          <w:rFonts w:ascii="CIDFont+F3" w:hAnsi="CIDFont+F3"/>
           <w:i/>
           <w:iCs/>
           <w:color w:val="000000"/>
-          <w:kern w:val="0"/>
-          <w:sz w:val="24"/>
-          <w:szCs w:val="24"/>
           <w:lang w:eastAsia="ro-RO"/>
-          <w14:ligatures w14:val="none"/>
         </w:rPr>
         <w:t>Urmarire</w:t>
       </w:r>
       <w:proofErr w:type="spellEnd"/>
       <w:r>
         <w:rPr>
-          <w:rFonts w:ascii="CIDFont+F3" w:eastAsia="Times New Roman" w:hAnsi="CIDFont+F3" w:cs="Times New Roman"/>
+          <w:rFonts w:ascii="CIDFont+F3" w:hAnsi="CIDFont+F3"/>
           <w:i/>
           <w:iCs/>
           <w:color w:val="000000"/>
-          <w:kern w:val="0"/>
-          <w:sz w:val="24"/>
-          <w:szCs w:val="24"/>
           <w:lang w:eastAsia="ro-RO"/>
-          <w14:ligatures w14:val="none"/>
         </w:rPr>
         <w:t xml:space="preserve"> BUG-uri</w:t>
       </w:r>
       <w:r>
         <w:rPr>
-          <w:rFonts w:ascii="CIDFont+F3" w:eastAsia="Times New Roman" w:hAnsi="CIDFont+F3" w:cs="Times New Roman"/>
+          <w:rFonts w:ascii="CIDFont+F3" w:hAnsi="CIDFont+F3"/>
           <w:i/>
           <w:iCs/>
           <w:color w:val="000000"/>
-          <w:kern w:val="0"/>
-          <w:sz w:val="24"/>
-          <w:szCs w:val="24"/>
           <w:lang w:eastAsia="ro-RO"/>
-          <w14:ligatures w14:val="none"/>
         </w:rPr>
         <w:t>:</w:t>
       </w:r>
     </w:p>
     <w:tbl>
       <w:tblPr>
-        <w:tblStyle w:val="Tabelgril"/>
+        <w:tblStyle w:val="TableGrid"/>
         <w:tblW w:w="8926" w:type="dxa"/>
         <w:tblLook w:val="04A0" w:firstRow="1" w:lastRow="0" w:firstColumn="1" w:lastColumn="0" w:noHBand="0" w:noVBand="1"/>
       </w:tblPr>
@@ -1687,6 +1674,7 @@
                 <w:sz w:val="27"/>
                 <w:szCs w:val="27"/>
               </w:rPr>
+              <w:lastRenderedPageBreak/>
               <w:t>Preconditii</w:t>
             </w:r>
             <w:proofErr w:type="spellEnd"/>
@@ -2253,90 +2241,72 @@
     </w:p>
     <w:p>
       <w:pPr>
-        <w:spacing w:after="0" w:line="240" w:lineRule="auto"/>
-        <w:rPr>
-          <w:rFonts w:ascii="CIDFont+F3" w:eastAsia="Times New Roman" w:hAnsi="CIDFont+F3" w:cs="Times New Roman"/>
+        <w:rPr>
+          <w:rFonts w:ascii="CIDFont+F3" w:hAnsi="CIDFont+F3"/>
           <w:i/>
           <w:iCs/>
           <w:color w:val="000000"/>
-          <w:kern w:val="0"/>
-          <w:sz w:val="24"/>
-          <w:szCs w:val="24"/>
           <w:lang w:eastAsia="ro-RO"/>
-          <w14:ligatures w14:val="none"/>
-        </w:rPr>
-      </w:pPr>
-      <w:r>
-        <w:rPr>
-          <w:rFonts w:ascii="CIDFont+F2" w:eastAsia="Times New Roman" w:hAnsi="CIDFont+F2" w:cs="Times New Roman"/>
+        </w:rPr>
+      </w:pPr>
+      <w:r>
+        <w:rPr>
+          <w:rFonts w:ascii="CIDFont+F2" w:hAnsi="CIDFont+F2"/>
           <w:color w:val="000000"/>
-          <w:kern w:val="0"/>
-          <w:sz w:val="24"/>
-          <w:szCs w:val="24"/>
           <w:lang w:eastAsia="ro-RO"/>
-          <w14:ligatures w14:val="none"/>
-        </w:rPr>
-        <w:lastRenderedPageBreak/>
+        </w:rPr>
+        <w:t>2)</w:t>
+      </w:r>
+      <w:r>
+        <w:rPr>
+          <w:rFonts w:ascii="CIDFont+F2" w:hAnsi="CIDFont+F2"/>
+          <w:color w:val="000000"/>
+          <w:lang w:eastAsia="ro-RO"/>
+        </w:rPr>
         <w:t xml:space="preserve"> Descrierea cazului de utilizar</w:t>
       </w:r>
       <w:r>
         <w:rPr>
-          <w:rFonts w:ascii="CIDFont+F2" w:eastAsia="Times New Roman" w:hAnsi="CIDFont+F2" w:cs="Times New Roman"/>
+          <w:rFonts w:ascii="CIDFont+F2" w:hAnsi="CIDFont+F2"/>
           <w:color w:val="000000"/>
-          <w:kern w:val="0"/>
-          <w:sz w:val="24"/>
-          <w:szCs w:val="24"/>
           <w:lang w:eastAsia="ro-RO"/>
-          <w14:ligatures w14:val="none"/>
         </w:rPr>
         <w:t>e INREGISTRARE BUG</w:t>
       </w:r>
       <w:r>
         <w:rPr>
-          <w:rFonts w:ascii="CIDFont+F2" w:eastAsia="Times New Roman" w:hAnsi="CIDFont+F2" w:cs="Times New Roman"/>
+          <w:rFonts w:ascii="CIDFont+F2" w:hAnsi="CIDFont+F2"/>
           <w:color w:val="000000"/>
-          <w:kern w:val="0"/>
-          <w:sz w:val="24"/>
-          <w:szCs w:val="24"/>
           <w:lang w:eastAsia="ro-RO"/>
-          <w14:ligatures w14:val="none"/>
         </w:rPr>
         <w:t xml:space="preserve"> al sistemului </w:t>
       </w:r>
       <w:proofErr w:type="spellStart"/>
       <w:r>
         <w:rPr>
-          <w:rFonts w:ascii="CIDFont+F3" w:eastAsia="Times New Roman" w:hAnsi="CIDFont+F3" w:cs="Times New Roman"/>
+          <w:rFonts w:ascii="CIDFont+F3" w:hAnsi="CIDFont+F3"/>
           <w:i/>
           <w:iCs/>
           <w:color w:val="000000"/>
-          <w:kern w:val="0"/>
-          <w:sz w:val="24"/>
-          <w:szCs w:val="24"/>
           <w:lang w:eastAsia="ro-RO"/>
-          <w14:ligatures w14:val="none"/>
         </w:rPr>
         <w:t>Urmarire</w:t>
       </w:r>
       <w:proofErr w:type="spellEnd"/>
       <w:r>
         <w:rPr>
-          <w:rFonts w:ascii="CIDFont+F3" w:eastAsia="Times New Roman" w:hAnsi="CIDFont+F3" w:cs="Times New Roman"/>
+          <w:rFonts w:ascii="CIDFont+F3" w:hAnsi="CIDFont+F3"/>
           <w:i/>
           <w:iCs/>
           <w:color w:val="000000"/>
-          <w:kern w:val="0"/>
-          <w:sz w:val="24"/>
-          <w:szCs w:val="24"/>
           <w:lang w:eastAsia="ro-RO"/>
-          <w14:ligatures w14:val="none"/>
         </w:rPr>
         <w:t xml:space="preserve"> BUG-uri:</w:t>
       </w:r>
     </w:p>
     <w:tbl>
       <w:tblPr>
-        <w:tblStyle w:val="Tabelgril"/>
+        <w:tblStyle w:val="TableGrid"/>
         <w:tblW w:w="8926" w:type="dxa"/>
         <w:tblLook w:val="04A0" w:firstRow="1" w:lastRow="0" w:firstColumn="1" w:lastColumn="0" w:noHBand="0" w:noVBand="1"/>
       </w:tblPr>
@@ -2975,6 +2945,7 @@
                 <w:sz w:val="27"/>
                 <w:szCs w:val="27"/>
               </w:rPr>
+              <w:lastRenderedPageBreak/>
               <w:t>Testerul</w:t>
             </w:r>
             <w:r>
@@ -3058,6 +3029,7 @@
                 <w:sz w:val="27"/>
                 <w:szCs w:val="27"/>
               </w:rPr>
+              <w:lastRenderedPageBreak/>
               <w:t>Flux alternativ</w:t>
             </w:r>
           </w:p>
@@ -3434,89 +3406,72 @@
     </w:p>
     <w:p>
       <w:pPr>
-        <w:spacing w:after="0" w:line="240" w:lineRule="auto"/>
-        <w:rPr>
-          <w:rFonts w:ascii="CIDFont+F3" w:eastAsia="Times New Roman" w:hAnsi="CIDFont+F3" w:cs="Times New Roman"/>
+        <w:rPr>
+          <w:rFonts w:ascii="CIDFont+F3" w:hAnsi="CIDFont+F3"/>
           <w:i/>
           <w:iCs/>
           <w:color w:val="000000"/>
-          <w:kern w:val="0"/>
-          <w:sz w:val="24"/>
-          <w:szCs w:val="24"/>
           <w:lang w:eastAsia="ro-RO"/>
-          <w14:ligatures w14:val="none"/>
-        </w:rPr>
-      </w:pPr>
-      <w:r>
-        <w:rPr>
-          <w:rFonts w:ascii="CIDFont+F2" w:eastAsia="Times New Roman" w:hAnsi="CIDFont+F2" w:cs="Times New Roman"/>
+        </w:rPr>
+      </w:pPr>
+      <w:r>
+        <w:rPr>
+          <w:rFonts w:ascii="CIDFont+F2" w:hAnsi="CIDFont+F2"/>
           <w:color w:val="000000"/>
-          <w:kern w:val="0"/>
-          <w:sz w:val="24"/>
-          <w:szCs w:val="24"/>
           <w:lang w:eastAsia="ro-RO"/>
-          <w14:ligatures w14:val="none"/>
+        </w:rPr>
+        <w:t>3)</w:t>
+      </w:r>
+      <w:r>
+        <w:rPr>
+          <w:rFonts w:ascii="CIDFont+F2" w:hAnsi="CIDFont+F2"/>
+          <w:color w:val="000000"/>
+          <w:lang w:eastAsia="ro-RO"/>
         </w:rPr>
         <w:t>Descrierea cazului de utilizar</w:t>
       </w:r>
       <w:r>
         <w:rPr>
-          <w:rFonts w:ascii="CIDFont+F2" w:eastAsia="Times New Roman" w:hAnsi="CIDFont+F2" w:cs="Times New Roman"/>
+          <w:rFonts w:ascii="CIDFont+F2" w:hAnsi="CIDFont+F2"/>
           <w:color w:val="000000"/>
-          <w:kern w:val="0"/>
-          <w:sz w:val="24"/>
-          <w:szCs w:val="24"/>
           <w:lang w:eastAsia="ro-RO"/>
-          <w14:ligatures w14:val="none"/>
         </w:rPr>
         <w:t>e REZOLVARE BUG</w:t>
       </w:r>
       <w:r>
         <w:rPr>
-          <w:rFonts w:ascii="CIDFont+F2" w:eastAsia="Times New Roman" w:hAnsi="CIDFont+F2" w:cs="Times New Roman"/>
+          <w:rFonts w:ascii="CIDFont+F2" w:hAnsi="CIDFont+F2"/>
           <w:color w:val="000000"/>
-          <w:kern w:val="0"/>
-          <w:sz w:val="24"/>
-          <w:szCs w:val="24"/>
           <w:lang w:eastAsia="ro-RO"/>
-          <w14:ligatures w14:val="none"/>
         </w:rPr>
         <w:t xml:space="preserve"> al sistemului </w:t>
       </w:r>
       <w:proofErr w:type="spellStart"/>
       <w:r>
         <w:rPr>
-          <w:rFonts w:ascii="CIDFont+F3" w:eastAsia="Times New Roman" w:hAnsi="CIDFont+F3" w:cs="Times New Roman"/>
+          <w:rFonts w:ascii="CIDFont+F3" w:hAnsi="CIDFont+F3"/>
           <w:i/>
           <w:iCs/>
           <w:color w:val="000000"/>
-          <w:kern w:val="0"/>
-          <w:sz w:val="24"/>
-          <w:szCs w:val="24"/>
           <w:lang w:eastAsia="ro-RO"/>
-          <w14:ligatures w14:val="none"/>
         </w:rPr>
         <w:t>Urmarire</w:t>
       </w:r>
       <w:proofErr w:type="spellEnd"/>
       <w:r>
         <w:rPr>
-          <w:rFonts w:ascii="CIDFont+F3" w:eastAsia="Times New Roman" w:hAnsi="CIDFont+F3" w:cs="Times New Roman"/>
+          <w:rFonts w:ascii="CIDFont+F3" w:hAnsi="CIDFont+F3"/>
           <w:i/>
           <w:iCs/>
           <w:color w:val="000000"/>
-          <w:kern w:val="0"/>
-          <w:sz w:val="24"/>
-          <w:szCs w:val="24"/>
           <w:lang w:eastAsia="ro-RO"/>
-          <w14:ligatures w14:val="none"/>
         </w:rPr>
         <w:t xml:space="preserve"> BUG-uri:</w:t>
       </w:r>
     </w:p>
     <w:tbl>
       <w:tblPr>
-        <w:tblStyle w:val="Tabelgril"/>
+        <w:tblStyle w:val="TableGrid"/>
         <w:tblW w:w="9067" w:type="dxa"/>
         <w:tblLook w:val="04A0" w:firstRow="1" w:lastRow="0" w:firstColumn="1" w:lastColumn="0" w:noHBand="0" w:noVBand="1"/>
       </w:tblPr>
@@ -3985,6 +3940,7 @@
                 <w:sz w:val="27"/>
                 <w:szCs w:val="27"/>
               </w:rPr>
+              <w:lastRenderedPageBreak/>
               <w:t>Postconditii</w:t>
             </w:r>
             <w:proofErr w:type="spellEnd"/>
@@ -4404,6 +4360,4469 @@
           <w:szCs w:val="27"/>
         </w:rPr>
       </w:pPr>
+    </w:p>
+    <w:p>
+      <w:pPr>
+        <w:pStyle w:val="NormalWeb"/>
+        <w:rPr>
+          <w:color w:val="000000"/>
+          <w:sz w:val="27"/>
+          <w:szCs w:val="27"/>
+        </w:rPr>
+      </w:pPr>
+    </w:p>
+    <w:p>
+      <w:pPr>
+        <w:rPr>
+          <w:color w:val="000000"/>
+          <w:sz w:val="27"/>
+          <w:szCs w:val="27"/>
+          <w:lang w:eastAsia="ro-RO"/>
+        </w:rPr>
+      </w:pPr>
+    </w:p>
+    <w:p>
+      <w:pPr>
+        <w:tabs>
+          <w:tab w:val="left" w:pos="3480"/>
+        </w:tabs>
+        <w:rPr>
+          <w:lang w:eastAsia="ro-RO"/>
+        </w:rPr>
+      </w:pPr>
+      <w:r>
+        <w:rPr>
+          <w:lang w:eastAsia="ro-RO"/>
+        </w:rPr>
+        <w:tab/>
+      </w:r>
+    </w:p>
+    <w:p>
+      <w:pPr>
+        <w:tabs>
+          <w:tab w:val="left" w:pos="3480"/>
+        </w:tabs>
+        <w:rPr>
+          <w:lang w:eastAsia="ro-RO"/>
+        </w:rPr>
+      </w:pPr>
+      <w:r>
+        <w:rPr>
+          <w:lang w:eastAsia="ro-RO"/>
+        </w:rPr>
+        <w:t xml:space="preserve">4) Descrierea cazului de utilizare VIZUALIZARE BUG al sistemului de </w:t>
+      </w:r>
+      <w:proofErr w:type="spellStart"/>
+      <w:r>
+        <w:rPr>
+          <w:lang w:eastAsia="ro-RO"/>
+        </w:rPr>
+        <w:t>Urmarire</w:t>
+      </w:r>
+      <w:proofErr w:type="spellEnd"/>
+      <w:r>
+        <w:rPr>
+          <w:lang w:eastAsia="ro-RO"/>
+        </w:rPr>
+        <w:t xml:space="preserve"> de BUG-uri</w:t>
+      </w:r>
+    </w:p>
+    <w:tbl>
+      <w:tblPr>
+        <w:tblStyle w:val="TableGrid"/>
+        <w:tblW w:w="8926" w:type="dxa"/>
+        <w:tblLook w:val="04A0" w:firstRow="1" w:lastRow="0" w:firstColumn="1" w:lastColumn="0" w:noHBand="0" w:noVBand="1"/>
+      </w:tblPr>
+      <w:tblGrid>
+        <w:gridCol w:w="4531"/>
+        <w:gridCol w:w="4395"/>
+      </w:tblGrid>
+      <w:tr>
+        <w:tc>
+          <w:tcPr>
+            <w:tcW w:w="4531" w:type="dxa"/>
+          </w:tcPr>
+          <w:p>
+            <w:pPr>
+              <w:pStyle w:val="NormalWeb"/>
+              <w:rPr>
+                <w:color w:val="000000"/>
+                <w:sz w:val="27"/>
+                <w:szCs w:val="27"/>
+              </w:rPr>
+            </w:pPr>
+            <w:r>
+              <w:rPr>
+                <w:color w:val="000000"/>
+                <w:sz w:val="27"/>
+                <w:szCs w:val="27"/>
+              </w:rPr>
+              <w:t>Nume</w:t>
+            </w:r>
+          </w:p>
+        </w:tc>
+        <w:tc>
+          <w:tcPr>
+            <w:tcW w:w="4395" w:type="dxa"/>
+          </w:tcPr>
+          <w:p>
+            <w:pPr>
+              <w:pStyle w:val="NormalWeb"/>
+              <w:rPr>
+                <w:color w:val="000000"/>
+                <w:sz w:val="27"/>
+                <w:szCs w:val="27"/>
+              </w:rPr>
+            </w:pPr>
+            <w:r>
+              <w:rPr>
+                <w:color w:val="000000"/>
+                <w:sz w:val="27"/>
+                <w:szCs w:val="27"/>
+              </w:rPr>
+              <w:t xml:space="preserve">Vizualizare BUG </w:t>
+            </w:r>
+          </w:p>
+        </w:tc>
+      </w:tr>
+      <w:tr>
+        <w:tc>
+          <w:tcPr>
+            <w:tcW w:w="4531" w:type="dxa"/>
+          </w:tcPr>
+          <w:p>
+            <w:pPr>
+              <w:pStyle w:val="NormalWeb"/>
+              <w:rPr>
+                <w:color w:val="000000"/>
+                <w:sz w:val="27"/>
+                <w:szCs w:val="27"/>
+              </w:rPr>
+            </w:pPr>
+            <w:r>
+              <w:rPr>
+                <w:color w:val="000000"/>
+                <w:sz w:val="27"/>
+                <w:szCs w:val="27"/>
+              </w:rPr>
+              <w:t>Actor principal</w:t>
+            </w:r>
+          </w:p>
+        </w:tc>
+        <w:tc>
+          <w:tcPr>
+            <w:tcW w:w="4395" w:type="dxa"/>
+          </w:tcPr>
+          <w:p>
+            <w:pPr>
+              <w:pStyle w:val="NormalWeb"/>
+              <w:rPr>
+                <w:color w:val="000000"/>
+                <w:sz w:val="27"/>
+                <w:szCs w:val="27"/>
+              </w:rPr>
+            </w:pPr>
+            <w:r>
+              <w:rPr>
+                <w:color w:val="000000"/>
+                <w:sz w:val="27"/>
+                <w:szCs w:val="27"/>
+              </w:rPr>
+              <w:t xml:space="preserve">Programator/Tester </w:t>
+            </w:r>
+          </w:p>
+        </w:tc>
+      </w:tr>
+      <w:tr>
+        <w:tc>
+          <w:tcPr>
+            <w:tcW w:w="4531" w:type="dxa"/>
+          </w:tcPr>
+          <w:p>
+            <w:pPr>
+              <w:pStyle w:val="NormalWeb"/>
+              <w:rPr>
+                <w:color w:val="000000"/>
+                <w:sz w:val="27"/>
+                <w:szCs w:val="27"/>
+              </w:rPr>
+            </w:pPr>
+            <w:r>
+              <w:rPr>
+                <w:color w:val="000000"/>
+                <w:sz w:val="27"/>
+                <w:szCs w:val="27"/>
+              </w:rPr>
+              <w:t>Actor secundar</w:t>
+            </w:r>
+          </w:p>
+        </w:tc>
+        <w:tc>
+          <w:tcPr>
+            <w:tcW w:w="4395" w:type="dxa"/>
+          </w:tcPr>
+          <w:p>
+            <w:pPr>
+              <w:pStyle w:val="NormalWeb"/>
+              <w:rPr>
+                <w:color w:val="000000"/>
+                <w:sz w:val="27"/>
+                <w:szCs w:val="27"/>
+              </w:rPr>
+            </w:pPr>
+            <w:r>
+              <w:rPr>
+                <w:color w:val="000000"/>
+                <w:sz w:val="27"/>
+                <w:szCs w:val="27"/>
+              </w:rPr>
+              <w:t>-</w:t>
+            </w:r>
+          </w:p>
+        </w:tc>
+      </w:tr>
+      <w:tr>
+        <w:tc>
+          <w:tcPr>
+            <w:tcW w:w="4531" w:type="dxa"/>
+          </w:tcPr>
+          <w:p>
+            <w:pPr>
+              <w:pStyle w:val="NormalWeb"/>
+              <w:rPr>
+                <w:color w:val="000000"/>
+                <w:sz w:val="27"/>
+                <w:szCs w:val="27"/>
+              </w:rPr>
+            </w:pPr>
+            <w:r>
+              <w:rPr>
+                <w:color w:val="000000"/>
+                <w:sz w:val="27"/>
+                <w:szCs w:val="27"/>
+              </w:rPr>
+              <w:t>Descriere</w:t>
+            </w:r>
+          </w:p>
+        </w:tc>
+        <w:tc>
+          <w:tcPr>
+            <w:tcW w:w="4395" w:type="dxa"/>
+          </w:tcPr>
+          <w:p>
+            <w:pPr>
+              <w:pStyle w:val="NormalWeb"/>
+              <w:rPr>
+                <w:color w:val="000000"/>
+                <w:sz w:val="27"/>
+                <w:szCs w:val="27"/>
+              </w:rPr>
+            </w:pPr>
+            <w:r>
+              <w:rPr>
+                <w:color w:val="000000"/>
+                <w:sz w:val="27"/>
+                <w:szCs w:val="27"/>
+              </w:rPr>
+              <w:t xml:space="preserve">Angajatul poate vizualiza lista tuturor </w:t>
+            </w:r>
+            <w:proofErr w:type="spellStart"/>
+            <w:r>
+              <w:rPr>
+                <w:color w:val="000000"/>
+                <w:sz w:val="27"/>
+                <w:szCs w:val="27"/>
+              </w:rPr>
+              <w:t>bug</w:t>
+            </w:r>
+            <w:proofErr w:type="spellEnd"/>
+            <w:r>
+              <w:rPr>
+                <w:color w:val="000000"/>
+                <w:sz w:val="27"/>
+                <w:szCs w:val="27"/>
+              </w:rPr>
+              <w:t xml:space="preserve">-urilor </w:t>
+            </w:r>
+            <w:proofErr w:type="spellStart"/>
+            <w:r>
+              <w:rPr>
+                <w:color w:val="000000"/>
+                <w:sz w:val="27"/>
+                <w:szCs w:val="27"/>
+              </w:rPr>
+              <w:t>inregistrate</w:t>
+            </w:r>
+            <w:proofErr w:type="spellEnd"/>
+            <w:r>
+              <w:rPr>
+                <w:color w:val="000000"/>
+                <w:sz w:val="27"/>
+                <w:szCs w:val="27"/>
+              </w:rPr>
+              <w:t xml:space="preserve"> in sistem , inclusiv denumirea , descrierea si statusul acestora ( rezolvat/nerezolvat </w:t>
+            </w:r>
+          </w:p>
+        </w:tc>
+      </w:tr>
+      <w:tr>
+        <w:tc>
+          <w:tcPr>
+            <w:tcW w:w="4531" w:type="dxa"/>
+          </w:tcPr>
+          <w:p>
+            <w:pPr>
+              <w:pStyle w:val="NormalWeb"/>
+              <w:rPr>
+                <w:color w:val="000000"/>
+                <w:sz w:val="27"/>
+                <w:szCs w:val="27"/>
+              </w:rPr>
+            </w:pPr>
+            <w:proofErr w:type="spellStart"/>
+            <w:r>
+              <w:rPr>
+                <w:color w:val="000000"/>
+                <w:sz w:val="27"/>
+                <w:szCs w:val="27"/>
+              </w:rPr>
+              <w:t>Declansare</w:t>
+            </w:r>
+            <w:proofErr w:type="spellEnd"/>
+          </w:p>
+        </w:tc>
+        <w:tc>
+          <w:tcPr>
+            <w:tcW w:w="4395" w:type="dxa"/>
+          </w:tcPr>
+          <w:p>
+            <w:pPr>
+              <w:pStyle w:val="NormalWeb"/>
+              <w:rPr>
+                <w:color w:val="000000"/>
+                <w:sz w:val="27"/>
+                <w:szCs w:val="27"/>
+              </w:rPr>
+            </w:pPr>
+            <w:r>
+              <w:rPr>
+                <w:color w:val="000000"/>
+                <w:sz w:val="27"/>
+                <w:szCs w:val="27"/>
+              </w:rPr>
+              <w:t>Angajatul</w:t>
+            </w:r>
+            <w:r>
+              <w:rPr>
+                <w:color w:val="000000"/>
+                <w:sz w:val="27"/>
+                <w:szCs w:val="27"/>
+              </w:rPr>
+              <w:t xml:space="preserve"> </w:t>
+            </w:r>
+            <w:proofErr w:type="spellStart"/>
+            <w:r>
+              <w:rPr>
+                <w:color w:val="000000"/>
+                <w:sz w:val="27"/>
+                <w:szCs w:val="27"/>
+              </w:rPr>
+              <w:t>doreste</w:t>
+            </w:r>
+            <w:proofErr w:type="spellEnd"/>
+            <w:r>
+              <w:rPr>
+                <w:color w:val="000000"/>
+                <w:sz w:val="27"/>
+                <w:szCs w:val="27"/>
+              </w:rPr>
+              <w:t xml:space="preserve"> sa </w:t>
+            </w:r>
+            <w:proofErr w:type="spellStart"/>
+            <w:r>
+              <w:rPr>
+                <w:color w:val="000000"/>
+                <w:sz w:val="27"/>
+                <w:szCs w:val="27"/>
+              </w:rPr>
+              <w:t>vada</w:t>
+            </w:r>
+            <w:proofErr w:type="spellEnd"/>
+            <w:r>
+              <w:rPr>
+                <w:color w:val="000000"/>
+                <w:sz w:val="27"/>
+                <w:szCs w:val="27"/>
+              </w:rPr>
+              <w:t xml:space="preserve"> lista curenta de </w:t>
+            </w:r>
+            <w:proofErr w:type="spellStart"/>
+            <w:r>
+              <w:rPr>
+                <w:color w:val="000000"/>
+                <w:sz w:val="27"/>
+                <w:szCs w:val="27"/>
+              </w:rPr>
+              <w:t>bug</w:t>
+            </w:r>
+            <w:proofErr w:type="spellEnd"/>
+            <w:r>
+              <w:rPr>
+                <w:color w:val="000000"/>
+                <w:sz w:val="27"/>
+                <w:szCs w:val="27"/>
+              </w:rPr>
+              <w:t xml:space="preserve">-uri pentru a le rezolva </w:t>
+            </w:r>
+          </w:p>
+        </w:tc>
+      </w:tr>
+      <w:tr>
+        <w:tc>
+          <w:tcPr>
+            <w:tcW w:w="4531" w:type="dxa"/>
+          </w:tcPr>
+          <w:p>
+            <w:pPr>
+              <w:pStyle w:val="NormalWeb"/>
+              <w:rPr>
+                <w:color w:val="000000"/>
+                <w:sz w:val="27"/>
+                <w:szCs w:val="27"/>
+              </w:rPr>
+            </w:pPr>
+            <w:proofErr w:type="spellStart"/>
+            <w:r>
+              <w:rPr>
+                <w:color w:val="000000"/>
+                <w:sz w:val="27"/>
+                <w:szCs w:val="27"/>
+              </w:rPr>
+              <w:t>Preconditii</w:t>
+            </w:r>
+            <w:proofErr w:type="spellEnd"/>
+          </w:p>
+        </w:tc>
+        <w:tc>
+          <w:tcPr>
+            <w:tcW w:w="4395" w:type="dxa"/>
+          </w:tcPr>
+          <w:p>
+            <w:pPr>
+              <w:pStyle w:val="NormalWeb"/>
+              <w:numPr>
+                <w:ilvl w:val="0"/>
+                <w:numId w:val="11"/>
+              </w:numPr>
+              <w:rPr>
+                <w:color w:val="000000"/>
+                <w:sz w:val="27"/>
+                <w:szCs w:val="27"/>
+              </w:rPr>
+            </w:pPr>
+            <w:r>
+              <w:rPr>
+                <w:color w:val="000000"/>
+                <w:sz w:val="27"/>
+                <w:szCs w:val="27"/>
+              </w:rPr>
+              <w:t xml:space="preserve">Angajatul este </w:t>
+            </w:r>
+            <w:proofErr w:type="spellStart"/>
+            <w:r>
+              <w:rPr>
+                <w:color w:val="000000"/>
+                <w:sz w:val="27"/>
+                <w:szCs w:val="27"/>
+              </w:rPr>
+              <w:t>logat</w:t>
+            </w:r>
+            <w:proofErr w:type="spellEnd"/>
+            <w:r>
+              <w:rPr>
+                <w:color w:val="000000"/>
+                <w:sz w:val="27"/>
+                <w:szCs w:val="27"/>
+              </w:rPr>
+              <w:t xml:space="preserve"> in sistem</w:t>
+            </w:r>
+          </w:p>
+          <w:p>
+            <w:pPr>
+              <w:pStyle w:val="NormalWeb"/>
+              <w:numPr>
+                <w:ilvl w:val="0"/>
+                <w:numId w:val="11"/>
+              </w:numPr>
+              <w:rPr>
+                <w:color w:val="000000"/>
+                <w:sz w:val="27"/>
+                <w:szCs w:val="27"/>
+              </w:rPr>
+            </w:pPr>
+            <w:r>
+              <w:rPr>
+                <w:color w:val="000000"/>
+                <w:sz w:val="27"/>
+                <w:szCs w:val="27"/>
+              </w:rPr>
+              <w:t xml:space="preserve">Exista cel </w:t>
+            </w:r>
+            <w:proofErr w:type="spellStart"/>
+            <w:r>
+              <w:rPr>
+                <w:color w:val="000000"/>
+                <w:sz w:val="27"/>
+                <w:szCs w:val="27"/>
+              </w:rPr>
+              <w:t>putin</w:t>
+            </w:r>
+            <w:proofErr w:type="spellEnd"/>
+            <w:r>
+              <w:rPr>
+                <w:color w:val="000000"/>
+                <w:sz w:val="27"/>
+                <w:szCs w:val="27"/>
+              </w:rPr>
+              <w:t xml:space="preserve"> un </w:t>
+            </w:r>
+            <w:proofErr w:type="spellStart"/>
+            <w:r>
+              <w:rPr>
+                <w:color w:val="000000"/>
+                <w:sz w:val="27"/>
+                <w:szCs w:val="27"/>
+              </w:rPr>
+              <w:t>bug</w:t>
+            </w:r>
+            <w:proofErr w:type="spellEnd"/>
+            <w:r>
+              <w:rPr>
+                <w:color w:val="000000"/>
+                <w:sz w:val="27"/>
+                <w:szCs w:val="27"/>
+              </w:rPr>
+              <w:t xml:space="preserve"> </w:t>
+            </w:r>
+            <w:proofErr w:type="spellStart"/>
+            <w:r>
+              <w:rPr>
+                <w:color w:val="000000"/>
+                <w:sz w:val="27"/>
+                <w:szCs w:val="27"/>
+              </w:rPr>
+              <w:t>inregistrat</w:t>
+            </w:r>
+            <w:proofErr w:type="spellEnd"/>
+            <w:r>
+              <w:rPr>
+                <w:color w:val="000000"/>
+                <w:sz w:val="27"/>
+                <w:szCs w:val="27"/>
+              </w:rPr>
+              <w:t xml:space="preserve"> in sistem ( daca lista e goala , se </w:t>
+            </w:r>
+            <w:proofErr w:type="spellStart"/>
+            <w:r>
+              <w:rPr>
+                <w:color w:val="000000"/>
+                <w:sz w:val="27"/>
+                <w:szCs w:val="27"/>
+              </w:rPr>
+              <w:t>afiseaza</w:t>
+            </w:r>
+            <w:proofErr w:type="spellEnd"/>
+            <w:r>
+              <w:rPr>
+                <w:color w:val="000000"/>
+                <w:sz w:val="27"/>
+                <w:szCs w:val="27"/>
+              </w:rPr>
+              <w:t xml:space="preserve"> un mesaj ) </w:t>
+            </w:r>
+          </w:p>
+        </w:tc>
+      </w:tr>
+      <w:tr>
+        <w:tc>
+          <w:tcPr>
+            <w:tcW w:w="4531" w:type="dxa"/>
+          </w:tcPr>
+          <w:p>
+            <w:pPr>
+              <w:pStyle w:val="NormalWeb"/>
+              <w:rPr>
+                <w:color w:val="000000"/>
+                <w:sz w:val="27"/>
+                <w:szCs w:val="27"/>
+              </w:rPr>
+            </w:pPr>
+            <w:proofErr w:type="spellStart"/>
+            <w:r>
+              <w:rPr>
+                <w:color w:val="000000"/>
+                <w:sz w:val="27"/>
+                <w:szCs w:val="27"/>
+              </w:rPr>
+              <w:lastRenderedPageBreak/>
+              <w:t>Postconditii</w:t>
+            </w:r>
+            <w:proofErr w:type="spellEnd"/>
+          </w:p>
+        </w:tc>
+        <w:tc>
+          <w:tcPr>
+            <w:tcW w:w="4395" w:type="dxa"/>
+          </w:tcPr>
+          <w:p>
+            <w:pPr>
+              <w:pStyle w:val="NormalWeb"/>
+              <w:rPr>
+                <w:color w:val="000000"/>
+                <w:sz w:val="27"/>
+                <w:szCs w:val="27"/>
+              </w:rPr>
+            </w:pPr>
+            <w:r>
+              <w:rPr>
+                <w:color w:val="000000"/>
+                <w:sz w:val="27"/>
+                <w:szCs w:val="27"/>
+              </w:rPr>
+              <w:t xml:space="preserve">Lista de </w:t>
+            </w:r>
+            <w:proofErr w:type="spellStart"/>
+            <w:r>
+              <w:rPr>
+                <w:color w:val="000000"/>
+                <w:sz w:val="27"/>
+                <w:szCs w:val="27"/>
+              </w:rPr>
+              <w:t>bug</w:t>
+            </w:r>
+            <w:proofErr w:type="spellEnd"/>
+            <w:r>
+              <w:rPr>
+                <w:color w:val="000000"/>
+                <w:sz w:val="27"/>
+                <w:szCs w:val="27"/>
+              </w:rPr>
+              <w:t xml:space="preserve">-uri este </w:t>
+            </w:r>
+            <w:proofErr w:type="spellStart"/>
+            <w:r>
+              <w:rPr>
+                <w:color w:val="000000"/>
+                <w:sz w:val="27"/>
+                <w:szCs w:val="27"/>
+              </w:rPr>
+              <w:t>afisata</w:t>
+            </w:r>
+            <w:proofErr w:type="spellEnd"/>
+            <w:r>
+              <w:rPr>
+                <w:color w:val="000000"/>
+                <w:sz w:val="27"/>
+                <w:szCs w:val="27"/>
+              </w:rPr>
+              <w:t xml:space="preserve"> in </w:t>
+            </w:r>
+            <w:proofErr w:type="spellStart"/>
+            <w:r>
+              <w:rPr>
+                <w:color w:val="000000"/>
+                <w:sz w:val="27"/>
+                <w:szCs w:val="27"/>
+              </w:rPr>
+              <w:t>Interfata</w:t>
+            </w:r>
+            <w:proofErr w:type="spellEnd"/>
+          </w:p>
+          <w:p>
+            <w:pPr>
+              <w:pStyle w:val="NormalWeb"/>
+              <w:rPr>
+                <w:color w:val="000000"/>
+                <w:sz w:val="27"/>
+                <w:szCs w:val="27"/>
+              </w:rPr>
+            </w:pPr>
+            <w:r>
+              <w:rPr>
+                <w:color w:val="000000"/>
+                <w:sz w:val="27"/>
+                <w:szCs w:val="27"/>
+              </w:rPr>
+              <w:t xml:space="preserve">Daca nu exista </w:t>
+            </w:r>
+            <w:proofErr w:type="spellStart"/>
+            <w:r>
+              <w:rPr>
+                <w:color w:val="000000"/>
+                <w:sz w:val="27"/>
+                <w:szCs w:val="27"/>
+              </w:rPr>
+              <w:t>bug</w:t>
+            </w:r>
+            <w:proofErr w:type="spellEnd"/>
+            <w:r>
+              <w:rPr>
+                <w:color w:val="000000"/>
+                <w:sz w:val="27"/>
+                <w:szCs w:val="27"/>
+              </w:rPr>
+              <w:t xml:space="preserve">-uri , se </w:t>
+            </w:r>
+            <w:proofErr w:type="spellStart"/>
+            <w:r>
+              <w:rPr>
+                <w:color w:val="000000"/>
+                <w:sz w:val="27"/>
+                <w:szCs w:val="27"/>
+              </w:rPr>
+              <w:t>afiseaza</w:t>
+            </w:r>
+            <w:proofErr w:type="spellEnd"/>
+            <w:r>
+              <w:rPr>
+                <w:color w:val="000000"/>
+                <w:sz w:val="27"/>
+                <w:szCs w:val="27"/>
+              </w:rPr>
+              <w:t xml:space="preserve"> un mesaj informativ </w:t>
+            </w:r>
+          </w:p>
+        </w:tc>
+      </w:tr>
+      <w:tr>
+        <w:tc>
+          <w:tcPr>
+            <w:tcW w:w="4531" w:type="dxa"/>
+          </w:tcPr>
+          <w:p>
+            <w:pPr>
+              <w:pStyle w:val="NormalWeb"/>
+              <w:rPr>
+                <w:color w:val="000000"/>
+                <w:sz w:val="27"/>
+                <w:szCs w:val="27"/>
+              </w:rPr>
+            </w:pPr>
+            <w:r>
+              <w:rPr>
+                <w:color w:val="000000"/>
+                <w:sz w:val="27"/>
+                <w:szCs w:val="27"/>
+              </w:rPr>
+              <w:t>Flux normal de evenimente</w:t>
+            </w:r>
+          </w:p>
+        </w:tc>
+        <w:tc>
+          <w:tcPr>
+            <w:tcW w:w="4395" w:type="dxa"/>
+          </w:tcPr>
+          <w:p>
+            <w:pPr>
+              <w:pStyle w:val="NormalWeb"/>
+              <w:numPr>
+                <w:ilvl w:val="0"/>
+                <w:numId w:val="12"/>
+              </w:numPr>
+              <w:rPr>
+                <w:color w:val="000000"/>
+                <w:sz w:val="27"/>
+                <w:szCs w:val="27"/>
+              </w:rPr>
+            </w:pPr>
+            <w:r>
+              <w:rPr>
+                <w:color w:val="000000"/>
+                <w:sz w:val="27"/>
+                <w:szCs w:val="27"/>
+              </w:rPr>
+              <w:t xml:space="preserve">Angajatul </w:t>
+            </w:r>
+            <w:proofErr w:type="spellStart"/>
+            <w:r>
+              <w:rPr>
+                <w:color w:val="000000"/>
+                <w:sz w:val="27"/>
+                <w:szCs w:val="27"/>
+              </w:rPr>
+              <w:t>acceseaza</w:t>
+            </w:r>
+            <w:proofErr w:type="spellEnd"/>
+            <w:r>
+              <w:rPr>
+                <w:color w:val="000000"/>
+                <w:sz w:val="27"/>
+                <w:szCs w:val="27"/>
+              </w:rPr>
+              <w:t xml:space="preserve"> </w:t>
+            </w:r>
+            <w:proofErr w:type="spellStart"/>
+            <w:r>
+              <w:rPr>
+                <w:color w:val="000000"/>
+                <w:sz w:val="27"/>
+                <w:szCs w:val="27"/>
+              </w:rPr>
+              <w:t>sectiunea</w:t>
+            </w:r>
+            <w:proofErr w:type="spellEnd"/>
+            <w:r>
+              <w:rPr>
+                <w:color w:val="000000"/>
+                <w:sz w:val="27"/>
+                <w:szCs w:val="27"/>
+              </w:rPr>
+              <w:t xml:space="preserve"> „Vizualizare BUGURI”</w:t>
+            </w:r>
+          </w:p>
+          <w:p>
+            <w:pPr>
+              <w:pStyle w:val="NormalWeb"/>
+              <w:numPr>
+                <w:ilvl w:val="0"/>
+                <w:numId w:val="12"/>
+              </w:numPr>
+              <w:rPr>
+                <w:color w:val="000000"/>
+                <w:sz w:val="27"/>
+                <w:szCs w:val="27"/>
+              </w:rPr>
+            </w:pPr>
+            <w:proofErr w:type="spellStart"/>
+            <w:r>
+              <w:rPr>
+                <w:color w:val="000000"/>
+                <w:sz w:val="27"/>
+                <w:szCs w:val="27"/>
+              </w:rPr>
+              <w:t>Sisstemul</w:t>
+            </w:r>
+            <w:proofErr w:type="spellEnd"/>
+            <w:r>
+              <w:rPr>
+                <w:color w:val="000000"/>
+                <w:sz w:val="27"/>
+                <w:szCs w:val="27"/>
+              </w:rPr>
+              <w:t xml:space="preserve"> </w:t>
+            </w:r>
+            <w:proofErr w:type="spellStart"/>
+            <w:r>
+              <w:rPr>
+                <w:color w:val="000000"/>
+                <w:sz w:val="27"/>
+                <w:szCs w:val="27"/>
+              </w:rPr>
+              <w:t>incarca</w:t>
+            </w:r>
+            <w:proofErr w:type="spellEnd"/>
+            <w:r>
+              <w:rPr>
+                <w:color w:val="000000"/>
+                <w:sz w:val="27"/>
+                <w:szCs w:val="27"/>
+              </w:rPr>
+              <w:t xml:space="preserve"> liste de </w:t>
+            </w:r>
+            <w:proofErr w:type="spellStart"/>
+            <w:r>
+              <w:rPr>
+                <w:color w:val="000000"/>
+                <w:sz w:val="27"/>
+                <w:szCs w:val="27"/>
+              </w:rPr>
+              <w:t>bug</w:t>
+            </w:r>
+            <w:proofErr w:type="spellEnd"/>
+            <w:r>
+              <w:rPr>
+                <w:color w:val="000000"/>
+                <w:sz w:val="27"/>
+                <w:szCs w:val="27"/>
+              </w:rPr>
+              <w:t xml:space="preserve">-uri din BD </w:t>
+            </w:r>
+          </w:p>
+          <w:p>
+            <w:pPr>
+              <w:pStyle w:val="NormalWeb"/>
+              <w:numPr>
+                <w:ilvl w:val="0"/>
+                <w:numId w:val="12"/>
+              </w:numPr>
+              <w:rPr>
+                <w:color w:val="000000"/>
+                <w:sz w:val="27"/>
+                <w:szCs w:val="27"/>
+              </w:rPr>
+            </w:pPr>
+            <w:r>
+              <w:rPr>
+                <w:color w:val="000000"/>
+                <w:sz w:val="27"/>
+                <w:szCs w:val="27"/>
+              </w:rPr>
+              <w:t xml:space="preserve">Sistemul </w:t>
+            </w:r>
+            <w:proofErr w:type="spellStart"/>
+            <w:r>
+              <w:rPr>
+                <w:color w:val="000000"/>
+                <w:sz w:val="27"/>
+                <w:szCs w:val="27"/>
+              </w:rPr>
+              <w:t>afiseaza</w:t>
+            </w:r>
+            <w:proofErr w:type="spellEnd"/>
+            <w:r>
+              <w:rPr>
+                <w:color w:val="000000"/>
+                <w:sz w:val="27"/>
+                <w:szCs w:val="27"/>
+              </w:rPr>
+              <w:t xml:space="preserve"> lista de </w:t>
+            </w:r>
+            <w:proofErr w:type="spellStart"/>
+            <w:r>
+              <w:rPr>
+                <w:color w:val="000000"/>
+                <w:sz w:val="27"/>
+                <w:szCs w:val="27"/>
+              </w:rPr>
+              <w:t>buguri</w:t>
+            </w:r>
+            <w:proofErr w:type="spellEnd"/>
+            <w:r>
+              <w:rPr>
+                <w:color w:val="000000"/>
+                <w:sz w:val="27"/>
+                <w:szCs w:val="27"/>
+              </w:rPr>
+              <w:t xml:space="preserve"> din </w:t>
+            </w:r>
+            <w:proofErr w:type="spellStart"/>
+            <w:r>
+              <w:rPr>
+                <w:color w:val="000000"/>
+                <w:sz w:val="27"/>
+                <w:szCs w:val="27"/>
+              </w:rPr>
+              <w:t>interfata</w:t>
+            </w:r>
+            <w:proofErr w:type="spellEnd"/>
+            <w:r>
+              <w:rPr>
+                <w:color w:val="000000"/>
+                <w:sz w:val="27"/>
+                <w:szCs w:val="27"/>
+              </w:rPr>
+              <w:t xml:space="preserve"> , sortata </w:t>
+            </w:r>
+            <w:proofErr w:type="spellStart"/>
+            <w:r>
+              <w:rPr>
+                <w:color w:val="000000"/>
+                <w:sz w:val="27"/>
+                <w:szCs w:val="27"/>
+              </w:rPr>
+              <w:t>dupa</w:t>
+            </w:r>
+            <w:proofErr w:type="spellEnd"/>
+            <w:r>
+              <w:rPr>
+                <w:color w:val="000000"/>
+                <w:sz w:val="27"/>
+                <w:szCs w:val="27"/>
+              </w:rPr>
+              <w:t xml:space="preserve"> status </w:t>
+            </w:r>
+          </w:p>
+          <w:p>
+            <w:pPr>
+              <w:pStyle w:val="NormalWeb"/>
+              <w:numPr>
+                <w:ilvl w:val="0"/>
+                <w:numId w:val="12"/>
+              </w:numPr>
+              <w:rPr>
+                <w:color w:val="000000"/>
+                <w:sz w:val="27"/>
+                <w:szCs w:val="27"/>
+              </w:rPr>
+            </w:pPr>
+            <w:r>
+              <w:rPr>
+                <w:color w:val="000000"/>
+                <w:sz w:val="27"/>
+                <w:szCs w:val="27"/>
+              </w:rPr>
+              <w:t xml:space="preserve">Angajatul poate selecta un </w:t>
+            </w:r>
+            <w:proofErr w:type="spellStart"/>
+            <w:r>
+              <w:rPr>
+                <w:color w:val="000000"/>
+                <w:sz w:val="27"/>
+                <w:szCs w:val="27"/>
+              </w:rPr>
+              <w:t>bug</w:t>
+            </w:r>
+            <w:proofErr w:type="spellEnd"/>
+            <w:r>
+              <w:rPr>
+                <w:color w:val="000000"/>
+                <w:sz w:val="27"/>
+                <w:szCs w:val="27"/>
+              </w:rPr>
+              <w:t xml:space="preserve"> pentru a vedea detalii suplimentare ( daca este </w:t>
+            </w:r>
+            <w:proofErr w:type="spellStart"/>
+            <w:r>
+              <w:rPr>
+                <w:color w:val="000000"/>
+                <w:sz w:val="27"/>
+                <w:szCs w:val="27"/>
+              </w:rPr>
+              <w:t>cazl</w:t>
+            </w:r>
+            <w:proofErr w:type="spellEnd"/>
+            <w:r>
+              <w:rPr>
+                <w:color w:val="000000"/>
+                <w:sz w:val="27"/>
+                <w:szCs w:val="27"/>
+              </w:rPr>
+              <w:t xml:space="preserve"> </w:t>
+            </w:r>
+          </w:p>
+        </w:tc>
+      </w:tr>
+      <w:tr>
+        <w:tc>
+          <w:tcPr>
+            <w:tcW w:w="4531" w:type="dxa"/>
+          </w:tcPr>
+          <w:p>
+            <w:pPr>
+              <w:pStyle w:val="NormalWeb"/>
+              <w:rPr>
+                <w:color w:val="000000"/>
+                <w:sz w:val="27"/>
+                <w:szCs w:val="27"/>
+              </w:rPr>
+            </w:pPr>
+            <w:r>
+              <w:rPr>
+                <w:color w:val="000000"/>
+                <w:sz w:val="27"/>
+                <w:szCs w:val="27"/>
+              </w:rPr>
+              <w:t>Flux alternativ</w:t>
+            </w:r>
+          </w:p>
+        </w:tc>
+        <w:tc>
+          <w:tcPr>
+            <w:tcW w:w="4395" w:type="dxa"/>
+          </w:tcPr>
+          <w:p>
+            <w:pPr>
+              <w:pStyle w:val="NormalWeb"/>
+              <w:rPr>
+                <w:color w:val="000000"/>
+                <w:sz w:val="27"/>
+                <w:szCs w:val="27"/>
+              </w:rPr>
+            </w:pPr>
+            <w:r>
+              <w:rPr>
+                <w:color w:val="000000"/>
+                <w:sz w:val="27"/>
+                <w:szCs w:val="27"/>
+              </w:rPr>
+              <w:t xml:space="preserve">FA1 : lista de </w:t>
+            </w:r>
+            <w:proofErr w:type="spellStart"/>
+            <w:r>
+              <w:rPr>
+                <w:color w:val="000000"/>
+                <w:sz w:val="27"/>
+                <w:szCs w:val="27"/>
+              </w:rPr>
+              <w:t>bugs</w:t>
+            </w:r>
+            <w:proofErr w:type="spellEnd"/>
+            <w:r>
+              <w:rPr>
+                <w:color w:val="000000"/>
+                <w:sz w:val="27"/>
+                <w:szCs w:val="27"/>
+              </w:rPr>
+              <w:t xml:space="preserve"> este goala , sistemul </w:t>
+            </w:r>
+            <w:proofErr w:type="spellStart"/>
+            <w:r>
+              <w:rPr>
+                <w:color w:val="000000"/>
+                <w:sz w:val="27"/>
+                <w:szCs w:val="27"/>
+              </w:rPr>
+              <w:t>detecteaza</w:t>
+            </w:r>
+            <w:proofErr w:type="spellEnd"/>
+            <w:r>
+              <w:rPr>
+                <w:color w:val="000000"/>
+                <w:sz w:val="27"/>
+                <w:szCs w:val="27"/>
+              </w:rPr>
+              <w:t xml:space="preserve"> ca nu exista </w:t>
+            </w:r>
+            <w:proofErr w:type="spellStart"/>
+            <w:r>
+              <w:rPr>
+                <w:color w:val="000000"/>
+                <w:sz w:val="27"/>
+                <w:szCs w:val="27"/>
+              </w:rPr>
+              <w:t>buguri</w:t>
+            </w:r>
+            <w:proofErr w:type="spellEnd"/>
+            <w:r>
+              <w:rPr>
+                <w:color w:val="000000"/>
+                <w:sz w:val="27"/>
+                <w:szCs w:val="27"/>
+              </w:rPr>
+              <w:t xml:space="preserve"> </w:t>
+            </w:r>
+            <w:proofErr w:type="spellStart"/>
+            <w:r>
+              <w:rPr>
+                <w:color w:val="000000"/>
+                <w:sz w:val="27"/>
+                <w:szCs w:val="27"/>
+              </w:rPr>
+              <w:t>inregistrate</w:t>
+            </w:r>
+            <w:proofErr w:type="spellEnd"/>
+            <w:r>
+              <w:rPr>
+                <w:color w:val="000000"/>
+                <w:sz w:val="27"/>
+                <w:szCs w:val="27"/>
+              </w:rPr>
+              <w:t xml:space="preserve"> , se </w:t>
+            </w:r>
+            <w:proofErr w:type="spellStart"/>
+            <w:r>
+              <w:rPr>
+                <w:color w:val="000000"/>
+                <w:sz w:val="27"/>
+                <w:szCs w:val="27"/>
+              </w:rPr>
+              <w:t>afiseaza</w:t>
+            </w:r>
+            <w:proofErr w:type="spellEnd"/>
+            <w:r>
+              <w:rPr>
+                <w:color w:val="000000"/>
+                <w:sz w:val="27"/>
+                <w:szCs w:val="27"/>
+              </w:rPr>
+              <w:t xml:space="preserve"> mesajul nu exista </w:t>
+            </w:r>
+            <w:proofErr w:type="spellStart"/>
+            <w:r>
+              <w:rPr>
+                <w:color w:val="000000"/>
+                <w:sz w:val="27"/>
+                <w:szCs w:val="27"/>
+              </w:rPr>
+              <w:t>bug</w:t>
+            </w:r>
+            <w:proofErr w:type="spellEnd"/>
+            <w:r>
+              <w:rPr>
+                <w:color w:val="000000"/>
+                <w:sz w:val="27"/>
+                <w:szCs w:val="27"/>
+              </w:rPr>
+              <w:t xml:space="preserve">-uri in sistem . </w:t>
+            </w:r>
+          </w:p>
+          <w:p>
+            <w:pPr>
+              <w:pStyle w:val="NormalWeb"/>
+              <w:rPr>
+                <w:color w:val="000000"/>
+                <w:sz w:val="27"/>
+                <w:szCs w:val="27"/>
+              </w:rPr>
+            </w:pPr>
+          </w:p>
+        </w:tc>
+      </w:tr>
+      <w:tr>
+        <w:trPr>
+          <w:trHeight w:val="5899"/>
+        </w:trPr>
+        <w:tc>
+          <w:tcPr>
+            <w:tcW w:w="4531" w:type="dxa"/>
+          </w:tcPr>
+          <w:p>
+            <w:pPr>
+              <w:pStyle w:val="NormalWeb"/>
+              <w:rPr>
+                <w:color w:val="000000"/>
+                <w:sz w:val="27"/>
+                <w:szCs w:val="27"/>
+              </w:rPr>
+            </w:pPr>
+            <w:proofErr w:type="spellStart"/>
+            <w:r>
+              <w:rPr>
+                <w:color w:val="000000"/>
+                <w:sz w:val="27"/>
+                <w:szCs w:val="27"/>
+              </w:rPr>
+              <w:t>Exceptii</w:t>
+            </w:r>
+            <w:proofErr w:type="spellEnd"/>
+          </w:p>
+        </w:tc>
+        <w:tc>
+          <w:tcPr>
+            <w:tcW w:w="4395" w:type="dxa"/>
+          </w:tcPr>
+          <w:p>
+            <w:pPr>
+              <w:pStyle w:val="NormalWeb"/>
+              <w:numPr>
+                <w:ilvl w:val="0"/>
+                <w:numId w:val="13"/>
+              </w:numPr>
+              <w:rPr>
+                <w:color w:val="000000"/>
+                <w:sz w:val="27"/>
+                <w:szCs w:val="27"/>
+              </w:rPr>
+            </w:pPr>
+            <w:r>
+              <w:rPr>
+                <w:color w:val="000000"/>
+                <w:sz w:val="27"/>
+                <w:szCs w:val="27"/>
+              </w:rPr>
+              <w:t xml:space="preserve">Sistemul nu poate </w:t>
+            </w:r>
+            <w:proofErr w:type="spellStart"/>
+            <w:r>
+              <w:rPr>
+                <w:color w:val="000000"/>
+                <w:sz w:val="27"/>
+                <w:szCs w:val="27"/>
+              </w:rPr>
+              <w:t>incarca</w:t>
+            </w:r>
+            <w:proofErr w:type="spellEnd"/>
+            <w:r>
+              <w:rPr>
+                <w:color w:val="000000"/>
+                <w:sz w:val="27"/>
+                <w:szCs w:val="27"/>
+              </w:rPr>
+              <w:t xml:space="preserve"> lista de </w:t>
+            </w:r>
+            <w:proofErr w:type="spellStart"/>
+            <w:r>
+              <w:rPr>
+                <w:color w:val="000000"/>
+                <w:sz w:val="27"/>
+                <w:szCs w:val="27"/>
+              </w:rPr>
+              <w:t>buguri</w:t>
+            </w:r>
+            <w:proofErr w:type="spellEnd"/>
+            <w:r>
+              <w:rPr>
+                <w:color w:val="000000"/>
+                <w:sz w:val="27"/>
+                <w:szCs w:val="27"/>
+              </w:rPr>
+              <w:t xml:space="preserve"> din </w:t>
+            </w:r>
+            <w:proofErr w:type="spellStart"/>
+            <w:r>
+              <w:rPr>
+                <w:color w:val="000000"/>
+                <w:sz w:val="27"/>
+                <w:szCs w:val="27"/>
+              </w:rPr>
+              <w:t>cazua</w:t>
+            </w:r>
+            <w:proofErr w:type="spellEnd"/>
+            <w:r>
+              <w:rPr>
+                <w:color w:val="000000"/>
+                <w:sz w:val="27"/>
+                <w:szCs w:val="27"/>
+              </w:rPr>
+              <w:t xml:space="preserve"> unei erori </w:t>
+            </w:r>
+          </w:p>
+          <w:p>
+            <w:pPr>
+              <w:pStyle w:val="NormalWeb"/>
+              <w:numPr>
+                <w:ilvl w:val="0"/>
+                <w:numId w:val="13"/>
+              </w:numPr>
+              <w:rPr>
+                <w:color w:val="000000"/>
+                <w:sz w:val="27"/>
+                <w:szCs w:val="27"/>
+              </w:rPr>
+            </w:pPr>
+            <w:r>
+              <w:rPr>
+                <w:color w:val="000000"/>
+                <w:sz w:val="27"/>
+                <w:szCs w:val="27"/>
+              </w:rPr>
+              <w:t xml:space="preserve">Se </w:t>
+            </w:r>
+            <w:proofErr w:type="spellStart"/>
+            <w:r>
+              <w:rPr>
+                <w:color w:val="000000"/>
+                <w:sz w:val="27"/>
+                <w:szCs w:val="27"/>
+              </w:rPr>
+              <w:t>afiseaza</w:t>
+            </w:r>
+            <w:proofErr w:type="spellEnd"/>
+            <w:r>
+              <w:rPr>
+                <w:color w:val="000000"/>
+                <w:sz w:val="27"/>
+                <w:szCs w:val="27"/>
+              </w:rPr>
+              <w:t xml:space="preserve"> mesajul „ Eroare la </w:t>
+            </w:r>
+            <w:proofErr w:type="spellStart"/>
+            <w:r>
+              <w:rPr>
+                <w:color w:val="000000"/>
+                <w:sz w:val="27"/>
+                <w:szCs w:val="27"/>
+              </w:rPr>
+              <w:t>incarcarea</w:t>
+            </w:r>
+            <w:proofErr w:type="spellEnd"/>
+            <w:r>
+              <w:rPr>
+                <w:color w:val="000000"/>
+                <w:sz w:val="27"/>
+                <w:szCs w:val="27"/>
+              </w:rPr>
+              <w:t xml:space="preserve"> </w:t>
+            </w:r>
+            <w:proofErr w:type="spellStart"/>
+            <w:r>
+              <w:rPr>
+                <w:color w:val="000000"/>
+                <w:sz w:val="27"/>
+                <w:szCs w:val="27"/>
+              </w:rPr>
+              <w:t>bug</w:t>
+            </w:r>
+            <w:proofErr w:type="spellEnd"/>
+            <w:r>
+              <w:rPr>
+                <w:color w:val="000000"/>
+                <w:sz w:val="27"/>
+                <w:szCs w:val="27"/>
+              </w:rPr>
+              <w:t xml:space="preserve">-urilor , </w:t>
+            </w:r>
+            <w:proofErr w:type="spellStart"/>
+            <w:r>
+              <w:rPr>
+                <w:color w:val="000000"/>
+                <w:sz w:val="27"/>
+                <w:szCs w:val="27"/>
+              </w:rPr>
+              <w:t>incercati</w:t>
+            </w:r>
+            <w:proofErr w:type="spellEnd"/>
+            <w:r>
+              <w:rPr>
+                <w:color w:val="000000"/>
+                <w:sz w:val="27"/>
+                <w:szCs w:val="27"/>
+              </w:rPr>
+              <w:t xml:space="preserve"> din nou . </w:t>
+            </w:r>
+          </w:p>
+          <w:p>
+            <w:pPr>
+              <w:pStyle w:val="NormalWeb"/>
+              <w:ind w:left="1080"/>
+              <w:rPr>
+                <w:color w:val="000000"/>
+                <w:sz w:val="27"/>
+                <w:szCs w:val="27"/>
+              </w:rPr>
+            </w:pPr>
+          </w:p>
+        </w:tc>
+      </w:tr>
+    </w:tbl>
+    <w:p>
+      <w:pPr>
+        <w:tabs>
+          <w:tab w:val="left" w:pos="3480"/>
+        </w:tabs>
+        <w:rPr>
+          <w:lang w:eastAsia="ro-RO"/>
+        </w:rPr>
+      </w:pPr>
+    </w:p>
+    <w:p>
+      <w:pPr>
+        <w:tabs>
+          <w:tab w:val="left" w:pos="3480"/>
+        </w:tabs>
+        <w:rPr>
+          <w:lang w:eastAsia="ro-RO"/>
+        </w:rPr>
+      </w:pPr>
+      <w:r>
+        <w:rPr>
+          <w:lang w:eastAsia="ro-RO"/>
+        </w:rPr>
+        <w:lastRenderedPageBreak/>
+        <w:t xml:space="preserve">5) Descrierea cazului de utilizare EDITARE BUG </w:t>
+      </w:r>
+      <w:r>
+        <w:rPr>
+          <w:lang w:eastAsia="ro-RO"/>
+        </w:rPr>
+        <w:t xml:space="preserve">al sistemului de URMARIRE DE BUG-URI </w:t>
+      </w:r>
+    </w:p>
+    <w:tbl>
+      <w:tblPr>
+        <w:tblStyle w:val="TableGrid"/>
+        <w:tblW w:w="8926" w:type="dxa"/>
+        <w:tblLook w:val="04A0" w:firstRow="1" w:lastRow="0" w:firstColumn="1" w:lastColumn="0" w:noHBand="0" w:noVBand="1"/>
+      </w:tblPr>
+      <w:tblGrid>
+        <w:gridCol w:w="4531"/>
+        <w:gridCol w:w="4395"/>
+      </w:tblGrid>
+      <w:tr>
+        <w:tc>
+          <w:tcPr>
+            <w:tcW w:w="4531" w:type="dxa"/>
+          </w:tcPr>
+          <w:p>
+            <w:pPr>
+              <w:pStyle w:val="NormalWeb"/>
+              <w:rPr>
+                <w:color w:val="000000"/>
+                <w:sz w:val="27"/>
+                <w:szCs w:val="27"/>
+              </w:rPr>
+            </w:pPr>
+            <w:r>
+              <w:rPr>
+                <w:color w:val="000000"/>
+                <w:sz w:val="27"/>
+                <w:szCs w:val="27"/>
+              </w:rPr>
+              <w:t>Nume</w:t>
+            </w:r>
+          </w:p>
+        </w:tc>
+        <w:tc>
+          <w:tcPr>
+            <w:tcW w:w="4395" w:type="dxa"/>
+          </w:tcPr>
+          <w:p>
+            <w:pPr>
+              <w:pStyle w:val="NormalWeb"/>
+              <w:rPr>
+                <w:color w:val="000000"/>
+                <w:sz w:val="27"/>
+                <w:szCs w:val="27"/>
+              </w:rPr>
+            </w:pPr>
+            <w:r>
+              <w:rPr>
+                <w:color w:val="000000"/>
+                <w:sz w:val="27"/>
+                <w:szCs w:val="27"/>
+              </w:rPr>
+              <w:t xml:space="preserve">Editare BUG </w:t>
+            </w:r>
+          </w:p>
+        </w:tc>
+      </w:tr>
+      <w:tr>
+        <w:tc>
+          <w:tcPr>
+            <w:tcW w:w="4531" w:type="dxa"/>
+          </w:tcPr>
+          <w:p>
+            <w:pPr>
+              <w:pStyle w:val="NormalWeb"/>
+              <w:rPr>
+                <w:color w:val="000000"/>
+                <w:sz w:val="27"/>
+                <w:szCs w:val="27"/>
+              </w:rPr>
+            </w:pPr>
+            <w:r>
+              <w:rPr>
+                <w:color w:val="000000"/>
+                <w:sz w:val="27"/>
+                <w:szCs w:val="27"/>
+              </w:rPr>
+              <w:t>Actor principal</w:t>
+            </w:r>
+          </w:p>
+        </w:tc>
+        <w:tc>
+          <w:tcPr>
+            <w:tcW w:w="4395" w:type="dxa"/>
+          </w:tcPr>
+          <w:p>
+            <w:pPr>
+              <w:pStyle w:val="NormalWeb"/>
+              <w:rPr>
+                <w:color w:val="000000"/>
+                <w:sz w:val="27"/>
+                <w:szCs w:val="27"/>
+              </w:rPr>
+            </w:pPr>
+            <w:r>
+              <w:rPr>
+                <w:color w:val="000000"/>
+                <w:sz w:val="27"/>
+                <w:szCs w:val="27"/>
+              </w:rPr>
+              <w:t xml:space="preserve">Tester </w:t>
+            </w:r>
+          </w:p>
+        </w:tc>
+      </w:tr>
+      <w:tr>
+        <w:tc>
+          <w:tcPr>
+            <w:tcW w:w="4531" w:type="dxa"/>
+          </w:tcPr>
+          <w:p>
+            <w:pPr>
+              <w:pStyle w:val="NormalWeb"/>
+              <w:rPr>
+                <w:color w:val="000000"/>
+                <w:sz w:val="27"/>
+                <w:szCs w:val="27"/>
+              </w:rPr>
+            </w:pPr>
+            <w:r>
+              <w:rPr>
+                <w:color w:val="000000"/>
+                <w:sz w:val="27"/>
+                <w:szCs w:val="27"/>
+              </w:rPr>
+              <w:t>Actor secundar</w:t>
+            </w:r>
+          </w:p>
+        </w:tc>
+        <w:tc>
+          <w:tcPr>
+            <w:tcW w:w="4395" w:type="dxa"/>
+          </w:tcPr>
+          <w:p>
+            <w:pPr>
+              <w:pStyle w:val="NormalWeb"/>
+              <w:rPr>
+                <w:color w:val="000000"/>
+                <w:sz w:val="27"/>
+                <w:szCs w:val="27"/>
+              </w:rPr>
+            </w:pPr>
+            <w:r>
+              <w:rPr>
+                <w:color w:val="000000"/>
+                <w:sz w:val="27"/>
+                <w:szCs w:val="27"/>
+              </w:rPr>
+              <w:t>-</w:t>
+            </w:r>
+          </w:p>
+        </w:tc>
+      </w:tr>
+      <w:tr>
+        <w:tc>
+          <w:tcPr>
+            <w:tcW w:w="4531" w:type="dxa"/>
+          </w:tcPr>
+          <w:p>
+            <w:pPr>
+              <w:pStyle w:val="NormalWeb"/>
+              <w:rPr>
+                <w:color w:val="000000"/>
+                <w:sz w:val="27"/>
+                <w:szCs w:val="27"/>
+              </w:rPr>
+            </w:pPr>
+            <w:r>
+              <w:rPr>
+                <w:color w:val="000000"/>
+                <w:sz w:val="27"/>
+                <w:szCs w:val="27"/>
+              </w:rPr>
+              <w:t>Descriere</w:t>
+            </w:r>
+          </w:p>
+        </w:tc>
+        <w:tc>
+          <w:tcPr>
+            <w:tcW w:w="4395" w:type="dxa"/>
+          </w:tcPr>
+          <w:p>
+            <w:pPr>
+              <w:pStyle w:val="NormalWeb"/>
+              <w:rPr>
+                <w:color w:val="000000"/>
+                <w:sz w:val="27"/>
+                <w:szCs w:val="27"/>
+              </w:rPr>
+            </w:pPr>
+            <w:r>
+              <w:rPr>
+                <w:color w:val="000000"/>
+                <w:sz w:val="27"/>
+                <w:szCs w:val="27"/>
+              </w:rPr>
+              <w:t>Tester-</w:t>
+            </w:r>
+            <w:proofErr w:type="spellStart"/>
+            <w:r>
+              <w:rPr>
+                <w:color w:val="000000"/>
+                <w:sz w:val="27"/>
+                <w:szCs w:val="27"/>
+              </w:rPr>
+              <w:t>ul</w:t>
+            </w:r>
+            <w:proofErr w:type="spellEnd"/>
+            <w:r>
+              <w:rPr>
+                <w:color w:val="000000"/>
+                <w:sz w:val="27"/>
+                <w:szCs w:val="27"/>
+              </w:rPr>
+              <w:t xml:space="preserve"> poate modificare denumirea si descrierea unui </w:t>
+            </w:r>
+            <w:proofErr w:type="spellStart"/>
+            <w:r>
+              <w:rPr>
+                <w:color w:val="000000"/>
+                <w:sz w:val="27"/>
+                <w:szCs w:val="27"/>
+              </w:rPr>
+              <w:t>bug</w:t>
+            </w:r>
+            <w:proofErr w:type="spellEnd"/>
+            <w:r>
+              <w:rPr>
+                <w:color w:val="000000"/>
+                <w:sz w:val="27"/>
+                <w:szCs w:val="27"/>
+              </w:rPr>
+              <w:t xml:space="preserve"> existent in sistem pentru a corecta </w:t>
+            </w:r>
+            <w:proofErr w:type="spellStart"/>
+            <w:r>
+              <w:rPr>
+                <w:color w:val="000000"/>
+                <w:sz w:val="27"/>
+                <w:szCs w:val="27"/>
+              </w:rPr>
+              <w:t>informatiile</w:t>
+            </w:r>
+            <w:proofErr w:type="spellEnd"/>
+            <w:r>
+              <w:rPr>
+                <w:color w:val="000000"/>
+                <w:sz w:val="27"/>
+                <w:szCs w:val="27"/>
+              </w:rPr>
+              <w:t xml:space="preserve"> despre acesta </w:t>
+            </w:r>
+          </w:p>
+        </w:tc>
+      </w:tr>
+      <w:tr>
+        <w:tc>
+          <w:tcPr>
+            <w:tcW w:w="4531" w:type="dxa"/>
+          </w:tcPr>
+          <w:p>
+            <w:pPr>
+              <w:pStyle w:val="NormalWeb"/>
+              <w:rPr>
+                <w:color w:val="000000"/>
+                <w:sz w:val="27"/>
+                <w:szCs w:val="27"/>
+              </w:rPr>
+            </w:pPr>
+            <w:proofErr w:type="spellStart"/>
+            <w:r>
+              <w:rPr>
+                <w:color w:val="000000"/>
+                <w:sz w:val="27"/>
+                <w:szCs w:val="27"/>
+              </w:rPr>
+              <w:t>Declansare</w:t>
+            </w:r>
+            <w:proofErr w:type="spellEnd"/>
+          </w:p>
+        </w:tc>
+        <w:tc>
+          <w:tcPr>
+            <w:tcW w:w="4395" w:type="dxa"/>
+          </w:tcPr>
+          <w:p>
+            <w:pPr>
+              <w:pStyle w:val="NormalWeb"/>
+              <w:rPr>
+                <w:color w:val="000000"/>
+                <w:sz w:val="27"/>
+                <w:szCs w:val="27"/>
+              </w:rPr>
+            </w:pPr>
+            <w:r>
+              <w:rPr>
+                <w:color w:val="000000"/>
+                <w:sz w:val="27"/>
+                <w:szCs w:val="27"/>
+              </w:rPr>
+              <w:t xml:space="preserve">Testerul </w:t>
+            </w:r>
+            <w:proofErr w:type="spellStart"/>
+            <w:r>
+              <w:rPr>
+                <w:color w:val="000000"/>
+                <w:sz w:val="27"/>
+                <w:szCs w:val="27"/>
+              </w:rPr>
+              <w:t>doreste</w:t>
+            </w:r>
+            <w:proofErr w:type="spellEnd"/>
+            <w:r>
+              <w:rPr>
+                <w:color w:val="000000"/>
+                <w:sz w:val="27"/>
+                <w:szCs w:val="27"/>
+              </w:rPr>
+              <w:t xml:space="preserve"> sa actualizeze detaliile unui </w:t>
+            </w:r>
+            <w:proofErr w:type="spellStart"/>
+            <w:r>
+              <w:rPr>
+                <w:color w:val="000000"/>
+                <w:sz w:val="27"/>
+                <w:szCs w:val="27"/>
+              </w:rPr>
+              <w:t>bug</w:t>
+            </w:r>
+            <w:proofErr w:type="spellEnd"/>
+            <w:r>
+              <w:rPr>
+                <w:color w:val="000000"/>
+                <w:sz w:val="27"/>
+                <w:szCs w:val="27"/>
+              </w:rPr>
+              <w:t xml:space="preserve"> deja </w:t>
+            </w:r>
+            <w:proofErr w:type="spellStart"/>
+            <w:r>
+              <w:rPr>
+                <w:color w:val="000000"/>
+                <w:sz w:val="27"/>
+                <w:szCs w:val="27"/>
+              </w:rPr>
+              <w:t>inregistrat</w:t>
+            </w:r>
+            <w:proofErr w:type="spellEnd"/>
+            <w:r>
+              <w:rPr>
+                <w:color w:val="000000"/>
+                <w:sz w:val="27"/>
+                <w:szCs w:val="27"/>
+              </w:rPr>
+              <w:t xml:space="preserve"> </w:t>
+            </w:r>
+          </w:p>
+        </w:tc>
+      </w:tr>
+      <w:tr>
+        <w:tc>
+          <w:tcPr>
+            <w:tcW w:w="4531" w:type="dxa"/>
+          </w:tcPr>
+          <w:p>
+            <w:pPr>
+              <w:pStyle w:val="NormalWeb"/>
+              <w:rPr>
+                <w:color w:val="000000"/>
+                <w:sz w:val="27"/>
+                <w:szCs w:val="27"/>
+              </w:rPr>
+            </w:pPr>
+            <w:proofErr w:type="spellStart"/>
+            <w:r>
+              <w:rPr>
+                <w:color w:val="000000"/>
+                <w:sz w:val="27"/>
+                <w:szCs w:val="27"/>
+              </w:rPr>
+              <w:t>Preconditii</w:t>
+            </w:r>
+            <w:proofErr w:type="spellEnd"/>
+          </w:p>
+        </w:tc>
+        <w:tc>
+          <w:tcPr>
+            <w:tcW w:w="4395" w:type="dxa"/>
+          </w:tcPr>
+          <w:p>
+            <w:pPr>
+              <w:pStyle w:val="NormalWeb"/>
+              <w:ind w:left="1080"/>
+              <w:rPr>
+                <w:color w:val="000000"/>
+                <w:sz w:val="27"/>
+                <w:szCs w:val="27"/>
+              </w:rPr>
+            </w:pPr>
+            <w:r>
+              <w:rPr>
+                <w:color w:val="000000"/>
+                <w:sz w:val="27"/>
+                <w:szCs w:val="27"/>
+              </w:rPr>
+              <w:t xml:space="preserve">1.Testerul este </w:t>
+            </w:r>
+            <w:proofErr w:type="spellStart"/>
+            <w:r>
+              <w:rPr>
+                <w:color w:val="000000"/>
+                <w:sz w:val="27"/>
+                <w:szCs w:val="27"/>
+              </w:rPr>
+              <w:t>logat</w:t>
+            </w:r>
+            <w:proofErr w:type="spellEnd"/>
+            <w:r>
+              <w:rPr>
+                <w:color w:val="000000"/>
+                <w:sz w:val="27"/>
+                <w:szCs w:val="27"/>
+              </w:rPr>
+              <w:t xml:space="preserve"> in sistem </w:t>
+            </w:r>
+          </w:p>
+          <w:p>
+            <w:pPr>
+              <w:pStyle w:val="NormalWeb"/>
+              <w:ind w:left="1080"/>
+              <w:rPr>
+                <w:color w:val="000000"/>
+                <w:sz w:val="27"/>
+                <w:szCs w:val="27"/>
+              </w:rPr>
+            </w:pPr>
+            <w:r>
+              <w:rPr>
+                <w:color w:val="000000"/>
+                <w:sz w:val="27"/>
+                <w:szCs w:val="27"/>
+              </w:rPr>
+              <w:t xml:space="preserve">2. Exista cel </w:t>
+            </w:r>
+            <w:proofErr w:type="spellStart"/>
+            <w:r>
+              <w:rPr>
+                <w:color w:val="000000"/>
+                <w:sz w:val="27"/>
+                <w:szCs w:val="27"/>
+              </w:rPr>
+              <w:t>putin</w:t>
+            </w:r>
+            <w:proofErr w:type="spellEnd"/>
+            <w:r>
+              <w:rPr>
+                <w:color w:val="000000"/>
+                <w:sz w:val="27"/>
+                <w:szCs w:val="27"/>
+              </w:rPr>
+              <w:t xml:space="preserve"> un </w:t>
+            </w:r>
+            <w:proofErr w:type="spellStart"/>
+            <w:r>
+              <w:rPr>
+                <w:color w:val="000000"/>
+                <w:sz w:val="27"/>
+                <w:szCs w:val="27"/>
+              </w:rPr>
+              <w:t>bug</w:t>
+            </w:r>
+            <w:proofErr w:type="spellEnd"/>
+            <w:r>
+              <w:rPr>
+                <w:color w:val="000000"/>
+                <w:sz w:val="27"/>
+                <w:szCs w:val="27"/>
+              </w:rPr>
+              <w:t xml:space="preserve"> nerezolvat in sistem</w:t>
+            </w:r>
+          </w:p>
+          <w:p>
+            <w:pPr>
+              <w:pStyle w:val="NormalWeb"/>
+              <w:ind w:left="1080"/>
+              <w:rPr>
+                <w:color w:val="000000"/>
+                <w:sz w:val="27"/>
+                <w:szCs w:val="27"/>
+              </w:rPr>
+            </w:pPr>
+            <w:r>
+              <w:rPr>
+                <w:color w:val="000000"/>
+                <w:sz w:val="27"/>
+                <w:szCs w:val="27"/>
+              </w:rPr>
+              <w:t xml:space="preserve">3. Testerul a selectat un </w:t>
+            </w:r>
+            <w:proofErr w:type="spellStart"/>
+            <w:r>
+              <w:rPr>
+                <w:color w:val="000000"/>
+                <w:sz w:val="27"/>
+                <w:szCs w:val="27"/>
+              </w:rPr>
+              <w:t>bug</w:t>
+            </w:r>
+            <w:proofErr w:type="spellEnd"/>
+            <w:r>
+              <w:rPr>
+                <w:color w:val="000000"/>
+                <w:sz w:val="27"/>
+                <w:szCs w:val="27"/>
+              </w:rPr>
+              <w:t xml:space="preserve"> din lista de </w:t>
+            </w:r>
+            <w:proofErr w:type="spellStart"/>
+            <w:r>
+              <w:rPr>
+                <w:color w:val="000000"/>
+                <w:sz w:val="27"/>
+                <w:szCs w:val="27"/>
+              </w:rPr>
+              <w:t>bug</w:t>
+            </w:r>
+            <w:proofErr w:type="spellEnd"/>
+            <w:r>
+              <w:rPr>
+                <w:color w:val="000000"/>
+                <w:sz w:val="27"/>
+                <w:szCs w:val="27"/>
+              </w:rPr>
+              <w:t xml:space="preserve">-uri </w:t>
+            </w:r>
+            <w:r>
+              <w:rPr>
+                <w:color w:val="000000"/>
+                <w:sz w:val="27"/>
+                <w:szCs w:val="27"/>
+              </w:rPr>
+              <w:t xml:space="preserve"> </w:t>
+            </w:r>
+          </w:p>
+        </w:tc>
+      </w:tr>
+      <w:tr>
+        <w:tc>
+          <w:tcPr>
+            <w:tcW w:w="4531" w:type="dxa"/>
+          </w:tcPr>
+          <w:p>
+            <w:pPr>
+              <w:pStyle w:val="NormalWeb"/>
+              <w:rPr>
+                <w:color w:val="000000"/>
+                <w:sz w:val="27"/>
+                <w:szCs w:val="27"/>
+              </w:rPr>
+            </w:pPr>
+            <w:proofErr w:type="spellStart"/>
+            <w:r>
+              <w:rPr>
+                <w:color w:val="000000"/>
+                <w:sz w:val="27"/>
+                <w:szCs w:val="27"/>
+              </w:rPr>
+              <w:t>Postconditii</w:t>
+            </w:r>
+            <w:proofErr w:type="spellEnd"/>
+          </w:p>
+        </w:tc>
+        <w:tc>
+          <w:tcPr>
+            <w:tcW w:w="4395" w:type="dxa"/>
+          </w:tcPr>
+          <w:p>
+            <w:pPr>
+              <w:pStyle w:val="NormalWeb"/>
+              <w:rPr>
+                <w:color w:val="000000"/>
+                <w:sz w:val="27"/>
+                <w:szCs w:val="27"/>
+              </w:rPr>
+            </w:pPr>
+            <w:r>
+              <w:rPr>
+                <w:color w:val="000000"/>
+                <w:sz w:val="27"/>
+                <w:szCs w:val="27"/>
+              </w:rPr>
+              <w:t>Bug-</w:t>
+            </w:r>
+            <w:proofErr w:type="spellStart"/>
+            <w:r>
+              <w:rPr>
+                <w:color w:val="000000"/>
+                <w:sz w:val="27"/>
+                <w:szCs w:val="27"/>
+              </w:rPr>
+              <w:t>ul</w:t>
+            </w:r>
+            <w:proofErr w:type="spellEnd"/>
+            <w:r>
+              <w:rPr>
+                <w:color w:val="000000"/>
+                <w:sz w:val="27"/>
+                <w:szCs w:val="27"/>
+              </w:rPr>
+              <w:t xml:space="preserve"> selectat este actualizat cu noile </w:t>
+            </w:r>
+            <w:proofErr w:type="spellStart"/>
+            <w:r>
+              <w:rPr>
+                <w:color w:val="000000"/>
+                <w:sz w:val="27"/>
+                <w:szCs w:val="27"/>
+              </w:rPr>
+              <w:t>informatii</w:t>
+            </w:r>
+            <w:proofErr w:type="spellEnd"/>
+            <w:r>
+              <w:rPr>
+                <w:color w:val="000000"/>
+                <w:sz w:val="27"/>
+                <w:szCs w:val="27"/>
+              </w:rPr>
+              <w:t xml:space="preserve"> </w:t>
+            </w:r>
+          </w:p>
+          <w:p>
+            <w:pPr>
+              <w:pStyle w:val="NormalWeb"/>
+              <w:rPr>
+                <w:color w:val="000000"/>
+                <w:sz w:val="27"/>
+                <w:szCs w:val="27"/>
+              </w:rPr>
+            </w:pPr>
+            <w:proofErr w:type="spellStart"/>
+            <w:r>
+              <w:rPr>
+                <w:color w:val="000000"/>
+                <w:sz w:val="27"/>
+                <w:szCs w:val="27"/>
+              </w:rPr>
+              <w:t>Modificarile</w:t>
+            </w:r>
+            <w:proofErr w:type="spellEnd"/>
+            <w:r>
+              <w:rPr>
+                <w:color w:val="000000"/>
+                <w:sz w:val="27"/>
+                <w:szCs w:val="27"/>
+              </w:rPr>
+              <w:t xml:space="preserve"> sunt vizibile imediat pentru </w:t>
+            </w:r>
+            <w:proofErr w:type="spellStart"/>
+            <w:r>
+              <w:rPr>
+                <w:color w:val="000000"/>
+                <w:sz w:val="27"/>
+                <w:szCs w:val="27"/>
+              </w:rPr>
+              <w:t>toti</w:t>
+            </w:r>
+            <w:proofErr w:type="spellEnd"/>
+            <w:r>
+              <w:rPr>
+                <w:color w:val="000000"/>
+                <w:sz w:val="27"/>
+                <w:szCs w:val="27"/>
+              </w:rPr>
+              <w:t xml:space="preserve"> utilizatorii </w:t>
+            </w:r>
+          </w:p>
+          <w:p>
+            <w:pPr>
+              <w:pStyle w:val="NormalWeb"/>
+              <w:rPr>
+                <w:color w:val="000000"/>
+                <w:sz w:val="27"/>
+                <w:szCs w:val="27"/>
+              </w:rPr>
+            </w:pPr>
+            <w:r>
+              <w:rPr>
+                <w:color w:val="000000"/>
+                <w:sz w:val="27"/>
+                <w:szCs w:val="27"/>
+              </w:rPr>
+              <w:t xml:space="preserve"> </w:t>
+            </w:r>
+          </w:p>
+        </w:tc>
+      </w:tr>
+      <w:tr>
+        <w:tc>
+          <w:tcPr>
+            <w:tcW w:w="4531" w:type="dxa"/>
+          </w:tcPr>
+          <w:p>
+            <w:pPr>
+              <w:pStyle w:val="NormalWeb"/>
+              <w:rPr>
+                <w:color w:val="000000"/>
+                <w:sz w:val="27"/>
+                <w:szCs w:val="27"/>
+              </w:rPr>
+            </w:pPr>
+            <w:r>
+              <w:rPr>
+                <w:color w:val="000000"/>
+                <w:sz w:val="27"/>
+                <w:szCs w:val="27"/>
+              </w:rPr>
+              <w:t>Flux normal de evenimente</w:t>
+            </w:r>
+          </w:p>
+        </w:tc>
+        <w:tc>
+          <w:tcPr>
+            <w:tcW w:w="4395" w:type="dxa"/>
+          </w:tcPr>
+          <w:p>
+            <w:pPr>
+              <w:pStyle w:val="NormalWeb"/>
+              <w:ind w:left="1080"/>
+              <w:rPr>
+                <w:color w:val="000000"/>
+                <w:sz w:val="27"/>
+                <w:szCs w:val="27"/>
+              </w:rPr>
+            </w:pPr>
+            <w:r>
+              <w:rPr>
+                <w:color w:val="000000"/>
+                <w:sz w:val="27"/>
+                <w:szCs w:val="27"/>
+              </w:rPr>
+              <w:t xml:space="preserve">1.Testerul </w:t>
+            </w:r>
+            <w:proofErr w:type="spellStart"/>
+            <w:r>
+              <w:rPr>
+                <w:color w:val="000000"/>
+                <w:sz w:val="27"/>
+                <w:szCs w:val="27"/>
+              </w:rPr>
+              <w:t>acceseaza</w:t>
+            </w:r>
+            <w:proofErr w:type="spellEnd"/>
+            <w:r>
+              <w:rPr>
+                <w:color w:val="000000"/>
+                <w:sz w:val="27"/>
+                <w:szCs w:val="27"/>
+              </w:rPr>
+              <w:t xml:space="preserve"> </w:t>
+            </w:r>
+            <w:proofErr w:type="spellStart"/>
+            <w:r>
+              <w:rPr>
+                <w:color w:val="000000"/>
+                <w:sz w:val="27"/>
+                <w:szCs w:val="27"/>
+              </w:rPr>
+              <w:t>sectiunea</w:t>
+            </w:r>
+            <w:proofErr w:type="spellEnd"/>
+            <w:r>
+              <w:rPr>
+                <w:color w:val="000000"/>
+                <w:sz w:val="27"/>
+                <w:szCs w:val="27"/>
+              </w:rPr>
+              <w:t xml:space="preserve"> „Vizualizare BUG-uri”</w:t>
+            </w:r>
+          </w:p>
+          <w:p>
+            <w:pPr>
+              <w:pStyle w:val="NormalWeb"/>
+              <w:ind w:left="1080"/>
+              <w:rPr>
+                <w:color w:val="000000"/>
+                <w:sz w:val="27"/>
+                <w:szCs w:val="27"/>
+              </w:rPr>
+            </w:pPr>
+            <w:r>
+              <w:rPr>
+                <w:color w:val="000000"/>
+                <w:sz w:val="27"/>
+                <w:szCs w:val="27"/>
+              </w:rPr>
+              <w:t xml:space="preserve">2.Testerul </w:t>
+            </w:r>
+            <w:proofErr w:type="spellStart"/>
+            <w:r>
+              <w:rPr>
+                <w:color w:val="000000"/>
+                <w:sz w:val="27"/>
+                <w:szCs w:val="27"/>
+              </w:rPr>
+              <w:t>selecteaza</w:t>
+            </w:r>
+            <w:proofErr w:type="spellEnd"/>
+            <w:r>
+              <w:rPr>
+                <w:color w:val="000000"/>
+                <w:sz w:val="27"/>
+                <w:szCs w:val="27"/>
+              </w:rPr>
+              <w:t xml:space="preserve"> un </w:t>
+            </w:r>
+            <w:proofErr w:type="spellStart"/>
+            <w:r>
+              <w:rPr>
+                <w:color w:val="000000"/>
+                <w:sz w:val="27"/>
+                <w:szCs w:val="27"/>
+              </w:rPr>
+              <w:t>bug</w:t>
+            </w:r>
+            <w:proofErr w:type="spellEnd"/>
+            <w:r>
+              <w:rPr>
+                <w:color w:val="000000"/>
+                <w:sz w:val="27"/>
+                <w:szCs w:val="27"/>
+              </w:rPr>
+              <w:t xml:space="preserve"> din lista si </w:t>
+            </w:r>
+            <w:proofErr w:type="spellStart"/>
+            <w:r>
+              <w:rPr>
+                <w:color w:val="000000"/>
+                <w:sz w:val="27"/>
+                <w:szCs w:val="27"/>
+              </w:rPr>
+              <w:t>apasa</w:t>
+            </w:r>
+            <w:proofErr w:type="spellEnd"/>
+            <w:r>
+              <w:rPr>
+                <w:color w:val="000000"/>
+                <w:sz w:val="27"/>
+                <w:szCs w:val="27"/>
+              </w:rPr>
+              <w:t xml:space="preserve"> butonul „Editare”</w:t>
+            </w:r>
+          </w:p>
+          <w:p>
+            <w:pPr>
+              <w:pStyle w:val="NormalWeb"/>
+              <w:ind w:left="1080"/>
+              <w:rPr>
+                <w:color w:val="000000"/>
+                <w:sz w:val="27"/>
+                <w:szCs w:val="27"/>
+              </w:rPr>
+            </w:pPr>
+            <w:r>
+              <w:rPr>
+                <w:color w:val="000000"/>
+                <w:sz w:val="27"/>
+                <w:szCs w:val="27"/>
+              </w:rPr>
+              <w:t xml:space="preserve">3. Sistemul </w:t>
+            </w:r>
+            <w:proofErr w:type="spellStart"/>
+            <w:r>
+              <w:rPr>
+                <w:color w:val="000000"/>
+                <w:sz w:val="27"/>
+                <w:szCs w:val="27"/>
+              </w:rPr>
+              <w:t>afiseaza</w:t>
+            </w:r>
+            <w:proofErr w:type="spellEnd"/>
+            <w:r>
+              <w:rPr>
+                <w:color w:val="000000"/>
+                <w:sz w:val="27"/>
+                <w:szCs w:val="27"/>
+              </w:rPr>
+              <w:t xml:space="preserve"> un </w:t>
+            </w:r>
+            <w:proofErr w:type="spellStart"/>
+            <w:r>
+              <w:rPr>
+                <w:color w:val="000000"/>
+                <w:sz w:val="27"/>
+                <w:szCs w:val="27"/>
+              </w:rPr>
+              <w:t>formlar</w:t>
+            </w:r>
+            <w:proofErr w:type="spellEnd"/>
+            <w:r>
+              <w:rPr>
+                <w:color w:val="000000"/>
+                <w:sz w:val="27"/>
+                <w:szCs w:val="27"/>
+              </w:rPr>
+              <w:t xml:space="preserve"> cu detaliile curente ale </w:t>
+            </w:r>
+            <w:proofErr w:type="spellStart"/>
+            <w:r>
+              <w:rPr>
+                <w:color w:val="000000"/>
+                <w:sz w:val="27"/>
+                <w:szCs w:val="27"/>
+              </w:rPr>
+              <w:t>bug</w:t>
+            </w:r>
+            <w:proofErr w:type="spellEnd"/>
+            <w:r>
+              <w:rPr>
+                <w:color w:val="000000"/>
+                <w:sz w:val="27"/>
+                <w:szCs w:val="27"/>
+              </w:rPr>
+              <w:t xml:space="preserve">-ului ( denumire , descriere ) </w:t>
+            </w:r>
+          </w:p>
+          <w:p>
+            <w:pPr>
+              <w:pStyle w:val="NormalWeb"/>
+              <w:ind w:left="1080"/>
+              <w:rPr>
+                <w:color w:val="000000"/>
+                <w:sz w:val="27"/>
+                <w:szCs w:val="27"/>
+              </w:rPr>
+            </w:pPr>
+            <w:r>
+              <w:rPr>
+                <w:color w:val="000000"/>
+                <w:sz w:val="27"/>
+                <w:szCs w:val="27"/>
+              </w:rPr>
+              <w:t>4. Testerul modifica denumirea sau descrierea</w:t>
+            </w:r>
+          </w:p>
+          <w:p>
+            <w:pPr>
+              <w:pStyle w:val="NormalWeb"/>
+              <w:ind w:left="1080"/>
+              <w:rPr>
+                <w:color w:val="000000"/>
+                <w:sz w:val="27"/>
+                <w:szCs w:val="27"/>
+              </w:rPr>
+            </w:pPr>
+            <w:r>
+              <w:rPr>
+                <w:color w:val="000000"/>
+                <w:sz w:val="27"/>
+                <w:szCs w:val="27"/>
+              </w:rPr>
+              <w:lastRenderedPageBreak/>
+              <w:t xml:space="preserve">5. Testerul confirma </w:t>
+            </w:r>
+            <w:proofErr w:type="spellStart"/>
+            <w:r>
+              <w:rPr>
+                <w:color w:val="000000"/>
+                <w:sz w:val="27"/>
+                <w:szCs w:val="27"/>
+              </w:rPr>
+              <w:t>modificarile</w:t>
+            </w:r>
+            <w:proofErr w:type="spellEnd"/>
+            <w:r>
+              <w:rPr>
+                <w:color w:val="000000"/>
+                <w:sz w:val="27"/>
+                <w:szCs w:val="27"/>
+              </w:rPr>
+              <w:t xml:space="preserve"> prin </w:t>
+            </w:r>
+            <w:proofErr w:type="spellStart"/>
+            <w:r>
+              <w:rPr>
+                <w:color w:val="000000"/>
+                <w:sz w:val="27"/>
+                <w:szCs w:val="27"/>
+              </w:rPr>
+              <w:t>apasarea</w:t>
+            </w:r>
+            <w:proofErr w:type="spellEnd"/>
+            <w:r>
+              <w:rPr>
+                <w:color w:val="000000"/>
+                <w:sz w:val="27"/>
+                <w:szCs w:val="27"/>
+              </w:rPr>
+              <w:t xml:space="preserve"> butonului „</w:t>
+            </w:r>
+            <w:proofErr w:type="spellStart"/>
+            <w:r>
+              <w:rPr>
+                <w:color w:val="000000"/>
+                <w:sz w:val="27"/>
+                <w:szCs w:val="27"/>
+              </w:rPr>
+              <w:t>Salveaza</w:t>
+            </w:r>
+            <w:proofErr w:type="spellEnd"/>
+            <w:r>
+              <w:rPr>
+                <w:color w:val="000000"/>
+                <w:sz w:val="27"/>
+                <w:szCs w:val="27"/>
+              </w:rPr>
+              <w:t>”</w:t>
+            </w:r>
+          </w:p>
+          <w:p>
+            <w:pPr>
+              <w:pStyle w:val="NormalWeb"/>
+              <w:ind w:left="1080"/>
+              <w:rPr>
+                <w:color w:val="000000"/>
+                <w:sz w:val="27"/>
+                <w:szCs w:val="27"/>
+              </w:rPr>
+            </w:pPr>
+            <w:r>
+              <w:rPr>
+                <w:color w:val="000000"/>
+                <w:sz w:val="27"/>
+                <w:szCs w:val="27"/>
+              </w:rPr>
+              <w:t xml:space="preserve">6.Sistemul </w:t>
+            </w:r>
+            <w:proofErr w:type="spellStart"/>
+            <w:r>
+              <w:rPr>
+                <w:color w:val="000000"/>
+                <w:sz w:val="27"/>
+                <w:szCs w:val="27"/>
+              </w:rPr>
+              <w:t>valideaza</w:t>
+            </w:r>
+            <w:proofErr w:type="spellEnd"/>
+            <w:r>
+              <w:rPr>
+                <w:color w:val="000000"/>
+                <w:sz w:val="27"/>
+                <w:szCs w:val="27"/>
+              </w:rPr>
+              <w:t xml:space="preserve"> noile date si </w:t>
+            </w:r>
+            <w:proofErr w:type="spellStart"/>
+            <w:r>
+              <w:rPr>
+                <w:color w:val="000000"/>
+                <w:sz w:val="27"/>
+                <w:szCs w:val="27"/>
+              </w:rPr>
+              <w:t>actualizeaza</w:t>
+            </w:r>
+            <w:proofErr w:type="spellEnd"/>
+            <w:r>
+              <w:rPr>
+                <w:color w:val="000000"/>
+                <w:sz w:val="27"/>
+                <w:szCs w:val="27"/>
+              </w:rPr>
+              <w:t xml:space="preserve"> </w:t>
+            </w:r>
+            <w:proofErr w:type="spellStart"/>
+            <w:r>
+              <w:rPr>
+                <w:color w:val="000000"/>
+                <w:sz w:val="27"/>
+                <w:szCs w:val="27"/>
+              </w:rPr>
+              <w:t>bug-ul</w:t>
+            </w:r>
+            <w:proofErr w:type="spellEnd"/>
+            <w:r>
+              <w:rPr>
+                <w:color w:val="000000"/>
+                <w:sz w:val="27"/>
+                <w:szCs w:val="27"/>
+              </w:rPr>
+              <w:t xml:space="preserve"> in BD </w:t>
+            </w:r>
+          </w:p>
+          <w:p>
+            <w:pPr>
+              <w:pStyle w:val="NormalWeb"/>
+              <w:ind w:left="1080"/>
+              <w:rPr>
+                <w:color w:val="000000"/>
+                <w:sz w:val="27"/>
+                <w:szCs w:val="27"/>
+              </w:rPr>
+            </w:pPr>
+            <w:r>
+              <w:rPr>
+                <w:color w:val="000000"/>
+                <w:sz w:val="27"/>
+                <w:szCs w:val="27"/>
+              </w:rPr>
+              <w:t xml:space="preserve">7.Sistemul </w:t>
+            </w:r>
+            <w:proofErr w:type="spellStart"/>
+            <w:r>
+              <w:rPr>
+                <w:color w:val="000000"/>
+                <w:sz w:val="27"/>
+                <w:szCs w:val="27"/>
+              </w:rPr>
+              <w:t>afiseaza</w:t>
+            </w:r>
+            <w:proofErr w:type="spellEnd"/>
+            <w:r>
+              <w:rPr>
+                <w:color w:val="000000"/>
+                <w:sz w:val="27"/>
+                <w:szCs w:val="27"/>
+              </w:rPr>
+              <w:t xml:space="preserve"> mesajul „Bug actualizat cu succes”</w:t>
+            </w:r>
+            <w:r>
+              <w:rPr>
+                <w:color w:val="000000"/>
+                <w:sz w:val="27"/>
+                <w:szCs w:val="27"/>
+              </w:rPr>
+              <w:t xml:space="preserve"> </w:t>
+            </w:r>
+          </w:p>
+        </w:tc>
+      </w:tr>
+      <w:tr>
+        <w:tc>
+          <w:tcPr>
+            <w:tcW w:w="4531" w:type="dxa"/>
+          </w:tcPr>
+          <w:p>
+            <w:pPr>
+              <w:pStyle w:val="NormalWeb"/>
+              <w:rPr>
+                <w:color w:val="000000"/>
+                <w:sz w:val="27"/>
+                <w:szCs w:val="27"/>
+              </w:rPr>
+            </w:pPr>
+            <w:r>
+              <w:rPr>
+                <w:color w:val="000000"/>
+                <w:sz w:val="27"/>
+                <w:szCs w:val="27"/>
+              </w:rPr>
+              <w:lastRenderedPageBreak/>
+              <w:t>Flux alternativ</w:t>
+            </w:r>
+          </w:p>
+        </w:tc>
+        <w:tc>
+          <w:tcPr>
+            <w:tcW w:w="4395" w:type="dxa"/>
+          </w:tcPr>
+          <w:p>
+            <w:pPr>
+              <w:pStyle w:val="NormalWeb"/>
+              <w:rPr>
+                <w:color w:val="000000"/>
+                <w:sz w:val="27"/>
+                <w:szCs w:val="27"/>
+              </w:rPr>
+            </w:pPr>
+            <w:r>
+              <w:rPr>
+                <w:color w:val="000000"/>
+                <w:sz w:val="27"/>
+                <w:szCs w:val="27"/>
+              </w:rPr>
+              <w:t xml:space="preserve">Testerul </w:t>
+            </w:r>
+            <w:proofErr w:type="spellStart"/>
+            <w:r>
+              <w:rPr>
+                <w:color w:val="000000"/>
+                <w:sz w:val="27"/>
+                <w:szCs w:val="27"/>
+              </w:rPr>
+              <w:t>renunta</w:t>
+            </w:r>
+            <w:proofErr w:type="spellEnd"/>
+            <w:r>
+              <w:rPr>
+                <w:color w:val="000000"/>
+                <w:sz w:val="27"/>
+                <w:szCs w:val="27"/>
+              </w:rPr>
+              <w:t xml:space="preserve"> la </w:t>
+            </w:r>
+            <w:proofErr w:type="spellStart"/>
+            <w:r>
+              <w:rPr>
+                <w:color w:val="000000"/>
+                <w:sz w:val="27"/>
+                <w:szCs w:val="27"/>
+              </w:rPr>
+              <w:t>modificari</w:t>
+            </w:r>
+            <w:proofErr w:type="spellEnd"/>
+            <w:r>
+              <w:rPr>
+                <w:color w:val="000000"/>
+                <w:sz w:val="27"/>
+                <w:szCs w:val="27"/>
+              </w:rPr>
+              <w:t xml:space="preserve"> </w:t>
+            </w:r>
+          </w:p>
+          <w:p>
+            <w:pPr>
+              <w:pStyle w:val="NormalWeb"/>
+              <w:numPr>
+                <w:ilvl w:val="0"/>
+                <w:numId w:val="14"/>
+              </w:numPr>
+              <w:rPr>
+                <w:color w:val="000000"/>
+                <w:sz w:val="27"/>
+                <w:szCs w:val="27"/>
+              </w:rPr>
+            </w:pPr>
+            <w:proofErr w:type="spellStart"/>
+            <w:r>
+              <w:rPr>
+                <w:color w:val="000000"/>
+                <w:sz w:val="27"/>
+                <w:szCs w:val="27"/>
+              </w:rPr>
+              <w:t>Testrul</w:t>
+            </w:r>
+            <w:proofErr w:type="spellEnd"/>
+            <w:r>
+              <w:rPr>
+                <w:color w:val="000000"/>
+                <w:sz w:val="27"/>
+                <w:szCs w:val="27"/>
+              </w:rPr>
+              <w:t xml:space="preserve"> </w:t>
+            </w:r>
+            <w:proofErr w:type="spellStart"/>
+            <w:r>
+              <w:rPr>
+                <w:color w:val="000000"/>
+                <w:sz w:val="27"/>
+                <w:szCs w:val="27"/>
+              </w:rPr>
+              <w:t>apasa</w:t>
+            </w:r>
+            <w:proofErr w:type="spellEnd"/>
+            <w:r>
+              <w:rPr>
+                <w:color w:val="000000"/>
+                <w:sz w:val="27"/>
+                <w:szCs w:val="27"/>
+              </w:rPr>
+              <w:t xml:space="preserve"> butonul „</w:t>
+            </w:r>
+            <w:proofErr w:type="spellStart"/>
+            <w:r>
+              <w:rPr>
+                <w:color w:val="000000"/>
+                <w:sz w:val="27"/>
+                <w:szCs w:val="27"/>
+              </w:rPr>
+              <w:t>Anuleaza</w:t>
+            </w:r>
+            <w:proofErr w:type="spellEnd"/>
+            <w:r>
+              <w:rPr>
+                <w:color w:val="000000"/>
+                <w:sz w:val="27"/>
+                <w:szCs w:val="27"/>
+              </w:rPr>
+              <w:t>” in loc de „</w:t>
+            </w:r>
+            <w:proofErr w:type="spellStart"/>
+            <w:r>
+              <w:rPr>
+                <w:color w:val="000000"/>
+                <w:sz w:val="27"/>
+                <w:szCs w:val="27"/>
+              </w:rPr>
+              <w:t>Salveaza</w:t>
+            </w:r>
+            <w:proofErr w:type="spellEnd"/>
+            <w:r>
+              <w:rPr>
+                <w:color w:val="000000"/>
+                <w:sz w:val="27"/>
+                <w:szCs w:val="27"/>
+              </w:rPr>
+              <w:t>”</w:t>
+            </w:r>
+          </w:p>
+          <w:p>
+            <w:pPr>
+              <w:pStyle w:val="NormalWeb"/>
+              <w:numPr>
+                <w:ilvl w:val="0"/>
+                <w:numId w:val="14"/>
+              </w:numPr>
+              <w:rPr>
+                <w:color w:val="000000"/>
+                <w:sz w:val="27"/>
+                <w:szCs w:val="27"/>
+              </w:rPr>
+            </w:pPr>
+            <w:proofErr w:type="spellStart"/>
+            <w:r>
+              <w:rPr>
+                <w:color w:val="000000"/>
+                <w:sz w:val="27"/>
+                <w:szCs w:val="27"/>
+              </w:rPr>
+              <w:t>Modificarile</w:t>
+            </w:r>
+            <w:proofErr w:type="spellEnd"/>
+            <w:r>
+              <w:rPr>
+                <w:color w:val="000000"/>
+                <w:sz w:val="27"/>
+                <w:szCs w:val="27"/>
+              </w:rPr>
+              <w:t xml:space="preserve"> nu sunt salvate,  iar sistemul revine in lista de </w:t>
+            </w:r>
+            <w:proofErr w:type="spellStart"/>
+            <w:r>
+              <w:rPr>
+                <w:color w:val="000000"/>
+                <w:sz w:val="27"/>
+                <w:szCs w:val="27"/>
+              </w:rPr>
+              <w:t>bug</w:t>
+            </w:r>
+            <w:proofErr w:type="spellEnd"/>
+            <w:r>
+              <w:rPr>
+                <w:color w:val="000000"/>
+                <w:sz w:val="27"/>
+                <w:szCs w:val="27"/>
+              </w:rPr>
+              <w:t xml:space="preserve">-uri </w:t>
+            </w:r>
+            <w:r>
+              <w:rPr>
+                <w:color w:val="000000"/>
+                <w:sz w:val="27"/>
+                <w:szCs w:val="27"/>
+              </w:rPr>
+              <w:t xml:space="preserve"> </w:t>
+            </w:r>
+          </w:p>
+          <w:p>
+            <w:pPr>
+              <w:pStyle w:val="NormalWeb"/>
+              <w:rPr>
+                <w:color w:val="000000"/>
+                <w:sz w:val="27"/>
+                <w:szCs w:val="27"/>
+              </w:rPr>
+            </w:pPr>
+          </w:p>
+        </w:tc>
+      </w:tr>
+      <w:tr>
+        <w:trPr>
+          <w:trHeight w:val="5899"/>
+        </w:trPr>
+        <w:tc>
+          <w:tcPr>
+            <w:tcW w:w="4531" w:type="dxa"/>
+          </w:tcPr>
+          <w:p>
+            <w:pPr>
+              <w:pStyle w:val="NormalWeb"/>
+              <w:rPr>
+                <w:color w:val="000000"/>
+                <w:sz w:val="27"/>
+                <w:szCs w:val="27"/>
+              </w:rPr>
+            </w:pPr>
+            <w:proofErr w:type="spellStart"/>
+            <w:r>
+              <w:rPr>
+                <w:color w:val="000000"/>
+                <w:sz w:val="27"/>
+                <w:szCs w:val="27"/>
+              </w:rPr>
+              <w:t>Exceptii</w:t>
+            </w:r>
+            <w:proofErr w:type="spellEnd"/>
+          </w:p>
+        </w:tc>
+        <w:tc>
+          <w:tcPr>
+            <w:tcW w:w="4395" w:type="dxa"/>
+          </w:tcPr>
+          <w:p>
+            <w:pPr>
+              <w:pStyle w:val="NormalWeb"/>
+              <w:ind w:left="1080"/>
+              <w:rPr>
+                <w:color w:val="000000"/>
+                <w:sz w:val="27"/>
+                <w:szCs w:val="27"/>
+              </w:rPr>
+            </w:pPr>
+            <w:r>
+              <w:rPr>
+                <w:b/>
+                <w:bCs/>
+                <w:color w:val="000000"/>
+                <w:sz w:val="27"/>
+                <w:szCs w:val="27"/>
+              </w:rPr>
+              <w:t>Eroare1: Bug-</w:t>
+            </w:r>
+            <w:proofErr w:type="spellStart"/>
+            <w:r>
+              <w:rPr>
+                <w:b/>
+                <w:bCs/>
+                <w:color w:val="000000"/>
+                <w:sz w:val="27"/>
+                <w:szCs w:val="27"/>
+              </w:rPr>
+              <w:t>ul</w:t>
+            </w:r>
+            <w:proofErr w:type="spellEnd"/>
+            <w:r>
+              <w:rPr>
+                <w:b/>
+                <w:bCs/>
+                <w:color w:val="000000"/>
+                <w:sz w:val="27"/>
+                <w:szCs w:val="27"/>
+              </w:rPr>
+              <w:t xml:space="preserve"> selectat nu mai există</w:t>
+            </w:r>
+          </w:p>
+          <w:p>
+            <w:pPr>
+              <w:pStyle w:val="NormalWeb"/>
+              <w:ind w:left="1080"/>
+              <w:rPr>
+                <w:color w:val="000000"/>
+                <w:sz w:val="27"/>
+                <w:szCs w:val="27"/>
+              </w:rPr>
+            </w:pPr>
+            <w:r>
+              <w:rPr>
+                <w:color w:val="000000"/>
+                <w:sz w:val="27"/>
+                <w:szCs w:val="27"/>
+              </w:rPr>
+              <w:t xml:space="preserve">Sistemul detectează că </w:t>
+            </w:r>
+            <w:proofErr w:type="spellStart"/>
+            <w:r>
+              <w:rPr>
+                <w:color w:val="000000"/>
+                <w:sz w:val="27"/>
+                <w:szCs w:val="27"/>
+              </w:rPr>
+              <w:t>bug-ul</w:t>
+            </w:r>
+            <w:proofErr w:type="spellEnd"/>
+            <w:r>
+              <w:rPr>
+                <w:color w:val="000000"/>
+                <w:sz w:val="27"/>
+                <w:szCs w:val="27"/>
+              </w:rPr>
+              <w:t xml:space="preserve"> a fost șters de alt utilizator înainte de editare.</w:t>
+            </w:r>
+          </w:p>
+          <w:p>
+            <w:pPr>
+              <w:pStyle w:val="NormalWeb"/>
+              <w:ind w:left="1080"/>
+              <w:rPr>
+                <w:color w:val="000000"/>
+                <w:sz w:val="27"/>
+                <w:szCs w:val="27"/>
+              </w:rPr>
+            </w:pPr>
+            <w:r>
+              <w:rPr>
+                <w:color w:val="000000"/>
+                <w:sz w:val="27"/>
+                <w:szCs w:val="27"/>
+              </w:rPr>
+              <w:t>Se afișează mesajul: </w:t>
+            </w:r>
+            <w:r>
+              <w:rPr>
+                <w:i/>
+                <w:iCs/>
+                <w:color w:val="000000"/>
+                <w:sz w:val="27"/>
+                <w:szCs w:val="27"/>
+              </w:rPr>
+              <w:t>"Bug-</w:t>
+            </w:r>
+            <w:proofErr w:type="spellStart"/>
+            <w:r>
+              <w:rPr>
+                <w:i/>
+                <w:iCs/>
+                <w:color w:val="000000"/>
+                <w:sz w:val="27"/>
+                <w:szCs w:val="27"/>
+              </w:rPr>
+              <w:t>ul</w:t>
+            </w:r>
+            <w:proofErr w:type="spellEnd"/>
+            <w:r>
+              <w:rPr>
+                <w:i/>
+                <w:iCs/>
+                <w:color w:val="000000"/>
+                <w:sz w:val="27"/>
+                <w:szCs w:val="27"/>
+              </w:rPr>
+              <w:t xml:space="preserve"> selectat nu mai există. Lista a fost actualizată."</w:t>
+            </w:r>
+          </w:p>
+          <w:p>
+            <w:pPr>
+              <w:pStyle w:val="NormalWeb"/>
+              <w:ind w:left="1080"/>
+              <w:rPr>
+                <w:color w:val="000000"/>
+                <w:sz w:val="27"/>
+                <w:szCs w:val="27"/>
+              </w:rPr>
+            </w:pPr>
+            <w:r>
+              <w:rPr>
+                <w:b/>
+                <w:bCs/>
+                <w:color w:val="000000"/>
+                <w:sz w:val="27"/>
+                <w:szCs w:val="27"/>
+              </w:rPr>
+              <w:t>Eroare2: Date invalide (denumire/descriere goale)</w:t>
+            </w:r>
+          </w:p>
+          <w:p>
+            <w:pPr>
+              <w:pStyle w:val="NormalWeb"/>
+              <w:ind w:left="1080"/>
+              <w:rPr>
+                <w:color w:val="000000"/>
+                <w:sz w:val="27"/>
+                <w:szCs w:val="27"/>
+              </w:rPr>
+            </w:pPr>
+            <w:r>
+              <w:rPr>
+                <w:color w:val="000000"/>
+                <w:sz w:val="27"/>
+                <w:szCs w:val="27"/>
+              </w:rPr>
+              <w:t>Testerul nu completează câmpurile obligatorii.</w:t>
+            </w:r>
+          </w:p>
+          <w:p>
+            <w:pPr>
+              <w:pStyle w:val="NormalWeb"/>
+              <w:ind w:left="1080"/>
+              <w:rPr>
+                <w:color w:val="000000"/>
+                <w:sz w:val="27"/>
+                <w:szCs w:val="27"/>
+              </w:rPr>
+            </w:pPr>
+            <w:r>
+              <w:rPr>
+                <w:color w:val="000000"/>
+                <w:sz w:val="27"/>
+                <w:szCs w:val="27"/>
+              </w:rPr>
+              <w:t>Sistemul afișează mesajul: </w:t>
+            </w:r>
+            <w:r>
+              <w:rPr>
+                <w:i/>
+                <w:iCs/>
+                <w:color w:val="000000"/>
+                <w:sz w:val="27"/>
+                <w:szCs w:val="27"/>
+              </w:rPr>
+              <w:t>"Denumirea și descrierea trebuie completate!"</w:t>
+            </w:r>
+          </w:p>
+          <w:p>
+            <w:pPr>
+              <w:pStyle w:val="NormalWeb"/>
+              <w:ind w:left="1080"/>
+              <w:rPr>
+                <w:color w:val="000000"/>
+                <w:sz w:val="27"/>
+                <w:szCs w:val="27"/>
+              </w:rPr>
+            </w:pPr>
+            <w:r>
+              <w:rPr>
+                <w:b/>
+                <w:bCs/>
+                <w:color w:val="000000"/>
+                <w:sz w:val="27"/>
+                <w:szCs w:val="27"/>
+              </w:rPr>
+              <w:t>Eroare3: Bug-</w:t>
+            </w:r>
+            <w:proofErr w:type="spellStart"/>
+            <w:r>
+              <w:rPr>
+                <w:b/>
+                <w:bCs/>
+                <w:color w:val="000000"/>
+                <w:sz w:val="27"/>
+                <w:szCs w:val="27"/>
+              </w:rPr>
+              <w:t>ul</w:t>
+            </w:r>
+            <w:proofErr w:type="spellEnd"/>
+            <w:r>
+              <w:rPr>
+                <w:b/>
+                <w:bCs/>
+                <w:color w:val="000000"/>
+                <w:sz w:val="27"/>
+                <w:szCs w:val="27"/>
+              </w:rPr>
+              <w:t xml:space="preserve"> este deja rezolvat</w:t>
+            </w:r>
+          </w:p>
+          <w:p>
+            <w:pPr>
+              <w:pStyle w:val="NormalWeb"/>
+              <w:ind w:left="1080"/>
+              <w:rPr>
+                <w:color w:val="000000"/>
+                <w:sz w:val="27"/>
+                <w:szCs w:val="27"/>
+              </w:rPr>
+            </w:pPr>
+            <w:r>
+              <w:rPr>
+                <w:color w:val="000000"/>
+                <w:sz w:val="27"/>
+                <w:szCs w:val="27"/>
+              </w:rPr>
+              <w:lastRenderedPageBreak/>
+              <w:t xml:space="preserve">Testerul încearcă să editeze un </w:t>
+            </w:r>
+            <w:proofErr w:type="spellStart"/>
+            <w:r>
+              <w:rPr>
+                <w:color w:val="000000"/>
+                <w:sz w:val="27"/>
+                <w:szCs w:val="27"/>
+              </w:rPr>
+              <w:t>bug</w:t>
+            </w:r>
+            <w:proofErr w:type="spellEnd"/>
+            <w:r>
+              <w:rPr>
+                <w:color w:val="000000"/>
+                <w:sz w:val="27"/>
+                <w:szCs w:val="27"/>
+              </w:rPr>
+              <w:t xml:space="preserve"> marcat ca </w:t>
+            </w:r>
+            <w:r>
+              <w:rPr>
+                <w:b/>
+                <w:bCs/>
+                <w:color w:val="000000"/>
+                <w:sz w:val="27"/>
+                <w:szCs w:val="27"/>
+              </w:rPr>
+              <w:t>"Rezolvat"</w:t>
+            </w:r>
+            <w:r>
+              <w:rPr>
+                <w:color w:val="000000"/>
+                <w:sz w:val="27"/>
+                <w:szCs w:val="27"/>
+              </w:rPr>
+              <w:t>.</w:t>
+            </w:r>
+          </w:p>
+          <w:p>
+            <w:pPr>
+              <w:pStyle w:val="NormalWeb"/>
+              <w:ind w:left="1080"/>
+              <w:rPr>
+                <w:color w:val="000000"/>
+                <w:sz w:val="27"/>
+                <w:szCs w:val="27"/>
+              </w:rPr>
+            </w:pPr>
+            <w:r>
+              <w:rPr>
+                <w:color w:val="000000"/>
+                <w:sz w:val="27"/>
+                <w:szCs w:val="27"/>
+              </w:rPr>
+              <w:t>Sistemul afișează mesajul: </w:t>
+            </w:r>
+            <w:r>
+              <w:rPr>
+                <w:i/>
+                <w:iCs/>
+                <w:color w:val="000000"/>
+                <w:sz w:val="27"/>
+                <w:szCs w:val="27"/>
+              </w:rPr>
+              <w:t xml:space="preserve">"Nu puteți edita un </w:t>
+            </w:r>
+            <w:proofErr w:type="spellStart"/>
+            <w:r>
+              <w:rPr>
+                <w:i/>
+                <w:iCs/>
+                <w:color w:val="000000"/>
+                <w:sz w:val="27"/>
+                <w:szCs w:val="27"/>
+              </w:rPr>
+              <w:t>bug</w:t>
+            </w:r>
+            <w:proofErr w:type="spellEnd"/>
+            <w:r>
+              <w:rPr>
+                <w:i/>
+                <w:iCs/>
+                <w:color w:val="000000"/>
+                <w:sz w:val="27"/>
+                <w:szCs w:val="27"/>
+              </w:rPr>
+              <w:t xml:space="preserve"> rezolvat!"</w:t>
+            </w:r>
+          </w:p>
+          <w:p>
+            <w:pPr>
+              <w:pStyle w:val="NormalWeb"/>
+              <w:rPr>
+                <w:color w:val="000000"/>
+                <w:sz w:val="27"/>
+                <w:szCs w:val="27"/>
+              </w:rPr>
+            </w:pPr>
+          </w:p>
+        </w:tc>
+      </w:tr>
+    </w:tbl>
+    <w:p>
+      <w:pPr>
+        <w:tabs>
+          <w:tab w:val="left" w:pos="3480"/>
+        </w:tabs>
+        <w:rPr>
+          <w:lang w:eastAsia="ro-RO"/>
+        </w:rPr>
+      </w:pPr>
+    </w:p>
+    <w:p>
+      <w:pPr>
+        <w:tabs>
+          <w:tab w:val="left" w:pos="3480"/>
+        </w:tabs>
+        <w:rPr>
+          <w:lang w:eastAsia="ro-RO"/>
+        </w:rPr>
+      </w:pPr>
+      <w:r>
+        <w:rPr>
+          <w:lang w:eastAsia="ro-RO"/>
+        </w:rPr>
+        <w:t>6)</w:t>
+      </w:r>
+      <w:r>
+        <w:rPr>
+          <w:lang w:eastAsia="ro-RO"/>
+        </w:rPr>
+        <w:t xml:space="preserve"> </w:t>
+      </w:r>
+      <w:r>
+        <w:rPr>
+          <w:lang w:eastAsia="ro-RO"/>
+        </w:rPr>
+        <w:t xml:space="preserve">) Descrierea cazului de utilizare </w:t>
+      </w:r>
+      <w:r>
+        <w:rPr>
+          <w:lang w:eastAsia="ro-RO"/>
+        </w:rPr>
+        <w:t xml:space="preserve">STERGERE </w:t>
+      </w:r>
+      <w:r>
+        <w:rPr>
+          <w:lang w:eastAsia="ro-RO"/>
+        </w:rPr>
+        <w:t xml:space="preserve">BUG al sistemului de URMARIRE DE BUG-URI </w:t>
+      </w:r>
+    </w:p>
+    <w:tbl>
+      <w:tblPr>
+        <w:tblStyle w:val="TableGrid"/>
+        <w:tblW w:w="8926" w:type="dxa"/>
+        <w:tblLook w:val="04A0" w:firstRow="1" w:lastRow="0" w:firstColumn="1" w:lastColumn="0" w:noHBand="0" w:noVBand="1"/>
+      </w:tblPr>
+      <w:tblGrid>
+        <w:gridCol w:w="4531"/>
+        <w:gridCol w:w="4395"/>
+      </w:tblGrid>
+      <w:tr>
+        <w:tc>
+          <w:tcPr>
+            <w:tcW w:w="4531" w:type="dxa"/>
+          </w:tcPr>
+          <w:p>
+            <w:pPr>
+              <w:pStyle w:val="NormalWeb"/>
+              <w:rPr>
+                <w:color w:val="000000"/>
+                <w:sz w:val="27"/>
+                <w:szCs w:val="27"/>
+              </w:rPr>
+            </w:pPr>
+            <w:r>
+              <w:rPr>
+                <w:color w:val="000000"/>
+                <w:sz w:val="27"/>
+                <w:szCs w:val="27"/>
+              </w:rPr>
+              <w:t>Nume</w:t>
+            </w:r>
+          </w:p>
+        </w:tc>
+        <w:tc>
+          <w:tcPr>
+            <w:tcW w:w="4395" w:type="dxa"/>
+          </w:tcPr>
+          <w:p>
+            <w:pPr>
+              <w:pStyle w:val="NormalWeb"/>
+              <w:rPr>
+                <w:color w:val="000000"/>
+                <w:sz w:val="27"/>
+                <w:szCs w:val="27"/>
+              </w:rPr>
+            </w:pPr>
+            <w:proofErr w:type="spellStart"/>
+            <w:r>
+              <w:rPr>
+                <w:color w:val="000000"/>
+                <w:sz w:val="27"/>
+                <w:szCs w:val="27"/>
+              </w:rPr>
+              <w:t>Stergere</w:t>
+            </w:r>
+            <w:proofErr w:type="spellEnd"/>
+            <w:r>
+              <w:rPr>
+                <w:color w:val="000000"/>
+                <w:sz w:val="27"/>
+                <w:szCs w:val="27"/>
+              </w:rPr>
+              <w:t xml:space="preserve"> BUG</w:t>
+            </w:r>
+          </w:p>
+        </w:tc>
+      </w:tr>
+      <w:tr>
+        <w:tc>
+          <w:tcPr>
+            <w:tcW w:w="4531" w:type="dxa"/>
+          </w:tcPr>
+          <w:p>
+            <w:pPr>
+              <w:pStyle w:val="NormalWeb"/>
+              <w:rPr>
+                <w:color w:val="000000"/>
+                <w:sz w:val="27"/>
+                <w:szCs w:val="27"/>
+              </w:rPr>
+            </w:pPr>
+            <w:r>
+              <w:rPr>
+                <w:color w:val="000000"/>
+                <w:sz w:val="27"/>
+                <w:szCs w:val="27"/>
+              </w:rPr>
+              <w:t>Actor principal</w:t>
+            </w:r>
+          </w:p>
+        </w:tc>
+        <w:tc>
+          <w:tcPr>
+            <w:tcW w:w="4395" w:type="dxa"/>
+          </w:tcPr>
+          <w:p>
+            <w:pPr>
+              <w:pStyle w:val="NormalWeb"/>
+              <w:rPr>
+                <w:color w:val="000000"/>
+                <w:sz w:val="27"/>
+                <w:szCs w:val="27"/>
+              </w:rPr>
+            </w:pPr>
+            <w:r>
+              <w:rPr>
+                <w:color w:val="000000"/>
+                <w:sz w:val="27"/>
+                <w:szCs w:val="27"/>
+              </w:rPr>
+              <w:t>Tester</w:t>
+            </w:r>
+          </w:p>
+        </w:tc>
+      </w:tr>
+      <w:tr>
+        <w:tc>
+          <w:tcPr>
+            <w:tcW w:w="4531" w:type="dxa"/>
+          </w:tcPr>
+          <w:p>
+            <w:pPr>
+              <w:pStyle w:val="NormalWeb"/>
+              <w:rPr>
+                <w:color w:val="000000"/>
+                <w:sz w:val="27"/>
+                <w:szCs w:val="27"/>
+              </w:rPr>
+            </w:pPr>
+            <w:r>
+              <w:rPr>
+                <w:color w:val="000000"/>
+                <w:sz w:val="27"/>
+                <w:szCs w:val="27"/>
+              </w:rPr>
+              <w:t>Actor secundar</w:t>
+            </w:r>
+          </w:p>
+        </w:tc>
+        <w:tc>
+          <w:tcPr>
+            <w:tcW w:w="4395" w:type="dxa"/>
+          </w:tcPr>
+          <w:p>
+            <w:pPr>
+              <w:pStyle w:val="NormalWeb"/>
+              <w:rPr>
+                <w:color w:val="000000"/>
+                <w:sz w:val="27"/>
+                <w:szCs w:val="27"/>
+              </w:rPr>
+            </w:pPr>
+            <w:r>
+              <w:rPr>
+                <w:color w:val="000000"/>
+                <w:sz w:val="27"/>
+                <w:szCs w:val="27"/>
+              </w:rPr>
+              <w:t>-</w:t>
+            </w:r>
+          </w:p>
+        </w:tc>
+      </w:tr>
+      <w:tr>
+        <w:tc>
+          <w:tcPr>
+            <w:tcW w:w="4531" w:type="dxa"/>
+          </w:tcPr>
+          <w:p>
+            <w:pPr>
+              <w:pStyle w:val="NormalWeb"/>
+              <w:rPr>
+                <w:color w:val="000000"/>
+                <w:sz w:val="27"/>
+                <w:szCs w:val="27"/>
+              </w:rPr>
+            </w:pPr>
+            <w:r>
+              <w:rPr>
+                <w:color w:val="000000"/>
+                <w:sz w:val="27"/>
+                <w:szCs w:val="27"/>
+              </w:rPr>
+              <w:t>Descriere</w:t>
+            </w:r>
+          </w:p>
+        </w:tc>
+        <w:tc>
+          <w:tcPr>
+            <w:tcW w:w="4395" w:type="dxa"/>
+          </w:tcPr>
+          <w:p>
+            <w:pPr>
+              <w:pStyle w:val="NormalWeb"/>
+              <w:rPr>
+                <w:color w:val="000000"/>
+                <w:sz w:val="27"/>
+                <w:szCs w:val="27"/>
+              </w:rPr>
+            </w:pPr>
+            <w:r>
+              <w:rPr>
+                <w:color w:val="000000"/>
+                <w:sz w:val="27"/>
+                <w:szCs w:val="27"/>
+              </w:rPr>
+              <w:t xml:space="preserve">Testerul </w:t>
+            </w:r>
+            <w:proofErr w:type="spellStart"/>
+            <w:r>
+              <w:rPr>
+                <w:color w:val="000000"/>
+                <w:sz w:val="27"/>
+                <w:szCs w:val="27"/>
+              </w:rPr>
+              <w:t>sterge</w:t>
+            </w:r>
+            <w:proofErr w:type="spellEnd"/>
+            <w:r>
+              <w:rPr>
+                <w:color w:val="000000"/>
+                <w:sz w:val="27"/>
+                <w:szCs w:val="27"/>
+              </w:rPr>
+              <w:t xml:space="preserve"> un BUG din lista de BUG-uri , in cazul in care BUG-</w:t>
+            </w:r>
+            <w:proofErr w:type="spellStart"/>
+            <w:r>
+              <w:rPr>
+                <w:color w:val="000000"/>
+                <w:sz w:val="27"/>
+                <w:szCs w:val="27"/>
+              </w:rPr>
+              <w:t>ul</w:t>
+            </w:r>
+            <w:proofErr w:type="spellEnd"/>
+            <w:r>
+              <w:rPr>
+                <w:color w:val="000000"/>
+                <w:sz w:val="27"/>
+                <w:szCs w:val="27"/>
+              </w:rPr>
+              <w:t xml:space="preserve"> nu mai este relevant sau daca a fost introdus din </w:t>
+            </w:r>
+            <w:proofErr w:type="spellStart"/>
+            <w:r>
+              <w:rPr>
+                <w:color w:val="000000"/>
+                <w:sz w:val="27"/>
+                <w:szCs w:val="27"/>
+              </w:rPr>
+              <w:t>greseala</w:t>
+            </w:r>
+            <w:proofErr w:type="spellEnd"/>
+            <w:r>
+              <w:rPr>
+                <w:color w:val="000000"/>
+                <w:sz w:val="27"/>
+                <w:szCs w:val="27"/>
+              </w:rPr>
+              <w:t xml:space="preserve">/ de 2 ori </w:t>
+            </w:r>
+          </w:p>
+        </w:tc>
+      </w:tr>
+      <w:tr>
+        <w:tc>
+          <w:tcPr>
+            <w:tcW w:w="4531" w:type="dxa"/>
+          </w:tcPr>
+          <w:p>
+            <w:pPr>
+              <w:pStyle w:val="NormalWeb"/>
+              <w:rPr>
+                <w:color w:val="000000"/>
+                <w:sz w:val="27"/>
+                <w:szCs w:val="27"/>
+              </w:rPr>
+            </w:pPr>
+            <w:proofErr w:type="spellStart"/>
+            <w:r>
+              <w:rPr>
+                <w:color w:val="000000"/>
+                <w:sz w:val="27"/>
+                <w:szCs w:val="27"/>
+              </w:rPr>
+              <w:t>Declansare</w:t>
+            </w:r>
+            <w:proofErr w:type="spellEnd"/>
+          </w:p>
+        </w:tc>
+        <w:tc>
+          <w:tcPr>
+            <w:tcW w:w="4395" w:type="dxa"/>
+          </w:tcPr>
+          <w:p>
+            <w:pPr>
+              <w:pStyle w:val="NormalWeb"/>
+              <w:rPr>
+                <w:color w:val="000000"/>
+                <w:sz w:val="27"/>
+                <w:szCs w:val="27"/>
+              </w:rPr>
+            </w:pPr>
+            <w:r>
+              <w:rPr>
+                <w:color w:val="000000"/>
+                <w:sz w:val="27"/>
+                <w:szCs w:val="27"/>
+              </w:rPr>
+              <w:t xml:space="preserve">Testerul </w:t>
+            </w:r>
+            <w:r>
+              <w:rPr>
+                <w:color w:val="000000"/>
+                <w:sz w:val="27"/>
+                <w:szCs w:val="27"/>
+              </w:rPr>
+              <w:t xml:space="preserve">vrea sa </w:t>
+            </w:r>
+            <w:proofErr w:type="spellStart"/>
+            <w:r>
+              <w:rPr>
+                <w:color w:val="000000"/>
+                <w:sz w:val="27"/>
+                <w:szCs w:val="27"/>
+              </w:rPr>
+              <w:t>stearga</w:t>
+            </w:r>
+            <w:proofErr w:type="spellEnd"/>
+            <w:r>
+              <w:rPr>
+                <w:color w:val="000000"/>
+                <w:sz w:val="27"/>
+                <w:szCs w:val="27"/>
+              </w:rPr>
+              <w:t xml:space="preserve"> un anumit BUG din sistem </w:t>
+            </w:r>
+          </w:p>
+        </w:tc>
+      </w:tr>
+      <w:tr>
+        <w:tc>
+          <w:tcPr>
+            <w:tcW w:w="4531" w:type="dxa"/>
+          </w:tcPr>
+          <w:p>
+            <w:pPr>
+              <w:pStyle w:val="NormalWeb"/>
+              <w:rPr>
+                <w:color w:val="000000"/>
+                <w:sz w:val="27"/>
+                <w:szCs w:val="27"/>
+              </w:rPr>
+            </w:pPr>
+            <w:proofErr w:type="spellStart"/>
+            <w:r>
+              <w:rPr>
+                <w:color w:val="000000"/>
+                <w:sz w:val="27"/>
+                <w:szCs w:val="27"/>
+              </w:rPr>
+              <w:t>Preconditii</w:t>
+            </w:r>
+            <w:proofErr w:type="spellEnd"/>
+          </w:p>
+        </w:tc>
+        <w:tc>
+          <w:tcPr>
+            <w:tcW w:w="4395" w:type="dxa"/>
+          </w:tcPr>
+          <w:p>
+            <w:pPr>
+              <w:pStyle w:val="NormalWeb"/>
+              <w:ind w:left="720"/>
+              <w:rPr>
+                <w:color w:val="000000"/>
+                <w:sz w:val="27"/>
+                <w:szCs w:val="27"/>
+              </w:rPr>
+            </w:pPr>
+            <w:r>
+              <w:rPr>
+                <w:color w:val="000000"/>
+                <w:sz w:val="27"/>
+                <w:szCs w:val="27"/>
+              </w:rPr>
+              <w:t xml:space="preserve">1.Testrul este </w:t>
+            </w:r>
+            <w:proofErr w:type="spellStart"/>
+            <w:r>
+              <w:rPr>
+                <w:color w:val="000000"/>
+                <w:sz w:val="27"/>
+                <w:szCs w:val="27"/>
+              </w:rPr>
+              <w:t>logat</w:t>
+            </w:r>
+            <w:proofErr w:type="spellEnd"/>
+            <w:r>
+              <w:rPr>
+                <w:color w:val="000000"/>
+                <w:sz w:val="27"/>
+                <w:szCs w:val="27"/>
+              </w:rPr>
+              <w:t xml:space="preserve"> in sistem </w:t>
+            </w:r>
+          </w:p>
+          <w:p>
+            <w:pPr>
+              <w:pStyle w:val="NormalWeb"/>
+              <w:ind w:left="720"/>
+              <w:rPr>
+                <w:color w:val="000000"/>
+                <w:sz w:val="27"/>
+                <w:szCs w:val="27"/>
+              </w:rPr>
+            </w:pPr>
+            <w:r>
+              <w:rPr>
+                <w:color w:val="000000"/>
+                <w:sz w:val="27"/>
+                <w:szCs w:val="27"/>
+              </w:rPr>
+              <w:t xml:space="preserve">2.Testerul vrea sa </w:t>
+            </w:r>
+            <w:proofErr w:type="spellStart"/>
+            <w:r>
+              <w:rPr>
+                <w:color w:val="000000"/>
+                <w:sz w:val="27"/>
+                <w:szCs w:val="27"/>
+              </w:rPr>
+              <w:t>sterga</w:t>
+            </w:r>
+            <w:proofErr w:type="spellEnd"/>
+            <w:r>
+              <w:rPr>
+                <w:color w:val="000000"/>
+                <w:sz w:val="27"/>
+                <w:szCs w:val="27"/>
+              </w:rPr>
+              <w:t xml:space="preserve"> un BUG</w:t>
+            </w:r>
+          </w:p>
+          <w:p>
+            <w:pPr>
+              <w:pStyle w:val="NormalWeb"/>
+              <w:ind w:left="720"/>
+              <w:rPr>
+                <w:color w:val="000000"/>
+                <w:sz w:val="27"/>
+                <w:szCs w:val="27"/>
+              </w:rPr>
+            </w:pPr>
+            <w:r>
+              <w:rPr>
+                <w:color w:val="000000"/>
+                <w:sz w:val="27"/>
+                <w:szCs w:val="27"/>
+              </w:rPr>
+              <w:t xml:space="preserve">3. Acesta trebuie sa fie existent in DB </w:t>
+            </w:r>
+          </w:p>
+        </w:tc>
+      </w:tr>
+      <w:tr>
+        <w:tc>
+          <w:tcPr>
+            <w:tcW w:w="4531" w:type="dxa"/>
+          </w:tcPr>
+          <w:p>
+            <w:pPr>
+              <w:pStyle w:val="NormalWeb"/>
+              <w:rPr>
+                <w:color w:val="000000"/>
+                <w:sz w:val="27"/>
+                <w:szCs w:val="27"/>
+              </w:rPr>
+            </w:pPr>
+            <w:proofErr w:type="spellStart"/>
+            <w:r>
+              <w:rPr>
+                <w:color w:val="000000"/>
+                <w:sz w:val="27"/>
+                <w:szCs w:val="27"/>
+              </w:rPr>
+              <w:t>Postconditii</w:t>
+            </w:r>
+            <w:proofErr w:type="spellEnd"/>
+          </w:p>
+        </w:tc>
+        <w:tc>
+          <w:tcPr>
+            <w:tcW w:w="4395" w:type="dxa"/>
+          </w:tcPr>
+          <w:p>
+            <w:pPr>
+              <w:pStyle w:val="NormalWeb"/>
+              <w:rPr>
+                <w:color w:val="000000"/>
+                <w:sz w:val="27"/>
+                <w:szCs w:val="27"/>
+              </w:rPr>
+            </w:pPr>
+            <w:r>
+              <w:rPr>
+                <w:color w:val="000000"/>
+                <w:sz w:val="27"/>
+                <w:szCs w:val="27"/>
+              </w:rPr>
+              <w:t>BUG-</w:t>
+            </w:r>
+            <w:proofErr w:type="spellStart"/>
+            <w:r>
+              <w:rPr>
+                <w:color w:val="000000"/>
+                <w:sz w:val="27"/>
+                <w:szCs w:val="27"/>
+              </w:rPr>
+              <w:t>ul</w:t>
+            </w:r>
+            <w:proofErr w:type="spellEnd"/>
+            <w:r>
+              <w:rPr>
+                <w:color w:val="000000"/>
+                <w:sz w:val="27"/>
+                <w:szCs w:val="27"/>
+              </w:rPr>
+              <w:t xml:space="preserve"> este eliminat din lista de </w:t>
+            </w:r>
+            <w:proofErr w:type="spellStart"/>
+            <w:r>
+              <w:rPr>
+                <w:color w:val="000000"/>
+                <w:sz w:val="27"/>
+                <w:szCs w:val="27"/>
+              </w:rPr>
+              <w:t>bugs</w:t>
+            </w:r>
+            <w:proofErr w:type="spellEnd"/>
+            <w:r>
+              <w:rPr>
+                <w:color w:val="000000"/>
+                <w:sz w:val="27"/>
+                <w:szCs w:val="27"/>
+              </w:rPr>
+              <w:t xml:space="preserve"> </w:t>
+            </w:r>
+          </w:p>
+        </w:tc>
+      </w:tr>
+      <w:tr>
+        <w:tc>
+          <w:tcPr>
+            <w:tcW w:w="4531" w:type="dxa"/>
+          </w:tcPr>
+          <w:p>
+            <w:pPr>
+              <w:pStyle w:val="NormalWeb"/>
+              <w:rPr>
+                <w:color w:val="000000"/>
+                <w:sz w:val="27"/>
+                <w:szCs w:val="27"/>
+              </w:rPr>
+            </w:pPr>
+            <w:r>
+              <w:rPr>
+                <w:color w:val="000000"/>
+                <w:sz w:val="27"/>
+                <w:szCs w:val="27"/>
+              </w:rPr>
+              <w:t>Flux normal de evenimente</w:t>
+            </w:r>
+          </w:p>
+        </w:tc>
+        <w:tc>
+          <w:tcPr>
+            <w:tcW w:w="4395" w:type="dxa"/>
+          </w:tcPr>
+          <w:p>
+            <w:pPr>
+              <w:pStyle w:val="NormalWeb"/>
+              <w:ind w:left="720"/>
+              <w:rPr>
+                <w:color w:val="000000"/>
+                <w:sz w:val="27"/>
+                <w:szCs w:val="27"/>
+              </w:rPr>
+            </w:pPr>
+            <w:r>
+              <w:rPr>
+                <w:color w:val="000000"/>
+                <w:sz w:val="27"/>
+                <w:szCs w:val="27"/>
+              </w:rPr>
+              <w:t xml:space="preserve">1.Testerul </w:t>
+            </w:r>
+            <w:proofErr w:type="spellStart"/>
+            <w:r>
+              <w:rPr>
+                <w:color w:val="000000"/>
+                <w:sz w:val="27"/>
+                <w:szCs w:val="27"/>
+              </w:rPr>
+              <w:t>selecteaza</w:t>
+            </w:r>
+            <w:proofErr w:type="spellEnd"/>
+            <w:r>
+              <w:rPr>
+                <w:color w:val="000000"/>
+                <w:sz w:val="27"/>
+                <w:szCs w:val="27"/>
+              </w:rPr>
+              <w:t xml:space="preserve"> BUG-</w:t>
+            </w:r>
+            <w:proofErr w:type="spellStart"/>
+            <w:r>
+              <w:rPr>
+                <w:color w:val="000000"/>
+                <w:sz w:val="27"/>
+                <w:szCs w:val="27"/>
+              </w:rPr>
+              <w:t>ul</w:t>
+            </w:r>
+            <w:proofErr w:type="spellEnd"/>
+            <w:r>
+              <w:rPr>
+                <w:color w:val="000000"/>
+                <w:sz w:val="27"/>
+                <w:szCs w:val="27"/>
+              </w:rPr>
+              <w:t xml:space="preserve"> dorit</w:t>
+            </w:r>
+          </w:p>
+          <w:p>
+            <w:pPr>
+              <w:pStyle w:val="NormalWeb"/>
+              <w:ind w:left="720"/>
+              <w:rPr>
+                <w:color w:val="000000"/>
+                <w:sz w:val="27"/>
+                <w:szCs w:val="27"/>
+              </w:rPr>
+            </w:pPr>
+            <w:r>
+              <w:rPr>
+                <w:color w:val="000000"/>
+                <w:sz w:val="27"/>
+                <w:szCs w:val="27"/>
+              </w:rPr>
+              <w:t xml:space="preserve">2. Alege </w:t>
+            </w:r>
+            <w:proofErr w:type="spellStart"/>
+            <w:r>
+              <w:rPr>
+                <w:color w:val="000000"/>
+                <w:sz w:val="27"/>
+                <w:szCs w:val="27"/>
+              </w:rPr>
+              <w:t>optiunea</w:t>
+            </w:r>
+            <w:proofErr w:type="spellEnd"/>
+            <w:r>
+              <w:rPr>
+                <w:color w:val="000000"/>
+                <w:sz w:val="27"/>
+                <w:szCs w:val="27"/>
+              </w:rPr>
+              <w:t xml:space="preserve"> „</w:t>
+            </w:r>
+            <w:proofErr w:type="spellStart"/>
+            <w:r>
+              <w:rPr>
+                <w:color w:val="000000"/>
+                <w:sz w:val="27"/>
+                <w:szCs w:val="27"/>
+              </w:rPr>
+              <w:t>Sterge</w:t>
+            </w:r>
+            <w:proofErr w:type="spellEnd"/>
+            <w:r>
+              <w:rPr>
+                <w:color w:val="000000"/>
+                <w:sz w:val="27"/>
+                <w:szCs w:val="27"/>
+              </w:rPr>
+              <w:t>”</w:t>
+            </w:r>
+          </w:p>
+          <w:p>
+            <w:pPr>
+              <w:pStyle w:val="NormalWeb"/>
+              <w:ind w:left="720"/>
+              <w:rPr>
+                <w:color w:val="000000"/>
+                <w:sz w:val="27"/>
+                <w:szCs w:val="27"/>
+              </w:rPr>
+            </w:pPr>
+            <w:r>
+              <w:rPr>
+                <w:color w:val="000000"/>
+                <w:sz w:val="27"/>
+                <w:szCs w:val="27"/>
+              </w:rPr>
+              <w:lastRenderedPageBreak/>
+              <w:t xml:space="preserve">3. Sistemul confirma </w:t>
+            </w:r>
+            <w:proofErr w:type="spellStart"/>
+            <w:r>
+              <w:rPr>
+                <w:color w:val="000000"/>
+                <w:sz w:val="27"/>
+                <w:szCs w:val="27"/>
+              </w:rPr>
+              <w:t>optiunea</w:t>
+            </w:r>
+            <w:proofErr w:type="spellEnd"/>
+            <w:r>
+              <w:rPr>
+                <w:color w:val="000000"/>
+                <w:sz w:val="27"/>
+                <w:szCs w:val="27"/>
+              </w:rPr>
+              <w:t xml:space="preserve"> de </w:t>
+            </w:r>
+            <w:proofErr w:type="spellStart"/>
+            <w:r>
+              <w:rPr>
+                <w:color w:val="000000"/>
+                <w:sz w:val="27"/>
+                <w:szCs w:val="27"/>
+              </w:rPr>
+              <w:t>sterege</w:t>
+            </w:r>
+            <w:proofErr w:type="spellEnd"/>
+          </w:p>
+          <w:p>
+            <w:pPr>
+              <w:pStyle w:val="NormalWeb"/>
+              <w:ind w:left="720"/>
+              <w:rPr>
+                <w:color w:val="000000"/>
+                <w:sz w:val="27"/>
+                <w:szCs w:val="27"/>
+              </w:rPr>
+            </w:pPr>
+            <w:r>
+              <w:rPr>
+                <w:color w:val="000000"/>
+                <w:sz w:val="27"/>
+                <w:szCs w:val="27"/>
+              </w:rPr>
+              <w:t>4. Testerul confirma</w:t>
+            </w:r>
+          </w:p>
+          <w:p>
+            <w:pPr>
+              <w:pStyle w:val="NormalWeb"/>
+              <w:ind w:left="720"/>
+              <w:rPr>
+                <w:color w:val="000000"/>
+                <w:sz w:val="27"/>
+                <w:szCs w:val="27"/>
+              </w:rPr>
+            </w:pPr>
+            <w:r>
+              <w:rPr>
+                <w:color w:val="000000"/>
+                <w:sz w:val="27"/>
+                <w:szCs w:val="27"/>
+              </w:rPr>
+              <w:t xml:space="preserve">5. Sistemul </w:t>
+            </w:r>
+            <w:proofErr w:type="spellStart"/>
+            <w:r>
+              <w:rPr>
+                <w:color w:val="000000"/>
+                <w:sz w:val="27"/>
+                <w:szCs w:val="27"/>
+              </w:rPr>
+              <w:t>sterge</w:t>
+            </w:r>
+            <w:proofErr w:type="spellEnd"/>
+            <w:r>
+              <w:rPr>
+                <w:color w:val="000000"/>
+                <w:sz w:val="27"/>
+                <w:szCs w:val="27"/>
+              </w:rPr>
+              <w:t xml:space="preserve"> BUG-</w:t>
+            </w:r>
+            <w:proofErr w:type="spellStart"/>
+            <w:r>
+              <w:rPr>
+                <w:color w:val="000000"/>
+                <w:sz w:val="27"/>
+                <w:szCs w:val="27"/>
+              </w:rPr>
+              <w:t>ul</w:t>
+            </w:r>
+            <w:proofErr w:type="spellEnd"/>
+            <w:r>
+              <w:rPr>
+                <w:color w:val="000000"/>
+                <w:sz w:val="27"/>
+                <w:szCs w:val="27"/>
+              </w:rPr>
+              <w:t xml:space="preserve"> si </w:t>
+            </w:r>
+            <w:proofErr w:type="spellStart"/>
+            <w:r>
+              <w:rPr>
+                <w:color w:val="000000"/>
+                <w:sz w:val="27"/>
+                <w:szCs w:val="27"/>
+              </w:rPr>
+              <w:t>actualizeaza</w:t>
+            </w:r>
+            <w:proofErr w:type="spellEnd"/>
+            <w:r>
+              <w:rPr>
+                <w:color w:val="000000"/>
+                <w:sz w:val="27"/>
+                <w:szCs w:val="27"/>
+              </w:rPr>
+              <w:t xml:space="preserve"> lista</w:t>
+            </w:r>
+          </w:p>
+          <w:p>
+            <w:pPr>
+              <w:pStyle w:val="NormalWeb"/>
+              <w:ind w:left="720"/>
+              <w:rPr>
+                <w:color w:val="000000"/>
+                <w:sz w:val="27"/>
+                <w:szCs w:val="27"/>
+              </w:rPr>
+            </w:pPr>
+          </w:p>
+        </w:tc>
+      </w:tr>
+      <w:tr>
+        <w:tc>
+          <w:tcPr>
+            <w:tcW w:w="4531" w:type="dxa"/>
+          </w:tcPr>
+          <w:p>
+            <w:pPr>
+              <w:pStyle w:val="NormalWeb"/>
+              <w:rPr>
+                <w:color w:val="000000"/>
+                <w:sz w:val="27"/>
+                <w:szCs w:val="27"/>
+              </w:rPr>
+            </w:pPr>
+            <w:r>
+              <w:rPr>
+                <w:color w:val="000000"/>
+                <w:sz w:val="27"/>
+                <w:szCs w:val="27"/>
+              </w:rPr>
+              <w:lastRenderedPageBreak/>
+              <w:t>Flux alternativ</w:t>
+            </w:r>
+          </w:p>
+        </w:tc>
+        <w:tc>
+          <w:tcPr>
+            <w:tcW w:w="4395" w:type="dxa"/>
+          </w:tcPr>
+          <w:p>
+            <w:pPr>
+              <w:spacing w:before="100" w:beforeAutospacing="1" w:after="100" w:afterAutospacing="1"/>
+              <w:rPr>
+                <w:color w:val="000000"/>
+              </w:rPr>
+            </w:pPr>
+            <w:r>
+              <w:rPr>
+                <w:rStyle w:val="Strong"/>
+                <w:rFonts w:eastAsiaTheme="majorEastAsia"/>
+                <w:color w:val="000000"/>
+              </w:rPr>
+              <w:t>Alternativ 1: Testerul anulează ștergerea</w:t>
+            </w:r>
+          </w:p>
+          <w:p>
+            <w:pPr>
+              <w:numPr>
+                <w:ilvl w:val="0"/>
+                <w:numId w:val="18"/>
+              </w:numPr>
+              <w:spacing w:before="100" w:beforeAutospacing="1" w:after="100" w:afterAutospacing="1"/>
+              <w:rPr>
+                <w:color w:val="000000"/>
+              </w:rPr>
+            </w:pPr>
+            <w:r>
+              <w:rPr>
+                <w:color w:val="000000"/>
+              </w:rPr>
+              <w:t>La pasul 5, în loc să confirme, testerul anulează acțiunea.</w:t>
+            </w:r>
+          </w:p>
+          <w:p>
+            <w:pPr>
+              <w:numPr>
+                <w:ilvl w:val="0"/>
+                <w:numId w:val="18"/>
+              </w:numPr>
+              <w:spacing w:before="100" w:beforeAutospacing="1" w:after="100" w:afterAutospacing="1"/>
+              <w:rPr>
+                <w:color w:val="000000"/>
+              </w:rPr>
+            </w:pPr>
+            <w:r>
+              <w:rPr>
+                <w:color w:val="000000"/>
+              </w:rPr>
+              <w:t>Sistemul închide fereastra de confirmare fără a efectua modificări.</w:t>
+            </w:r>
+          </w:p>
+          <w:p>
+            <w:pPr>
+              <w:numPr>
+                <w:ilvl w:val="0"/>
+                <w:numId w:val="18"/>
+              </w:numPr>
+              <w:spacing w:before="100" w:beforeAutospacing="1" w:after="100" w:afterAutospacing="1"/>
+              <w:rPr>
+                <w:color w:val="000000"/>
+              </w:rPr>
+            </w:pPr>
+            <w:r>
+              <w:rPr>
+                <w:color w:val="000000"/>
+              </w:rPr>
+              <w:t>Lista de BUG-uri rămâne neschimbată.</w:t>
+            </w:r>
+          </w:p>
+          <w:p>
+            <w:pPr>
+              <w:pStyle w:val="NormalWeb"/>
+              <w:rPr>
+                <w:color w:val="000000"/>
+                <w:sz w:val="27"/>
+                <w:szCs w:val="27"/>
+              </w:rPr>
+            </w:pPr>
+          </w:p>
+        </w:tc>
+      </w:tr>
+      <w:tr>
+        <w:trPr>
+          <w:trHeight w:val="5899"/>
+        </w:trPr>
+        <w:tc>
+          <w:tcPr>
+            <w:tcW w:w="4531" w:type="dxa"/>
+          </w:tcPr>
+          <w:p>
+            <w:pPr>
+              <w:pStyle w:val="NormalWeb"/>
+              <w:rPr>
+                <w:color w:val="000000"/>
+                <w:sz w:val="27"/>
+                <w:szCs w:val="27"/>
+              </w:rPr>
+            </w:pPr>
+            <w:r>
+              <w:rPr>
+                <w:color w:val="000000"/>
+                <w:sz w:val="27"/>
+                <w:szCs w:val="27"/>
+              </w:rPr>
+              <w:t>Exceptii</w:t>
+            </w:r>
+          </w:p>
+        </w:tc>
+        <w:tc>
+          <w:tcPr>
+            <w:tcW w:w="4395" w:type="dxa"/>
+          </w:tcPr>
+          <w:p>
+            <w:pPr>
+              <w:spacing w:before="100" w:beforeAutospacing="1" w:after="100" w:afterAutospacing="1"/>
+              <w:rPr>
+                <w:color w:val="000000"/>
+              </w:rPr>
+            </w:pPr>
+            <w:r>
+              <w:rPr>
+                <w:rStyle w:val="Strong"/>
+                <w:rFonts w:eastAsiaTheme="majorEastAsia"/>
+                <w:color w:val="000000"/>
+              </w:rPr>
+              <w:t>Eroare 1: BUG inexistent sau deja șters</w:t>
+            </w:r>
+          </w:p>
+          <w:p>
+            <w:pPr>
+              <w:numPr>
+                <w:ilvl w:val="0"/>
+                <w:numId w:val="19"/>
+              </w:numPr>
+              <w:spacing w:before="100" w:beforeAutospacing="1" w:after="100" w:afterAutospacing="1"/>
+              <w:rPr>
+                <w:color w:val="000000"/>
+              </w:rPr>
+            </w:pPr>
+            <w:r>
+              <w:rPr>
+                <w:color w:val="000000"/>
+              </w:rPr>
+              <w:t>Sistemul nu mai găsește BUG-ul în listă (posibil a fost deja șters de altcineva).</w:t>
+            </w:r>
+          </w:p>
+          <w:p>
+            <w:pPr>
+              <w:numPr>
+                <w:ilvl w:val="0"/>
+                <w:numId w:val="19"/>
+              </w:numPr>
+              <w:spacing w:before="100" w:beforeAutospacing="1" w:after="100" w:afterAutospacing="1"/>
+              <w:rPr>
+                <w:color w:val="000000"/>
+              </w:rPr>
+            </w:pPr>
+            <w:r>
+              <w:rPr>
+                <w:color w:val="000000"/>
+              </w:rPr>
+              <w:t>Se afișează mesaj: „BUG-ul nu mai există.”</w:t>
+            </w:r>
+          </w:p>
+          <w:p>
+            <w:pPr>
+              <w:numPr>
+                <w:ilvl w:val="0"/>
+                <w:numId w:val="19"/>
+              </w:numPr>
+              <w:spacing w:before="100" w:beforeAutospacing="1" w:after="100" w:afterAutospacing="1"/>
+              <w:rPr>
+                <w:color w:val="000000"/>
+              </w:rPr>
+            </w:pPr>
+            <w:r>
+              <w:rPr>
+                <w:color w:val="000000"/>
+              </w:rPr>
+              <w:t>Se revine la lista de BUG-uri actualizată automat.</w:t>
+            </w:r>
+          </w:p>
+          <w:p>
+            <w:pPr>
+              <w:spacing w:before="100" w:beforeAutospacing="1" w:after="100" w:afterAutospacing="1"/>
+              <w:rPr>
+                <w:color w:val="000000"/>
+              </w:rPr>
+            </w:pPr>
+            <w:r>
+              <w:rPr>
+                <w:rStyle w:val="Strong"/>
+                <w:rFonts w:eastAsiaTheme="majorEastAsia"/>
+                <w:color w:val="000000"/>
+              </w:rPr>
+              <w:t>Eroare 2: Eroare tehnică la ștergere</w:t>
+            </w:r>
+          </w:p>
+          <w:p>
+            <w:pPr>
+              <w:numPr>
+                <w:ilvl w:val="0"/>
+                <w:numId w:val="20"/>
+              </w:numPr>
+              <w:spacing w:before="100" w:beforeAutospacing="1" w:after="100" w:afterAutospacing="1"/>
+              <w:rPr>
+                <w:color w:val="000000"/>
+              </w:rPr>
+            </w:pPr>
+            <w:r>
+              <w:rPr>
+                <w:color w:val="000000"/>
+              </w:rPr>
+              <w:t>Sistemul întâmpină o eroare internă în timpul procesului de ștergere (ex: conexiune pierdută, problemă de server).</w:t>
+            </w:r>
+          </w:p>
+          <w:p>
+            <w:pPr>
+              <w:numPr>
+                <w:ilvl w:val="0"/>
+                <w:numId w:val="20"/>
+              </w:numPr>
+              <w:spacing w:before="100" w:beforeAutospacing="1" w:after="100" w:afterAutospacing="1"/>
+              <w:rPr>
+                <w:color w:val="000000"/>
+              </w:rPr>
+            </w:pPr>
+            <w:r>
+              <w:rPr>
+                <w:color w:val="000000"/>
+              </w:rPr>
+              <w:t>Se afișează mesaj: „A apărut o eroare. Încercați din nou.”</w:t>
+            </w:r>
+          </w:p>
+          <w:p>
+            <w:pPr>
+              <w:numPr>
+                <w:ilvl w:val="0"/>
+                <w:numId w:val="20"/>
+              </w:numPr>
+              <w:spacing w:before="100" w:beforeAutospacing="1" w:after="100" w:afterAutospacing="1"/>
+              <w:rPr>
+                <w:color w:val="000000"/>
+              </w:rPr>
+            </w:pPr>
+            <w:r>
+              <w:rPr>
+                <w:color w:val="000000"/>
+              </w:rPr>
+              <w:t>Testerul poate relua procesul de ștergere.</w:t>
+            </w:r>
+          </w:p>
+          <w:p>
+            <w:pPr>
+              <w:pStyle w:val="NormalWeb"/>
+              <w:ind w:left="720"/>
+              <w:rPr>
+                <w:color w:val="000000"/>
+                <w:sz w:val="27"/>
+                <w:szCs w:val="27"/>
+              </w:rPr>
+            </w:pPr>
+          </w:p>
+        </w:tc>
+      </w:tr>
+    </w:tbl>
+    <w:p>
+      <w:pPr>
+        <w:tabs>
+          <w:tab w:val="left" w:pos="3480"/>
+        </w:tabs>
+        <w:rPr>
+          <w:lang w:eastAsia="ro-RO"/>
+        </w:rPr>
+      </w:pPr>
+    </w:p>
+    <w:p>
+      <w:pPr>
+        <w:tabs>
+          <w:tab w:val="left" w:pos="3480"/>
+        </w:tabs>
+        <w:rPr>
+          <w:lang w:eastAsia="ro-RO"/>
+        </w:rPr>
+      </w:pPr>
+      <w:r>
+        <w:rPr>
+          <w:lang w:eastAsia="ro-RO"/>
+        </w:rPr>
+        <w:t>7) Vizualizare BUG-uri dupa status</w:t>
+      </w:r>
+    </w:p>
+    <w:p>
+      <w:pPr>
+        <w:tabs>
+          <w:tab w:val="left" w:pos="3480"/>
+        </w:tabs>
+        <w:rPr>
+          <w:lang w:eastAsia="ro-RO"/>
+        </w:rPr>
+      </w:pPr>
+      <w:r>
+        <w:rPr>
+          <w:lang w:eastAsia="ro-RO"/>
+        </w:rPr>
+        <w:t>8) Vizualizare BUG-uri dupa descriere</w:t>
+      </w:r>
     </w:p>
     <w:sectPr>
       <w:pgSz w:w="11906" w:h="16838"/>
@@ -4416,7 +8835,7 @@
 </file>
 
 <file path=word/numbering.xml><?xml version="1.0" encoding="utf-8"?>
-<w:numbering xmlns:wpc="http://schemas.microsoft.com/office/word/2010/wordprocessingCanvas" xmlns:cx="http://schemas.microsoft.com/office/drawing/2014/chartex" xmlns:cx1="http://schemas.microsoft.com/office/drawing/2015/9/8/chartex" xmlns:cx2="http://schemas.microsoft.com/office/drawing/2015/10/21/chartex" xmlns:cx3="http://schemas.microsoft.com/office/drawing/2016/5/9/chartex" xmlns:cx4="http://schemas.microsoft.com/office/drawing/2016/5/10/chartex" xmlns:cx5="http://schemas.microsoft.com/office/drawing/2016/5/11/chartex" xmlns:cx6="http://schemas.microsoft.com/office/drawing/2016/5/12/chartex" xmlns:cx7="http://schemas.microsoft.com/office/drawing/2016/5/13/chartex" xmlns:cx8="http://schemas.microsoft.com/office/drawing/2016/5/14/chartex" xmlns:mc="http://schemas.openxmlformats.org/markup-compatibility/2006" xmlns:aink="http://schemas.microsoft.com/office/drawing/2016/ink" xmlns:am3d="http://schemas.microsoft.com/office/drawing/2017/model3d" xmlns:o="urn:schemas-microsoft-com:office:office" xmlns:oel="http://schemas.microsoft.com/office/2019/extlst" xmlns:r="http://schemas.openxmlformats.org/officeDocument/2006/relationships" xmlns:m="http://schemas.openxmlformats.org/officeDocument/2006/math" xmlns:v="urn:schemas-microsoft-com:vml" xmlns:wp14="http://schemas.microsoft.com/office/word/2010/wordprocessingDrawing" xmlns:wp="http://schemas.openxmlformats.org/drawingml/2006/wordprocessingDrawing" xmlns:w10="urn:schemas-microsoft-com:office:word" xmlns:w="http://schemas.openxmlformats.org/wordprocessingml/2006/main" xmlns:w14="http://schemas.microsoft.com/office/word/2010/wordml" xmlns:w15="http://schemas.microsoft.com/office/word/2012/wordml" xmlns:w16cex="http://schemas.microsoft.com/office/word/2018/wordml/cex" xmlns:w16cid="http://schemas.microsoft.com/office/word/2016/wordml/cid" xmlns:w16="http://schemas.microsoft.com/office/word/2018/wordml" xmlns:w16du="http://schemas.microsoft.com/office/word/2023/wordml/word16du" xmlns:w16sdtdh="http://schemas.microsoft.com/office/word/2020/wordml/sdtdatahash" xmlns:w16se="http://schemas.microsoft.com/office/word/2015/wordml/symex" xmlns:wpg="http://schemas.microsoft.com/office/word/2010/wordprocessingGroup" xmlns:wpi="http://schemas.microsoft.com/office/word/2010/wordprocessingInk" xmlns:wne="http://schemas.microsoft.com/office/word/2006/wordml" xmlns:wps="http://schemas.microsoft.com/office/word/2010/wordprocessingShape" mc:Ignorable="w14 w15 w16se w16cid w16 w16cex w16sdtdh w16du wp14">
+<w:numbering xmlns:wpc="http://schemas.microsoft.com/office/word/2010/wordprocessingCanvas" xmlns:cx="http://schemas.microsoft.com/office/drawing/2014/chartex" xmlns:cx1="http://schemas.microsoft.com/office/drawing/2015/9/8/chartex" xmlns:cx2="http://schemas.microsoft.com/office/drawing/2015/10/21/chartex" xmlns:cx3="http://schemas.microsoft.com/office/drawing/2016/5/9/chartex" xmlns:cx4="http://schemas.microsoft.com/office/drawing/2016/5/10/chartex" xmlns:cx5="http://schemas.microsoft.com/office/drawing/2016/5/11/chartex" xmlns:cx6="http://schemas.microsoft.com/office/drawing/2016/5/12/chartex" xmlns:cx7="http://schemas.microsoft.com/office/drawing/2016/5/13/chartex" xmlns:cx8="http://schemas.microsoft.com/office/drawing/2016/5/14/chartex" xmlns:mc="http://schemas.openxmlformats.org/markup-compatibility/2006" xmlns:aink="http://schemas.microsoft.com/office/drawing/2016/ink" xmlns:am3d="http://schemas.microsoft.com/office/drawing/2017/model3d" xmlns:o="urn:schemas-microsoft-com:office:office" xmlns:oel="http://schemas.microsoft.com/office/2019/extlst" xmlns:r="http://schemas.openxmlformats.org/officeDocument/2006/relationships" xmlns:m="http://schemas.openxmlformats.org/officeDocument/2006/math" xmlns:v="urn:schemas-microsoft-com:vml" xmlns:wp14="http://schemas.microsoft.com/office/word/2010/wordprocessingDrawing" xmlns:wp="http://schemas.openxmlformats.org/drawingml/2006/wordprocessingDrawing" xmlns:w10="urn:schemas-microsoft-com:office:word" xmlns:w="http://schemas.openxmlformats.org/wordprocessingml/2006/main" xmlns:w14="http://schemas.microsoft.com/office/word/2010/wordml" xmlns:w15="http://schemas.microsoft.com/office/word/2012/wordml" xmlns:w16cex="http://schemas.microsoft.com/office/word/2018/wordml/cex" xmlns:w16cid="http://schemas.microsoft.com/office/word/2016/wordml/cid" xmlns:w16="http://schemas.microsoft.com/office/word/2018/wordml" xmlns:w16du="http://schemas.microsoft.com/office/word/2023/wordml/word16du" xmlns:w16sdtdh="http://schemas.microsoft.com/office/word/2020/wordml/sdtdatahash" xmlns:w16sdtfl="http://schemas.microsoft.com/office/word/2024/wordml/sdtformatlock" xmlns:w16se="http://schemas.microsoft.com/office/word/2015/wordml/symex" xmlns:wpg="http://schemas.microsoft.com/office/word/2010/wordprocessingGroup" xmlns:wpi="http://schemas.microsoft.com/office/word/2010/wordprocessingInk" xmlns:wne="http://schemas.microsoft.com/office/word/2006/wordml" xmlns:wps="http://schemas.microsoft.com/office/word/2010/wordprocessingShape" mc:Ignorable="w14 w15 w16se w16cid w16 w16cex w16sdtdh w16sdtfl w16du wp14">
   <w:abstractNum w:abstractNumId="0" w15:restartNumberingAfterBreak="0">
     <w:nsid w:val="09F767A0"/>
     <w:multiLevelType w:val="hybridMultilevel"/>
@@ -4590,6 +9009,119 @@
     </w:lvl>
   </w:abstractNum>
   <w:abstractNum w:abstractNumId="2" w15:restartNumberingAfterBreak="0">
+    <w:nsid w:val="13637381"/>
+    <w:multiLevelType w:val="multilevel"/>
+    <w:tmpl w:val="BF966918"/>
+    <w:lvl w:ilvl="0">
+      <w:start w:val="1"/>
+      <w:numFmt w:val="decimal"/>
+      <w:lvlText w:val="%1."/>
+      <w:lvlJc w:val="left"/>
+      <w:pPr>
+        <w:tabs>
+          <w:tab w:val="num" w:pos="720"/>
+        </w:tabs>
+        <w:ind w:left="720" w:hanging="360"/>
+      </w:pPr>
+    </w:lvl>
+    <w:lvl w:ilvl="1" w:tentative="1">
+      <w:start w:val="1"/>
+      <w:numFmt w:val="decimal"/>
+      <w:lvlText w:val="%2."/>
+      <w:lvlJc w:val="left"/>
+      <w:pPr>
+        <w:tabs>
+          <w:tab w:val="num" w:pos="1440"/>
+        </w:tabs>
+        <w:ind w:left="1440" w:hanging="360"/>
+      </w:pPr>
+    </w:lvl>
+    <w:lvl w:ilvl="2" w:tentative="1">
+      <w:start w:val="1"/>
+      <w:numFmt w:val="decimal"/>
+      <w:lvlText w:val="%3."/>
+      <w:lvlJc w:val="left"/>
+      <w:pPr>
+        <w:tabs>
+          <w:tab w:val="num" w:pos="2160"/>
+        </w:tabs>
+        <w:ind w:left="2160" w:hanging="360"/>
+      </w:pPr>
+    </w:lvl>
+    <w:lvl w:ilvl="3" w:tentative="1">
+      <w:start w:val="1"/>
+      <w:numFmt w:val="decimal"/>
+      <w:lvlText w:val="%4."/>
+      <w:lvlJc w:val="left"/>
+      <w:pPr>
+        <w:tabs>
+          <w:tab w:val="num" w:pos="2880"/>
+        </w:tabs>
+        <w:ind w:left="2880" w:hanging="360"/>
+      </w:pPr>
+    </w:lvl>
+    <w:lvl w:ilvl="4" w:tentative="1">
+      <w:start w:val="1"/>
+      <w:numFmt w:val="decimal"/>
+      <w:lvlText w:val="%5."/>
+      <w:lvlJc w:val="left"/>
+      <w:pPr>
+        <w:tabs>
+          <w:tab w:val="num" w:pos="3600"/>
+        </w:tabs>
+        <w:ind w:left="3600" w:hanging="360"/>
+      </w:pPr>
+    </w:lvl>
+    <w:lvl w:ilvl="5" w:tentative="1">
+      <w:start w:val="1"/>
+      <w:numFmt w:val="decimal"/>
+      <w:lvlText w:val="%6."/>
+      <w:lvlJc w:val="left"/>
+      <w:pPr>
+        <w:tabs>
+          <w:tab w:val="num" w:pos="4320"/>
+        </w:tabs>
+        <w:ind w:left="4320" w:hanging="360"/>
+      </w:pPr>
+    </w:lvl>
+    <w:lvl w:ilvl="6" w:tentative="1">
+      <w:start w:val="1"/>
+      <w:numFmt w:val="decimal"/>
+      <w:lvlText w:val="%7."/>
+      <w:lvlJc w:val="left"/>
+      <w:pPr>
+        <w:tabs>
+          <w:tab w:val="num" w:pos="5040"/>
+        </w:tabs>
+        <w:ind w:left="5040" w:hanging="360"/>
+      </w:pPr>
+    </w:lvl>
+    <w:lvl w:ilvl="7" w:tentative="1">
+      <w:start w:val="1"/>
+      <w:numFmt w:val="decimal"/>
+      <w:lvlText w:val="%8."/>
+      <w:lvlJc w:val="left"/>
+      <w:pPr>
+        <w:tabs>
+          <w:tab w:val="num" w:pos="5760"/>
+        </w:tabs>
+        <w:ind w:left="5760" w:hanging="360"/>
+      </w:pPr>
+    </w:lvl>
+    <w:lvl w:ilvl="8" w:tentative="1">
+      <w:start w:val="1"/>
+      <w:numFmt w:val="decimal"/>
+      <w:lvlText w:val="%9."/>
+      <w:lvlJc w:val="left"/>
+      <w:pPr>
+        <w:tabs>
+          <w:tab w:val="num" w:pos="6480"/>
+        </w:tabs>
+        <w:ind w:left="6480" w:hanging="360"/>
+      </w:pPr>
+    </w:lvl>
+  </w:abstractNum>
+  <w:abstractNum w:abstractNumId="3" w15:restartNumberingAfterBreak="0">
     <w:nsid w:val="20C861F4"/>
     <w:multiLevelType w:val="hybridMultilevel"/>
     <w:tmpl w:val="4D46FA90"/>
@@ -4675,7 +9207,7 @@
       </w:pPr>
     </w:lvl>
   </w:abstractNum>
-  <w:abstractNum w:abstractNumId="3" w15:restartNumberingAfterBreak="0">
+  <w:abstractNum w:abstractNumId="4" w15:restartNumberingAfterBreak="0">
     <w:nsid w:val="21073C95"/>
     <w:multiLevelType w:val="hybridMultilevel"/>
     <w:tmpl w:val="A1387276"/>
@@ -4761,7 +9293,120 @@
       </w:pPr>
     </w:lvl>
   </w:abstractNum>
-  <w:abstractNum w:abstractNumId="4" w15:restartNumberingAfterBreak="0">
+  <w:abstractNum w:abstractNumId="5" w15:restartNumberingAfterBreak="0">
+    <w:nsid w:val="23EC425F"/>
+    <w:multiLevelType w:val="multilevel"/>
+    <w:tmpl w:val="EA321E16"/>
+    <w:lvl w:ilvl="0">
+      <w:start w:val="1"/>
+      <w:numFmt w:val="decimal"/>
+      <w:lvlText w:val="%1."/>
+      <w:lvlJc w:val="left"/>
+      <w:pPr>
+        <w:tabs>
+          <w:tab w:val="num" w:pos="720"/>
+        </w:tabs>
+        <w:ind w:left="720" w:hanging="360"/>
+      </w:pPr>
+    </w:lvl>
+    <w:lvl w:ilvl="1" w:tentative="1">
+      <w:start w:val="1"/>
+      <w:numFmt w:val="decimal"/>
+      <w:lvlText w:val="%2."/>
+      <w:lvlJc w:val="left"/>
+      <w:pPr>
+        <w:tabs>
+          <w:tab w:val="num" w:pos="1440"/>
+        </w:tabs>
+        <w:ind w:left="1440" w:hanging="360"/>
+      </w:pPr>
+    </w:lvl>
+    <w:lvl w:ilvl="2" w:tentative="1">
+      <w:start w:val="1"/>
+      <w:numFmt w:val="decimal"/>
+      <w:lvlText w:val="%3."/>
+      <w:lvlJc w:val="left"/>
+      <w:pPr>
+        <w:tabs>
+          <w:tab w:val="num" w:pos="2160"/>
+        </w:tabs>
+        <w:ind w:left="2160" w:hanging="360"/>
+      </w:pPr>
+    </w:lvl>
+    <w:lvl w:ilvl="3" w:tentative="1">
+      <w:start w:val="1"/>
+      <w:numFmt w:val="decimal"/>
+      <w:lvlText w:val="%4."/>
+      <w:lvlJc w:val="left"/>
+      <w:pPr>
+        <w:tabs>
+          <w:tab w:val="num" w:pos="2880"/>
+        </w:tabs>
+        <w:ind w:left="2880" w:hanging="360"/>
+      </w:pPr>
+    </w:lvl>
+    <w:lvl w:ilvl="4" w:tentative="1">
+      <w:start w:val="1"/>
+      <w:numFmt w:val="decimal"/>
+      <w:lvlText w:val="%5."/>
+      <w:lvlJc w:val="left"/>
+      <w:pPr>
+        <w:tabs>
+          <w:tab w:val="num" w:pos="3600"/>
+        </w:tabs>
+        <w:ind w:left="3600" w:hanging="360"/>
+      </w:pPr>
+    </w:lvl>
+    <w:lvl w:ilvl="5" w:tentative="1">
+      <w:start w:val="1"/>
+      <w:numFmt w:val="decimal"/>
+      <w:lvlText w:val="%6."/>
+      <w:lvlJc w:val="left"/>
+      <w:pPr>
+        <w:tabs>
+          <w:tab w:val="num" w:pos="4320"/>
+        </w:tabs>
+        <w:ind w:left="4320" w:hanging="360"/>
+      </w:pPr>
+    </w:lvl>
+    <w:lvl w:ilvl="6" w:tentative="1">
+      <w:start w:val="1"/>
+      <w:numFmt w:val="decimal"/>
+      <w:lvlText w:val="%7."/>
+      <w:lvlJc w:val="left"/>
+      <w:pPr>
+        <w:tabs>
+          <w:tab w:val="num" w:pos="5040"/>
+        </w:tabs>
+        <w:ind w:left="5040" w:hanging="360"/>
+      </w:pPr>
+    </w:lvl>
+    <w:lvl w:ilvl="7" w:tentative="1">
+      <w:start w:val="1"/>
+      <w:numFmt w:val="decimal"/>
+      <w:lvlText w:val="%8."/>
+      <w:lvlJc w:val="left"/>
+      <w:pPr>
+        <w:tabs>
+          <w:tab w:val="num" w:pos="5760"/>
+        </w:tabs>
+        <w:ind w:left="5760" w:hanging="360"/>
+      </w:pPr>
+    </w:lvl>
+    <w:lvl w:ilvl="8" w:tentative="1">
+      <w:start w:val="1"/>
+      <w:numFmt w:val="decimal"/>
+      <w:lvlText w:val="%9."/>
+      <w:lvlJc w:val="left"/>
+      <w:pPr>
+        <w:tabs>
+          <w:tab w:val="num" w:pos="6480"/>
+        </w:tabs>
+        <w:ind w:left="6480" w:hanging="360"/>
+      </w:pPr>
+    </w:lvl>
+  </w:abstractNum>
+  <w:abstractNum w:abstractNumId="6" w15:restartNumberingAfterBreak="0">
     <w:nsid w:val="26F83036"/>
     <w:multiLevelType w:val="hybridMultilevel"/>
     <w:tmpl w:val="96E2C3DA"/>
@@ -4847,7 +9492,96 @@
       </w:pPr>
     </w:lvl>
   </w:abstractNum>
-  <w:abstractNum w:abstractNumId="5" w15:restartNumberingAfterBreak="0">
+  <w:abstractNum w:abstractNumId="7" w15:restartNumberingAfterBreak="0">
+    <w:nsid w:val="344B531A"/>
+    <w:multiLevelType w:val="hybridMultilevel"/>
+    <w:tmpl w:val="D7B01E1C"/>
+    <w:lvl w:ilvl="0" w:tplc="30B039FC">
+      <w:start w:val="1"/>
+      <w:numFmt w:val="decimal"/>
+      <w:lvlText w:val="%1."/>
+      <w:lvlJc w:val="left"/>
+      <w:pPr>
+        <w:ind w:left="1080" w:hanging="360"/>
+      </w:pPr>
+      <w:rPr>
+        <w:rFonts w:hint="default"/>
+      </w:rPr>
+    </w:lvl>
+    <w:lvl w:ilvl="1" w:tplc="08090019" w:tentative="1">
+      <w:start w:val="1"/>
+      <w:numFmt w:val="lowerLetter"/>
+      <w:lvlText w:val="%2."/>
+      <w:lvlJc w:val="left"/>
+      <w:pPr>
+        <w:ind w:left="1800" w:hanging="360"/>
+      </w:pPr>
+    </w:lvl>
+    <w:lvl w:ilvl="2" w:tplc="0809001B" w:tentative="1">
+      <w:start w:val="1"/>
+      <w:numFmt w:val="lowerRoman"/>
+      <w:lvlText w:val="%3."/>
+      <w:lvlJc w:val="right"/>
+      <w:pPr>
+        <w:ind w:left="2520" w:hanging="180"/>
+      </w:pPr>
+    </w:lvl>
+    <w:lvl w:ilvl="3" w:tplc="0809000F" w:tentative="1">
+      <w:start w:val="1"/>
+      <w:numFmt w:val="decimal"/>
+      <w:lvlText w:val="%4."/>
+      <w:lvlJc w:val="left"/>
+      <w:pPr>
+        <w:ind w:left="3240" w:hanging="360"/>
+      </w:pPr>
+    </w:lvl>
+    <w:lvl w:ilvl="4" w:tplc="08090019" w:tentative="1">
+      <w:start w:val="1"/>
+      <w:numFmt w:val="lowerLetter"/>
+      <w:lvlText w:val="%5."/>
+      <w:lvlJc w:val="left"/>
+      <w:pPr>
+        <w:ind w:left="3960" w:hanging="360"/>
+      </w:pPr>
+    </w:lvl>
+    <w:lvl w:ilvl="5" w:tplc="0809001B" w:tentative="1">
+      <w:start w:val="1"/>
+      <w:numFmt w:val="lowerRoman"/>
+      <w:lvlText w:val="%6."/>
+      <w:lvlJc w:val="right"/>
+      <w:pPr>
+        <w:ind w:left="4680" w:hanging="180"/>
+      </w:pPr>
+    </w:lvl>
+    <w:lvl w:ilvl="6" w:tplc="0809000F" w:tentative="1">
+      <w:start w:val="1"/>
+      <w:numFmt w:val="decimal"/>
+      <w:lvlText w:val="%7."/>
+      <w:lvlJc w:val="left"/>
+      <w:pPr>
+        <w:ind w:left="5400" w:hanging="360"/>
+      </w:pPr>
+    </w:lvl>
+    <w:lvl w:ilvl="7" w:tplc="08090019" w:tentative="1">
+      <w:start w:val="1"/>
+      <w:numFmt w:val="lowerLetter"/>
+      <w:lvlText w:val="%8."/>
+      <w:lvlJc w:val="left"/>
+      <w:pPr>
+        <w:ind w:left="6120" w:hanging="360"/>
+      </w:pPr>
+    </w:lvl>
+    <w:lvl w:ilvl="8" w:tplc="0809001B" w:tentative="1">
+      <w:start w:val="1"/>
+      <w:numFmt w:val="lowerRoman"/>
+      <w:lvlText w:val="%9."/>
+      <w:lvlJc w:val="right"/>
+      <w:pPr>
+        <w:ind w:left="6840" w:hanging="180"/>
+      </w:pPr>
+    </w:lvl>
+  </w:abstractNum>
+  <w:abstractNum w:abstractNumId="8" w15:restartNumberingAfterBreak="0">
     <w:nsid w:val="42B02012"/>
     <w:multiLevelType w:val="hybridMultilevel"/>
     <w:tmpl w:val="38347722"/>
@@ -4933,7 +9667,96 @@
       </w:pPr>
     </w:lvl>
   </w:abstractNum>
-  <w:abstractNum w:abstractNumId="6" w15:restartNumberingAfterBreak="0">
+  <w:abstractNum w:abstractNumId="9" w15:restartNumberingAfterBreak="0">
+    <w:nsid w:val="4CB21812"/>
+    <w:multiLevelType w:val="hybridMultilevel"/>
+    <w:tmpl w:val="0700FE62"/>
+    <w:lvl w:ilvl="0" w:tplc="0809000F">
+      <w:start w:val="1"/>
+      <w:numFmt w:val="decimal"/>
+      <w:lvlText w:val="%1."/>
+      <w:lvlJc w:val="left"/>
+      <w:pPr>
+        <w:ind w:left="720" w:hanging="360"/>
+      </w:pPr>
+      <w:rPr>
+        <w:rFonts w:hint="default"/>
+      </w:rPr>
+    </w:lvl>
+    <w:lvl w:ilvl="1" w:tplc="08090019" w:tentative="1">
+      <w:start w:val="1"/>
+      <w:numFmt w:val="lowerLetter"/>
+      <w:lvlText w:val="%2."/>
+      <w:lvlJc w:val="left"/>
+      <w:pPr>
+        <w:ind w:left="1440" w:hanging="360"/>
+      </w:pPr>
+    </w:lvl>
+    <w:lvl w:ilvl="2" w:tplc="0809001B" w:tentative="1">
+      <w:start w:val="1"/>
+      <w:numFmt w:val="lowerRoman"/>
+      <w:lvlText w:val="%3."/>
+      <w:lvlJc w:val="right"/>
+      <w:pPr>
+        <w:ind w:left="2160" w:hanging="180"/>
+      </w:pPr>
+    </w:lvl>
+    <w:lvl w:ilvl="3" w:tplc="0809000F" w:tentative="1">
+      <w:start w:val="1"/>
+      <w:numFmt w:val="decimal"/>
+      <w:lvlText w:val="%4."/>
+      <w:lvlJc w:val="left"/>
+      <w:pPr>
+        <w:ind w:left="2880" w:hanging="360"/>
+      </w:pPr>
+    </w:lvl>
+    <w:lvl w:ilvl="4" w:tplc="08090019" w:tentative="1">
+      <w:start w:val="1"/>
+      <w:numFmt w:val="lowerLetter"/>
+      <w:lvlText w:val="%5."/>
+      <w:lvlJc w:val="left"/>
+      <w:pPr>
+        <w:ind w:left="3600" w:hanging="360"/>
+      </w:pPr>
+    </w:lvl>
+    <w:lvl w:ilvl="5" w:tplc="0809001B" w:tentative="1">
+      <w:start w:val="1"/>
+      <w:numFmt w:val="lowerRoman"/>
+      <w:lvlText w:val="%6."/>
+      <w:lvlJc w:val="right"/>
+      <w:pPr>
+        <w:ind w:left="4320" w:hanging="180"/>
+      </w:pPr>
+    </w:lvl>
+    <w:lvl w:ilvl="6" w:tplc="0809000F" w:tentative="1">
+      <w:start w:val="1"/>
+      <w:numFmt w:val="decimal"/>
+      <w:lvlText w:val="%7."/>
+      <w:lvlJc w:val="left"/>
+      <w:pPr>
+        <w:ind w:left="5040" w:hanging="360"/>
+      </w:pPr>
+    </w:lvl>
+    <w:lvl w:ilvl="7" w:tplc="08090019" w:tentative="1">
+      <w:start w:val="1"/>
+      <w:numFmt w:val="lowerLetter"/>
+      <w:lvlText w:val="%8."/>
+      <w:lvlJc w:val="left"/>
+      <w:pPr>
+        <w:ind w:left="5760" w:hanging="360"/>
+      </w:pPr>
+    </w:lvl>
+    <w:lvl w:ilvl="8" w:tplc="0809001B" w:tentative="1">
+      <w:start w:val="1"/>
+      <w:numFmt w:val="lowerRoman"/>
+      <w:lvlText w:val="%9."/>
+      <w:lvlJc w:val="right"/>
+      <w:pPr>
+        <w:ind w:left="6480" w:hanging="180"/>
+      </w:pPr>
+    </w:lvl>
+  </w:abstractNum>
+  <w:abstractNum w:abstractNumId="10" w15:restartNumberingAfterBreak="0">
     <w:nsid w:val="5A9264FC"/>
     <w:multiLevelType w:val="hybridMultilevel"/>
     <w:tmpl w:val="89040054"/>
@@ -5019,7 +9842,241 @@
       </w:pPr>
     </w:lvl>
   </w:abstractNum>
-  <w:abstractNum w:abstractNumId="7" w15:restartNumberingAfterBreak="0">
+  <w:abstractNum w:abstractNumId="11" w15:restartNumberingAfterBreak="0">
+    <w:nsid w:val="5E2E6531"/>
+    <w:multiLevelType w:val="multilevel"/>
+    <w:tmpl w:val="8E2CA2A8"/>
+    <w:lvl w:ilvl="0">
+      <w:start w:val="1"/>
+      <w:numFmt w:val="bullet"/>
+      <w:lvlText w:val=""/>
+      <w:lvlJc w:val="left"/>
+      <w:pPr>
+        <w:tabs>
+          <w:tab w:val="num" w:pos="720"/>
+        </w:tabs>
+        <w:ind w:left="720" w:hanging="360"/>
+      </w:pPr>
+      <w:rPr>
+        <w:rFonts w:ascii="Symbol" w:hAnsi="Symbol" w:hint="default"/>
+        <w:sz w:val="20"/>
+      </w:rPr>
+    </w:lvl>
+    <w:lvl w:ilvl="1">
+      <w:start w:val="1"/>
+      <w:numFmt w:val="decimal"/>
+      <w:lvlText w:val="%2."/>
+      <w:lvlJc w:val="left"/>
+      <w:pPr>
+        <w:tabs>
+          <w:tab w:val="num" w:pos="1440"/>
+        </w:tabs>
+        <w:ind w:left="1440" w:hanging="360"/>
+      </w:pPr>
+    </w:lvl>
+    <w:lvl w:ilvl="2" w:tentative="1">
+      <w:start w:val="1"/>
+      <w:numFmt w:val="bullet"/>
+      <w:lvlText w:val=""/>
+      <w:lvlJc w:val="left"/>
+      <w:pPr>
+        <w:tabs>
+          <w:tab w:val="num" w:pos="2160"/>
+        </w:tabs>
+        <w:ind w:left="2160" w:hanging="360"/>
+      </w:pPr>
+      <w:rPr>
+        <w:rFonts w:ascii="Wingdings" w:hAnsi="Wingdings" w:hint="default"/>
+        <w:sz w:val="20"/>
+      </w:rPr>
+    </w:lvl>
+    <w:lvl w:ilvl="3" w:tentative="1">
+      <w:start w:val="1"/>
+      <w:numFmt w:val="bullet"/>
+      <w:lvlText w:val=""/>
+      <w:lvlJc w:val="left"/>
+      <w:pPr>
+        <w:tabs>
+          <w:tab w:val="num" w:pos="2880"/>
+        </w:tabs>
+        <w:ind w:left="2880" w:hanging="360"/>
+      </w:pPr>
+      <w:rPr>
+        <w:rFonts w:ascii="Wingdings" w:hAnsi="Wingdings" w:hint="default"/>
+        <w:sz w:val="20"/>
+      </w:rPr>
+    </w:lvl>
+    <w:lvl w:ilvl="4" w:tentative="1">
+      <w:start w:val="1"/>
+      <w:numFmt w:val="bullet"/>
+      <w:lvlText w:val=""/>
+      <w:lvlJc w:val="left"/>
+      <w:pPr>
+        <w:tabs>
+          <w:tab w:val="num" w:pos="3600"/>
+        </w:tabs>
+        <w:ind w:left="3600" w:hanging="360"/>
+      </w:pPr>
+      <w:rPr>
+        <w:rFonts w:ascii="Wingdings" w:hAnsi="Wingdings" w:hint="default"/>
+        <w:sz w:val="20"/>
+      </w:rPr>
+    </w:lvl>
+    <w:lvl w:ilvl="5" w:tentative="1">
+      <w:start w:val="1"/>
+      <w:numFmt w:val="bullet"/>
+      <w:lvlText w:val=""/>
+      <w:lvlJc w:val="left"/>
+      <w:pPr>
+        <w:tabs>
+          <w:tab w:val="num" w:pos="4320"/>
+        </w:tabs>
+        <w:ind w:left="4320" w:hanging="360"/>
+      </w:pPr>
+      <w:rPr>
+        <w:rFonts w:ascii="Wingdings" w:hAnsi="Wingdings" w:hint="default"/>
+        <w:sz w:val="20"/>
+      </w:rPr>
+    </w:lvl>
+    <w:lvl w:ilvl="6" w:tentative="1">
+      <w:start w:val="1"/>
+      <w:numFmt w:val="bullet"/>
+      <w:lvlText w:val=""/>
+      <w:lvlJc w:val="left"/>
+      <w:pPr>
+        <w:tabs>
+          <w:tab w:val="num" w:pos="5040"/>
+        </w:tabs>
+        <w:ind w:left="5040" w:hanging="360"/>
+      </w:pPr>
+      <w:rPr>
+        <w:rFonts w:ascii="Wingdings" w:hAnsi="Wingdings" w:hint="default"/>
+        <w:sz w:val="20"/>
+      </w:rPr>
+    </w:lvl>
+    <w:lvl w:ilvl="7" w:tentative="1">
+      <w:start w:val="1"/>
+      <w:numFmt w:val="bullet"/>
+      <w:lvlText w:val=""/>
+      <w:lvlJc w:val="left"/>
+      <w:pPr>
+        <w:tabs>
+          <w:tab w:val="num" w:pos="5760"/>
+        </w:tabs>
+        <w:ind w:left="5760" w:hanging="360"/>
+      </w:pPr>
+      <w:rPr>
+        <w:rFonts w:ascii="Wingdings" w:hAnsi="Wingdings" w:hint="default"/>
+        <w:sz w:val="20"/>
+      </w:rPr>
+    </w:lvl>
+    <w:lvl w:ilvl="8" w:tentative="1">
+      <w:start w:val="1"/>
+      <w:numFmt w:val="bullet"/>
+      <w:lvlText w:val=""/>
+      <w:lvlJc w:val="left"/>
+      <w:pPr>
+        <w:tabs>
+          <w:tab w:val="num" w:pos="6480"/>
+        </w:tabs>
+        <w:ind w:left="6480" w:hanging="360"/>
+      </w:pPr>
+      <w:rPr>
+        <w:rFonts w:ascii="Wingdings" w:hAnsi="Wingdings" w:hint="default"/>
+        <w:sz w:val="20"/>
+      </w:rPr>
+    </w:lvl>
+  </w:abstractNum>
+  <w:abstractNum w:abstractNumId="12" w15:restartNumberingAfterBreak="0">
+    <w:nsid w:val="5FA80A08"/>
+    <w:multiLevelType w:val="hybridMultilevel"/>
+    <w:tmpl w:val="7188EF94"/>
+    <w:lvl w:ilvl="0" w:tplc="6DA02B7A">
+      <w:start w:val="1"/>
+      <w:numFmt w:val="decimal"/>
+      <w:lvlText w:val="%1."/>
+      <w:lvlJc w:val="left"/>
+      <w:pPr>
+        <w:ind w:left="1080" w:hanging="360"/>
+      </w:pPr>
+      <w:rPr>
+        <w:rFonts w:hint="default"/>
+      </w:rPr>
+    </w:lvl>
+    <w:lvl w:ilvl="1" w:tplc="08090019" w:tentative="1">
+      <w:start w:val="1"/>
+      <w:numFmt w:val="lowerLetter"/>
+      <w:lvlText w:val="%2."/>
+      <w:lvlJc w:val="left"/>
+      <w:pPr>
+        <w:ind w:left="1800" w:hanging="360"/>
+      </w:pPr>
+    </w:lvl>
+    <w:lvl w:ilvl="2" w:tplc="0809001B" w:tentative="1">
+      <w:start w:val="1"/>
+      <w:numFmt w:val="lowerRoman"/>
+      <w:lvlText w:val="%3."/>
+      <w:lvlJc w:val="right"/>
+      <w:pPr>
+        <w:ind w:left="2520" w:hanging="180"/>
+      </w:pPr>
+    </w:lvl>
+    <w:lvl w:ilvl="3" w:tplc="0809000F" w:tentative="1">
+      <w:start w:val="1"/>
+      <w:numFmt w:val="decimal"/>
+      <w:lvlText w:val="%4."/>
+      <w:lvlJc w:val="left"/>
+      <w:pPr>
+        <w:ind w:left="3240" w:hanging="360"/>
+      </w:pPr>
+    </w:lvl>
+    <w:lvl w:ilvl="4" w:tplc="08090019" w:tentative="1">
+      <w:start w:val="1"/>
+      <w:numFmt w:val="lowerLetter"/>
+      <w:lvlText w:val="%5."/>
+      <w:lvlJc w:val="left"/>
+      <w:pPr>
+        <w:ind w:left="3960" w:hanging="360"/>
+      </w:pPr>
+    </w:lvl>
+    <w:lvl w:ilvl="5" w:tplc="0809001B" w:tentative="1">
+      <w:start w:val="1"/>
+      <w:numFmt w:val="lowerRoman"/>
+      <w:lvlText w:val="%6."/>
+      <w:lvlJc w:val="right"/>
+      <w:pPr>
+        <w:ind w:left="4680" w:hanging="180"/>
+      </w:pPr>
+    </w:lvl>
+    <w:lvl w:ilvl="6" w:tplc="0809000F" w:tentative="1">
+      <w:start w:val="1"/>
+      <w:numFmt w:val="decimal"/>
+      <w:lvlText w:val="%7."/>
+      <w:lvlJc w:val="left"/>
+      <w:pPr>
+        <w:ind w:left="5400" w:hanging="360"/>
+      </w:pPr>
+    </w:lvl>
+    <w:lvl w:ilvl="7" w:tplc="08090019" w:tentative="1">
+      <w:start w:val="1"/>
+      <w:numFmt w:val="lowerLetter"/>
+      <w:lvlText w:val="%8."/>
+      <w:lvlJc w:val="left"/>
+      <w:pPr>
+        <w:ind w:left="6120" w:hanging="360"/>
+      </w:pPr>
+    </w:lvl>
+    <w:lvl w:ilvl="8" w:tplc="0809001B" w:tentative="1">
+      <w:start w:val="1"/>
+      <w:numFmt w:val="lowerRoman"/>
+      <w:lvlText w:val="%9."/>
+      <w:lvlJc w:val="right"/>
+      <w:pPr>
+        <w:ind w:left="6840" w:hanging="180"/>
+      </w:pPr>
+    </w:lvl>
+  </w:abstractNum>
+  <w:abstractNum w:abstractNumId="13" w15:restartNumberingAfterBreak="0">
     <w:nsid w:val="60B65F42"/>
     <w:multiLevelType w:val="hybridMultilevel"/>
     <w:tmpl w:val="89040054"/>
@@ -5105,7 +10162,7 @@
       </w:pPr>
     </w:lvl>
   </w:abstractNum>
-  <w:abstractNum w:abstractNumId="8" w15:restartNumberingAfterBreak="0">
+  <w:abstractNum w:abstractNumId="14" w15:restartNumberingAfterBreak="0">
     <w:nsid w:val="68457744"/>
     <w:multiLevelType w:val="hybridMultilevel"/>
     <w:tmpl w:val="97CA8812"/>
@@ -5191,7 +10248,209 @@
       </w:pPr>
     </w:lvl>
   </w:abstractNum>
-  <w:abstractNum w:abstractNumId="9" w15:restartNumberingAfterBreak="0">
+  <w:abstractNum w:abstractNumId="15" w15:restartNumberingAfterBreak="0">
+    <w:nsid w:val="772A48C0"/>
+    <w:multiLevelType w:val="multilevel"/>
+    <w:tmpl w:val="85684D78"/>
+    <w:lvl w:ilvl="0">
+      <w:start w:val="1"/>
+      <w:numFmt w:val="decimal"/>
+      <w:lvlText w:val="%1."/>
+      <w:lvlJc w:val="left"/>
+      <w:pPr>
+        <w:tabs>
+          <w:tab w:val="num" w:pos="720"/>
+        </w:tabs>
+        <w:ind w:left="720" w:hanging="360"/>
+      </w:pPr>
+    </w:lvl>
+    <w:lvl w:ilvl="1" w:tentative="1">
+      <w:start w:val="1"/>
+      <w:numFmt w:val="decimal"/>
+      <w:lvlText w:val="%2."/>
+      <w:lvlJc w:val="left"/>
+      <w:pPr>
+        <w:tabs>
+          <w:tab w:val="num" w:pos="1440"/>
+        </w:tabs>
+        <w:ind w:left="1440" w:hanging="360"/>
+      </w:pPr>
+    </w:lvl>
+    <w:lvl w:ilvl="2" w:tentative="1">
+      <w:start w:val="1"/>
+      <w:numFmt w:val="decimal"/>
+      <w:lvlText w:val="%3."/>
+      <w:lvlJc w:val="left"/>
+      <w:pPr>
+        <w:tabs>
+          <w:tab w:val="num" w:pos="2160"/>
+        </w:tabs>
+        <w:ind w:left="2160" w:hanging="360"/>
+      </w:pPr>
+    </w:lvl>
+    <w:lvl w:ilvl="3" w:tentative="1">
+      <w:start w:val="1"/>
+      <w:numFmt w:val="decimal"/>
+      <w:lvlText w:val="%4."/>
+      <w:lvlJc w:val="left"/>
+      <w:pPr>
+        <w:tabs>
+          <w:tab w:val="num" w:pos="2880"/>
+        </w:tabs>
+        <w:ind w:left="2880" w:hanging="360"/>
+      </w:pPr>
+    </w:lvl>
+    <w:lvl w:ilvl="4" w:tentative="1">
+      <w:start w:val="1"/>
+      <w:numFmt w:val="decimal"/>
+      <w:lvlText w:val="%5."/>
+      <w:lvlJc w:val="left"/>
+      <w:pPr>
+        <w:tabs>
+          <w:tab w:val="num" w:pos="3600"/>
+        </w:tabs>
+        <w:ind w:left="3600" w:hanging="360"/>
+      </w:pPr>
+    </w:lvl>
+    <w:lvl w:ilvl="5" w:tentative="1">
+      <w:start w:val="1"/>
+      <w:numFmt w:val="decimal"/>
+      <w:lvlText w:val="%6."/>
+      <w:lvlJc w:val="left"/>
+      <w:pPr>
+        <w:tabs>
+          <w:tab w:val="num" w:pos="4320"/>
+        </w:tabs>
+        <w:ind w:left="4320" w:hanging="360"/>
+      </w:pPr>
+    </w:lvl>
+    <w:lvl w:ilvl="6" w:tentative="1">
+      <w:start w:val="1"/>
+      <w:numFmt w:val="decimal"/>
+      <w:lvlText w:val="%7."/>
+      <w:lvlJc w:val="left"/>
+      <w:pPr>
+        <w:tabs>
+          <w:tab w:val="num" w:pos="5040"/>
+        </w:tabs>
+        <w:ind w:left="5040" w:hanging="360"/>
+      </w:pPr>
+    </w:lvl>
+    <w:lvl w:ilvl="7" w:tentative="1">
+      <w:start w:val="1"/>
+      <w:numFmt w:val="decimal"/>
+      <w:lvlText w:val="%8."/>
+      <w:lvlJc w:val="left"/>
+      <w:pPr>
+        <w:tabs>
+          <w:tab w:val="num" w:pos="5760"/>
+        </w:tabs>
+        <w:ind w:left="5760" w:hanging="360"/>
+      </w:pPr>
+    </w:lvl>
+    <w:lvl w:ilvl="8" w:tentative="1">
+      <w:start w:val="1"/>
+      <w:numFmt w:val="decimal"/>
+      <w:lvlText w:val="%9."/>
+      <w:lvlJc w:val="left"/>
+      <w:pPr>
+        <w:tabs>
+          <w:tab w:val="num" w:pos="6480"/>
+        </w:tabs>
+        <w:ind w:left="6480" w:hanging="360"/>
+      </w:pPr>
+    </w:lvl>
+  </w:abstractNum>
+  <w:abstractNum w:abstractNumId="16" w15:restartNumberingAfterBreak="0">
+    <w:nsid w:val="778740EB"/>
+    <w:multiLevelType w:val="hybridMultilevel"/>
+    <w:tmpl w:val="E34C87EE"/>
+    <w:lvl w:ilvl="0" w:tplc="86DAF998">
+      <w:start w:val="1"/>
+      <w:numFmt w:val="decimal"/>
+      <w:lvlText w:val="%1."/>
+      <w:lvlJc w:val="left"/>
+      <w:pPr>
+        <w:ind w:left="1080" w:hanging="360"/>
+      </w:pPr>
+      <w:rPr>
+        <w:rFonts w:hint="default"/>
+      </w:rPr>
+    </w:lvl>
+    <w:lvl w:ilvl="1" w:tplc="08090019" w:tentative="1">
+      <w:start w:val="1"/>
+      <w:numFmt w:val="lowerLetter"/>
+      <w:lvlText w:val="%2."/>
+      <w:lvlJc w:val="left"/>
+      <w:pPr>
+        <w:ind w:left="1800" w:hanging="360"/>
+      </w:pPr>
+    </w:lvl>
+    <w:lvl w:ilvl="2" w:tplc="0809001B" w:tentative="1">
+      <w:start w:val="1"/>
+      <w:numFmt w:val="lowerRoman"/>
+      <w:lvlText w:val="%3."/>
+      <w:lvlJc w:val="right"/>
+      <w:pPr>
+        <w:ind w:left="2520" w:hanging="180"/>
+      </w:pPr>
+    </w:lvl>
+    <w:lvl w:ilvl="3" w:tplc="0809000F" w:tentative="1">
+      <w:start w:val="1"/>
+      <w:numFmt w:val="decimal"/>
+      <w:lvlText w:val="%4."/>
+      <w:lvlJc w:val="left"/>
+      <w:pPr>
+        <w:ind w:left="3240" w:hanging="360"/>
+      </w:pPr>
+    </w:lvl>
+    <w:lvl w:ilvl="4" w:tplc="08090019" w:tentative="1">
+      <w:start w:val="1"/>
+      <w:numFmt w:val="lowerLetter"/>
+      <w:lvlText w:val="%5."/>
+      <w:lvlJc w:val="left"/>
+      <w:pPr>
+        <w:ind w:left="3960" w:hanging="360"/>
+      </w:pPr>
+    </w:lvl>
+    <w:lvl w:ilvl="5" w:tplc="0809001B" w:tentative="1">
+      <w:start w:val="1"/>
+      <w:numFmt w:val="lowerRoman"/>
+      <w:lvlText w:val="%6."/>
+      <w:lvlJc w:val="right"/>
+      <w:pPr>
+        <w:ind w:left="4680" w:hanging="180"/>
+      </w:pPr>
+    </w:lvl>
+    <w:lvl w:ilvl="6" w:tplc="0809000F" w:tentative="1">
+      <w:start w:val="1"/>
+      <w:numFmt w:val="decimal"/>
+      <w:lvlText w:val="%7."/>
+      <w:lvlJc w:val="left"/>
+      <w:pPr>
+        <w:ind w:left="5400" w:hanging="360"/>
+      </w:pPr>
+    </w:lvl>
+    <w:lvl w:ilvl="7" w:tplc="08090019" w:tentative="1">
+      <w:start w:val="1"/>
+      <w:numFmt w:val="lowerLetter"/>
+      <w:lvlText w:val="%8."/>
+      <w:lvlJc w:val="left"/>
+      <w:pPr>
+        <w:ind w:left="6120" w:hanging="360"/>
+      </w:pPr>
+    </w:lvl>
+    <w:lvl w:ilvl="8" w:tplc="0809001B" w:tentative="1">
+      <w:start w:val="1"/>
+      <w:numFmt w:val="lowerRoman"/>
+      <w:lvlText w:val="%9."/>
+      <w:lvlJc w:val="right"/>
+      <w:pPr>
+        <w:ind w:left="6840" w:hanging="180"/>
+      </w:pPr>
+    </w:lvl>
+  </w:abstractNum>
+  <w:abstractNum w:abstractNumId="17" w15:restartNumberingAfterBreak="0">
     <w:nsid w:val="79A15737"/>
     <w:multiLevelType w:val="hybridMultilevel"/>
     <w:tmpl w:val="5450F83E"/>
@@ -5278,40 +10537,76 @@
     </w:lvl>
   </w:abstractNum>
   <w:num w:numId="1" w16cid:durableId="621884409">
-    <w:abstractNumId w:val="4"/>
+    <w:abstractNumId w:val="6"/>
   </w:num>
   <w:num w:numId="2" w16cid:durableId="802890415">
-    <w:abstractNumId w:val="5"/>
+    <w:abstractNumId w:val="8"/>
   </w:num>
   <w:num w:numId="3" w16cid:durableId="562911684">
     <w:abstractNumId w:val="1"/>
   </w:num>
   <w:num w:numId="4" w16cid:durableId="1943954347">
-    <w:abstractNumId w:val="8"/>
+    <w:abstractNumId w:val="14"/>
   </w:num>
   <w:num w:numId="5" w16cid:durableId="2066681748">
-    <w:abstractNumId w:val="7"/>
+    <w:abstractNumId w:val="13"/>
   </w:num>
   <w:num w:numId="6" w16cid:durableId="1958755674">
-    <w:abstractNumId w:val="6"/>
+    <w:abstractNumId w:val="10"/>
   </w:num>
   <w:num w:numId="7" w16cid:durableId="1732533017">
     <w:abstractNumId w:val="0"/>
   </w:num>
   <w:num w:numId="8" w16cid:durableId="1720323183">
+    <w:abstractNumId w:val="4"/>
+  </w:num>
+  <w:num w:numId="9" w16cid:durableId="610892451">
     <w:abstractNumId w:val="3"/>
   </w:num>
-  <w:num w:numId="9" w16cid:durableId="610892451">
+  <w:num w:numId="10" w16cid:durableId="596062167">
+    <w:abstractNumId w:val="17"/>
+  </w:num>
+  <w:num w:numId="11" w16cid:durableId="68961889">
+    <w:abstractNumId w:val="12"/>
+  </w:num>
+  <w:num w:numId="12" w16cid:durableId="1538347855">
+    <w:abstractNumId w:val="16"/>
+  </w:num>
+  <w:num w:numId="13" w16cid:durableId="1553227252">
+    <w:abstractNumId w:val="7"/>
+  </w:num>
+  <w:num w:numId="14" w16cid:durableId="239870847">
+    <w:abstractNumId w:val="9"/>
+  </w:num>
+  <w:num w:numId="15" w16cid:durableId="1061441815">
+    <w:abstractNumId w:val="11"/>
+  </w:num>
+  <w:num w:numId="16" w16cid:durableId="1081563289">
+    <w:abstractNumId w:val="11"/>
+    <w:lvlOverride w:ilvl="1">
+      <w:startOverride w:val="1"/>
+    </w:lvlOverride>
+  </w:num>
+  <w:num w:numId="17" w16cid:durableId="53702503">
+    <w:abstractNumId w:val="11"/>
+    <w:lvlOverride w:ilvl="1">
+      <w:startOverride w:val="1"/>
+    </w:lvlOverride>
+  </w:num>
+  <w:num w:numId="18" w16cid:durableId="1290164604">
+    <w:abstractNumId w:val="5"/>
+  </w:num>
+  <w:num w:numId="19" w16cid:durableId="355275049">
     <w:abstractNumId w:val="2"/>
   </w:num>
-  <w:num w:numId="10" w16cid:durableId="596062167">
-    <w:abstractNumId w:val="9"/>
+  <w:num w:numId="20" w16cid:durableId="738672757">
+    <w:abstractNumId w:val="15"/>
   </w:num>
 </w:numbering>
 </file>
 
 <file path=word/styles.xml><?xml version="1.0" encoding="utf-8"?>
-<w:styles xmlns:mc="http://schemas.openxmlformats.org/markup-compatibility/2006" xmlns:r="http://schemas.openxmlformats.org/officeDocument/2006/relationships" xmlns:w="http://schemas.openxmlformats.org/wordprocessingml/2006/main" xmlns:w14="http://schemas.microsoft.com/office/word/2010/wordml" xmlns:w15="http://schemas.microsoft.com/office/word/2012/wordml" xmlns:w16cex="http://schemas.microsoft.com/office/word/2018/wordml/cex" xmlns:w16cid="http://schemas.microsoft.com/office/word/2016/wordml/cid" xmlns:w16="http://schemas.microsoft.com/office/word/2018/wordml" xmlns:w16du="http://schemas.microsoft.com/office/word/2023/wordml/word16du" xmlns:w16sdtdh="http://schemas.microsoft.com/office/word/2020/wordml/sdtdatahash" xmlns:w16se="http://schemas.microsoft.com/office/word/2015/wordml/symex" mc:Ignorable="w14 w15 w16se w16cid w16 w16cex w16sdtdh w16du">
+<w:styles xmlns:mc="http://schemas.openxmlformats.org/markup-compatibility/2006" xmlns:r="http://schemas.openxmlformats.org/officeDocument/2006/relationships" xmlns:w="http://schemas.openxmlformats.org/wordprocessingml/2006/main" xmlns:w14="http://schemas.microsoft.com/office/word/2010/wordml" xmlns:w15="http://schemas.microsoft.com/office/word/2012/wordml" xmlns:w16cex="http://schemas.microsoft.com/office/word/2018/wordml/cex" xmlns:w16cid="http://schemas.microsoft.com/office/word/2016/wordml/cid" xmlns:w16="http://schemas.microsoft.com/office/word/2018/wordml" xmlns:w16du="http://schemas.microsoft.com/office/word/2023/wordml/word16du" xmlns:w16sdtdh="http://schemas.microsoft.com/office/word/2020/wordml/sdtdatahash" xmlns:w16sdtfl="http://schemas.microsoft.com/office/word/2024/wordml/sdtformatlock" xmlns:w16se="http://schemas.microsoft.com/office/word/2015/wordml/symex" mc:Ignorable="w14 w15 w16se w16cid w16 w16cex w16sdtdh w16sdtfl w16du">
   <w:docDefaults>
     <w:rPrDefault>
       <w:rPr>
@@ -5710,13 +11005,24 @@
   <w:style w:type="paragraph" w:default="1" w:styleId="Normal">
     <w:name w:val="Normal"/>
     <w:qFormat/>
-    <w:rsid w:val="007E74A8"/>
+    <w:rsid w:val="00481794"/>
+    <w:pPr>
+      <w:spacing w:after="0" w:line="240" w:lineRule="auto"/>
+    </w:pPr>
+    <w:rPr>
+      <w:rFonts w:ascii="Times New Roman" w:eastAsia="Times New Roman" w:hAnsi="Times New Roman" w:cs="Times New Roman"/>
+      <w:kern w:val="0"/>
+      <w:sz w:val="24"/>
+      <w:szCs w:val="24"/>
+      <w:lang w:val="en-RO" w:eastAsia="en-GB"/>
+      <w14:ligatures w14:val="none"/>
+    </w:rPr>
   </w:style>
-  <w:style w:type="paragraph" w:styleId="Titlu1">
+  <w:style w:type="paragraph" w:styleId="Heading1">
     <w:name w:val="heading 1"/>
     <w:basedOn w:val="Normal"/>
     <w:next w:val="Normal"/>
-    <w:link w:val="Titlu1Caracter"/>
+    <w:link w:val="Heading1Char"/>
     <w:uiPriority w:val="9"/>
     <w:qFormat/>
     <w:rsid w:val="00923175"/>
@@ -5733,11 +11039,11 @@
       <w:szCs w:val="40"/>
     </w:rPr>
   </w:style>
-  <w:style w:type="paragraph" w:styleId="Titlu2">
+  <w:style w:type="paragraph" w:styleId="Heading2">
     <w:name w:val="heading 2"/>
     <w:basedOn w:val="Normal"/>
     <w:next w:val="Normal"/>
-    <w:link w:val="Titlu2Caracter"/>
+    <w:link w:val="Heading2Char"/>
     <w:uiPriority w:val="9"/>
     <w:semiHidden/>
     <w:unhideWhenUsed/>
@@ -5756,11 +11062,11 @@
       <w:szCs w:val="32"/>
     </w:rPr>
   </w:style>
-  <w:style w:type="paragraph" w:styleId="Titlu3">
+  <w:style w:type="paragraph" w:styleId="Heading3">
     <w:name w:val="heading 3"/>
     <w:basedOn w:val="Normal"/>
     <w:next w:val="Normal"/>
-    <w:link w:val="Titlu3Caracter"/>
+    <w:link w:val="Heading3Char"/>
     <w:uiPriority w:val="9"/>
     <w:semiHidden/>
     <w:unhideWhenUsed/>
@@ -5779,11 +11085,11 @@
       <w:szCs w:val="28"/>
     </w:rPr>
   </w:style>
-  <w:style w:type="paragraph" w:styleId="Titlu4">
+  <w:style w:type="paragraph" w:styleId="Heading4">
     <w:name w:val="heading 4"/>
     <w:basedOn w:val="Normal"/>
     <w:next w:val="Normal"/>
-    <w:link w:val="Titlu4Caracter"/>
+    <w:link w:val="Heading4Char"/>
     <w:uiPriority w:val="9"/>
     <w:semiHidden/>
     <w:unhideWhenUsed/>
@@ -5802,11 +11108,11 @@
       <w:color w:val="0F4761" w:themeColor="accent1" w:themeShade="BF"/>
     </w:rPr>
   </w:style>
-  <w:style w:type="paragraph" w:styleId="Titlu5">
+  <w:style w:type="paragraph" w:styleId="Heading5">
     <w:name w:val="heading 5"/>
     <w:basedOn w:val="Normal"/>
     <w:next w:val="Normal"/>
-    <w:link w:val="Titlu5Caracter"/>
+    <w:link w:val="Heading5Char"/>
     <w:uiPriority w:val="9"/>
     <w:semiHidden/>
     <w:unhideWhenUsed/>
@@ -5823,11 +11129,11 @@
       <w:color w:val="0F4761" w:themeColor="accent1" w:themeShade="BF"/>
     </w:rPr>
   </w:style>
-  <w:style w:type="paragraph" w:styleId="Titlu6">
+  <w:style w:type="paragraph" w:styleId="Heading6">
     <w:name w:val="heading 6"/>
     <w:basedOn w:val="Normal"/>
     <w:next w:val="Normal"/>
-    <w:link w:val="Titlu6Caracter"/>
+    <w:link w:val="Heading6Char"/>
     <w:uiPriority w:val="9"/>
     <w:semiHidden/>
     <w:unhideWhenUsed/>
@@ -5836,7 +11142,7 @@
     <w:pPr>
       <w:keepNext/>
       <w:keepLines/>
-      <w:spacing w:before="40" w:after="0"/>
+      <w:spacing w:before="40"/>
       <w:outlineLvl w:val="5"/>
     </w:pPr>
     <w:rPr>
@@ -5846,11 +11152,11 @@
       <w:color w:val="595959" w:themeColor="text1" w:themeTint="A6"/>
     </w:rPr>
   </w:style>
-  <w:style w:type="paragraph" w:styleId="Titlu7">
+  <w:style w:type="paragraph" w:styleId="Heading7">
     <w:name w:val="heading 7"/>
     <w:basedOn w:val="Normal"/>
     <w:next w:val="Normal"/>
-    <w:link w:val="Titlu7Caracter"/>
+    <w:link w:val="Heading7Char"/>
     <w:uiPriority w:val="9"/>
     <w:semiHidden/>
     <w:unhideWhenUsed/>
@@ -5859,7 +11165,7 @@
     <w:pPr>
       <w:keepNext/>
       <w:keepLines/>
-      <w:spacing w:before="40" w:after="0"/>
+      <w:spacing w:before="40"/>
       <w:outlineLvl w:val="6"/>
     </w:pPr>
     <w:rPr>
@@ -5867,11 +11173,11 @@
       <w:color w:val="595959" w:themeColor="text1" w:themeTint="A6"/>
     </w:rPr>
   </w:style>
-  <w:style w:type="paragraph" w:styleId="Titlu8">
+  <w:style w:type="paragraph" w:styleId="Heading8">
     <w:name w:val="heading 8"/>
     <w:basedOn w:val="Normal"/>
     <w:next w:val="Normal"/>
-    <w:link w:val="Titlu8Caracter"/>
+    <w:link w:val="Heading8Char"/>
     <w:uiPriority w:val="9"/>
     <w:semiHidden/>
     <w:unhideWhenUsed/>
@@ -5880,7 +11186,6 @@
     <w:pPr>
       <w:keepNext/>
       <w:keepLines/>
-      <w:spacing w:after="0"/>
       <w:outlineLvl w:val="7"/>
     </w:pPr>
     <w:rPr>
@@ -5890,11 +11195,11 @@
       <w:color w:val="272727" w:themeColor="text1" w:themeTint="D8"/>
     </w:rPr>
   </w:style>
-  <w:style w:type="paragraph" w:styleId="Titlu9">
+  <w:style w:type="paragraph" w:styleId="Heading9">
     <w:name w:val="heading 9"/>
     <w:basedOn w:val="Normal"/>
     <w:next w:val="Normal"/>
-    <w:link w:val="Titlu9Caracter"/>
+    <w:link w:val="Heading9Char"/>
     <w:uiPriority w:val="9"/>
     <w:semiHidden/>
     <w:unhideWhenUsed/>
@@ -5903,7 +11208,6 @@
     <w:pPr>
       <w:keepNext/>
       <w:keepLines/>
-      <w:spacing w:after="0"/>
       <w:outlineLvl w:val="8"/>
     </w:pPr>
     <w:rPr>
@@ -5911,13 +11215,13 @@
       <w:color w:val="272727" w:themeColor="text1" w:themeTint="D8"/>
     </w:rPr>
   </w:style>
-  <w:style w:type="character" w:default="1" w:styleId="Fontdeparagrafimplicit">
+  <w:style w:type="character" w:default="1" w:styleId="DefaultParagraphFont">
     <w:name w:val="Default Paragraph Font"/>
     <w:uiPriority w:val="1"/>
     <w:semiHidden/>
     <w:unhideWhenUsed/>
   </w:style>
-  <w:style w:type="table" w:default="1" w:styleId="TabelNormal">
+  <w:style w:type="table" w:default="1" w:styleId="TableNormal">
     <w:name w:val="Normal Table"/>
     <w:uiPriority w:val="99"/>
     <w:semiHidden/>
@@ -5932,16 +11236,16 @@
       </w:tblCellMar>
     </w:tblPr>
   </w:style>
-  <w:style w:type="numbering" w:default="1" w:styleId="FrListare">
+  <w:style w:type="numbering" w:default="1" w:styleId="NoList">
     <w:name w:val="No List"/>
     <w:uiPriority w:val="99"/>
     <w:semiHidden/>
     <w:unhideWhenUsed/>
   </w:style>
-  <w:style w:type="character" w:customStyle="1" w:styleId="Titlu1Caracter">
-    <w:name w:val="Titlu 1 Caracter"/>
-    <w:basedOn w:val="Fontdeparagrafimplicit"/>
-    <w:link w:val="Titlu1"/>
+  <w:style w:type="character" w:customStyle="1" w:styleId="Heading1Char">
+    <w:name w:val="Heading 1 Char"/>
+    <w:basedOn w:val="DefaultParagraphFont"/>
+    <w:link w:val="Heading1"/>
     <w:uiPriority w:val="9"/>
     <w:rsid w:val="00923175"/>
     <w:rPr>
@@ -5951,10 +11255,10 @@
       <w:szCs w:val="40"/>
     </w:rPr>
   </w:style>
-  <w:style w:type="character" w:customStyle="1" w:styleId="Titlu2Caracter">
-    <w:name w:val="Titlu 2 Caracter"/>
-    <w:basedOn w:val="Fontdeparagrafimplicit"/>
-    <w:link w:val="Titlu2"/>
+  <w:style w:type="character" w:customStyle="1" w:styleId="Heading2Char">
+    <w:name w:val="Heading 2 Char"/>
+    <w:basedOn w:val="DefaultParagraphFont"/>
+    <w:link w:val="Heading2"/>
     <w:uiPriority w:val="9"/>
     <w:semiHidden/>
     <w:rsid w:val="00923175"/>
@@ -5965,10 +11269,10 @@
       <w:szCs w:val="32"/>
     </w:rPr>
   </w:style>
-  <w:style w:type="character" w:customStyle="1" w:styleId="Titlu3Caracter">
-    <w:name w:val="Titlu 3 Caracter"/>
-    <w:basedOn w:val="Fontdeparagrafimplicit"/>
-    <w:link w:val="Titlu3"/>
+  <w:style w:type="character" w:customStyle="1" w:styleId="Heading3Char">
+    <w:name w:val="Heading 3 Char"/>
+    <w:basedOn w:val="DefaultParagraphFont"/>
+    <w:link w:val="Heading3"/>
     <w:uiPriority w:val="9"/>
     <w:semiHidden/>
     <w:rsid w:val="00923175"/>
@@ -5979,10 +11283,10 @@
       <w:szCs w:val="28"/>
     </w:rPr>
   </w:style>
-  <w:style w:type="character" w:customStyle="1" w:styleId="Titlu4Caracter">
-    <w:name w:val="Titlu 4 Caracter"/>
-    <w:basedOn w:val="Fontdeparagrafimplicit"/>
-    <w:link w:val="Titlu4"/>
+  <w:style w:type="character" w:customStyle="1" w:styleId="Heading4Char">
+    <w:name w:val="Heading 4 Char"/>
+    <w:basedOn w:val="DefaultParagraphFont"/>
+    <w:link w:val="Heading4"/>
     <w:uiPriority w:val="9"/>
     <w:semiHidden/>
     <w:rsid w:val="00923175"/>
@@ -5993,10 +11297,10 @@
       <w:color w:val="0F4761" w:themeColor="accent1" w:themeShade="BF"/>
     </w:rPr>
   </w:style>
-  <w:style w:type="character" w:customStyle="1" w:styleId="Titlu5Caracter">
-    <w:name w:val="Titlu 5 Caracter"/>
-    <w:basedOn w:val="Fontdeparagrafimplicit"/>
-    <w:link w:val="Titlu5"/>
+  <w:style w:type="character" w:customStyle="1" w:styleId="Heading5Char">
+    <w:name w:val="Heading 5 Char"/>
+    <w:basedOn w:val="DefaultParagraphFont"/>
+    <w:link w:val="Heading5"/>
     <w:uiPriority w:val="9"/>
     <w:semiHidden/>
     <w:rsid w:val="00923175"/>
@@ -6005,10 +11309,10 @@
       <w:color w:val="0F4761" w:themeColor="accent1" w:themeShade="BF"/>
     </w:rPr>
   </w:style>
-  <w:style w:type="character" w:customStyle="1" w:styleId="Titlu6Caracter">
-    <w:name w:val="Titlu 6 Caracter"/>
-    <w:basedOn w:val="Fontdeparagrafimplicit"/>
-    <w:link w:val="Titlu6"/>
+  <w:style w:type="character" w:customStyle="1" w:styleId="Heading6Char">
+    <w:name w:val="Heading 6 Char"/>
+    <w:basedOn w:val="DefaultParagraphFont"/>
+    <w:link w:val="Heading6"/>
     <w:uiPriority w:val="9"/>
     <w:semiHidden/>
     <w:rsid w:val="00923175"/>
@@ -6019,10 +11323,10 @@
       <w:color w:val="595959" w:themeColor="text1" w:themeTint="A6"/>
     </w:rPr>
   </w:style>
-  <w:style w:type="character" w:customStyle="1" w:styleId="Titlu7Caracter">
-    <w:name w:val="Titlu 7 Caracter"/>
-    <w:basedOn w:val="Fontdeparagrafimplicit"/>
-    <w:link w:val="Titlu7"/>
+  <w:style w:type="character" w:customStyle="1" w:styleId="Heading7Char">
+    <w:name w:val="Heading 7 Char"/>
+    <w:basedOn w:val="DefaultParagraphFont"/>
+    <w:link w:val="Heading7"/>
     <w:uiPriority w:val="9"/>
     <w:semiHidden/>
     <w:rsid w:val="00923175"/>
@@ -6031,10 +11335,10 @@
       <w:color w:val="595959" w:themeColor="text1" w:themeTint="A6"/>
     </w:rPr>
   </w:style>
-  <w:style w:type="character" w:customStyle="1" w:styleId="Titlu8Caracter">
-    <w:name w:val="Titlu 8 Caracter"/>
-    <w:basedOn w:val="Fontdeparagrafimplicit"/>
-    <w:link w:val="Titlu8"/>
+  <w:style w:type="character" w:customStyle="1" w:styleId="Heading8Char">
+    <w:name w:val="Heading 8 Char"/>
+    <w:basedOn w:val="DefaultParagraphFont"/>
+    <w:link w:val="Heading8"/>
     <w:uiPriority w:val="9"/>
     <w:semiHidden/>
     <w:rsid w:val="00923175"/>
@@ -6045,10 +11349,10 @@
       <w:color w:val="272727" w:themeColor="text1" w:themeTint="D8"/>
     </w:rPr>
   </w:style>
-  <w:style w:type="character" w:customStyle="1" w:styleId="Titlu9Caracter">
-    <w:name w:val="Titlu 9 Caracter"/>
-    <w:basedOn w:val="Fontdeparagrafimplicit"/>
-    <w:link w:val="Titlu9"/>
+  <w:style w:type="character" w:customStyle="1" w:styleId="Heading9Char">
+    <w:name w:val="Heading 9 Char"/>
+    <w:basedOn w:val="DefaultParagraphFont"/>
+    <w:link w:val="Heading9"/>
     <w:uiPriority w:val="9"/>
     <w:semiHidden/>
     <w:rsid w:val="00923175"/>
@@ -6057,16 +11361,16 @@
       <w:color w:val="272727" w:themeColor="text1" w:themeTint="D8"/>
     </w:rPr>
   </w:style>
-  <w:style w:type="paragraph" w:styleId="Titlu">
+  <w:style w:type="paragraph" w:styleId="Title">
     <w:name w:val="Title"/>
     <w:basedOn w:val="Normal"/>
     <w:next w:val="Normal"/>
-    <w:link w:val="TitluCaracter"/>
+    <w:link w:val="TitleChar"/>
     <w:uiPriority w:val="10"/>
     <w:qFormat/>
     <w:rsid w:val="00923175"/>
     <w:pPr>
-      <w:spacing w:after="80" w:line="240" w:lineRule="auto"/>
+      <w:spacing w:after="80"/>
       <w:contextualSpacing/>
     </w:pPr>
     <w:rPr>
@@ -6077,10 +11381,10 @@
       <w:szCs w:val="56"/>
     </w:rPr>
   </w:style>
-  <w:style w:type="character" w:customStyle="1" w:styleId="TitluCaracter">
-    <w:name w:val="Titlu Caracter"/>
-    <w:basedOn w:val="Fontdeparagrafimplicit"/>
-    <w:link w:val="Titlu"/>
+  <w:style w:type="character" w:customStyle="1" w:styleId="TitleChar">
+    <w:name w:val="Title Char"/>
+    <w:basedOn w:val="DefaultParagraphFont"/>
+    <w:link w:val="Title"/>
     <w:uiPriority w:val="10"/>
     <w:rsid w:val="00923175"/>
     <w:rPr>
@@ -6091,11 +11395,11 @@
       <w:szCs w:val="56"/>
     </w:rPr>
   </w:style>
-  <w:style w:type="paragraph" w:styleId="Subtitlu">
+  <w:style w:type="paragraph" w:styleId="Subtitle">
     <w:name w:val="Subtitle"/>
     <w:basedOn w:val="Normal"/>
     <w:next w:val="Normal"/>
-    <w:link w:val="SubtitluCaracter"/>
+    <w:link w:val="SubtitleChar"/>
     <w:uiPriority w:val="11"/>
     <w:qFormat/>
     <w:rsid w:val="00923175"/>
@@ -6112,10 +11416,10 @@
       <w:szCs w:val="28"/>
     </w:rPr>
   </w:style>
-  <w:style w:type="character" w:customStyle="1" w:styleId="SubtitluCaracter">
-    <w:name w:val="Subtitlu Caracter"/>
-    <w:basedOn w:val="Fontdeparagrafimplicit"/>
-    <w:link w:val="Subtitlu"/>
+  <w:style w:type="character" w:customStyle="1" w:styleId="SubtitleChar">
+    <w:name w:val="Subtitle Char"/>
+    <w:basedOn w:val="DefaultParagraphFont"/>
+    <w:link w:val="Subtitle"/>
     <w:uiPriority w:val="11"/>
     <w:rsid w:val="00923175"/>
     <w:rPr>
@@ -6126,11 +11430,11 @@
       <w:szCs w:val="28"/>
     </w:rPr>
   </w:style>
-  <w:style w:type="paragraph" w:styleId="Citat">
+  <w:style w:type="paragraph" w:styleId="Quote">
     <w:name w:val="Quote"/>
     <w:basedOn w:val="Normal"/>
     <w:next w:val="Normal"/>
-    <w:link w:val="CitatCaracter"/>
+    <w:link w:val="QuoteChar"/>
     <w:uiPriority w:val="29"/>
     <w:qFormat/>
     <w:rsid w:val="00923175"/>
@@ -6144,10 +11448,10 @@
       <w:color w:val="404040" w:themeColor="text1" w:themeTint="BF"/>
     </w:rPr>
   </w:style>
-  <w:style w:type="character" w:customStyle="1" w:styleId="CitatCaracter">
-    <w:name w:val="Citat Caracter"/>
-    <w:basedOn w:val="Fontdeparagrafimplicit"/>
-    <w:link w:val="Citat"/>
+  <w:style w:type="character" w:customStyle="1" w:styleId="QuoteChar">
+    <w:name w:val="Quote Char"/>
+    <w:basedOn w:val="DefaultParagraphFont"/>
+    <w:link w:val="Quote"/>
     <w:uiPriority w:val="29"/>
     <w:rsid w:val="00923175"/>
     <w:rPr>
@@ -6156,7 +11460,7 @@
       <w:color w:val="404040" w:themeColor="text1" w:themeTint="BF"/>
     </w:rPr>
   </w:style>
-  <w:style w:type="paragraph" w:styleId="Listparagraf">
+  <w:style w:type="paragraph" w:styleId="ListParagraph">
     <w:name w:val="List Paragraph"/>
     <w:basedOn w:val="Normal"/>
     <w:uiPriority w:val="34"/>
@@ -6167,9 +11471,9 @@
       <w:contextualSpacing/>
     </w:pPr>
   </w:style>
-  <w:style w:type="character" w:styleId="Accentuareintens">
+  <w:style w:type="character" w:styleId="IntenseEmphasis">
     <w:name w:val="Intense Emphasis"/>
-    <w:basedOn w:val="Fontdeparagrafimplicit"/>
+    <w:basedOn w:val="DefaultParagraphFont"/>
     <w:uiPriority w:val="21"/>
     <w:qFormat/>
     <w:rsid w:val="00923175"/>
@@ -6179,11 +11483,11 @@
       <w:color w:val="0F4761" w:themeColor="accent1" w:themeShade="BF"/>
     </w:rPr>
   </w:style>
-  <w:style w:type="paragraph" w:styleId="Citatintens">
+  <w:style w:type="paragraph" w:styleId="IntenseQuote">
     <w:name w:val="Intense Quote"/>
     <w:basedOn w:val="Normal"/>
     <w:next w:val="Normal"/>
-    <w:link w:val="CitatintensCaracter"/>
+    <w:link w:val="IntenseQuoteChar"/>
     <w:uiPriority w:val="30"/>
     <w:qFormat/>
     <w:rsid w:val="00923175"/>
@@ -6202,10 +11506,10 @@
       <w:color w:val="0F4761" w:themeColor="accent1" w:themeShade="BF"/>
     </w:rPr>
   </w:style>
-  <w:style w:type="character" w:customStyle="1" w:styleId="CitatintensCaracter">
-    <w:name w:val="Citat intens Caracter"/>
-    <w:basedOn w:val="Fontdeparagrafimplicit"/>
-    <w:link w:val="Citatintens"/>
+  <w:style w:type="character" w:customStyle="1" w:styleId="IntenseQuoteChar">
+    <w:name w:val="Intense Quote Char"/>
+    <w:basedOn w:val="DefaultParagraphFont"/>
+    <w:link w:val="IntenseQuote"/>
     <w:uiPriority w:val="30"/>
     <w:rsid w:val="00923175"/>
     <w:rPr>
@@ -6214,9 +11518,9 @@
       <w:color w:val="0F4761" w:themeColor="accent1" w:themeShade="BF"/>
     </w:rPr>
   </w:style>
-  <w:style w:type="character" w:styleId="Referireintens">
+  <w:style w:type="character" w:styleId="IntenseReference">
     <w:name w:val="Intense Reference"/>
-    <w:basedOn w:val="Fontdeparagrafimplicit"/>
+    <w:basedOn w:val="DefaultParagraphFont"/>
     <w:uiPriority w:val="32"/>
     <w:qFormat/>
     <w:rsid w:val="00923175"/>
@@ -6230,7 +11534,7 @@
   </w:style>
   <w:style w:type="character" w:customStyle="1" w:styleId="fontstyle01">
     <w:name w:val="fontstyle01"/>
-    <w:basedOn w:val="Fontdeparagrafimplicit"/>
+    <w:basedOn w:val="DefaultParagraphFont"/>
     <w:rsid w:val="00030EB6"/>
     <w:rPr>
       <w:rFonts w:ascii="Century Gothic" w:hAnsi="Century Gothic" w:hint="default"/>
@@ -6245,7 +11549,7 @@
   </w:style>
   <w:style w:type="character" w:customStyle="1" w:styleId="fontstyle21">
     <w:name w:val="fontstyle21"/>
-    <w:basedOn w:val="Fontdeparagrafimplicit"/>
+    <w:basedOn w:val="DefaultParagraphFont"/>
     <w:rsid w:val="00030EB6"/>
     <w:rPr>
       <w:rFonts w:ascii="Calibri" w:hAnsi="Calibri" w:cs="Calibri" w:hint="default"/>
@@ -6260,7 +11564,7 @@
   </w:style>
   <w:style w:type="character" w:customStyle="1" w:styleId="fontstyle11">
     <w:name w:val="fontstyle11"/>
-    <w:basedOn w:val="Fontdeparagrafimplicit"/>
+    <w:basedOn w:val="DefaultParagraphFont"/>
     <w:rsid w:val="00563F4B"/>
     <w:rPr>
       <w:rFonts w:ascii="CIDFont+F2" w:hAnsi="CIDFont+F2" w:hint="default"/>
@@ -6275,7 +11579,7 @@
   </w:style>
   <w:style w:type="character" w:customStyle="1" w:styleId="fontstyle31">
     <w:name w:val="fontstyle31"/>
-    <w:basedOn w:val="Fontdeparagrafimplicit"/>
+    <w:basedOn w:val="DefaultParagraphFont"/>
     <w:rsid w:val="00563F4B"/>
     <w:rPr>
       <w:rFonts w:ascii="CIDFont+F5" w:hAnsi="CIDFont+F5" w:hint="default"/>
@@ -6290,7 +11594,7 @@
   </w:style>
   <w:style w:type="character" w:customStyle="1" w:styleId="fontstyle41">
     <w:name w:val="fontstyle41"/>
-    <w:basedOn w:val="Fontdeparagrafimplicit"/>
+    <w:basedOn w:val="DefaultParagraphFont"/>
     <w:rsid w:val="00563F4B"/>
     <w:rPr>
       <w:rFonts w:ascii="CIDFont+F6" w:hAnsi="CIDFont+F6" w:hint="default"/>
@@ -6303,7 +11607,7 @@
       <w:szCs w:val="14"/>
     </w:rPr>
   </w:style>
-  <w:style w:type="paragraph" w:styleId="Frspaiere">
+  <w:style w:type="paragraph" w:styleId="NoSpacing">
     <w:name w:val="No Spacing"/>
     <w:uiPriority w:val="1"/>
     <w:qFormat/>
@@ -6320,20 +11624,15 @@
     <w:unhideWhenUsed/>
     <w:rsid w:val="00563F4B"/>
     <w:pPr>
-      <w:spacing w:before="100" w:beforeAutospacing="1" w:after="100" w:afterAutospacing="1" w:line="240" w:lineRule="auto"/>
+      <w:spacing w:before="100" w:beforeAutospacing="1" w:after="100" w:afterAutospacing="1"/>
     </w:pPr>
     <w:rPr>
-      <w:rFonts w:ascii="Times New Roman" w:eastAsia="Times New Roman" w:hAnsi="Times New Roman" w:cs="Times New Roman"/>
-      <w:kern w:val="0"/>
-      <w:sz w:val="24"/>
-      <w:szCs w:val="24"/>
       <w:lang w:eastAsia="ro-RO"/>
-      <w14:ligatures w14:val="none"/>
     </w:rPr>
   </w:style>
-  <w:style w:type="table" w:styleId="Tabelgril">
+  <w:style w:type="table" w:styleId="TableGrid">
     <w:name w:val="Table Grid"/>
-    <w:basedOn w:val="TabelNormal"/>
+    <w:basedOn w:val="TableNormal"/>
     <w:uiPriority w:val="39"/>
     <w:rsid w:val="00563F4B"/>
     <w:pPr>
@@ -6349,6 +11648,33 @@
         <w:insideV w:val="single" w:sz="4" w:space="0" w:color="auto"/>
       </w:tblBorders>
     </w:tblPr>
+  </w:style>
+  <w:style w:type="character" w:styleId="Strong">
+    <w:name w:val="Strong"/>
+    <w:basedOn w:val="DefaultParagraphFont"/>
+    <w:uiPriority w:val="22"/>
+    <w:qFormat/>
+    <w:rsid w:val="008274F0"/>
+    <w:rPr>
+      <w:b/>
+      <w:bCs/>
+    </w:rPr>
+  </w:style>
+  <w:style w:type="character" w:customStyle="1" w:styleId="apple-converted-space">
+    <w:name w:val="apple-converted-space"/>
+    <w:basedOn w:val="DefaultParagraphFont"/>
+    <w:rsid w:val="008274F0"/>
+  </w:style>
+  <w:style w:type="character" w:styleId="Emphasis">
+    <w:name w:val="Emphasis"/>
+    <w:basedOn w:val="DefaultParagraphFont"/>
+    <w:uiPriority w:val="20"/>
+    <w:qFormat/>
+    <w:rsid w:val="008274F0"/>
+    <w:rPr>
+      <w:i/>
+      <w:iCs/>
+    </w:rPr>
   </w:style>
 </w:styles>
 </file>

--- a/year2/semestrul2/ISS/Laboratoare/lab_iteratie1/diagrame/L2.docx
+++ b/year2/semestrul2/ISS/Laboratoare/lab_iteratie1/diagrame/L2.docx
@@ -601,7 +601,6 @@
           <w:u w:val="single"/>
         </w:rPr>
       </w:pPr>
-      <w:proofErr w:type="spellStart"/>
       <w:r>
         <w:rPr>
           <w:rStyle w:val="fontstyle01"/>
@@ -610,10 +609,87 @@
           <w:bCs/>
           <w:u w:val="single"/>
         </w:rPr>
-        <w:t>Actiuni</w:t>
+        <w:t>Actiuni:</w:t>
       </w:r>
-      <w:proofErr w:type="spellEnd"/>
+    </w:p>
+    <w:p>
+      <w:pPr>
+        <w:rPr>
+          <w:rStyle w:val="fontstyle01"/>
+          <w:rFonts w:ascii="Times New Roman" w:hAnsi="Times New Roman"/>
+          <w:sz w:val="24"/>
+          <w:szCs w:val="24"/>
+        </w:rPr>
+      </w:pPr>
       <w:r>
+        <w:rPr>
+          <w:rStyle w:val="fontstyle01"/>
+          <w:rFonts w:ascii="Times New Roman" w:hAnsi="Times New Roman"/>
+          <w:sz w:val="24"/>
+          <w:szCs w:val="24"/>
+        </w:rPr>
+        <w:t>-logare</w:t>
+      </w:r>
+    </w:p>
+    <w:p>
+      <w:pPr>
+        <w:rPr>
+          <w:rStyle w:val="fontstyle01"/>
+          <w:rFonts w:ascii="Times New Roman" w:hAnsi="Times New Roman"/>
+          <w:sz w:val="24"/>
+          <w:szCs w:val="24"/>
+        </w:rPr>
+      </w:pPr>
+      <w:r>
+        <w:rPr>
+          <w:rStyle w:val="fontstyle01"/>
+          <w:rFonts w:ascii="Times New Roman" w:hAnsi="Times New Roman"/>
+          <w:sz w:val="24"/>
+          <w:szCs w:val="24"/>
+        </w:rPr>
+        <w:t>-adaugare BUG</w:t>
+      </w:r>
+    </w:p>
+    <w:p>
+      <w:pPr>
+        <w:rPr>
+          <w:rStyle w:val="fontstyle01"/>
+          <w:rFonts w:ascii="Times New Roman" w:hAnsi="Times New Roman"/>
+          <w:sz w:val="24"/>
+          <w:szCs w:val="24"/>
+        </w:rPr>
+      </w:pPr>
+      <w:r>
+        <w:rPr>
+          <w:rStyle w:val="fontstyle01"/>
+          <w:rFonts w:ascii="Times New Roman" w:hAnsi="Times New Roman"/>
+          <w:sz w:val="24"/>
+          <w:szCs w:val="24"/>
+        </w:rPr>
+        <w:t>-rezolvare BUG</w:t>
+      </w:r>
+    </w:p>
+    <w:p>
+      <w:pPr>
+        <w:rPr>
+          <w:rStyle w:val="fontstyle01"/>
+          <w:rFonts w:ascii="Times New Roman" w:hAnsi="Times New Roman"/>
+          <w:sz w:val="24"/>
+          <w:szCs w:val="24"/>
+        </w:rPr>
+      </w:pPr>
+      <w:r>
+        <w:rPr>
+          <w:rStyle w:val="fontstyle01"/>
+          <w:rFonts w:ascii="Times New Roman" w:hAnsi="Times New Roman"/>
+          <w:sz w:val="24"/>
+          <w:szCs w:val="24"/>
+        </w:rPr>
+        <w:t>-vizualizare BUG-uri</w:t>
+      </w:r>
+    </w:p>
+    <w:p>
+      <w:pPr>
         <w:rPr>
           <w:rStyle w:val="fontstyle01"/>
           <w:rFonts w:ascii="Times New Roman" w:hAnsi="Times New Roman"/>
@@ -621,118 +697,8 @@
           <w:bCs/>
           <w:u w:val="single"/>
         </w:rPr>
-        <w:t>:</w:t>
-      </w:r>
-    </w:p>
-    <w:p>
-      <w:pPr>
-        <w:rPr>
-          <w:rStyle w:val="fontstyle01"/>
-          <w:rFonts w:ascii="Times New Roman" w:hAnsi="Times New Roman"/>
-          <w:sz w:val="24"/>
-          <w:szCs w:val="24"/>
-        </w:rPr>
       </w:pPr>
       <w:r>
-        <w:rPr>
-          <w:rStyle w:val="fontstyle01"/>
-          <w:rFonts w:ascii="Times New Roman" w:hAnsi="Times New Roman"/>
-          <w:sz w:val="24"/>
-          <w:szCs w:val="24"/>
-        </w:rPr>
-        <w:t>-</w:t>
-      </w:r>
-      <w:proofErr w:type="spellStart"/>
-      <w:r>
-        <w:rPr>
-          <w:rStyle w:val="fontstyle01"/>
-          <w:rFonts w:ascii="Times New Roman" w:hAnsi="Times New Roman"/>
-          <w:sz w:val="24"/>
-          <w:szCs w:val="24"/>
-        </w:rPr>
-        <w:t>logare</w:t>
-      </w:r>
-      <w:proofErr w:type="spellEnd"/>
-    </w:p>
-    <w:p>
-      <w:pPr>
-        <w:rPr>
-          <w:rStyle w:val="fontstyle01"/>
-          <w:rFonts w:ascii="Times New Roman" w:hAnsi="Times New Roman"/>
-          <w:sz w:val="24"/>
-          <w:szCs w:val="24"/>
-        </w:rPr>
-      </w:pPr>
-      <w:r>
-        <w:rPr>
-          <w:rStyle w:val="fontstyle01"/>
-          <w:rFonts w:ascii="Times New Roman" w:hAnsi="Times New Roman"/>
-          <w:sz w:val="24"/>
-          <w:szCs w:val="24"/>
-        </w:rPr>
-        <w:t>-</w:t>
-      </w:r>
-      <w:proofErr w:type="spellStart"/>
-      <w:r>
-        <w:rPr>
-          <w:rStyle w:val="fontstyle01"/>
-          <w:rFonts w:ascii="Times New Roman" w:hAnsi="Times New Roman"/>
-          <w:sz w:val="24"/>
-          <w:szCs w:val="24"/>
-        </w:rPr>
-        <w:t>adaugare</w:t>
-      </w:r>
-      <w:proofErr w:type="spellEnd"/>
-      <w:r>
-        <w:rPr>
-          <w:rStyle w:val="fontstyle01"/>
-          <w:rFonts w:ascii="Times New Roman" w:hAnsi="Times New Roman"/>
-          <w:sz w:val="24"/>
-          <w:szCs w:val="24"/>
-        </w:rPr>
-        <w:t xml:space="preserve"> BUG</w:t>
-      </w:r>
-    </w:p>
-    <w:p>
-      <w:pPr>
-        <w:rPr>
-          <w:rStyle w:val="fontstyle01"/>
-          <w:rFonts w:ascii="Times New Roman" w:hAnsi="Times New Roman"/>
-          <w:sz w:val="24"/>
-          <w:szCs w:val="24"/>
-        </w:rPr>
-      </w:pPr>
-      <w:r>
-        <w:rPr>
-          <w:rStyle w:val="fontstyle01"/>
-          <w:rFonts w:ascii="Times New Roman" w:hAnsi="Times New Roman"/>
-          <w:sz w:val="24"/>
-          <w:szCs w:val="24"/>
-        </w:rPr>
-        <w:t>-rezolvare BUG</w:t>
-      </w:r>
-    </w:p>
-    <w:p>
-      <w:pPr>
-        <w:rPr>
-          <w:rStyle w:val="fontstyle01"/>
-          <w:rFonts w:ascii="Times New Roman" w:hAnsi="Times New Roman"/>
-          <w:sz w:val="24"/>
-          <w:szCs w:val="24"/>
-        </w:rPr>
-      </w:pPr>
-      <w:r>
-        <w:rPr>
-          <w:rStyle w:val="fontstyle01"/>
-          <w:rFonts w:ascii="Times New Roman" w:hAnsi="Times New Roman"/>
-          <w:sz w:val="24"/>
-          <w:szCs w:val="24"/>
-        </w:rPr>
-        <w:t>-vizualizare BUG-uri</w:t>
-      </w:r>
-    </w:p>
-    <w:p>
-      <w:pPr>
         <w:rPr>
           <w:rStyle w:val="fontstyle01"/>
           <w:rFonts w:ascii="Times New Roman" w:hAnsi="Times New Roman"/>
@@ -740,28 +706,7 @@
           <w:bCs/>
           <w:u w:val="single"/>
         </w:rPr>
-      </w:pPr>
-      <w:proofErr w:type="spellStart"/>
-      <w:r>
-        <w:rPr>
-          <w:rStyle w:val="fontstyle01"/>
-          <w:rFonts w:ascii="Times New Roman" w:hAnsi="Times New Roman"/>
-          <w:b/>
-          <w:bCs/>
-          <w:u w:val="single"/>
-        </w:rPr>
-        <w:t>Entitati</w:t>
-      </w:r>
-      <w:proofErr w:type="spellEnd"/>
-      <w:r>
-        <w:rPr>
-          <w:rStyle w:val="fontstyle01"/>
-          <w:rFonts w:ascii="Times New Roman" w:hAnsi="Times New Roman"/>
-          <w:b/>
-          <w:bCs/>
-          <w:u w:val="single"/>
-        </w:rPr>
-        <w:t>:</w:t>
+        <w:t>Entitati:</w:t>
       </w:r>
     </w:p>
     <w:p>
@@ -800,27 +745,7 @@
           <w:sz w:val="24"/>
           <w:szCs w:val="24"/>
         </w:rPr>
-        <w:t xml:space="preserve"> </w:t>
-      </w:r>
-      <w:proofErr w:type="spellStart"/>
-      <w:r>
-        <w:rPr>
-          <w:rStyle w:val="fontstyle01"/>
-          <w:rFonts w:ascii="Times New Roman" w:hAnsi="Times New Roman"/>
-          <w:sz w:val="24"/>
-          <w:szCs w:val="24"/>
-        </w:rPr>
-        <w:t>nume_utilizator,parola,functie</w:t>
-      </w:r>
-      <w:proofErr w:type="spellEnd"/>
-      <w:r>
-        <w:rPr>
-          <w:rStyle w:val="fontstyle01"/>
-          <w:rFonts w:ascii="Times New Roman" w:hAnsi="Times New Roman"/>
-          <w:sz w:val="24"/>
-          <w:szCs w:val="24"/>
-        </w:rPr>
-        <w:t>(Programator/Tester)</w:t>
+        <w:t xml:space="preserve"> nume_utilizator,parola,functie(Programator/Tester)</w:t>
       </w:r>
     </w:p>
     <w:p>
@@ -852,7 +777,6 @@
         </w:rPr>
         <w:t xml:space="preserve">BUG: </w:t>
       </w:r>
-      <w:proofErr w:type="spellStart"/>
       <w:r>
         <w:rPr>
           <w:rStyle w:val="fontstyle01"/>
@@ -862,7 +786,6 @@
         </w:rPr>
         <w:t>denumire,descriere,status</w:t>
       </w:r>
-      <w:proofErr w:type="spellEnd"/>
       <w:r>
         <w:rPr>
           <w:rStyle w:val="fontstyle01"/>
@@ -888,39 +811,37 @@
           <w:sz w:val="24"/>
           <w:szCs w:val="24"/>
         </w:rPr>
-        <w:t xml:space="preserve">, </w:t>
+        <w:t>, rezolvat_de_programator</w:t>
       </w:r>
-      <w:proofErr w:type="spellStart"/>
-      <w:r>
+    </w:p>
+    <w:p>
+      <w:pPr>
         <w:rPr>
           <w:rStyle w:val="fontstyle01"/>
           <w:rFonts w:ascii="Times New Roman" w:hAnsi="Times New Roman"/>
           <w:sz w:val="24"/>
           <w:szCs w:val="24"/>
         </w:rPr>
-        <w:t>rezolvat_de_programator</w:t>
-      </w:r>
-      <w:proofErr w:type="spellEnd"/>
-    </w:p>
-    <w:p>
-      <w:pPr>
+      </w:pPr>
+      <w:r>
         <w:rPr>
           <w:rStyle w:val="fontstyle01"/>
           <w:rFonts w:ascii="Times New Roman" w:hAnsi="Times New Roman"/>
           <w:sz w:val="24"/>
           <w:szCs w:val="24"/>
         </w:rPr>
-      </w:pPr>
-      <w:r>
+        <w:t>-AngajatType: Programator / Tester</w:t>
+      </w:r>
+    </w:p>
+    <w:p>
+      <w:pPr>
         <w:rPr>
           <w:rStyle w:val="fontstyle01"/>
           <w:rFonts w:ascii="Times New Roman" w:hAnsi="Times New Roman"/>
           <w:sz w:val="24"/>
           <w:szCs w:val="24"/>
         </w:rPr>
-        <w:t>-</w:t>
-      </w:r>
-      <w:proofErr w:type="spellStart"/>
+      </w:pPr>
       <w:r>
         <w:rPr>
           <w:rStyle w:val="fontstyle01"/>
@@ -928,56 +849,7 @@
           <w:sz w:val="24"/>
           <w:szCs w:val="24"/>
         </w:rPr>
-        <w:t>AngajatType</w:t>
-      </w:r>
-      <w:proofErr w:type="spellEnd"/>
-      <w:r>
-        <w:rPr>
-          <w:rStyle w:val="fontstyle01"/>
-          <w:rFonts w:ascii="Times New Roman" w:hAnsi="Times New Roman"/>
-          <w:sz w:val="24"/>
-          <w:szCs w:val="24"/>
-        </w:rPr>
-        <w:t>: Programator / Tester</w:t>
-      </w:r>
-    </w:p>
-    <w:p>
-      <w:pPr>
-        <w:rPr>
-          <w:rStyle w:val="fontstyle01"/>
-          <w:rFonts w:ascii="Times New Roman" w:hAnsi="Times New Roman"/>
-          <w:sz w:val="24"/>
-          <w:szCs w:val="24"/>
-        </w:rPr>
-      </w:pPr>
-      <w:r>
-        <w:rPr>
-          <w:rStyle w:val="fontstyle01"/>
-          <w:rFonts w:ascii="Times New Roman" w:hAnsi="Times New Roman"/>
-          <w:sz w:val="24"/>
-          <w:szCs w:val="24"/>
-        </w:rPr>
-        <w:t>-</w:t>
-      </w:r>
-      <w:proofErr w:type="spellStart"/>
-      <w:r>
-        <w:rPr>
-          <w:rStyle w:val="fontstyle01"/>
-          <w:rFonts w:ascii="Times New Roman" w:hAnsi="Times New Roman"/>
-          <w:sz w:val="24"/>
-          <w:szCs w:val="24"/>
-        </w:rPr>
-        <w:t>EnumStatus</w:t>
-      </w:r>
-      <w:proofErr w:type="spellEnd"/>
-      <w:r>
-        <w:rPr>
-          <w:rStyle w:val="fontstyle01"/>
-          <w:rFonts w:ascii="Times New Roman" w:hAnsi="Times New Roman"/>
-          <w:sz w:val="24"/>
-          <w:szCs w:val="24"/>
-        </w:rPr>
-        <w:t>: rezolvat/nerezolvat</w:t>
+        <w:t>-EnumStatus: rezolvat/nerezolvat</w:t>
       </w:r>
     </w:p>
     <w:p>
@@ -1008,10 +880,16 @@
           <w:bCs/>
           <w:u w:val="single"/>
         </w:rPr>
-        <w:t xml:space="preserve">Programare </w:t>
+        <w:t>Programare Iteratii:</w:t>
       </w:r>
-      <w:proofErr w:type="spellStart"/>
-      <w:r>
+    </w:p>
+    <w:p>
+      <w:pPr>
+        <w:pStyle w:val="ListParagraph"/>
+        <w:numPr>
+          <w:ilvl w:val="0"/>
+          <w:numId w:val="10"/>
+        </w:numPr>
         <w:rPr>
           <w:rStyle w:val="fontstyle01"/>
           <w:rFonts w:ascii="Times New Roman" w:hAnsi="Times New Roman"/>
@@ -1019,10 +897,36 @@
           <w:bCs/>
           <w:u w:val="single"/>
         </w:rPr>
-        <w:t>Iteratii</w:t>
+      </w:pPr>
+      <w:r>
+        <w:rPr>
+          <w:rStyle w:val="fontstyle01"/>
+          <w:rFonts w:ascii="Times New Roman" w:hAnsi="Times New Roman"/>
+        </w:rPr>
+        <w:t>Creare interfata LOGARE</w:t>
       </w:r>
-      <w:proofErr w:type="spellEnd"/>
       <w:r>
+        <w:rPr>
+          <w:rStyle w:val="fontstyle01"/>
+          <w:rFonts w:ascii="Times New Roman" w:hAnsi="Times New Roman"/>
+        </w:rPr>
+        <w:t xml:space="preserve"> + interfata VIEW BUGS</w:t>
+      </w:r>
+      <w:r>
+        <w:rPr>
+          <w:rStyle w:val="fontstyle01"/>
+          <w:rFonts w:ascii="Times New Roman" w:hAnsi="Times New Roman"/>
+        </w:rPr>
+        <w:t xml:space="preserve"> + service/repo/domain</w:t>
+      </w:r>
+    </w:p>
+    <w:p>
+      <w:pPr>
+        <w:pStyle w:val="ListParagraph"/>
+        <w:numPr>
+          <w:ilvl w:val="0"/>
+          <w:numId w:val="10"/>
+        </w:numPr>
         <w:rPr>
           <w:rStyle w:val="fontstyle01"/>
           <w:rFonts w:ascii="Times New Roman" w:hAnsi="Times New Roman"/>
@@ -1030,7 +934,13 @@
           <w:bCs/>
           <w:u w:val="single"/>
         </w:rPr>
-        <w:t>:</w:t>
+      </w:pPr>
+      <w:r>
+        <w:rPr>
+          <w:rStyle w:val="fontstyle01"/>
+          <w:rFonts w:ascii="Times New Roman" w:hAnsi="Times New Roman"/>
+        </w:rPr>
+        <w:t>Creare fereastra TESTER</w:t>
       </w:r>
     </w:p>
     <w:p>
@@ -1053,55 +963,11 @@
           <w:rStyle w:val="fontstyle01"/>
           <w:rFonts w:ascii="Times New Roman" w:hAnsi="Times New Roman"/>
         </w:rPr>
-        <w:t xml:space="preserve">Creare </w:t>
-      </w:r>
-      <w:proofErr w:type="spellStart"/>
-      <w:r>
-        <w:rPr>
-          <w:rStyle w:val="fontstyle01"/>
-          <w:rFonts w:ascii="Times New Roman" w:hAnsi="Times New Roman"/>
-        </w:rPr>
-        <w:t>interfata</w:t>
-      </w:r>
-      <w:proofErr w:type="spellEnd"/>
-      <w:r>
-        <w:rPr>
-          <w:rStyle w:val="fontstyle01"/>
-          <w:rFonts w:ascii="Times New Roman" w:hAnsi="Times New Roman"/>
-        </w:rPr>
-        <w:t xml:space="preserve"> LOGARE</w:t>
-      </w:r>
-      <w:r>
-        <w:rPr>
-          <w:rStyle w:val="fontstyle01"/>
-          <w:rFonts w:ascii="Times New Roman" w:hAnsi="Times New Roman"/>
-        </w:rPr>
-        <w:t xml:space="preserve"> + </w:t>
-      </w:r>
-      <w:proofErr w:type="spellStart"/>
-      <w:r>
-        <w:rPr>
-          <w:rStyle w:val="fontstyle01"/>
-          <w:rFonts w:ascii="Times New Roman" w:hAnsi="Times New Roman"/>
-        </w:rPr>
-        <w:t>interfata</w:t>
-      </w:r>
-      <w:proofErr w:type="spellEnd"/>
-      <w:r>
-        <w:rPr>
-          <w:rStyle w:val="fontstyle01"/>
-          <w:rFonts w:ascii="Times New Roman" w:hAnsi="Times New Roman"/>
-        </w:rPr>
-        <w:t xml:space="preserve"> VIEW BUGS</w:t>
+        <w:t>Creare fereastra PROGRAMATOR</w:t>
       </w:r>
     </w:p>
     <w:p>
       <w:pPr>
-        <w:pStyle w:val="ListParagraph"/>
-        <w:numPr>
-          <w:ilvl w:val="0"/>
-          <w:numId w:val="10"/>
-        </w:numPr>
         <w:rPr>
           <w:rStyle w:val="fontstyle01"/>
           <w:rFonts w:ascii="Times New Roman" w:hAnsi="Times New Roman"/>
@@ -1110,21 +976,9 @@
           <w:u w:val="single"/>
         </w:rPr>
       </w:pPr>
-      <w:r>
-        <w:rPr>
-          <w:rStyle w:val="fontstyle01"/>
-          <w:rFonts w:ascii="Times New Roman" w:hAnsi="Times New Roman"/>
-        </w:rPr>
-        <w:t>Creare fereastra TESTER</w:t>
-      </w:r>
     </w:p>
     <w:p>
       <w:pPr>
-        <w:pStyle w:val="ListParagraph"/>
-        <w:numPr>
-          <w:ilvl w:val="0"/>
-          <w:numId w:val="10"/>
-        </w:numPr>
         <w:rPr>
           <w:rStyle w:val="fontstyle01"/>
           <w:rFonts w:ascii="Times New Roman" w:hAnsi="Times New Roman"/>
@@ -1133,13 +987,6 @@
           <w:u w:val="single"/>
         </w:rPr>
       </w:pPr>
-      <w:r>
-        <w:rPr>
-          <w:rStyle w:val="fontstyle01"/>
-          <w:rFonts w:ascii="Times New Roman" w:hAnsi="Times New Roman"/>
-        </w:rPr>
-        <w:t>Creare fereastra PROGRAMATOR</w:t>
-      </w:r>
     </w:p>
     <w:p>
       <w:pPr>
@@ -1178,10 +1025,13 @@
       <w:pPr>
         <w:rPr>
           <w:rStyle w:val="fontstyle01"/>
-          <w:rFonts w:ascii="Times New Roman" w:hAnsi="Times New Roman"/>
-          <w:b/>
-          <w:bCs/>
-          <w:u w:val="single"/>
+        </w:rPr>
+      </w:pPr>
+    </w:p>
+    <w:p>
+      <w:pPr>
+        <w:rPr>
+          <w:rStyle w:val="fontstyle01"/>
         </w:rPr>
       </w:pPr>
     </w:p>
@@ -1200,18 +1050,13 @@
       <w:pPr>
         <w:rPr>
           <w:rStyle w:val="fontstyle01"/>
-        </w:rPr>
-      </w:pPr>
-    </w:p>
-    <w:p>
-      <w:pPr>
-        <w:rPr>
-          <w:rStyle w:val="fontstyle01"/>
-        </w:rPr>
-      </w:pPr>
-    </w:p>
-    <w:p>
-      <w:pPr>
+          <w:rFonts w:ascii="Times New Roman" w:hAnsi="Times New Roman"/>
+          <w:b/>
+          <w:bCs/>
+          <w:u w:val="single"/>
+        </w:rPr>
+      </w:pPr>
+      <w:r>
         <w:rPr>
           <w:rStyle w:val="fontstyle01"/>
           <w:rFonts w:ascii="Times New Roman" w:hAnsi="Times New Roman"/>
@@ -1219,7 +1064,8 @@
           <w:bCs/>
           <w:u w:val="single"/>
         </w:rPr>
-      </w:pPr>
+        <w:t>Cazuri de utilizare:</w:t>
+      </w:r>
     </w:p>
     <w:p>
       <w:pPr>
@@ -1231,27 +1077,6 @@
           <w:u w:val="single"/>
         </w:rPr>
       </w:pPr>
-      <w:r>
-        <w:rPr>
-          <w:rStyle w:val="fontstyle01"/>
-          <w:rFonts w:ascii="Times New Roman" w:hAnsi="Times New Roman"/>
-          <w:b/>
-          <w:bCs/>
-          <w:u w:val="single"/>
-        </w:rPr>
-        <w:t>Cazuri de utilizare:</w:t>
-      </w:r>
-    </w:p>
-    <w:p>
-      <w:pPr>
-        <w:rPr>
-          <w:rStyle w:val="fontstyle01"/>
-          <w:rFonts w:ascii="Times New Roman" w:hAnsi="Times New Roman"/>
-          <w:b/>
-          <w:bCs/>
-          <w:u w:val="single"/>
-        </w:rPr>
-      </w:pPr>
     </w:p>
     <w:p>
       <w:pPr>
@@ -1305,7 +1130,6 @@
         </w:rPr>
         <w:t xml:space="preserve">al sistemului </w:t>
       </w:r>
-      <w:proofErr w:type="spellStart"/>
       <w:r>
         <w:rPr>
           <w:rFonts w:ascii="CIDFont+F3" w:hAnsi="CIDFont+F3"/>
@@ -1314,18 +1138,7 @@
           <w:color w:val="000000"/>
           <w:lang w:eastAsia="ro-RO"/>
         </w:rPr>
-        <w:t>Urmarire</w:t>
-      </w:r>
-      <w:proofErr w:type="spellEnd"/>
-      <w:r>
-        <w:rPr>
-          <w:rFonts w:ascii="CIDFont+F3" w:hAnsi="CIDFont+F3"/>
-          <w:i/>
-          <w:iCs/>
-          <w:color w:val="000000"/>
-          <w:lang w:eastAsia="ro-RO"/>
-        </w:rPr>
-        <w:t xml:space="preserve"> BUG-uri</w:t>
+        <w:t>Urmarire BUG-uri</w:t>
       </w:r>
       <w:r>
         <w:rPr>
@@ -1385,7 +1198,6 @@
                 <w:szCs w:val="27"/>
               </w:rPr>
             </w:pPr>
-            <w:proofErr w:type="spellStart"/>
             <w:r>
               <w:rPr>
                 <w:color w:val="000000"/>
@@ -1401,7 +1213,6 @@
               </w:rPr>
               <w:t>ogare</w:t>
             </w:r>
-            <w:proofErr w:type="spellEnd"/>
           </w:p>
         </w:tc>
       </w:tr>
@@ -1544,25 +1355,7 @@
                 <w:sz w:val="27"/>
                 <w:szCs w:val="27"/>
               </w:rPr>
-              <w:t xml:space="preserve">Angajatul se </w:t>
-            </w:r>
-            <w:proofErr w:type="spellStart"/>
-            <w:r>
-              <w:rPr>
-                <w:color w:val="000000"/>
-                <w:sz w:val="27"/>
-                <w:szCs w:val="27"/>
-              </w:rPr>
-              <w:t>logheaza</w:t>
-            </w:r>
-            <w:proofErr w:type="spellEnd"/>
-            <w:r>
-              <w:rPr>
-                <w:color w:val="000000"/>
-                <w:sz w:val="27"/>
-                <w:szCs w:val="27"/>
-              </w:rPr>
-              <w:t xml:space="preserve"> prin introducerea numelui de utilizator + parola</w:t>
+              <w:t>Angajatul se logheaza prin introducerea numelui de utilizator + parola</w:t>
             </w:r>
           </w:p>
         </w:tc>
@@ -1581,16 +1374,15 @@
                 <w:szCs w:val="27"/>
               </w:rPr>
             </w:pPr>
-            <w:proofErr w:type="spellStart"/>
-            <w:r>
-              <w:rPr>
-                <w:color w:val="000000"/>
-                <w:sz w:val="27"/>
-                <w:szCs w:val="27"/>
-              </w:rPr>
+            <w:r>
+              <w:rPr>
+                <w:color w:val="000000"/>
+                <w:sz w:val="27"/>
+                <w:szCs w:val="27"/>
+              </w:rPr>
+              <w:lastRenderedPageBreak/>
               <w:t>Declansare</w:t>
             </w:r>
-            <w:proofErr w:type="spellEnd"/>
           </w:p>
         </w:tc>
         <w:tc>
@@ -1612,43 +1404,7 @@
                 <w:sz w:val="27"/>
                 <w:szCs w:val="27"/>
               </w:rPr>
-              <w:t xml:space="preserve">Angajatul </w:t>
-            </w:r>
-            <w:proofErr w:type="spellStart"/>
-            <w:r>
-              <w:rPr>
-                <w:color w:val="000000"/>
-                <w:sz w:val="27"/>
-                <w:szCs w:val="27"/>
-              </w:rPr>
-              <w:t>isi</w:t>
-            </w:r>
-            <w:proofErr w:type="spellEnd"/>
-            <w:r>
-              <w:rPr>
-                <w:color w:val="000000"/>
-                <w:sz w:val="27"/>
-                <w:szCs w:val="27"/>
-              </w:rPr>
-              <w:t xml:space="preserve"> </w:t>
-            </w:r>
-            <w:proofErr w:type="spellStart"/>
-            <w:r>
-              <w:rPr>
-                <w:color w:val="000000"/>
-                <w:sz w:val="27"/>
-                <w:szCs w:val="27"/>
-              </w:rPr>
-              <w:t>doreste</w:t>
-            </w:r>
-            <w:proofErr w:type="spellEnd"/>
-            <w:r>
-              <w:rPr>
-                <w:color w:val="000000"/>
-                <w:sz w:val="27"/>
-                <w:szCs w:val="27"/>
-              </w:rPr>
-              <w:t xml:space="preserve"> sa intre in sistem</w:t>
+              <w:t>Angajatul isi doreste sa intre in sistem</w:t>
             </w:r>
           </w:p>
         </w:tc>
@@ -1667,17 +1423,14 @@
                 <w:szCs w:val="27"/>
               </w:rPr>
             </w:pPr>
-            <w:proofErr w:type="spellStart"/>
-            <w:r>
-              <w:rPr>
-                <w:color w:val="000000"/>
-                <w:sz w:val="27"/>
-                <w:szCs w:val="27"/>
-              </w:rPr>
-              <w:lastRenderedPageBreak/>
+            <w:r>
+              <w:rPr>
+                <w:color w:val="000000"/>
+                <w:sz w:val="27"/>
+                <w:szCs w:val="27"/>
+              </w:rPr>
               <w:t>Preconditii</w:t>
             </w:r>
-            <w:proofErr w:type="spellEnd"/>
           </w:p>
         </w:tc>
         <w:tc>
@@ -1699,36 +1452,8 @@
                 <w:sz w:val="27"/>
                 <w:szCs w:val="27"/>
               </w:rPr>
-              <w:t xml:space="preserve">Introducerea datelor </w:t>
-            </w:r>
-            <w:proofErr w:type="spellStart"/>
-            <w:r>
-              <w:rPr>
-                <w:color w:val="000000"/>
-                <w:sz w:val="27"/>
-                <w:szCs w:val="27"/>
-              </w:rPr>
-              <w:t>corespunzatoare</w:t>
-            </w:r>
-            <w:proofErr w:type="spellEnd"/>
-            <w:r>
-              <w:rPr>
-                <w:color w:val="000000"/>
-                <w:sz w:val="27"/>
-                <w:szCs w:val="27"/>
-              </w:rPr>
-              <w:t xml:space="preserve"> </w:t>
-            </w:r>
-            <w:proofErr w:type="spellStart"/>
-            <w:r>
-              <w:rPr>
-                <w:color w:val="000000"/>
-                <w:sz w:val="27"/>
-                <w:szCs w:val="27"/>
-              </w:rPr>
-              <w:t>logarii</w:t>
-            </w:r>
-            <w:proofErr w:type="spellEnd"/>
+              <w:t>Introducerea datelor corespunzatoare logarii</w:t>
+            </w:r>
           </w:p>
         </w:tc>
       </w:tr>
@@ -1746,7 +1471,6 @@
                 <w:szCs w:val="27"/>
               </w:rPr>
             </w:pPr>
-            <w:proofErr w:type="spellStart"/>
             <w:r>
               <w:rPr>
                 <w:color w:val="000000"/>
@@ -1755,7 +1479,6 @@
               </w:rPr>
               <w:t>Postconditii</w:t>
             </w:r>
-            <w:proofErr w:type="spellEnd"/>
           </w:p>
         </w:tc>
         <w:tc>
@@ -1771,23 +1494,13 @@
                 <w:szCs w:val="27"/>
               </w:rPr>
             </w:pPr>
-            <w:proofErr w:type="spellStart"/>
-            <w:r>
-              <w:rPr>
-                <w:color w:val="000000"/>
-                <w:sz w:val="27"/>
-                <w:szCs w:val="27"/>
-              </w:rPr>
-              <w:t>Logare</w:t>
-            </w:r>
-            <w:proofErr w:type="spellEnd"/>
-            <w:r>
-              <w:rPr>
-                <w:color w:val="000000"/>
-                <w:sz w:val="27"/>
-                <w:szCs w:val="27"/>
-              </w:rPr>
-              <w:t xml:space="preserve"> cu succes</w:t>
+            <w:r>
+              <w:rPr>
+                <w:color w:val="000000"/>
+                <w:sz w:val="27"/>
+                <w:szCs w:val="27"/>
+              </w:rPr>
+              <w:t>Logare cu succes</w:t>
             </w:r>
           </w:p>
         </w:tc>
@@ -1847,36 +1560,8 @@
                 <w:sz w:val="27"/>
                 <w:szCs w:val="27"/>
               </w:rPr>
-              <w:t xml:space="preserve"> alege </w:t>
-            </w:r>
-            <w:proofErr w:type="spellStart"/>
-            <w:r>
-              <w:rPr>
-                <w:color w:val="000000"/>
-                <w:sz w:val="27"/>
-                <w:szCs w:val="27"/>
-              </w:rPr>
-              <w:t>optiunea</w:t>
-            </w:r>
-            <w:proofErr w:type="spellEnd"/>
-            <w:r>
-              <w:rPr>
-                <w:color w:val="000000"/>
-                <w:sz w:val="27"/>
-                <w:szCs w:val="27"/>
-              </w:rPr>
-              <w:t xml:space="preserve"> </w:t>
-            </w:r>
-            <w:proofErr w:type="spellStart"/>
-            <w:r>
-              <w:rPr>
-                <w:color w:val="000000"/>
-                <w:sz w:val="27"/>
-                <w:szCs w:val="27"/>
-              </w:rPr>
-              <w:t>login</w:t>
-            </w:r>
-            <w:proofErr w:type="spellEnd"/>
+              <w:t xml:space="preserve"> alege optiunea login</w:t>
+            </w:r>
           </w:p>
           <w:p>
             <w:pPr>
@@ -1905,18 +1590,8 @@
                 <w:sz w:val="27"/>
                 <w:szCs w:val="27"/>
               </w:rPr>
-              <w:t xml:space="preserve"> introduce datele </w:t>
-            </w:r>
-            <w:proofErr w:type="spellStart"/>
-            <w:r>
-              <w:rPr>
-                <w:color w:val="000000"/>
-                <w:sz w:val="27"/>
-                <w:szCs w:val="27"/>
-              </w:rPr>
-              <w:t>corespunzatoare</w:t>
-            </w:r>
-            <w:proofErr w:type="spellEnd"/>
+              <w:t xml:space="preserve"> introduce datele corespunzatoare</w:t>
+            </w:r>
           </w:p>
           <w:p>
             <w:pPr>
@@ -1937,25 +1612,7 @@
                 <w:sz w:val="27"/>
                 <w:szCs w:val="27"/>
               </w:rPr>
-              <w:t xml:space="preserve">Se executa </w:t>
-            </w:r>
-            <w:proofErr w:type="spellStart"/>
-            <w:r>
-              <w:rPr>
-                <w:color w:val="000000"/>
-                <w:sz w:val="27"/>
-                <w:szCs w:val="27"/>
-              </w:rPr>
-              <w:t>logarea</w:t>
-            </w:r>
-            <w:proofErr w:type="spellEnd"/>
-            <w:r>
-              <w:rPr>
-                <w:color w:val="000000"/>
-                <w:sz w:val="27"/>
-                <w:szCs w:val="27"/>
-              </w:rPr>
-              <w:t xml:space="preserve"> in contul personal</w:t>
+              <w:t>Se executa logarea in contul personal</w:t>
             </w:r>
           </w:p>
         </w:tc>
@@ -2022,7 +1679,6 @@
                 <w:szCs w:val="27"/>
               </w:rPr>
             </w:pPr>
-            <w:proofErr w:type="spellStart"/>
             <w:r>
               <w:rPr>
                 <w:color w:val="000000"/>
@@ -2031,7 +1687,6 @@
               </w:rPr>
               <w:t>Exceptii</w:t>
             </w:r>
-            <w:proofErr w:type="spellEnd"/>
           </w:p>
         </w:tc>
         <w:tc>
@@ -2083,18 +1738,8 @@
                 <w:sz w:val="27"/>
                 <w:szCs w:val="27"/>
               </w:rPr>
-              <w:t xml:space="preserve"> introduce datele </w:t>
-            </w:r>
-            <w:proofErr w:type="spellStart"/>
-            <w:r>
-              <w:rPr>
-                <w:color w:val="000000"/>
-                <w:sz w:val="27"/>
-                <w:szCs w:val="27"/>
-              </w:rPr>
-              <w:t>corespunzatoare</w:t>
-            </w:r>
-            <w:proofErr w:type="spellEnd"/>
+              <w:t xml:space="preserve"> introduce datele corespunzatoare</w:t>
+            </w:r>
           </w:p>
           <w:p>
             <w:pPr>
@@ -2115,43 +1760,7 @@
                 <w:sz w:val="27"/>
                 <w:szCs w:val="27"/>
               </w:rPr>
-              <w:t xml:space="preserve">Sistemul nu </w:t>
-            </w:r>
-            <w:proofErr w:type="spellStart"/>
-            <w:r>
-              <w:rPr>
-                <w:color w:val="000000"/>
-                <w:sz w:val="27"/>
-                <w:szCs w:val="27"/>
-              </w:rPr>
-              <w:t>gaseste</w:t>
-            </w:r>
-            <w:proofErr w:type="spellEnd"/>
-            <w:r>
-              <w:rPr>
-                <w:color w:val="000000"/>
-                <w:sz w:val="27"/>
-                <w:szCs w:val="27"/>
-              </w:rPr>
-              <w:t xml:space="preserve"> un cont </w:t>
-            </w:r>
-            <w:proofErr w:type="spellStart"/>
-            <w:r>
-              <w:rPr>
-                <w:color w:val="000000"/>
-                <w:sz w:val="27"/>
-                <w:szCs w:val="27"/>
-              </w:rPr>
-              <w:t>corespunzator</w:t>
-            </w:r>
-            <w:proofErr w:type="spellEnd"/>
-            <w:r>
-              <w:rPr>
-                <w:color w:val="000000"/>
-                <w:sz w:val="27"/>
-                <w:szCs w:val="27"/>
-              </w:rPr>
-              <w:t xml:space="preserve"> datelor introduse</w:t>
+              <w:t>Sistemul nu gaseste un cont corespunzator datelor introduse</w:t>
             </w:r>
           </w:p>
           <w:p>
@@ -2173,25 +1782,7 @@
                 <w:sz w:val="27"/>
                 <w:szCs w:val="27"/>
               </w:rPr>
-              <w:t xml:space="preserve">Se </w:t>
-            </w:r>
-            <w:proofErr w:type="spellStart"/>
-            <w:r>
-              <w:rPr>
-                <w:color w:val="000000"/>
-                <w:sz w:val="27"/>
-                <w:szCs w:val="27"/>
-              </w:rPr>
-              <w:t>afiseaza</w:t>
-            </w:r>
-            <w:proofErr w:type="spellEnd"/>
-            <w:r>
-              <w:rPr>
-                <w:color w:val="000000"/>
-                <w:sz w:val="27"/>
-                <w:szCs w:val="27"/>
-              </w:rPr>
-              <w:t xml:space="preserve"> un mesaj de eroare, datele pot fi introduse din nou</w:t>
+              <w:t>Se afiseaza un mesaj de eroare, datele pot fi introduse din nou</w:t>
             </w:r>
           </w:p>
         </w:tc>
@@ -2281,7 +1872,6 @@
         </w:rPr>
         <w:t xml:space="preserve"> al sistemului </w:t>
       </w:r>
-      <w:proofErr w:type="spellStart"/>
       <w:r>
         <w:rPr>
           <w:rFonts w:ascii="CIDFont+F3" w:hAnsi="CIDFont+F3"/>
@@ -2290,18 +1880,7 @@
           <w:color w:val="000000"/>
           <w:lang w:eastAsia="ro-RO"/>
         </w:rPr>
-        <w:t>Urmarire</w:t>
-      </w:r>
-      <w:proofErr w:type="spellEnd"/>
-      <w:r>
-        <w:rPr>
-          <w:rFonts w:ascii="CIDFont+F3" w:hAnsi="CIDFont+F3"/>
-          <w:i/>
-          <w:iCs/>
-          <w:color w:val="000000"/>
-          <w:lang w:eastAsia="ro-RO"/>
-        </w:rPr>
-        <w:t xml:space="preserve"> BUG-uri:</w:t>
+        <w:t>Urmarire BUG-uri:</w:t>
       </w:r>
     </w:p>
     <w:tbl>
@@ -2351,23 +1930,13 @@
                 <w:szCs w:val="27"/>
               </w:rPr>
             </w:pPr>
-            <w:proofErr w:type="spellStart"/>
-            <w:r>
-              <w:rPr>
-                <w:color w:val="000000"/>
-                <w:sz w:val="27"/>
-                <w:szCs w:val="27"/>
-              </w:rPr>
-              <w:t>Inregistrare</w:t>
-            </w:r>
-            <w:proofErr w:type="spellEnd"/>
-            <w:r>
-              <w:rPr>
-                <w:color w:val="000000"/>
-                <w:sz w:val="27"/>
-                <w:szCs w:val="27"/>
-              </w:rPr>
-              <w:t xml:space="preserve"> BUG</w:t>
+            <w:r>
+              <w:rPr>
+                <w:color w:val="000000"/>
+                <w:sz w:val="27"/>
+                <w:szCs w:val="27"/>
+              </w:rPr>
+              <w:t>Inregistrare BUG</w:t>
             </w:r>
           </w:p>
         </w:tc>
@@ -2511,61 +2080,7 @@
                 <w:sz w:val="27"/>
                 <w:szCs w:val="27"/>
               </w:rPr>
-              <w:t xml:space="preserve">Testerul </w:t>
-            </w:r>
-            <w:proofErr w:type="spellStart"/>
-            <w:r>
-              <w:rPr>
-                <w:color w:val="000000"/>
-                <w:sz w:val="27"/>
-                <w:szCs w:val="27"/>
-              </w:rPr>
-              <w:t>adauga</w:t>
-            </w:r>
-            <w:proofErr w:type="spellEnd"/>
-            <w:r>
-              <w:rPr>
-                <w:color w:val="000000"/>
-                <w:sz w:val="27"/>
-                <w:szCs w:val="27"/>
-              </w:rPr>
-              <w:t xml:space="preserve"> un BUG in lista de BUG-uri, </w:t>
-            </w:r>
-            <w:proofErr w:type="spellStart"/>
-            <w:r>
-              <w:rPr>
-                <w:color w:val="000000"/>
-                <w:sz w:val="27"/>
-                <w:szCs w:val="27"/>
-              </w:rPr>
-              <w:t>dandu</w:t>
-            </w:r>
-            <w:proofErr w:type="spellEnd"/>
-            <w:r>
-              <w:rPr>
-                <w:color w:val="000000"/>
-                <w:sz w:val="27"/>
-                <w:szCs w:val="27"/>
-              </w:rPr>
-              <w:t xml:space="preserve">-i o denumire si  </w:t>
-            </w:r>
-            <w:proofErr w:type="spellStart"/>
-            <w:r>
-              <w:rPr>
-                <w:color w:val="000000"/>
-                <w:sz w:val="27"/>
-                <w:szCs w:val="27"/>
-              </w:rPr>
-              <w:t>introducand</w:t>
-            </w:r>
-            <w:proofErr w:type="spellEnd"/>
-            <w:r>
-              <w:rPr>
-                <w:color w:val="000000"/>
-                <w:sz w:val="27"/>
-                <w:szCs w:val="27"/>
-              </w:rPr>
-              <w:t xml:space="preserve"> descrierea specifica lui.</w:t>
+              <w:t>Testerul adauga un BUG in lista de BUG-uri, dandu-i o denumire si  introducand descrierea specifica lui.</w:t>
             </w:r>
           </w:p>
         </w:tc>
@@ -2584,7 +2099,6 @@
                 <w:szCs w:val="27"/>
               </w:rPr>
             </w:pPr>
-            <w:proofErr w:type="spellStart"/>
             <w:r>
               <w:rPr>
                 <w:color w:val="000000"/>
@@ -2593,7 +2107,6 @@
               </w:rPr>
               <w:t>Declansare</w:t>
             </w:r>
-            <w:proofErr w:type="spellEnd"/>
           </w:p>
         </w:tc>
         <w:tc>
@@ -2634,7 +2147,6 @@
                 <w:szCs w:val="27"/>
               </w:rPr>
             </w:pPr>
-            <w:proofErr w:type="spellStart"/>
             <w:r>
               <w:rPr>
                 <w:color w:val="000000"/>
@@ -2643,7 +2155,6 @@
               </w:rPr>
               <w:t>Preconditii</w:t>
             </w:r>
-            <w:proofErr w:type="spellEnd"/>
           </w:p>
         </w:tc>
         <w:tc>
@@ -2669,25 +2180,7 @@
                 <w:sz w:val="27"/>
                 <w:szCs w:val="27"/>
               </w:rPr>
-              <w:t xml:space="preserve">Testerul este </w:t>
-            </w:r>
-            <w:proofErr w:type="spellStart"/>
-            <w:r>
-              <w:rPr>
-                <w:color w:val="000000"/>
-                <w:sz w:val="27"/>
-                <w:szCs w:val="27"/>
-              </w:rPr>
-              <w:t>logat</w:t>
-            </w:r>
-            <w:proofErr w:type="spellEnd"/>
-            <w:r>
-              <w:rPr>
-                <w:color w:val="000000"/>
-                <w:sz w:val="27"/>
-                <w:szCs w:val="27"/>
-              </w:rPr>
-              <w:t xml:space="preserve"> in sistem</w:t>
+              <w:t>Testerul este logat in sistem</w:t>
             </w:r>
           </w:p>
           <w:p>
@@ -2709,25 +2202,7 @@
                 <w:sz w:val="27"/>
                 <w:szCs w:val="27"/>
               </w:rPr>
-              <w:t xml:space="preserve">Testerul </w:t>
-            </w:r>
-            <w:proofErr w:type="spellStart"/>
-            <w:r>
-              <w:rPr>
-                <w:color w:val="000000"/>
-                <w:sz w:val="27"/>
-                <w:szCs w:val="27"/>
-              </w:rPr>
-              <w:t>vizualizeaza</w:t>
-            </w:r>
-            <w:proofErr w:type="spellEnd"/>
-            <w:r>
-              <w:rPr>
-                <w:color w:val="000000"/>
-                <w:sz w:val="27"/>
-                <w:szCs w:val="27"/>
-              </w:rPr>
-              <w:t xml:space="preserve"> lista de BUG-uri existente</w:t>
+              <w:t>Testerul vizualizeaza lista de BUG-uri existente</w:t>
             </w:r>
           </w:p>
           <w:p>
@@ -2749,25 +2224,7 @@
                 <w:sz w:val="27"/>
                 <w:szCs w:val="27"/>
               </w:rPr>
-              <w:t xml:space="preserve">Introducerea datelor </w:t>
-            </w:r>
-            <w:proofErr w:type="spellStart"/>
-            <w:r>
-              <w:rPr>
-                <w:color w:val="000000"/>
-                <w:sz w:val="27"/>
-                <w:szCs w:val="27"/>
-              </w:rPr>
-              <w:t>corespunzatoare</w:t>
-            </w:r>
-            <w:proofErr w:type="spellEnd"/>
-            <w:r>
-              <w:rPr>
-                <w:color w:val="000000"/>
-                <w:sz w:val="27"/>
-                <w:szCs w:val="27"/>
-              </w:rPr>
-              <w:t xml:space="preserve"> unui BUG</w:t>
+              <w:t>Introducerea datelor corespunzatoare unui BUG</w:t>
             </w:r>
           </w:p>
         </w:tc>
@@ -2786,7 +2243,6 @@
                 <w:szCs w:val="27"/>
               </w:rPr>
             </w:pPr>
-            <w:proofErr w:type="spellStart"/>
             <w:r>
               <w:rPr>
                 <w:color w:val="000000"/>
@@ -2795,7 +2251,6 @@
               </w:rPr>
               <w:t>Postconditii</w:t>
             </w:r>
-            <w:proofErr w:type="spellEnd"/>
           </w:p>
         </w:tc>
         <w:tc>
@@ -2811,23 +2266,13 @@
                 <w:szCs w:val="27"/>
               </w:rPr>
             </w:pPr>
-            <w:proofErr w:type="spellStart"/>
-            <w:r>
-              <w:rPr>
-                <w:color w:val="000000"/>
-                <w:sz w:val="27"/>
-                <w:szCs w:val="27"/>
-              </w:rPr>
-              <w:t>Adaugare</w:t>
-            </w:r>
-            <w:proofErr w:type="spellEnd"/>
-            <w:r>
-              <w:rPr>
-                <w:color w:val="000000"/>
-                <w:sz w:val="27"/>
-                <w:szCs w:val="27"/>
-              </w:rPr>
-              <w:t xml:space="preserve"> cu succes a unui BUG in lista.</w:t>
+            <w:r>
+              <w:rPr>
+                <w:color w:val="000000"/>
+                <w:sz w:val="27"/>
+                <w:szCs w:val="27"/>
+              </w:rPr>
+              <w:t>Adaugare cu succes a unui BUG in lista.</w:t>
             </w:r>
           </w:p>
         </w:tc>
@@ -2852,6 +2297,7 @@
                 <w:sz w:val="27"/>
                 <w:szCs w:val="27"/>
               </w:rPr>
+              <w:lastRenderedPageBreak/>
               <w:t>Flux normal de evenimente</w:t>
             </w:r>
           </w:p>
@@ -2887,43 +2333,7 @@
                 <w:sz w:val="27"/>
                 <w:szCs w:val="27"/>
               </w:rPr>
-              <w:t xml:space="preserve"> alege </w:t>
-            </w:r>
-            <w:proofErr w:type="spellStart"/>
-            <w:r>
-              <w:rPr>
-                <w:color w:val="000000"/>
-                <w:sz w:val="27"/>
-                <w:szCs w:val="27"/>
-              </w:rPr>
-              <w:t>optiunea</w:t>
-            </w:r>
-            <w:proofErr w:type="spellEnd"/>
-            <w:r>
-              <w:rPr>
-                <w:color w:val="000000"/>
-                <w:sz w:val="27"/>
-                <w:szCs w:val="27"/>
-              </w:rPr>
-              <w:t xml:space="preserve"> </w:t>
-            </w:r>
-            <w:proofErr w:type="spellStart"/>
-            <w:r>
-              <w:rPr>
-                <w:color w:val="000000"/>
-                <w:sz w:val="27"/>
-                <w:szCs w:val="27"/>
-              </w:rPr>
-              <w:t>adauga</w:t>
-            </w:r>
-            <w:proofErr w:type="spellEnd"/>
-            <w:r>
-              <w:rPr>
-                <w:color w:val="000000"/>
-                <w:sz w:val="27"/>
-                <w:szCs w:val="27"/>
-              </w:rPr>
-              <w:t xml:space="preserve"> BUG</w:t>
+              <w:t xml:space="preserve"> alege optiunea adauga BUG</w:t>
             </w:r>
           </w:p>
           <w:p>
@@ -2945,7 +2355,6 @@
                 <w:sz w:val="27"/>
                 <w:szCs w:val="27"/>
               </w:rPr>
-              <w:lastRenderedPageBreak/>
               <w:t>Testerul</w:t>
             </w:r>
             <w:r>
@@ -2954,18 +2363,8 @@
                 <w:sz w:val="27"/>
                 <w:szCs w:val="27"/>
               </w:rPr>
-              <w:t xml:space="preserve"> introduce datele </w:t>
-            </w:r>
-            <w:proofErr w:type="spellStart"/>
-            <w:r>
-              <w:rPr>
-                <w:color w:val="000000"/>
-                <w:sz w:val="27"/>
-                <w:szCs w:val="27"/>
-              </w:rPr>
-              <w:t>corespunzatoare</w:t>
-            </w:r>
-            <w:proofErr w:type="spellEnd"/>
+              <w:t xml:space="preserve"> introduce datele corespunzatoare</w:t>
+            </w:r>
           </w:p>
           <w:p>
             <w:pPr>
@@ -2988,23 +2387,13 @@
               </w:rPr>
               <w:t xml:space="preserve">Se executa </w:t>
             </w:r>
-            <w:proofErr w:type="spellStart"/>
-            <w:r>
-              <w:rPr>
-                <w:color w:val="000000"/>
-                <w:sz w:val="27"/>
-                <w:szCs w:val="27"/>
-              </w:rPr>
-              <w:t>adaugarea</w:t>
-            </w:r>
-            <w:proofErr w:type="spellEnd"/>
-            <w:r>
-              <w:rPr>
-                <w:color w:val="000000"/>
-                <w:sz w:val="27"/>
-                <w:szCs w:val="27"/>
-              </w:rPr>
-              <w:t xml:space="preserve"> unui BUG in lista de BUG-uri cu succes</w:t>
+            <w:r>
+              <w:rPr>
+                <w:color w:val="000000"/>
+                <w:sz w:val="27"/>
+                <w:szCs w:val="27"/>
+              </w:rPr>
+              <w:t>adaugarea unui BUG in lista de BUG-uri cu succes</w:t>
             </w:r>
           </w:p>
         </w:tc>
@@ -3029,7 +2418,6 @@
                 <w:sz w:val="27"/>
                 <w:szCs w:val="27"/>
               </w:rPr>
-              <w:lastRenderedPageBreak/>
               <w:t>Flux alternativ</w:t>
             </w:r>
           </w:p>
@@ -3075,7 +2463,6 @@
                 <w:szCs w:val="27"/>
               </w:rPr>
             </w:pPr>
-            <w:proofErr w:type="spellStart"/>
             <w:r>
               <w:rPr>
                 <w:color w:val="000000"/>
@@ -3084,7 +2471,6 @@
               </w:rPr>
               <w:t>Exceptii</w:t>
             </w:r>
-            <w:proofErr w:type="spellEnd"/>
           </w:p>
         </w:tc>
         <w:tc>
@@ -3130,25 +2516,7 @@
                 <w:sz w:val="27"/>
                 <w:szCs w:val="27"/>
               </w:rPr>
-              <w:t>BUG-</w:t>
-            </w:r>
-            <w:proofErr w:type="spellStart"/>
-            <w:r>
-              <w:rPr>
-                <w:color w:val="000000"/>
-                <w:sz w:val="27"/>
-                <w:szCs w:val="27"/>
-              </w:rPr>
-              <w:t>ul</w:t>
-            </w:r>
-            <w:proofErr w:type="spellEnd"/>
-            <w:r>
-              <w:rPr>
-                <w:color w:val="000000"/>
-                <w:sz w:val="27"/>
-                <w:szCs w:val="27"/>
-              </w:rPr>
-              <w:t xml:space="preserve"> introdus exista deja in lista de BUG-uri!</w:t>
+              <w:t>BUG-ul introdus exista deja in lista de BUG-uri!</w:t>
             </w:r>
           </w:p>
           <w:p>
@@ -3170,25 +2538,7 @@
                 <w:sz w:val="27"/>
                 <w:szCs w:val="27"/>
               </w:rPr>
-              <w:t xml:space="preserve">Sistemul </w:t>
-            </w:r>
-            <w:proofErr w:type="spellStart"/>
-            <w:r>
-              <w:rPr>
-                <w:color w:val="000000"/>
-                <w:sz w:val="27"/>
-                <w:szCs w:val="27"/>
-              </w:rPr>
-              <w:t>gaseste</w:t>
-            </w:r>
-            <w:proofErr w:type="spellEnd"/>
-            <w:r>
-              <w:rPr>
-                <w:color w:val="000000"/>
-                <w:sz w:val="27"/>
-                <w:szCs w:val="27"/>
-              </w:rPr>
-              <w:t xml:space="preserve"> un </w:t>
+              <w:t xml:space="preserve">Sistemul gaseste un </w:t>
             </w:r>
             <w:r>
               <w:rPr>
@@ -3198,23 +2548,13 @@
               </w:rPr>
               <w:t xml:space="preserve">BUG </w:t>
             </w:r>
-            <w:proofErr w:type="spellStart"/>
-            <w:r>
-              <w:rPr>
-                <w:color w:val="000000"/>
-                <w:sz w:val="27"/>
-                <w:szCs w:val="27"/>
-              </w:rPr>
-              <w:t>corespunzator</w:t>
-            </w:r>
-            <w:proofErr w:type="spellEnd"/>
-            <w:r>
-              <w:rPr>
-                <w:color w:val="000000"/>
-                <w:sz w:val="27"/>
-                <w:szCs w:val="27"/>
-              </w:rPr>
-              <w:t xml:space="preserve"> datelor introduse</w:t>
+            <w:r>
+              <w:rPr>
+                <w:color w:val="000000"/>
+                <w:sz w:val="27"/>
+                <w:szCs w:val="27"/>
+              </w:rPr>
+              <w:t>corespunzator datelor introduse</w:t>
             </w:r>
           </w:p>
           <w:p>
@@ -3236,25 +2576,7 @@
                 <w:sz w:val="27"/>
                 <w:szCs w:val="27"/>
               </w:rPr>
-              <w:t xml:space="preserve">Se </w:t>
-            </w:r>
-            <w:proofErr w:type="spellStart"/>
-            <w:r>
-              <w:rPr>
-                <w:color w:val="000000"/>
-                <w:sz w:val="27"/>
-                <w:szCs w:val="27"/>
-              </w:rPr>
-              <w:t>afiseaza</w:t>
-            </w:r>
-            <w:proofErr w:type="spellEnd"/>
-            <w:r>
-              <w:rPr>
-                <w:color w:val="000000"/>
-                <w:sz w:val="27"/>
-                <w:szCs w:val="27"/>
-              </w:rPr>
-              <w:t xml:space="preserve"> un mesaj de eroare, </w:t>
+              <w:t xml:space="preserve">Se afiseaza un mesaj de eroare, </w:t>
             </w:r>
             <w:r>
               <w:rPr>
@@ -3302,43 +2624,7 @@
                 <w:sz w:val="27"/>
                 <w:szCs w:val="27"/>
               </w:rPr>
-              <w:t xml:space="preserve">Sistemul nu </w:t>
-            </w:r>
-            <w:proofErr w:type="spellStart"/>
-            <w:r>
-              <w:rPr>
-                <w:color w:val="000000"/>
-                <w:sz w:val="27"/>
-                <w:szCs w:val="27"/>
-              </w:rPr>
-              <w:t>valideaza</w:t>
-            </w:r>
-            <w:proofErr w:type="spellEnd"/>
-            <w:r>
-              <w:rPr>
-                <w:color w:val="000000"/>
-                <w:sz w:val="27"/>
-                <w:szCs w:val="27"/>
-              </w:rPr>
-              <w:t xml:space="preserve"> datele </w:t>
-            </w:r>
-            <w:proofErr w:type="spellStart"/>
-            <w:r>
-              <w:rPr>
-                <w:color w:val="000000"/>
-                <w:sz w:val="27"/>
-                <w:szCs w:val="27"/>
-              </w:rPr>
-              <w:t>corespunzatoare</w:t>
-            </w:r>
-            <w:proofErr w:type="spellEnd"/>
-            <w:r>
-              <w:rPr>
-                <w:color w:val="000000"/>
-                <w:sz w:val="27"/>
-                <w:szCs w:val="27"/>
-              </w:rPr>
-              <w:t xml:space="preserve"> BUG-ului</w:t>
+              <w:t>Sistemul nu valideaza datele corespunzatoare BUG-ului</w:t>
             </w:r>
           </w:p>
           <w:p>
@@ -3360,25 +2646,7 @@
                 <w:sz w:val="27"/>
                 <w:szCs w:val="27"/>
               </w:rPr>
-              <w:t xml:space="preserve">Se </w:t>
-            </w:r>
-            <w:proofErr w:type="spellStart"/>
-            <w:r>
-              <w:rPr>
-                <w:color w:val="000000"/>
-                <w:sz w:val="27"/>
-                <w:szCs w:val="27"/>
-              </w:rPr>
-              <w:t>afiseaza</w:t>
-            </w:r>
-            <w:proofErr w:type="spellEnd"/>
-            <w:r>
-              <w:rPr>
-                <w:color w:val="000000"/>
-                <w:sz w:val="27"/>
-                <w:szCs w:val="27"/>
-              </w:rPr>
-              <w:t xml:space="preserve"> un mesaj de eroare, sunt cerute o alta denumire/descriere</w:t>
+              <w:t>Se afiseaza un mesaj de eroare, sunt cerute o alta denumire/descriere</w:t>
             </w:r>
           </w:p>
         </w:tc>
@@ -3446,7 +2714,6 @@
         </w:rPr>
         <w:t xml:space="preserve"> al sistemului </w:t>
       </w:r>
-      <w:proofErr w:type="spellStart"/>
       <w:r>
         <w:rPr>
           <w:rFonts w:ascii="CIDFont+F3" w:hAnsi="CIDFont+F3"/>
@@ -3455,18 +2722,7 @@
           <w:color w:val="000000"/>
           <w:lang w:eastAsia="ro-RO"/>
         </w:rPr>
-        <w:t>Urmarire</w:t>
-      </w:r>
-      <w:proofErr w:type="spellEnd"/>
-      <w:r>
-        <w:rPr>
-          <w:rFonts w:ascii="CIDFont+F3" w:hAnsi="CIDFont+F3"/>
-          <w:i/>
-          <w:iCs/>
-          <w:color w:val="000000"/>
-          <w:lang w:eastAsia="ro-RO"/>
-        </w:rPr>
-        <w:t xml:space="preserve"> BUG-uri:</w:t>
+        <w:t>Urmarire BUG-uri:</w:t>
       </w:r>
     </w:p>
     <w:tbl>
@@ -3666,79 +2922,7 @@
                 <w:sz w:val="27"/>
                 <w:szCs w:val="27"/>
               </w:rPr>
-              <w:t xml:space="preserve">Programatorul </w:t>
-            </w:r>
-            <w:proofErr w:type="spellStart"/>
-            <w:r>
-              <w:rPr>
-                <w:color w:val="000000"/>
-                <w:sz w:val="27"/>
-                <w:szCs w:val="27"/>
-              </w:rPr>
-              <w:t>selecteaza</w:t>
-            </w:r>
-            <w:proofErr w:type="spellEnd"/>
-            <w:r>
-              <w:rPr>
-                <w:color w:val="000000"/>
-                <w:sz w:val="27"/>
-                <w:szCs w:val="27"/>
-              </w:rPr>
-              <w:t xml:space="preserve"> din tabel un </w:t>
-            </w:r>
-            <w:proofErr w:type="spellStart"/>
-            <w:r>
-              <w:rPr>
-                <w:color w:val="000000"/>
-                <w:sz w:val="27"/>
-                <w:szCs w:val="27"/>
-              </w:rPr>
-              <w:t>BUG,apasand</w:t>
-            </w:r>
-            <w:proofErr w:type="spellEnd"/>
-            <w:r>
-              <w:rPr>
-                <w:color w:val="000000"/>
-                <w:sz w:val="27"/>
-                <w:szCs w:val="27"/>
-              </w:rPr>
-              <w:t xml:space="preserve"> pe butonul REZOLVA, acesta </w:t>
-            </w:r>
-            <w:proofErr w:type="spellStart"/>
-            <w:r>
-              <w:rPr>
-                <w:color w:val="000000"/>
-                <w:sz w:val="27"/>
-                <w:szCs w:val="27"/>
-              </w:rPr>
-              <w:t>urmand</w:t>
-            </w:r>
-            <w:proofErr w:type="spellEnd"/>
-            <w:r>
-              <w:rPr>
-                <w:color w:val="000000"/>
-                <w:sz w:val="27"/>
-                <w:szCs w:val="27"/>
-              </w:rPr>
-              <w:t xml:space="preserve"> sa </w:t>
-            </w:r>
-            <w:proofErr w:type="spellStart"/>
-            <w:r>
-              <w:rPr>
-                <w:color w:val="000000"/>
-                <w:sz w:val="27"/>
-                <w:szCs w:val="27"/>
-              </w:rPr>
-              <w:t>dispara</w:t>
-            </w:r>
-            <w:proofErr w:type="spellEnd"/>
-            <w:r>
-              <w:rPr>
-                <w:color w:val="000000"/>
-                <w:sz w:val="27"/>
-                <w:szCs w:val="27"/>
-              </w:rPr>
-              <w:t xml:space="preserve"> instant din lista</w:t>
+              <w:t>Programatorul selecteaza din tabel un BUG,apasand pe butonul REZOLVA, acesta urmand sa dispara instant din lista</w:t>
             </w:r>
           </w:p>
         </w:tc>
@@ -3757,7 +2941,6 @@
                 <w:szCs w:val="27"/>
               </w:rPr>
             </w:pPr>
-            <w:proofErr w:type="spellStart"/>
             <w:r>
               <w:rPr>
                 <w:color w:val="000000"/>
@@ -3766,7 +2949,6 @@
               </w:rPr>
               <w:t>Declansare</w:t>
             </w:r>
-            <w:proofErr w:type="spellEnd"/>
           </w:p>
         </w:tc>
         <w:tc>
@@ -3807,7 +2989,6 @@
                 <w:szCs w:val="27"/>
               </w:rPr>
             </w:pPr>
-            <w:proofErr w:type="spellStart"/>
             <w:r>
               <w:rPr>
                 <w:color w:val="000000"/>
@@ -3816,7 +2997,6 @@
               </w:rPr>
               <w:t>Preconditii</w:t>
             </w:r>
-            <w:proofErr w:type="spellEnd"/>
           </w:p>
         </w:tc>
         <w:tc>
@@ -3842,25 +3022,7 @@
                 <w:sz w:val="27"/>
                 <w:szCs w:val="27"/>
               </w:rPr>
-              <w:t xml:space="preserve">Programatorul este </w:t>
-            </w:r>
-            <w:proofErr w:type="spellStart"/>
-            <w:r>
-              <w:rPr>
-                <w:color w:val="000000"/>
-                <w:sz w:val="27"/>
-                <w:szCs w:val="27"/>
-              </w:rPr>
-              <w:t>logat</w:t>
-            </w:r>
-            <w:proofErr w:type="spellEnd"/>
-            <w:r>
-              <w:rPr>
-                <w:color w:val="000000"/>
-                <w:sz w:val="27"/>
-                <w:szCs w:val="27"/>
-              </w:rPr>
-              <w:t xml:space="preserve"> in sistem</w:t>
+              <w:t>Programatorul este logat in sistem</w:t>
             </w:r>
           </w:p>
           <w:p>
@@ -3898,23 +3060,14 @@
                 <w:szCs w:val="27"/>
               </w:rPr>
             </w:pPr>
-            <w:proofErr w:type="spellStart"/>
-            <w:r>
-              <w:rPr>
-                <w:color w:val="000000"/>
-                <w:sz w:val="27"/>
-                <w:szCs w:val="27"/>
-              </w:rPr>
-              <w:t>Apasare</w:t>
-            </w:r>
-            <w:proofErr w:type="spellEnd"/>
-            <w:r>
-              <w:rPr>
-                <w:color w:val="000000"/>
-                <w:sz w:val="27"/>
-                <w:szCs w:val="27"/>
-              </w:rPr>
-              <w:t xml:space="preserve"> pe butonul REZOLVA</w:t>
+            <w:r>
+              <w:rPr>
+                <w:color w:val="000000"/>
+                <w:sz w:val="27"/>
+                <w:szCs w:val="27"/>
+              </w:rPr>
+              <w:lastRenderedPageBreak/>
+              <w:t>Apasare pe butonul REZOLVA</w:t>
             </w:r>
           </w:p>
         </w:tc>
@@ -3933,7 +3086,6 @@
                 <w:szCs w:val="27"/>
               </w:rPr>
             </w:pPr>
-            <w:proofErr w:type="spellStart"/>
             <w:r>
               <w:rPr>
                 <w:color w:val="000000"/>
@@ -3943,7 +3095,6 @@
               <w:lastRenderedPageBreak/>
               <w:t>Postconditii</w:t>
             </w:r>
-            <w:proofErr w:type="spellEnd"/>
           </w:p>
         </w:tc>
         <w:tc>
@@ -4017,36 +3168,8 @@
                 <w:sz w:val="27"/>
                 <w:szCs w:val="27"/>
               </w:rPr>
-              <w:t xml:space="preserve">Clientul </w:t>
-            </w:r>
-            <w:proofErr w:type="spellStart"/>
-            <w:r>
-              <w:rPr>
-                <w:color w:val="000000"/>
-                <w:sz w:val="27"/>
-                <w:szCs w:val="27"/>
-              </w:rPr>
-              <w:t>selecteaza</w:t>
-            </w:r>
-            <w:proofErr w:type="spellEnd"/>
-            <w:r>
-              <w:rPr>
-                <w:color w:val="000000"/>
-                <w:sz w:val="27"/>
-                <w:szCs w:val="27"/>
-              </w:rPr>
-              <w:t xml:space="preserve"> BUG-</w:t>
-            </w:r>
-            <w:proofErr w:type="spellStart"/>
-            <w:r>
-              <w:rPr>
-                <w:color w:val="000000"/>
-                <w:sz w:val="27"/>
-                <w:szCs w:val="27"/>
-              </w:rPr>
-              <w:t>ul</w:t>
-            </w:r>
-            <w:proofErr w:type="spellEnd"/>
+              <w:t>Clientul selecteaza BUG-ul</w:t>
+            </w:r>
           </w:p>
           <w:p>
             <w:pPr>
@@ -4067,25 +3190,7 @@
                 <w:sz w:val="27"/>
                 <w:szCs w:val="27"/>
               </w:rPr>
-              <w:t xml:space="preserve">Clientul </w:t>
-            </w:r>
-            <w:proofErr w:type="spellStart"/>
-            <w:r>
-              <w:rPr>
-                <w:color w:val="000000"/>
-                <w:sz w:val="27"/>
-                <w:szCs w:val="27"/>
-              </w:rPr>
-              <w:t>apasa</w:t>
-            </w:r>
-            <w:proofErr w:type="spellEnd"/>
-            <w:r>
-              <w:rPr>
-                <w:color w:val="000000"/>
-                <w:sz w:val="27"/>
-                <w:szCs w:val="27"/>
-              </w:rPr>
-              <w:t xml:space="preserve"> pe butonul REZOLVA</w:t>
+              <w:t>Clientul apasa pe butonul REZOLVA</w:t>
             </w:r>
           </w:p>
           <w:p>
@@ -4174,7 +3279,6 @@
                 <w:szCs w:val="27"/>
               </w:rPr>
             </w:pPr>
-            <w:proofErr w:type="spellStart"/>
             <w:r>
               <w:rPr>
                 <w:color w:val="000000"/>
@@ -4183,7 +3287,6 @@
               </w:rPr>
               <w:t>Exceptii</w:t>
             </w:r>
-            <w:proofErr w:type="spellEnd"/>
           </w:p>
         </w:tc>
         <w:tc>
@@ -4213,43 +3316,7 @@
                 <w:sz w:val="27"/>
                 <w:szCs w:val="27"/>
               </w:rPr>
-              <w:t xml:space="preserve">Nu este selectat nici un BUG din tabel, </w:t>
-            </w:r>
-            <w:proofErr w:type="spellStart"/>
-            <w:r>
-              <w:rPr>
-                <w:color w:val="000000"/>
-                <w:sz w:val="27"/>
-                <w:szCs w:val="27"/>
-              </w:rPr>
-              <w:t>insa</w:t>
-            </w:r>
-            <w:proofErr w:type="spellEnd"/>
-            <w:r>
-              <w:rPr>
-                <w:color w:val="000000"/>
-                <w:sz w:val="27"/>
-                <w:szCs w:val="27"/>
-              </w:rPr>
-              <w:t xml:space="preserve"> butonul REZOLVA este </w:t>
-            </w:r>
-            <w:proofErr w:type="spellStart"/>
-            <w:r>
-              <w:rPr>
-                <w:color w:val="000000"/>
-                <w:sz w:val="27"/>
-                <w:szCs w:val="27"/>
-              </w:rPr>
-              <w:t>apasat</w:t>
-            </w:r>
-            <w:proofErr w:type="spellEnd"/>
-            <w:r>
-              <w:rPr>
-                <w:color w:val="000000"/>
-                <w:sz w:val="27"/>
-                <w:szCs w:val="27"/>
-              </w:rPr>
-              <w:t>!</w:t>
+              <w:t>Nu este selectat nici un BUG din tabel, insa butonul REZOLVA este apasat!</w:t>
             </w:r>
           </w:p>
           <w:p>
@@ -4279,25 +3346,7 @@
                 <w:sz w:val="27"/>
                 <w:szCs w:val="27"/>
               </w:rPr>
-              <w:t xml:space="preserve"> observa ca BUG-</w:t>
-            </w:r>
-            <w:proofErr w:type="spellStart"/>
-            <w:r>
-              <w:rPr>
-                <w:color w:val="000000"/>
-                <w:sz w:val="27"/>
-                <w:szCs w:val="27"/>
-              </w:rPr>
-              <w:t>ul</w:t>
-            </w:r>
-            <w:proofErr w:type="spellEnd"/>
-            <w:r>
-              <w:rPr>
-                <w:color w:val="000000"/>
-                <w:sz w:val="27"/>
-                <w:szCs w:val="27"/>
-              </w:rPr>
-              <w:t xml:space="preserve"> selectat este vid</w:t>
+              <w:t xml:space="preserve"> observa ca BUG-ul selectat este vid</w:t>
             </w:r>
           </w:p>
           <w:p>
@@ -4319,25 +3368,7 @@
                 <w:sz w:val="27"/>
                 <w:szCs w:val="27"/>
               </w:rPr>
-              <w:t xml:space="preserve">Se </w:t>
-            </w:r>
-            <w:proofErr w:type="spellStart"/>
-            <w:r>
-              <w:rPr>
-                <w:color w:val="000000"/>
-                <w:sz w:val="27"/>
-                <w:szCs w:val="27"/>
-              </w:rPr>
-              <w:t>afiseaza</w:t>
-            </w:r>
-            <w:proofErr w:type="spellEnd"/>
-            <w:r>
-              <w:rPr>
-                <w:color w:val="000000"/>
-                <w:sz w:val="27"/>
-                <w:szCs w:val="27"/>
-              </w:rPr>
-              <w:t xml:space="preserve"> un mesaj de eroare, </w:t>
+              <w:t xml:space="preserve">Se afiseaza un mesaj de eroare, </w:t>
             </w:r>
             <w:r>
               <w:rPr>
@@ -4410,21 +3441,7 @@
         <w:rPr>
           <w:lang w:eastAsia="ro-RO"/>
         </w:rPr>
-        <w:t xml:space="preserve">4) Descrierea cazului de utilizare VIZUALIZARE BUG al sistemului de </w:t>
-      </w:r>
-      <w:proofErr w:type="spellStart"/>
-      <w:r>
-        <w:rPr>
-          <w:lang w:eastAsia="ro-RO"/>
-        </w:rPr>
-        <w:t>Urmarire</w:t>
-      </w:r>
-      <w:proofErr w:type="spellEnd"/>
-      <w:r>
-        <w:rPr>
-          <w:lang w:eastAsia="ro-RO"/>
-        </w:rPr>
-        <w:t xml:space="preserve"> de BUG-uri</w:t>
+        <w:t>4) Descrierea cazului de utilizare VIZUALIZARE BUG al sistemului de Urmarire de BUG-uri</w:t>
       </w:r>
     </w:p>
     <w:tbl>
@@ -4624,43 +3641,7 @@
                 <w:sz w:val="27"/>
                 <w:szCs w:val="27"/>
               </w:rPr>
-              <w:t xml:space="preserve">Angajatul poate vizualiza lista tuturor </w:t>
-            </w:r>
-            <w:proofErr w:type="spellStart"/>
-            <w:r>
-              <w:rPr>
-                <w:color w:val="000000"/>
-                <w:sz w:val="27"/>
-                <w:szCs w:val="27"/>
-              </w:rPr>
-              <w:t>bug</w:t>
-            </w:r>
-            <w:proofErr w:type="spellEnd"/>
-            <w:r>
-              <w:rPr>
-                <w:color w:val="000000"/>
-                <w:sz w:val="27"/>
-                <w:szCs w:val="27"/>
-              </w:rPr>
-              <w:t xml:space="preserve">-urilor </w:t>
-            </w:r>
-            <w:proofErr w:type="spellStart"/>
-            <w:r>
-              <w:rPr>
-                <w:color w:val="000000"/>
-                <w:sz w:val="27"/>
-                <w:szCs w:val="27"/>
-              </w:rPr>
-              <w:t>inregistrate</w:t>
-            </w:r>
-            <w:proofErr w:type="spellEnd"/>
-            <w:r>
-              <w:rPr>
-                <w:color w:val="000000"/>
-                <w:sz w:val="27"/>
-                <w:szCs w:val="27"/>
-              </w:rPr>
-              <w:t xml:space="preserve"> in sistem , inclusiv denumirea , descrierea si statusul acestora ( rezolvat/nerezolvat </w:t>
+              <w:t xml:space="preserve">Angajatul poate vizualiza lista tuturor bug-urilor inregistrate in sistem , inclusiv denumirea , descrierea si statusul acestora ( rezolvat/nerezolvat </w:t>
             </w:r>
           </w:p>
         </w:tc>
@@ -4679,7 +3660,6 @@
                 <w:szCs w:val="27"/>
               </w:rPr>
             </w:pPr>
-            <w:proofErr w:type="spellStart"/>
             <w:r>
               <w:rPr>
                 <w:color w:val="000000"/>
@@ -4688,7 +3668,6 @@
               </w:rPr>
               <w:t>Declansare</w:t>
             </w:r>
-            <w:proofErr w:type="spellEnd"/>
           </w:p>
         </w:tc>
         <w:tc>
@@ -4718,61 +3697,7 @@
                 <w:sz w:val="27"/>
                 <w:szCs w:val="27"/>
               </w:rPr>
-              <w:t xml:space="preserve"> </w:t>
-            </w:r>
-            <w:proofErr w:type="spellStart"/>
-            <w:r>
-              <w:rPr>
-                <w:color w:val="000000"/>
-                <w:sz w:val="27"/>
-                <w:szCs w:val="27"/>
-              </w:rPr>
-              <w:t>doreste</w:t>
-            </w:r>
-            <w:proofErr w:type="spellEnd"/>
-            <w:r>
-              <w:rPr>
-                <w:color w:val="000000"/>
-                <w:sz w:val="27"/>
-                <w:szCs w:val="27"/>
-              </w:rPr>
-              <w:t xml:space="preserve"> sa </w:t>
-            </w:r>
-            <w:proofErr w:type="spellStart"/>
-            <w:r>
-              <w:rPr>
-                <w:color w:val="000000"/>
-                <w:sz w:val="27"/>
-                <w:szCs w:val="27"/>
-              </w:rPr>
-              <w:t>vada</w:t>
-            </w:r>
-            <w:proofErr w:type="spellEnd"/>
-            <w:r>
-              <w:rPr>
-                <w:color w:val="000000"/>
-                <w:sz w:val="27"/>
-                <w:szCs w:val="27"/>
-              </w:rPr>
-              <w:t xml:space="preserve"> lista curenta de </w:t>
-            </w:r>
-            <w:proofErr w:type="spellStart"/>
-            <w:r>
-              <w:rPr>
-                <w:color w:val="000000"/>
-                <w:sz w:val="27"/>
-                <w:szCs w:val="27"/>
-              </w:rPr>
-              <w:t>bug</w:t>
-            </w:r>
-            <w:proofErr w:type="spellEnd"/>
-            <w:r>
-              <w:rPr>
-                <w:color w:val="000000"/>
-                <w:sz w:val="27"/>
-                <w:szCs w:val="27"/>
-              </w:rPr>
-              <w:t xml:space="preserve">-uri pentru a le rezolva </w:t>
+              <w:t xml:space="preserve"> doreste sa vada lista curenta de bug-uri pentru a le rezolva </w:t>
             </w:r>
           </w:p>
         </w:tc>
@@ -4791,7 +3716,6 @@
                 <w:szCs w:val="27"/>
               </w:rPr>
             </w:pPr>
-            <w:proofErr w:type="spellStart"/>
             <w:r>
               <w:rPr>
                 <w:color w:val="000000"/>
@@ -4800,7 +3724,6 @@
               </w:rPr>
               <w:t>Preconditii</w:t>
             </w:r>
-            <w:proofErr w:type="spellEnd"/>
           </w:p>
         </w:tc>
         <w:tc>
@@ -4826,25 +3749,7 @@
                 <w:sz w:val="27"/>
                 <w:szCs w:val="27"/>
               </w:rPr>
-              <w:t xml:space="preserve">Angajatul este </w:t>
-            </w:r>
-            <w:proofErr w:type="spellStart"/>
-            <w:r>
-              <w:rPr>
-                <w:color w:val="000000"/>
-                <w:sz w:val="27"/>
-                <w:szCs w:val="27"/>
-              </w:rPr>
-              <w:t>logat</w:t>
-            </w:r>
-            <w:proofErr w:type="spellEnd"/>
-            <w:r>
-              <w:rPr>
-                <w:color w:val="000000"/>
-                <w:sz w:val="27"/>
-                <w:szCs w:val="27"/>
-              </w:rPr>
-              <w:t xml:space="preserve"> in sistem</w:t>
+              <w:t>Angajatul este logat in sistem</w:t>
             </w:r>
           </w:p>
           <w:p>
@@ -4866,79 +3771,16 @@
                 <w:sz w:val="27"/>
                 <w:szCs w:val="27"/>
               </w:rPr>
-              <w:t xml:space="preserve">Exista cel </w:t>
-            </w:r>
-            <w:proofErr w:type="spellStart"/>
-            <w:r>
-              <w:rPr>
-                <w:color w:val="000000"/>
-                <w:sz w:val="27"/>
-                <w:szCs w:val="27"/>
-              </w:rPr>
-              <w:t>putin</w:t>
-            </w:r>
-            <w:proofErr w:type="spellEnd"/>
-            <w:r>
-              <w:rPr>
-                <w:color w:val="000000"/>
-                <w:sz w:val="27"/>
-                <w:szCs w:val="27"/>
-              </w:rPr>
-              <w:t xml:space="preserve"> un </w:t>
-            </w:r>
-            <w:proofErr w:type="spellStart"/>
-            <w:r>
-              <w:rPr>
-                <w:color w:val="000000"/>
-                <w:sz w:val="27"/>
-                <w:szCs w:val="27"/>
-              </w:rPr>
-              <w:t>bug</w:t>
-            </w:r>
-            <w:proofErr w:type="spellEnd"/>
-            <w:r>
-              <w:rPr>
-                <w:color w:val="000000"/>
-                <w:sz w:val="27"/>
-                <w:szCs w:val="27"/>
-              </w:rPr>
-              <w:t xml:space="preserve"> </w:t>
-            </w:r>
-            <w:proofErr w:type="spellStart"/>
-            <w:r>
-              <w:rPr>
-                <w:color w:val="000000"/>
-                <w:sz w:val="27"/>
-                <w:szCs w:val="27"/>
-              </w:rPr>
-              <w:t>inregistrat</w:t>
-            </w:r>
-            <w:proofErr w:type="spellEnd"/>
-            <w:r>
-              <w:rPr>
-                <w:color w:val="000000"/>
-                <w:sz w:val="27"/>
-                <w:szCs w:val="27"/>
-              </w:rPr>
-              <w:t xml:space="preserve"> in sistem ( daca lista e goala , se </w:t>
-            </w:r>
-            <w:proofErr w:type="spellStart"/>
-            <w:r>
-              <w:rPr>
-                <w:color w:val="000000"/>
-                <w:sz w:val="27"/>
-                <w:szCs w:val="27"/>
-              </w:rPr>
-              <w:t>afiseaza</w:t>
-            </w:r>
-            <w:proofErr w:type="spellEnd"/>
-            <w:r>
-              <w:rPr>
-                <w:color w:val="000000"/>
-                <w:sz w:val="27"/>
-                <w:szCs w:val="27"/>
-              </w:rPr>
-              <w:t xml:space="preserve"> un mesaj ) </w:t>
+              <w:t xml:space="preserve">Exista cel putin un bug inregistrat in sistem ( daca </w:t>
+            </w:r>
+            <w:r>
+              <w:rPr>
+                <w:color w:val="000000"/>
+                <w:sz w:val="27"/>
+                <w:szCs w:val="27"/>
+              </w:rPr>
+              <w:lastRenderedPageBreak/>
+              <w:t xml:space="preserve">lista e goala , se afiseaza un mesaj ) </w:t>
             </w:r>
           </w:p>
         </w:tc>
@@ -4957,7 +3799,6 @@
                 <w:szCs w:val="27"/>
               </w:rPr>
             </w:pPr>
-            <w:proofErr w:type="spellStart"/>
             <w:r>
               <w:rPr>
                 <w:color w:val="000000"/>
@@ -4967,7 +3808,6 @@
               <w:lastRenderedPageBreak/>
               <w:t>Postconditii</w:t>
             </w:r>
-            <w:proofErr w:type="spellEnd"/>
           </w:p>
         </w:tc>
         <w:tc>
@@ -4989,107 +3829,25 @@
                 <w:sz w:val="27"/>
                 <w:szCs w:val="27"/>
               </w:rPr>
-              <w:t xml:space="preserve">Lista de </w:t>
-            </w:r>
-            <w:proofErr w:type="spellStart"/>
-            <w:r>
-              <w:rPr>
-                <w:color w:val="000000"/>
-                <w:sz w:val="27"/>
-                <w:szCs w:val="27"/>
-              </w:rPr>
-              <w:t>bug</w:t>
-            </w:r>
-            <w:proofErr w:type="spellEnd"/>
-            <w:r>
-              <w:rPr>
-                <w:color w:val="000000"/>
-                <w:sz w:val="27"/>
-                <w:szCs w:val="27"/>
-              </w:rPr>
-              <w:t xml:space="preserve">-uri este </w:t>
-            </w:r>
-            <w:proofErr w:type="spellStart"/>
-            <w:r>
-              <w:rPr>
-                <w:color w:val="000000"/>
-                <w:sz w:val="27"/>
-                <w:szCs w:val="27"/>
-              </w:rPr>
-              <w:t>afisata</w:t>
-            </w:r>
-            <w:proofErr w:type="spellEnd"/>
-            <w:r>
-              <w:rPr>
-                <w:color w:val="000000"/>
-                <w:sz w:val="27"/>
-                <w:szCs w:val="27"/>
-              </w:rPr>
-              <w:t xml:space="preserve"> in </w:t>
-            </w:r>
-            <w:proofErr w:type="spellStart"/>
-            <w:r>
-              <w:rPr>
-                <w:color w:val="000000"/>
-                <w:sz w:val="27"/>
-                <w:szCs w:val="27"/>
-              </w:rPr>
-              <w:t>Interfata</w:t>
-            </w:r>
-            <w:proofErr w:type="spellEnd"/>
-          </w:p>
-          <w:p>
-            <w:pPr>
-              <w:pStyle w:val="NormalWeb"/>
-              <w:rPr>
-                <w:color w:val="000000"/>
-                <w:sz w:val="27"/>
-                <w:szCs w:val="27"/>
-              </w:rPr>
-            </w:pPr>
-            <w:r>
-              <w:rPr>
-                <w:color w:val="000000"/>
-                <w:sz w:val="27"/>
-                <w:szCs w:val="27"/>
-              </w:rPr>
-              <w:t xml:space="preserve">Daca nu exista </w:t>
-            </w:r>
-            <w:proofErr w:type="spellStart"/>
-            <w:r>
-              <w:rPr>
-                <w:color w:val="000000"/>
-                <w:sz w:val="27"/>
-                <w:szCs w:val="27"/>
-              </w:rPr>
-              <w:t>bug</w:t>
-            </w:r>
-            <w:proofErr w:type="spellEnd"/>
-            <w:r>
-              <w:rPr>
-                <w:color w:val="000000"/>
-                <w:sz w:val="27"/>
-                <w:szCs w:val="27"/>
-              </w:rPr>
-              <w:t xml:space="preserve">-uri , se </w:t>
-            </w:r>
-            <w:proofErr w:type="spellStart"/>
-            <w:r>
-              <w:rPr>
-                <w:color w:val="000000"/>
-                <w:sz w:val="27"/>
-                <w:szCs w:val="27"/>
-              </w:rPr>
-              <w:t>afiseaza</w:t>
-            </w:r>
-            <w:proofErr w:type="spellEnd"/>
-            <w:r>
-              <w:rPr>
-                <w:color w:val="000000"/>
-                <w:sz w:val="27"/>
-                <w:szCs w:val="27"/>
-              </w:rPr>
-              <w:t xml:space="preserve"> un mesaj informativ </w:t>
+              <w:t>Lista de bug-uri este afisata in Interfata</w:t>
+            </w:r>
+          </w:p>
+          <w:p>
+            <w:pPr>
+              <w:pStyle w:val="NormalWeb"/>
+              <w:rPr>
+                <w:color w:val="000000"/>
+                <w:sz w:val="27"/>
+                <w:szCs w:val="27"/>
+              </w:rPr>
+            </w:pPr>
+            <w:r>
+              <w:rPr>
+                <w:color w:val="000000"/>
+                <w:sz w:val="27"/>
+                <w:szCs w:val="27"/>
+              </w:rPr>
+              <w:t xml:space="preserve">Daca nu exista bug-uri , se afiseaza un mesaj informativ </w:t>
             </w:r>
           </w:p>
         </w:tc>
@@ -5141,43 +3899,7 @@
                 <w:sz w:val="27"/>
                 <w:szCs w:val="27"/>
               </w:rPr>
-              <w:t xml:space="preserve">Angajatul </w:t>
-            </w:r>
-            <w:proofErr w:type="spellStart"/>
-            <w:r>
-              <w:rPr>
-                <w:color w:val="000000"/>
-                <w:sz w:val="27"/>
-                <w:szCs w:val="27"/>
-              </w:rPr>
-              <w:t>acceseaza</w:t>
-            </w:r>
-            <w:proofErr w:type="spellEnd"/>
-            <w:r>
-              <w:rPr>
-                <w:color w:val="000000"/>
-                <w:sz w:val="27"/>
-                <w:szCs w:val="27"/>
-              </w:rPr>
-              <w:t xml:space="preserve"> </w:t>
-            </w:r>
-            <w:proofErr w:type="spellStart"/>
-            <w:r>
-              <w:rPr>
-                <w:color w:val="000000"/>
-                <w:sz w:val="27"/>
-                <w:szCs w:val="27"/>
-              </w:rPr>
-              <w:t>sectiunea</w:t>
-            </w:r>
-            <w:proofErr w:type="spellEnd"/>
-            <w:r>
-              <w:rPr>
-                <w:color w:val="000000"/>
-                <w:sz w:val="27"/>
-                <w:szCs w:val="27"/>
-              </w:rPr>
-              <w:t xml:space="preserve"> „Vizualizare BUGURI”</w:t>
+              <w:t>Angajatul acceseaza sectiunea „Vizualizare BUGURI”</w:t>
             </w:r>
           </w:p>
           <w:p>
@@ -5193,59 +3915,13 @@
                 <w:szCs w:val="27"/>
               </w:rPr>
             </w:pPr>
-            <w:proofErr w:type="spellStart"/>
-            <w:r>
-              <w:rPr>
-                <w:color w:val="000000"/>
-                <w:sz w:val="27"/>
-                <w:szCs w:val="27"/>
-              </w:rPr>
-              <w:t>Sisstemul</w:t>
-            </w:r>
-            <w:proofErr w:type="spellEnd"/>
-            <w:r>
-              <w:rPr>
-                <w:color w:val="000000"/>
-                <w:sz w:val="27"/>
-                <w:szCs w:val="27"/>
-              </w:rPr>
-              <w:t xml:space="preserve"> </w:t>
-            </w:r>
-            <w:proofErr w:type="spellStart"/>
-            <w:r>
-              <w:rPr>
-                <w:color w:val="000000"/>
-                <w:sz w:val="27"/>
-                <w:szCs w:val="27"/>
-              </w:rPr>
-              <w:t>incarca</w:t>
-            </w:r>
-            <w:proofErr w:type="spellEnd"/>
-            <w:r>
-              <w:rPr>
-                <w:color w:val="000000"/>
-                <w:sz w:val="27"/>
-                <w:szCs w:val="27"/>
-              </w:rPr>
-              <w:t xml:space="preserve"> liste de </w:t>
-            </w:r>
-            <w:proofErr w:type="spellStart"/>
-            <w:r>
-              <w:rPr>
-                <w:color w:val="000000"/>
-                <w:sz w:val="27"/>
-                <w:szCs w:val="27"/>
-              </w:rPr>
-              <w:t>bug</w:t>
-            </w:r>
-            <w:proofErr w:type="spellEnd"/>
-            <w:r>
-              <w:rPr>
-                <w:color w:val="000000"/>
-                <w:sz w:val="27"/>
-                <w:szCs w:val="27"/>
-              </w:rPr>
-              <w:t xml:space="preserve">-uri din BD </w:t>
+            <w:r>
+              <w:rPr>
+                <w:color w:val="000000"/>
+                <w:sz w:val="27"/>
+                <w:szCs w:val="27"/>
+              </w:rPr>
+              <w:t xml:space="preserve">Sisstemul incarca liste de bug-uri din BD </w:t>
             </w:r>
           </w:p>
           <w:p>
@@ -5267,79 +3943,7 @@
                 <w:sz w:val="27"/>
                 <w:szCs w:val="27"/>
               </w:rPr>
-              <w:t xml:space="preserve">Sistemul </w:t>
-            </w:r>
-            <w:proofErr w:type="spellStart"/>
-            <w:r>
-              <w:rPr>
-                <w:color w:val="000000"/>
-                <w:sz w:val="27"/>
-                <w:szCs w:val="27"/>
-              </w:rPr>
-              <w:t>afiseaza</w:t>
-            </w:r>
-            <w:proofErr w:type="spellEnd"/>
-            <w:r>
-              <w:rPr>
-                <w:color w:val="000000"/>
-                <w:sz w:val="27"/>
-                <w:szCs w:val="27"/>
-              </w:rPr>
-              <w:t xml:space="preserve"> lista de </w:t>
-            </w:r>
-            <w:proofErr w:type="spellStart"/>
-            <w:r>
-              <w:rPr>
-                <w:color w:val="000000"/>
-                <w:sz w:val="27"/>
-                <w:szCs w:val="27"/>
-              </w:rPr>
-              <w:t>buguri</w:t>
-            </w:r>
-            <w:proofErr w:type="spellEnd"/>
-            <w:r>
-              <w:rPr>
-                <w:color w:val="000000"/>
-                <w:sz w:val="27"/>
-                <w:szCs w:val="27"/>
-              </w:rPr>
-              <w:t xml:space="preserve"> din </w:t>
-            </w:r>
-            <w:proofErr w:type="spellStart"/>
-            <w:r>
-              <w:rPr>
-                <w:color w:val="000000"/>
-                <w:sz w:val="27"/>
-                <w:szCs w:val="27"/>
-              </w:rPr>
-              <w:t>interfata</w:t>
-            </w:r>
-            <w:proofErr w:type="spellEnd"/>
-            <w:r>
-              <w:rPr>
-                <w:color w:val="000000"/>
-                <w:sz w:val="27"/>
-                <w:szCs w:val="27"/>
-              </w:rPr>
-              <w:t xml:space="preserve"> , sortata </w:t>
-            </w:r>
-            <w:proofErr w:type="spellStart"/>
-            <w:r>
-              <w:rPr>
-                <w:color w:val="000000"/>
-                <w:sz w:val="27"/>
-                <w:szCs w:val="27"/>
-              </w:rPr>
-              <w:t>dupa</w:t>
-            </w:r>
-            <w:proofErr w:type="spellEnd"/>
-            <w:r>
-              <w:rPr>
-                <w:color w:val="000000"/>
-                <w:sz w:val="27"/>
-                <w:szCs w:val="27"/>
-              </w:rPr>
-              <w:t xml:space="preserve"> status </w:t>
+              <w:t xml:space="preserve">Sistemul afiseaza lista de buguri din interfata , sortata dupa status </w:t>
             </w:r>
           </w:p>
           <w:p>
@@ -5361,43 +3965,7 @@
                 <w:sz w:val="27"/>
                 <w:szCs w:val="27"/>
               </w:rPr>
-              <w:t xml:space="preserve">Angajatul poate selecta un </w:t>
-            </w:r>
-            <w:proofErr w:type="spellStart"/>
-            <w:r>
-              <w:rPr>
-                <w:color w:val="000000"/>
-                <w:sz w:val="27"/>
-                <w:szCs w:val="27"/>
-              </w:rPr>
-              <w:t>bug</w:t>
-            </w:r>
-            <w:proofErr w:type="spellEnd"/>
-            <w:r>
-              <w:rPr>
-                <w:color w:val="000000"/>
-                <w:sz w:val="27"/>
-                <w:szCs w:val="27"/>
-              </w:rPr>
-              <w:t xml:space="preserve"> pentru a vedea detalii suplimentare ( daca este </w:t>
-            </w:r>
-            <w:proofErr w:type="spellStart"/>
-            <w:r>
-              <w:rPr>
-                <w:color w:val="000000"/>
-                <w:sz w:val="27"/>
-                <w:szCs w:val="27"/>
-              </w:rPr>
-              <w:t>cazl</w:t>
-            </w:r>
-            <w:proofErr w:type="spellEnd"/>
-            <w:r>
-              <w:rPr>
-                <w:color w:val="000000"/>
-                <w:sz w:val="27"/>
-                <w:szCs w:val="27"/>
-              </w:rPr>
-              <w:t xml:space="preserve"> </w:t>
+              <w:t xml:space="preserve">Angajatul poate selecta un bug pentru a vedea detalii suplimentare ( daca este cazl </w:t>
             </w:r>
           </w:p>
         </w:tc>
@@ -5445,115 +4013,7 @@
                 <w:sz w:val="27"/>
                 <w:szCs w:val="27"/>
               </w:rPr>
-              <w:t xml:space="preserve">FA1 : lista de </w:t>
-            </w:r>
-            <w:proofErr w:type="spellStart"/>
-            <w:r>
-              <w:rPr>
-                <w:color w:val="000000"/>
-                <w:sz w:val="27"/>
-                <w:szCs w:val="27"/>
-              </w:rPr>
-              <w:t>bugs</w:t>
-            </w:r>
-            <w:proofErr w:type="spellEnd"/>
-            <w:r>
-              <w:rPr>
-                <w:color w:val="000000"/>
-                <w:sz w:val="27"/>
-                <w:szCs w:val="27"/>
-              </w:rPr>
-              <w:t xml:space="preserve"> este goala , sistemul </w:t>
-            </w:r>
-            <w:proofErr w:type="spellStart"/>
-            <w:r>
-              <w:rPr>
-                <w:color w:val="000000"/>
-                <w:sz w:val="27"/>
-                <w:szCs w:val="27"/>
-              </w:rPr>
-              <w:t>detecteaza</w:t>
-            </w:r>
-            <w:proofErr w:type="spellEnd"/>
-            <w:r>
-              <w:rPr>
-                <w:color w:val="000000"/>
-                <w:sz w:val="27"/>
-                <w:szCs w:val="27"/>
-              </w:rPr>
-              <w:t xml:space="preserve"> ca nu exista </w:t>
-            </w:r>
-            <w:proofErr w:type="spellStart"/>
-            <w:r>
-              <w:rPr>
-                <w:color w:val="000000"/>
-                <w:sz w:val="27"/>
-                <w:szCs w:val="27"/>
-              </w:rPr>
-              <w:t>buguri</w:t>
-            </w:r>
-            <w:proofErr w:type="spellEnd"/>
-            <w:r>
-              <w:rPr>
-                <w:color w:val="000000"/>
-                <w:sz w:val="27"/>
-                <w:szCs w:val="27"/>
-              </w:rPr>
-              <w:t xml:space="preserve"> </w:t>
-            </w:r>
-            <w:proofErr w:type="spellStart"/>
-            <w:r>
-              <w:rPr>
-                <w:color w:val="000000"/>
-                <w:sz w:val="27"/>
-                <w:szCs w:val="27"/>
-              </w:rPr>
-              <w:t>inregistrate</w:t>
-            </w:r>
-            <w:proofErr w:type="spellEnd"/>
-            <w:r>
-              <w:rPr>
-                <w:color w:val="000000"/>
-                <w:sz w:val="27"/>
-                <w:szCs w:val="27"/>
-              </w:rPr>
-              <w:t xml:space="preserve"> , se </w:t>
-            </w:r>
-            <w:proofErr w:type="spellStart"/>
-            <w:r>
-              <w:rPr>
-                <w:color w:val="000000"/>
-                <w:sz w:val="27"/>
-                <w:szCs w:val="27"/>
-              </w:rPr>
-              <w:t>afiseaza</w:t>
-            </w:r>
-            <w:proofErr w:type="spellEnd"/>
-            <w:r>
-              <w:rPr>
-                <w:color w:val="000000"/>
-                <w:sz w:val="27"/>
-                <w:szCs w:val="27"/>
-              </w:rPr>
-              <w:t xml:space="preserve"> mesajul nu exista </w:t>
-            </w:r>
-            <w:proofErr w:type="spellStart"/>
-            <w:r>
-              <w:rPr>
-                <w:color w:val="000000"/>
-                <w:sz w:val="27"/>
-                <w:szCs w:val="27"/>
-              </w:rPr>
-              <w:t>bug</w:t>
-            </w:r>
-            <w:proofErr w:type="spellEnd"/>
-            <w:r>
-              <w:rPr>
-                <w:color w:val="000000"/>
-                <w:sz w:val="27"/>
-                <w:szCs w:val="27"/>
-              </w:rPr>
-              <w:t xml:space="preserve">-uri in sistem . </w:t>
+              <w:t xml:space="preserve">FA1 : lista de bugs este goala , sistemul detecteaza ca nu exista buguri inregistrate , se afiseaza mesajul nu exista bug-uri in sistem . </w:t>
             </w:r>
           </w:p>
           <w:p>
@@ -5585,16 +4045,15 @@
                 <w:szCs w:val="27"/>
               </w:rPr>
             </w:pPr>
-            <w:proofErr w:type="spellStart"/>
-            <w:r>
-              <w:rPr>
-                <w:color w:val="000000"/>
-                <w:sz w:val="27"/>
-                <w:szCs w:val="27"/>
-              </w:rPr>
+            <w:r>
+              <w:rPr>
+                <w:color w:val="000000"/>
+                <w:sz w:val="27"/>
+                <w:szCs w:val="27"/>
+              </w:rPr>
+              <w:lastRenderedPageBreak/>
               <w:t>Exceptii</w:t>
             </w:r>
-            <w:proofErr w:type="spellEnd"/>
           </w:p>
         </w:tc>
         <w:tc>
@@ -5620,61 +4079,7 @@
                 <w:sz w:val="27"/>
                 <w:szCs w:val="27"/>
               </w:rPr>
-              <w:t xml:space="preserve">Sistemul nu poate </w:t>
-            </w:r>
-            <w:proofErr w:type="spellStart"/>
-            <w:r>
-              <w:rPr>
-                <w:color w:val="000000"/>
-                <w:sz w:val="27"/>
-                <w:szCs w:val="27"/>
-              </w:rPr>
-              <w:t>incarca</w:t>
-            </w:r>
-            <w:proofErr w:type="spellEnd"/>
-            <w:r>
-              <w:rPr>
-                <w:color w:val="000000"/>
-                <w:sz w:val="27"/>
-                <w:szCs w:val="27"/>
-              </w:rPr>
-              <w:t xml:space="preserve"> lista de </w:t>
-            </w:r>
-            <w:proofErr w:type="spellStart"/>
-            <w:r>
-              <w:rPr>
-                <w:color w:val="000000"/>
-                <w:sz w:val="27"/>
-                <w:szCs w:val="27"/>
-              </w:rPr>
-              <w:t>buguri</w:t>
-            </w:r>
-            <w:proofErr w:type="spellEnd"/>
-            <w:r>
-              <w:rPr>
-                <w:color w:val="000000"/>
-                <w:sz w:val="27"/>
-                <w:szCs w:val="27"/>
-              </w:rPr>
-              <w:t xml:space="preserve"> din </w:t>
-            </w:r>
-            <w:proofErr w:type="spellStart"/>
-            <w:r>
-              <w:rPr>
-                <w:color w:val="000000"/>
-                <w:sz w:val="27"/>
-                <w:szCs w:val="27"/>
-              </w:rPr>
-              <w:t>cazua</w:t>
-            </w:r>
-            <w:proofErr w:type="spellEnd"/>
-            <w:r>
-              <w:rPr>
-                <w:color w:val="000000"/>
-                <w:sz w:val="27"/>
-                <w:szCs w:val="27"/>
-              </w:rPr>
-              <w:t xml:space="preserve"> unei erori </w:t>
+              <w:t xml:space="preserve">Sistemul nu poate incarca lista de buguri din cazua unei erori </w:t>
             </w:r>
           </w:p>
           <w:p>
@@ -5696,79 +4101,7 @@
                 <w:sz w:val="27"/>
                 <w:szCs w:val="27"/>
               </w:rPr>
-              <w:t xml:space="preserve">Se </w:t>
-            </w:r>
-            <w:proofErr w:type="spellStart"/>
-            <w:r>
-              <w:rPr>
-                <w:color w:val="000000"/>
-                <w:sz w:val="27"/>
-                <w:szCs w:val="27"/>
-              </w:rPr>
-              <w:t>afiseaza</w:t>
-            </w:r>
-            <w:proofErr w:type="spellEnd"/>
-            <w:r>
-              <w:rPr>
-                <w:color w:val="000000"/>
-                <w:sz w:val="27"/>
-                <w:szCs w:val="27"/>
-              </w:rPr>
-              <w:t xml:space="preserve"> mesajul „ Eroare la </w:t>
-            </w:r>
-            <w:proofErr w:type="spellStart"/>
-            <w:r>
-              <w:rPr>
-                <w:color w:val="000000"/>
-                <w:sz w:val="27"/>
-                <w:szCs w:val="27"/>
-              </w:rPr>
-              <w:t>incarcarea</w:t>
-            </w:r>
-            <w:proofErr w:type="spellEnd"/>
-            <w:r>
-              <w:rPr>
-                <w:color w:val="000000"/>
-                <w:sz w:val="27"/>
-                <w:szCs w:val="27"/>
-              </w:rPr>
-              <w:t xml:space="preserve"> </w:t>
-            </w:r>
-            <w:proofErr w:type="spellStart"/>
-            <w:r>
-              <w:rPr>
-                <w:color w:val="000000"/>
-                <w:sz w:val="27"/>
-                <w:szCs w:val="27"/>
-              </w:rPr>
-              <w:t>bug</w:t>
-            </w:r>
-            <w:proofErr w:type="spellEnd"/>
-            <w:r>
-              <w:rPr>
-                <w:color w:val="000000"/>
-                <w:sz w:val="27"/>
-                <w:szCs w:val="27"/>
-              </w:rPr>
-              <w:t xml:space="preserve">-urilor , </w:t>
-            </w:r>
-            <w:proofErr w:type="spellStart"/>
-            <w:r>
-              <w:rPr>
-                <w:color w:val="000000"/>
-                <w:sz w:val="27"/>
-                <w:szCs w:val="27"/>
-              </w:rPr>
-              <w:t>incercati</w:t>
-            </w:r>
-            <w:proofErr w:type="spellEnd"/>
-            <w:r>
-              <w:rPr>
-                <w:color w:val="000000"/>
-                <w:sz w:val="27"/>
-                <w:szCs w:val="27"/>
-              </w:rPr>
-              <w:t xml:space="preserve"> din nou . </w:t>
+              <w:t xml:space="preserve">Se afiseaza mesajul „ Eroare la incarcarea bug-urilor , incercati din nou . </w:t>
             </w:r>
           </w:p>
           <w:p>
@@ -5808,7 +4141,6 @@
         <w:rPr>
           <w:lang w:eastAsia="ro-RO"/>
         </w:rPr>
-        <w:lastRenderedPageBreak/>
         <w:t xml:space="preserve">5) Descrierea cazului de utilizare EDITARE BUG </w:t>
       </w:r>
       <w:r>
@@ -6015,61 +4347,7 @@
                 <w:sz w:val="27"/>
                 <w:szCs w:val="27"/>
               </w:rPr>
-              <w:t>Tester-</w:t>
-            </w:r>
-            <w:proofErr w:type="spellStart"/>
-            <w:r>
-              <w:rPr>
-                <w:color w:val="000000"/>
-                <w:sz w:val="27"/>
-                <w:szCs w:val="27"/>
-              </w:rPr>
-              <w:t>ul</w:t>
-            </w:r>
-            <w:proofErr w:type="spellEnd"/>
-            <w:r>
-              <w:rPr>
-                <w:color w:val="000000"/>
-                <w:sz w:val="27"/>
-                <w:szCs w:val="27"/>
-              </w:rPr>
-              <w:t xml:space="preserve"> poate modificare denumirea si descrierea unui </w:t>
-            </w:r>
-            <w:proofErr w:type="spellStart"/>
-            <w:r>
-              <w:rPr>
-                <w:color w:val="000000"/>
-                <w:sz w:val="27"/>
-                <w:szCs w:val="27"/>
-              </w:rPr>
-              <w:t>bug</w:t>
-            </w:r>
-            <w:proofErr w:type="spellEnd"/>
-            <w:r>
-              <w:rPr>
-                <w:color w:val="000000"/>
-                <w:sz w:val="27"/>
-                <w:szCs w:val="27"/>
-              </w:rPr>
-              <w:t xml:space="preserve"> existent in sistem pentru a corecta </w:t>
-            </w:r>
-            <w:proofErr w:type="spellStart"/>
-            <w:r>
-              <w:rPr>
-                <w:color w:val="000000"/>
-                <w:sz w:val="27"/>
-                <w:szCs w:val="27"/>
-              </w:rPr>
-              <w:t>informatiile</w:t>
-            </w:r>
-            <w:proofErr w:type="spellEnd"/>
-            <w:r>
-              <w:rPr>
-                <w:color w:val="000000"/>
-                <w:sz w:val="27"/>
-                <w:szCs w:val="27"/>
-              </w:rPr>
-              <w:t xml:space="preserve"> despre acesta </w:t>
+              <w:t xml:space="preserve">Tester-ul poate modificare denumirea si descrierea unui bug existent in sistem pentru a corecta informatiile despre acesta </w:t>
             </w:r>
           </w:p>
         </w:tc>
@@ -6088,7 +4366,6 @@
                 <w:szCs w:val="27"/>
               </w:rPr>
             </w:pPr>
-            <w:proofErr w:type="spellStart"/>
             <w:r>
               <w:rPr>
                 <w:color w:val="000000"/>
@@ -6097,7 +4374,6 @@
               </w:rPr>
               <w:t>Declansare</w:t>
             </w:r>
-            <w:proofErr w:type="spellEnd"/>
           </w:p>
         </w:tc>
         <w:tc>
@@ -6119,61 +4395,7 @@
                 <w:sz w:val="27"/>
                 <w:szCs w:val="27"/>
               </w:rPr>
-              <w:t xml:space="preserve">Testerul </w:t>
-            </w:r>
-            <w:proofErr w:type="spellStart"/>
-            <w:r>
-              <w:rPr>
-                <w:color w:val="000000"/>
-                <w:sz w:val="27"/>
-                <w:szCs w:val="27"/>
-              </w:rPr>
-              <w:t>doreste</w:t>
-            </w:r>
-            <w:proofErr w:type="spellEnd"/>
-            <w:r>
-              <w:rPr>
-                <w:color w:val="000000"/>
-                <w:sz w:val="27"/>
-                <w:szCs w:val="27"/>
-              </w:rPr>
-              <w:t xml:space="preserve"> sa actualizeze detaliile unui </w:t>
-            </w:r>
-            <w:proofErr w:type="spellStart"/>
-            <w:r>
-              <w:rPr>
-                <w:color w:val="000000"/>
-                <w:sz w:val="27"/>
-                <w:szCs w:val="27"/>
-              </w:rPr>
-              <w:t>bug</w:t>
-            </w:r>
-            <w:proofErr w:type="spellEnd"/>
-            <w:r>
-              <w:rPr>
-                <w:color w:val="000000"/>
-                <w:sz w:val="27"/>
-                <w:szCs w:val="27"/>
-              </w:rPr>
-              <w:t xml:space="preserve"> deja </w:t>
-            </w:r>
-            <w:proofErr w:type="spellStart"/>
-            <w:r>
-              <w:rPr>
-                <w:color w:val="000000"/>
-                <w:sz w:val="27"/>
-                <w:szCs w:val="27"/>
-              </w:rPr>
-              <w:t>inregistrat</w:t>
-            </w:r>
-            <w:proofErr w:type="spellEnd"/>
-            <w:r>
-              <w:rPr>
-                <w:color w:val="000000"/>
-                <w:sz w:val="27"/>
-                <w:szCs w:val="27"/>
-              </w:rPr>
-              <w:t xml:space="preserve"> </w:t>
+              <w:t xml:space="preserve">Testerul doreste sa actualizeze detaliile unui bug deja inregistrat </w:t>
             </w:r>
           </w:p>
         </w:tc>
@@ -6192,7 +4414,6 @@
                 <w:szCs w:val="27"/>
               </w:rPr>
             </w:pPr>
-            <w:proofErr w:type="spellStart"/>
             <w:r>
               <w:rPr>
                 <w:color w:val="000000"/>
@@ -6201,7 +4422,6 @@
               </w:rPr>
               <w:t>Preconditii</w:t>
             </w:r>
-            <w:proofErr w:type="spellEnd"/>
           </w:p>
         </w:tc>
         <w:tc>
@@ -6224,25 +4444,7 @@
                 <w:sz w:val="27"/>
                 <w:szCs w:val="27"/>
               </w:rPr>
-              <w:t xml:space="preserve">1.Testerul este </w:t>
-            </w:r>
-            <w:proofErr w:type="spellStart"/>
-            <w:r>
-              <w:rPr>
-                <w:color w:val="000000"/>
-                <w:sz w:val="27"/>
-                <w:szCs w:val="27"/>
-              </w:rPr>
-              <w:t>logat</w:t>
-            </w:r>
-            <w:proofErr w:type="spellEnd"/>
-            <w:r>
-              <w:rPr>
-                <w:color w:val="000000"/>
-                <w:sz w:val="27"/>
-                <w:szCs w:val="27"/>
-              </w:rPr>
-              <w:t xml:space="preserve"> in sistem </w:t>
+              <w:t xml:space="preserve">1.Testerul este logat in sistem </w:t>
             </w:r>
           </w:p>
           <w:p>
@@ -6261,43 +4463,7 @@
                 <w:sz w:val="27"/>
                 <w:szCs w:val="27"/>
               </w:rPr>
-              <w:t xml:space="preserve">2. Exista cel </w:t>
-            </w:r>
-            <w:proofErr w:type="spellStart"/>
-            <w:r>
-              <w:rPr>
-                <w:color w:val="000000"/>
-                <w:sz w:val="27"/>
-                <w:szCs w:val="27"/>
-              </w:rPr>
-              <w:t>putin</w:t>
-            </w:r>
-            <w:proofErr w:type="spellEnd"/>
-            <w:r>
-              <w:rPr>
-                <w:color w:val="000000"/>
-                <w:sz w:val="27"/>
-                <w:szCs w:val="27"/>
-              </w:rPr>
-              <w:t xml:space="preserve"> un </w:t>
-            </w:r>
-            <w:proofErr w:type="spellStart"/>
-            <w:r>
-              <w:rPr>
-                <w:color w:val="000000"/>
-                <w:sz w:val="27"/>
-                <w:szCs w:val="27"/>
-              </w:rPr>
-              <w:t>bug</w:t>
-            </w:r>
-            <w:proofErr w:type="spellEnd"/>
-            <w:r>
-              <w:rPr>
-                <w:color w:val="000000"/>
-                <w:sz w:val="27"/>
-                <w:szCs w:val="27"/>
-              </w:rPr>
-              <w:t xml:space="preserve"> nerezolvat in sistem</w:t>
+              <w:t>2. Exista cel putin un bug nerezolvat in sistem</w:t>
             </w:r>
           </w:p>
           <w:p>
@@ -6316,43 +4482,7 @@
                 <w:sz w:val="27"/>
                 <w:szCs w:val="27"/>
               </w:rPr>
-              <w:t xml:space="preserve">3. Testerul a selectat un </w:t>
-            </w:r>
-            <w:proofErr w:type="spellStart"/>
-            <w:r>
-              <w:rPr>
-                <w:color w:val="000000"/>
-                <w:sz w:val="27"/>
-                <w:szCs w:val="27"/>
-              </w:rPr>
-              <w:t>bug</w:t>
-            </w:r>
-            <w:proofErr w:type="spellEnd"/>
-            <w:r>
-              <w:rPr>
-                <w:color w:val="000000"/>
-                <w:sz w:val="27"/>
-                <w:szCs w:val="27"/>
-              </w:rPr>
-              <w:t xml:space="preserve"> din lista de </w:t>
-            </w:r>
-            <w:proofErr w:type="spellStart"/>
-            <w:r>
-              <w:rPr>
-                <w:color w:val="000000"/>
-                <w:sz w:val="27"/>
-                <w:szCs w:val="27"/>
-              </w:rPr>
-              <w:t>bug</w:t>
-            </w:r>
-            <w:proofErr w:type="spellEnd"/>
-            <w:r>
-              <w:rPr>
-                <w:color w:val="000000"/>
-                <w:sz w:val="27"/>
-                <w:szCs w:val="27"/>
-              </w:rPr>
-              <w:t xml:space="preserve">-uri </w:t>
+              <w:t xml:space="preserve">3. Testerul a selectat un bug din lista de bug-uri </w:t>
             </w:r>
             <w:r>
               <w:rPr>
@@ -6379,7 +4509,6 @@
                 <w:szCs w:val="27"/>
               </w:rPr>
             </w:pPr>
-            <w:proofErr w:type="spellStart"/>
             <w:r>
               <w:rPr>
                 <w:color w:val="000000"/>
@@ -6388,7 +4517,6 @@
               </w:rPr>
               <w:t>Postconditii</w:t>
             </w:r>
-            <w:proofErr w:type="spellEnd"/>
           </w:p>
         </w:tc>
         <w:tc>
@@ -6410,106 +4538,43 @@
                 <w:sz w:val="27"/>
                 <w:szCs w:val="27"/>
               </w:rPr>
-              <w:t>Bug-</w:t>
-            </w:r>
-            <w:proofErr w:type="spellStart"/>
-            <w:r>
-              <w:rPr>
-                <w:color w:val="000000"/>
-                <w:sz w:val="27"/>
-                <w:szCs w:val="27"/>
-              </w:rPr>
-              <w:t>ul</w:t>
-            </w:r>
-            <w:proofErr w:type="spellEnd"/>
-            <w:r>
-              <w:rPr>
-                <w:color w:val="000000"/>
-                <w:sz w:val="27"/>
-                <w:szCs w:val="27"/>
-              </w:rPr>
-              <w:t xml:space="preserve"> selectat este actualizat cu noile </w:t>
-            </w:r>
-            <w:proofErr w:type="spellStart"/>
-            <w:r>
-              <w:rPr>
-                <w:color w:val="000000"/>
-                <w:sz w:val="27"/>
-                <w:szCs w:val="27"/>
-              </w:rPr>
-              <w:t>informatii</w:t>
-            </w:r>
-            <w:proofErr w:type="spellEnd"/>
-            <w:r>
-              <w:rPr>
-                <w:color w:val="000000"/>
-                <w:sz w:val="27"/>
-                <w:szCs w:val="27"/>
-              </w:rPr>
-              <w:t xml:space="preserve"> </w:t>
-            </w:r>
-          </w:p>
-          <w:p>
-            <w:pPr>
-              <w:pStyle w:val="NormalWeb"/>
-              <w:rPr>
-                <w:color w:val="000000"/>
-                <w:sz w:val="27"/>
-                <w:szCs w:val="27"/>
-              </w:rPr>
-            </w:pPr>
-            <w:proofErr w:type="spellStart"/>
-            <w:r>
-              <w:rPr>
-                <w:color w:val="000000"/>
-                <w:sz w:val="27"/>
-                <w:szCs w:val="27"/>
-              </w:rPr>
-              <w:t>Modificarile</w:t>
-            </w:r>
-            <w:proofErr w:type="spellEnd"/>
-            <w:r>
-              <w:rPr>
-                <w:color w:val="000000"/>
-                <w:sz w:val="27"/>
-                <w:szCs w:val="27"/>
-              </w:rPr>
-              <w:t xml:space="preserve"> sunt vizibile imediat pentru </w:t>
-            </w:r>
-            <w:proofErr w:type="spellStart"/>
-            <w:r>
-              <w:rPr>
-                <w:color w:val="000000"/>
-                <w:sz w:val="27"/>
-                <w:szCs w:val="27"/>
-              </w:rPr>
-              <w:t>toti</w:t>
-            </w:r>
-            <w:proofErr w:type="spellEnd"/>
-            <w:r>
-              <w:rPr>
-                <w:color w:val="000000"/>
-                <w:sz w:val="27"/>
-                <w:szCs w:val="27"/>
-              </w:rPr>
-              <w:t xml:space="preserve"> utilizatorii </w:t>
-            </w:r>
-          </w:p>
-          <w:p>
-            <w:pPr>
-              <w:pStyle w:val="NormalWeb"/>
-              <w:rPr>
-                <w:color w:val="000000"/>
-                <w:sz w:val="27"/>
-                <w:szCs w:val="27"/>
-              </w:rPr>
-            </w:pPr>
-            <w:r>
-              <w:rPr>
-                <w:color w:val="000000"/>
-                <w:sz w:val="27"/>
-                <w:szCs w:val="27"/>
-              </w:rPr>
+              <w:t xml:space="preserve">Bug-ul selectat este actualizat cu noile informatii </w:t>
+            </w:r>
+          </w:p>
+          <w:p>
+            <w:pPr>
+              <w:pStyle w:val="NormalWeb"/>
+              <w:rPr>
+                <w:color w:val="000000"/>
+                <w:sz w:val="27"/>
+                <w:szCs w:val="27"/>
+              </w:rPr>
+            </w:pPr>
+            <w:r>
+              <w:rPr>
+                <w:color w:val="000000"/>
+                <w:sz w:val="27"/>
+                <w:szCs w:val="27"/>
+              </w:rPr>
+              <w:t xml:space="preserve">Modificarile sunt vizibile imediat pentru toti utilizatorii </w:t>
+            </w:r>
+          </w:p>
+          <w:p>
+            <w:pPr>
+              <w:pStyle w:val="NormalWeb"/>
+              <w:rPr>
+                <w:color w:val="000000"/>
+                <w:sz w:val="27"/>
+                <w:szCs w:val="27"/>
+              </w:rPr>
+            </w:pPr>
+            <w:r>
+              <w:rPr>
+                <w:color w:val="000000"/>
+                <w:sz w:val="27"/>
+                <w:szCs w:val="27"/>
+              </w:rPr>
+              <w:lastRenderedPageBreak/>
               <w:t xml:space="preserve"> </w:t>
             </w:r>
           </w:p>
@@ -6535,6 +4600,7 @@
                 <w:sz w:val="27"/>
                 <w:szCs w:val="27"/>
               </w:rPr>
+              <w:lastRenderedPageBreak/>
               <w:t>Flux normal de evenimente</w:t>
             </w:r>
           </w:p>
@@ -6559,43 +4625,7 @@
                 <w:sz w:val="27"/>
                 <w:szCs w:val="27"/>
               </w:rPr>
-              <w:t xml:space="preserve">1.Testerul </w:t>
-            </w:r>
-            <w:proofErr w:type="spellStart"/>
-            <w:r>
-              <w:rPr>
-                <w:color w:val="000000"/>
-                <w:sz w:val="27"/>
-                <w:szCs w:val="27"/>
-              </w:rPr>
-              <w:t>acceseaza</w:t>
-            </w:r>
-            <w:proofErr w:type="spellEnd"/>
-            <w:r>
-              <w:rPr>
-                <w:color w:val="000000"/>
-                <w:sz w:val="27"/>
-                <w:szCs w:val="27"/>
-              </w:rPr>
-              <w:t xml:space="preserve"> </w:t>
-            </w:r>
-            <w:proofErr w:type="spellStart"/>
-            <w:r>
-              <w:rPr>
-                <w:color w:val="000000"/>
-                <w:sz w:val="27"/>
-                <w:szCs w:val="27"/>
-              </w:rPr>
-              <w:t>sectiunea</w:t>
-            </w:r>
-            <w:proofErr w:type="spellEnd"/>
-            <w:r>
-              <w:rPr>
-                <w:color w:val="000000"/>
-                <w:sz w:val="27"/>
-                <w:szCs w:val="27"/>
-              </w:rPr>
-              <w:t xml:space="preserve"> „Vizualizare BUG-uri”</w:t>
+              <w:t>1.Testerul acceseaza sectiunea „Vizualizare BUG-uri”</w:t>
             </w:r>
           </w:p>
           <w:p>
@@ -6614,61 +4644,7 @@
                 <w:sz w:val="27"/>
                 <w:szCs w:val="27"/>
               </w:rPr>
-              <w:t xml:space="preserve">2.Testerul </w:t>
-            </w:r>
-            <w:proofErr w:type="spellStart"/>
-            <w:r>
-              <w:rPr>
-                <w:color w:val="000000"/>
-                <w:sz w:val="27"/>
-                <w:szCs w:val="27"/>
-              </w:rPr>
-              <w:t>selecteaza</w:t>
-            </w:r>
-            <w:proofErr w:type="spellEnd"/>
-            <w:r>
-              <w:rPr>
-                <w:color w:val="000000"/>
-                <w:sz w:val="27"/>
-                <w:szCs w:val="27"/>
-              </w:rPr>
-              <w:t xml:space="preserve"> un </w:t>
-            </w:r>
-            <w:proofErr w:type="spellStart"/>
-            <w:r>
-              <w:rPr>
-                <w:color w:val="000000"/>
-                <w:sz w:val="27"/>
-                <w:szCs w:val="27"/>
-              </w:rPr>
-              <w:t>bug</w:t>
-            </w:r>
-            <w:proofErr w:type="spellEnd"/>
-            <w:r>
-              <w:rPr>
-                <w:color w:val="000000"/>
-                <w:sz w:val="27"/>
-                <w:szCs w:val="27"/>
-              </w:rPr>
-              <w:t xml:space="preserve"> din lista si </w:t>
-            </w:r>
-            <w:proofErr w:type="spellStart"/>
-            <w:r>
-              <w:rPr>
-                <w:color w:val="000000"/>
-                <w:sz w:val="27"/>
-                <w:szCs w:val="27"/>
-              </w:rPr>
-              <w:t>apasa</w:t>
-            </w:r>
-            <w:proofErr w:type="spellEnd"/>
-            <w:r>
-              <w:rPr>
-                <w:color w:val="000000"/>
-                <w:sz w:val="27"/>
-                <w:szCs w:val="27"/>
-              </w:rPr>
-              <w:t xml:space="preserve"> butonul „Editare”</w:t>
+              <w:t>2.Testerul selecteaza un bug din lista si apasa butonul „Editare”</w:t>
             </w:r>
           </w:p>
           <w:p>
@@ -6687,61 +4663,7 @@
                 <w:sz w:val="27"/>
                 <w:szCs w:val="27"/>
               </w:rPr>
-              <w:t xml:space="preserve">3. Sistemul </w:t>
-            </w:r>
-            <w:proofErr w:type="spellStart"/>
-            <w:r>
-              <w:rPr>
-                <w:color w:val="000000"/>
-                <w:sz w:val="27"/>
-                <w:szCs w:val="27"/>
-              </w:rPr>
-              <w:t>afiseaza</w:t>
-            </w:r>
-            <w:proofErr w:type="spellEnd"/>
-            <w:r>
-              <w:rPr>
-                <w:color w:val="000000"/>
-                <w:sz w:val="27"/>
-                <w:szCs w:val="27"/>
-              </w:rPr>
-              <w:t xml:space="preserve"> un </w:t>
-            </w:r>
-            <w:proofErr w:type="spellStart"/>
-            <w:r>
-              <w:rPr>
-                <w:color w:val="000000"/>
-                <w:sz w:val="27"/>
-                <w:szCs w:val="27"/>
-              </w:rPr>
-              <w:t>formlar</w:t>
-            </w:r>
-            <w:proofErr w:type="spellEnd"/>
-            <w:r>
-              <w:rPr>
-                <w:color w:val="000000"/>
-                <w:sz w:val="27"/>
-                <w:szCs w:val="27"/>
-              </w:rPr>
-              <w:t xml:space="preserve"> cu detaliile curente ale </w:t>
-            </w:r>
-            <w:proofErr w:type="spellStart"/>
-            <w:r>
-              <w:rPr>
-                <w:color w:val="000000"/>
-                <w:sz w:val="27"/>
-                <w:szCs w:val="27"/>
-              </w:rPr>
-              <w:t>bug</w:t>
-            </w:r>
-            <w:proofErr w:type="spellEnd"/>
-            <w:r>
-              <w:rPr>
-                <w:color w:val="000000"/>
-                <w:sz w:val="27"/>
-                <w:szCs w:val="27"/>
-              </w:rPr>
-              <w:t xml:space="preserve">-ului ( denumire , descriere ) </w:t>
+              <w:t xml:space="preserve">3. Sistemul afiseaza un formlar cu detaliile curente ale bug-ului ( denumire , descriere ) </w:t>
             </w:r>
           </w:p>
           <w:p>
@@ -6779,62 +4701,7 @@
                 <w:sz w:val="27"/>
                 <w:szCs w:val="27"/>
               </w:rPr>
-              <w:lastRenderedPageBreak/>
-              <w:t xml:space="preserve">5. Testerul confirma </w:t>
-            </w:r>
-            <w:proofErr w:type="spellStart"/>
-            <w:r>
-              <w:rPr>
-                <w:color w:val="000000"/>
-                <w:sz w:val="27"/>
-                <w:szCs w:val="27"/>
-              </w:rPr>
-              <w:t>modificarile</w:t>
-            </w:r>
-            <w:proofErr w:type="spellEnd"/>
-            <w:r>
-              <w:rPr>
-                <w:color w:val="000000"/>
-                <w:sz w:val="27"/>
-                <w:szCs w:val="27"/>
-              </w:rPr>
-              <w:t xml:space="preserve"> prin </w:t>
-            </w:r>
-            <w:proofErr w:type="spellStart"/>
-            <w:r>
-              <w:rPr>
-                <w:color w:val="000000"/>
-                <w:sz w:val="27"/>
-                <w:szCs w:val="27"/>
-              </w:rPr>
-              <w:t>apasarea</w:t>
-            </w:r>
-            <w:proofErr w:type="spellEnd"/>
-            <w:r>
-              <w:rPr>
-                <w:color w:val="000000"/>
-                <w:sz w:val="27"/>
-                <w:szCs w:val="27"/>
-              </w:rPr>
-              <w:t xml:space="preserve"> butonului „</w:t>
-            </w:r>
-            <w:proofErr w:type="spellStart"/>
-            <w:r>
-              <w:rPr>
-                <w:color w:val="000000"/>
-                <w:sz w:val="27"/>
-                <w:szCs w:val="27"/>
-              </w:rPr>
-              <w:t>Salveaza</w:t>
-            </w:r>
-            <w:proofErr w:type="spellEnd"/>
-            <w:r>
-              <w:rPr>
-                <w:color w:val="000000"/>
-                <w:sz w:val="27"/>
-                <w:szCs w:val="27"/>
-              </w:rPr>
-              <w:t>”</w:t>
+              <w:t>5. Testerul confirma modificarile prin apasarea butonului „Salveaza”</w:t>
             </w:r>
           </w:p>
           <w:p>
@@ -6853,61 +4720,7 @@
                 <w:sz w:val="27"/>
                 <w:szCs w:val="27"/>
               </w:rPr>
-              <w:t xml:space="preserve">6.Sistemul </w:t>
-            </w:r>
-            <w:proofErr w:type="spellStart"/>
-            <w:r>
-              <w:rPr>
-                <w:color w:val="000000"/>
-                <w:sz w:val="27"/>
-                <w:szCs w:val="27"/>
-              </w:rPr>
-              <w:t>valideaza</w:t>
-            </w:r>
-            <w:proofErr w:type="spellEnd"/>
-            <w:r>
-              <w:rPr>
-                <w:color w:val="000000"/>
-                <w:sz w:val="27"/>
-                <w:szCs w:val="27"/>
-              </w:rPr>
-              <w:t xml:space="preserve"> noile date si </w:t>
-            </w:r>
-            <w:proofErr w:type="spellStart"/>
-            <w:r>
-              <w:rPr>
-                <w:color w:val="000000"/>
-                <w:sz w:val="27"/>
-                <w:szCs w:val="27"/>
-              </w:rPr>
-              <w:t>actualizeaza</w:t>
-            </w:r>
-            <w:proofErr w:type="spellEnd"/>
-            <w:r>
-              <w:rPr>
-                <w:color w:val="000000"/>
-                <w:sz w:val="27"/>
-                <w:szCs w:val="27"/>
-              </w:rPr>
-              <w:t xml:space="preserve"> </w:t>
-            </w:r>
-            <w:proofErr w:type="spellStart"/>
-            <w:r>
-              <w:rPr>
-                <w:color w:val="000000"/>
-                <w:sz w:val="27"/>
-                <w:szCs w:val="27"/>
-              </w:rPr>
-              <w:t>bug-ul</w:t>
-            </w:r>
-            <w:proofErr w:type="spellEnd"/>
-            <w:r>
-              <w:rPr>
-                <w:color w:val="000000"/>
-                <w:sz w:val="27"/>
-                <w:szCs w:val="27"/>
-              </w:rPr>
-              <w:t xml:space="preserve"> in BD </w:t>
+              <w:t xml:space="preserve">6.Sistemul valideaza noile date si actualizeaza bug-ul in BD </w:t>
             </w:r>
           </w:p>
           <w:p>
@@ -6926,25 +4739,7 @@
                 <w:sz w:val="27"/>
                 <w:szCs w:val="27"/>
               </w:rPr>
-              <w:t xml:space="preserve">7.Sistemul </w:t>
-            </w:r>
-            <w:proofErr w:type="spellStart"/>
-            <w:r>
-              <w:rPr>
-                <w:color w:val="000000"/>
-                <w:sz w:val="27"/>
-                <w:szCs w:val="27"/>
-              </w:rPr>
-              <w:t>afiseaza</w:t>
-            </w:r>
-            <w:proofErr w:type="spellEnd"/>
-            <w:r>
-              <w:rPr>
-                <w:color w:val="000000"/>
-                <w:sz w:val="27"/>
-                <w:szCs w:val="27"/>
-              </w:rPr>
-              <w:t xml:space="preserve"> mesajul „Bug actualizat cu succes”</w:t>
+              <w:t>7.Sistemul afiseaza mesajul „Bug actualizat cu succes”</w:t>
             </w:r>
             <w:r>
               <w:rPr>
@@ -6977,7 +4772,6 @@
                 <w:sz w:val="27"/>
                 <w:szCs w:val="27"/>
               </w:rPr>
-              <w:lastRenderedPageBreak/>
               <w:t>Flux alternativ</w:t>
             </w:r>
           </w:p>
@@ -7001,43 +4795,7 @@
                 <w:sz w:val="27"/>
                 <w:szCs w:val="27"/>
               </w:rPr>
-              <w:t xml:space="preserve">Testerul </w:t>
-            </w:r>
-            <w:proofErr w:type="spellStart"/>
-            <w:r>
-              <w:rPr>
-                <w:color w:val="000000"/>
-                <w:sz w:val="27"/>
-                <w:szCs w:val="27"/>
-              </w:rPr>
-              <w:t>renunta</w:t>
-            </w:r>
-            <w:proofErr w:type="spellEnd"/>
-            <w:r>
-              <w:rPr>
-                <w:color w:val="000000"/>
-                <w:sz w:val="27"/>
-                <w:szCs w:val="27"/>
-              </w:rPr>
-              <w:t xml:space="preserve"> la </w:t>
-            </w:r>
-            <w:proofErr w:type="spellStart"/>
-            <w:r>
-              <w:rPr>
-                <w:color w:val="000000"/>
-                <w:sz w:val="27"/>
-                <w:szCs w:val="27"/>
-              </w:rPr>
-              <w:t>modificari</w:t>
-            </w:r>
-            <w:proofErr w:type="spellEnd"/>
-            <w:r>
-              <w:rPr>
-                <w:color w:val="000000"/>
-                <w:sz w:val="27"/>
-                <w:szCs w:val="27"/>
-              </w:rPr>
-              <w:t xml:space="preserve"> </w:t>
+              <w:t xml:space="preserve">Testerul renunta la modificari </w:t>
             </w:r>
           </w:p>
           <w:p>
@@ -7053,77 +4811,13 @@
                 <w:szCs w:val="27"/>
               </w:rPr>
             </w:pPr>
-            <w:proofErr w:type="spellStart"/>
-            <w:r>
-              <w:rPr>
-                <w:color w:val="000000"/>
-                <w:sz w:val="27"/>
-                <w:szCs w:val="27"/>
-              </w:rPr>
-              <w:t>Testrul</w:t>
-            </w:r>
-            <w:proofErr w:type="spellEnd"/>
-            <w:r>
-              <w:rPr>
-                <w:color w:val="000000"/>
-                <w:sz w:val="27"/>
-                <w:szCs w:val="27"/>
-              </w:rPr>
-              <w:t xml:space="preserve"> </w:t>
-            </w:r>
-            <w:proofErr w:type="spellStart"/>
-            <w:r>
-              <w:rPr>
-                <w:color w:val="000000"/>
-                <w:sz w:val="27"/>
-                <w:szCs w:val="27"/>
-              </w:rPr>
-              <w:t>apasa</w:t>
-            </w:r>
-            <w:proofErr w:type="spellEnd"/>
-            <w:r>
-              <w:rPr>
-                <w:color w:val="000000"/>
-                <w:sz w:val="27"/>
-                <w:szCs w:val="27"/>
-              </w:rPr>
-              <w:t xml:space="preserve"> butonul „</w:t>
-            </w:r>
-            <w:proofErr w:type="spellStart"/>
-            <w:r>
-              <w:rPr>
-                <w:color w:val="000000"/>
-                <w:sz w:val="27"/>
-                <w:szCs w:val="27"/>
-              </w:rPr>
-              <w:t>Anuleaza</w:t>
-            </w:r>
-            <w:proofErr w:type="spellEnd"/>
-            <w:r>
-              <w:rPr>
-                <w:color w:val="000000"/>
-                <w:sz w:val="27"/>
-                <w:szCs w:val="27"/>
-              </w:rPr>
-              <w:t>” in loc de „</w:t>
-            </w:r>
-            <w:proofErr w:type="spellStart"/>
-            <w:r>
-              <w:rPr>
-                <w:color w:val="000000"/>
-                <w:sz w:val="27"/>
-                <w:szCs w:val="27"/>
-              </w:rPr>
-              <w:t>Salveaza</w:t>
-            </w:r>
-            <w:proofErr w:type="spellEnd"/>
-            <w:r>
-              <w:rPr>
-                <w:color w:val="000000"/>
-                <w:sz w:val="27"/>
-                <w:szCs w:val="27"/>
-              </w:rPr>
-              <w:t>”</w:t>
+            <w:r>
+              <w:rPr>
+                <w:color w:val="000000"/>
+                <w:sz w:val="27"/>
+                <w:szCs w:val="27"/>
+              </w:rPr>
+              <w:t>Testrul apasa butonul „Anuleaza” in loc de „Salveaza”</w:t>
             </w:r>
           </w:p>
           <w:p>
@@ -7139,41 +4833,13 @@
                 <w:szCs w:val="27"/>
               </w:rPr>
             </w:pPr>
-            <w:proofErr w:type="spellStart"/>
-            <w:r>
-              <w:rPr>
-                <w:color w:val="000000"/>
-                <w:sz w:val="27"/>
-                <w:szCs w:val="27"/>
-              </w:rPr>
-              <w:t>Modificarile</w:t>
-            </w:r>
-            <w:proofErr w:type="spellEnd"/>
-            <w:r>
-              <w:rPr>
-                <w:color w:val="000000"/>
-                <w:sz w:val="27"/>
-                <w:szCs w:val="27"/>
-              </w:rPr>
-              <w:t xml:space="preserve"> nu sunt salvate,  iar sistemul revine in lista de </w:t>
-            </w:r>
-            <w:proofErr w:type="spellStart"/>
-            <w:r>
-              <w:rPr>
-                <w:color w:val="000000"/>
-                <w:sz w:val="27"/>
-                <w:szCs w:val="27"/>
-              </w:rPr>
-              <w:t>bug</w:t>
-            </w:r>
-            <w:proofErr w:type="spellEnd"/>
-            <w:r>
-              <w:rPr>
-                <w:color w:val="000000"/>
-                <w:sz w:val="27"/>
-                <w:szCs w:val="27"/>
-              </w:rPr>
-              <w:t xml:space="preserve">-uri </w:t>
+            <w:r>
+              <w:rPr>
+                <w:color w:val="000000"/>
+                <w:sz w:val="27"/>
+                <w:szCs w:val="27"/>
+              </w:rPr>
+              <w:t xml:space="preserve">Modificarile nu sunt salvate,  iar sistemul revine in lista de bug-uri </w:t>
             </w:r>
             <w:r>
               <w:rPr>
@@ -7213,16 +4879,15 @@
                 <w:szCs w:val="27"/>
               </w:rPr>
             </w:pPr>
-            <w:proofErr w:type="spellStart"/>
-            <w:r>
-              <w:rPr>
-                <w:color w:val="000000"/>
-                <w:sz w:val="27"/>
-                <w:szCs w:val="27"/>
-              </w:rPr>
+            <w:r>
+              <w:rPr>
+                <w:color w:val="000000"/>
+                <w:sz w:val="27"/>
+                <w:szCs w:val="27"/>
+              </w:rPr>
+              <w:lastRenderedPageBreak/>
               <w:t>Exceptii</w:t>
             </w:r>
-            <w:proofErr w:type="spellEnd"/>
           </w:p>
         </w:tc>
         <w:tc>
@@ -7247,9 +4912,67 @@
                 <w:sz w:val="27"/>
                 <w:szCs w:val="27"/>
               </w:rPr>
-              <w:t>Eroare1: Bug-</w:t>
-            </w:r>
-            <w:proofErr w:type="spellStart"/>
+              <w:t>Eroare1: Bug-ul selectat nu mai există</w:t>
+            </w:r>
+          </w:p>
+          <w:p>
+            <w:pPr>
+              <w:pStyle w:val="NormalWeb"/>
+              <w:ind w:left="1080"/>
+              <w:rPr>
+                <w:color w:val="000000"/>
+                <w:sz w:val="27"/>
+                <w:szCs w:val="27"/>
+              </w:rPr>
+            </w:pPr>
+            <w:r>
+              <w:rPr>
+                <w:color w:val="000000"/>
+                <w:sz w:val="27"/>
+                <w:szCs w:val="27"/>
+              </w:rPr>
+              <w:t>Sistemul detectează că bug-ul a fost șters de alt utilizator înainte de editare.</w:t>
+            </w:r>
+          </w:p>
+          <w:p>
+            <w:pPr>
+              <w:pStyle w:val="NormalWeb"/>
+              <w:ind w:left="1080"/>
+              <w:rPr>
+                <w:color w:val="000000"/>
+                <w:sz w:val="27"/>
+                <w:szCs w:val="27"/>
+              </w:rPr>
+            </w:pPr>
+            <w:r>
+              <w:rPr>
+                <w:color w:val="000000"/>
+                <w:sz w:val="27"/>
+                <w:szCs w:val="27"/>
+              </w:rPr>
+              <w:t>Se afișează mesajul: </w:t>
+            </w:r>
+            <w:r>
+              <w:rPr>
+                <w:i/>
+                <w:iCs/>
+                <w:color w:val="000000"/>
+                <w:sz w:val="27"/>
+                <w:szCs w:val="27"/>
+              </w:rPr>
+              <w:t>"Bug-ul selectat nu mai există. Lista a fost actualizată."</w:t>
+            </w:r>
+          </w:p>
+          <w:p>
+            <w:pPr>
+              <w:pStyle w:val="NormalWeb"/>
+              <w:ind w:left="1080"/>
+              <w:rPr>
+                <w:color w:val="000000"/>
+                <w:sz w:val="27"/>
+                <w:szCs w:val="27"/>
+              </w:rPr>
+            </w:pPr>
             <w:r>
               <w:rPr>
                 <w:b/>
@@ -7258,9 +4981,67 @@
                 <w:sz w:val="27"/>
                 <w:szCs w:val="27"/>
               </w:rPr>
-              <w:t>ul</w:t>
-            </w:r>
-            <w:proofErr w:type="spellEnd"/>
+              <w:t>Eroare2: Date invalide (denumire/descriere goale)</w:t>
+            </w:r>
+          </w:p>
+          <w:p>
+            <w:pPr>
+              <w:pStyle w:val="NormalWeb"/>
+              <w:ind w:left="1080"/>
+              <w:rPr>
+                <w:color w:val="000000"/>
+                <w:sz w:val="27"/>
+                <w:szCs w:val="27"/>
+              </w:rPr>
+            </w:pPr>
+            <w:r>
+              <w:rPr>
+                <w:color w:val="000000"/>
+                <w:sz w:val="27"/>
+                <w:szCs w:val="27"/>
+              </w:rPr>
+              <w:t>Testerul nu completează câmpurile obligatorii.</w:t>
+            </w:r>
+          </w:p>
+          <w:p>
+            <w:pPr>
+              <w:pStyle w:val="NormalWeb"/>
+              <w:ind w:left="1080"/>
+              <w:rPr>
+                <w:color w:val="000000"/>
+                <w:sz w:val="27"/>
+                <w:szCs w:val="27"/>
+              </w:rPr>
+            </w:pPr>
+            <w:r>
+              <w:rPr>
+                <w:color w:val="000000"/>
+                <w:sz w:val="27"/>
+                <w:szCs w:val="27"/>
+              </w:rPr>
+              <w:t>Sistemul afișează mesajul: </w:t>
+            </w:r>
+            <w:r>
+              <w:rPr>
+                <w:i/>
+                <w:iCs/>
+                <w:color w:val="000000"/>
+                <w:sz w:val="27"/>
+                <w:szCs w:val="27"/>
+              </w:rPr>
+              <w:t>"Denumirea și descrierea trebuie completate!"</w:t>
+            </w:r>
+          </w:p>
+          <w:p>
+            <w:pPr>
+              <w:pStyle w:val="NormalWeb"/>
+              <w:ind w:left="1080"/>
+              <w:rPr>
+                <w:color w:val="000000"/>
+                <w:sz w:val="27"/>
+                <w:szCs w:val="27"/>
+              </w:rPr>
+            </w:pPr>
             <w:r>
               <w:rPr>
                 <w:b/>
@@ -7269,7 +5050,7 @@
                 <w:sz w:val="27"/>
                 <w:szCs w:val="27"/>
               </w:rPr>
-              <w:t xml:space="preserve"> selectat nu mai există</w:t>
+              <w:t>Eroare3: Bug-ul este deja rezolvat</w:t>
             </w:r>
           </w:p>
           <w:p>
@@ -7288,25 +5069,25 @@
                 <w:sz w:val="27"/>
                 <w:szCs w:val="27"/>
               </w:rPr>
-              <w:t xml:space="preserve">Sistemul detectează că </w:t>
-            </w:r>
-            <w:proofErr w:type="spellStart"/>
-            <w:r>
-              <w:rPr>
-                <w:color w:val="000000"/>
-                <w:sz w:val="27"/>
-                <w:szCs w:val="27"/>
-              </w:rPr>
-              <w:t>bug-ul</w:t>
-            </w:r>
-            <w:proofErr w:type="spellEnd"/>
-            <w:r>
-              <w:rPr>
-                <w:color w:val="000000"/>
-                <w:sz w:val="27"/>
-                <w:szCs w:val="27"/>
-              </w:rPr>
-              <w:t xml:space="preserve"> a fost șters de alt utilizator înainte de editare.</w:t>
+              <w:t>Testerul încearcă să editeze un bug marcat ca </w:t>
+            </w:r>
+            <w:r>
+              <w:rPr>
+                <w:b/>
+                <w:bCs/>
+                <w:color w:val="000000"/>
+                <w:sz w:val="27"/>
+                <w:szCs w:val="27"/>
+              </w:rPr>
+              <w:t>"Rezolvat"</w:t>
+            </w:r>
+            <w:r>
+              <w:rPr>
+                <w:color w:val="000000"/>
+                <w:sz w:val="27"/>
+                <w:szCs w:val="27"/>
+              </w:rPr>
+              <w:t>.</w:t>
             </w:r>
           </w:p>
           <w:p>
@@ -7325,7 +5106,7 @@
                 <w:sz w:val="27"/>
                 <w:szCs w:val="27"/>
               </w:rPr>
-              <w:t>Se afișează mesajul: </w:t>
+              <w:t>Sistemul afișează mesajul: </w:t>
             </w:r>
             <w:r>
               <w:rPr>
@@ -7335,248 +5116,7 @@
                 <w:sz w:val="27"/>
                 <w:szCs w:val="27"/>
               </w:rPr>
-              <w:t>"Bug-</w:t>
-            </w:r>
-            <w:proofErr w:type="spellStart"/>
-            <w:r>
-              <w:rPr>
-                <w:i/>
-                <w:iCs/>
-                <w:color w:val="000000"/>
-                <w:sz w:val="27"/>
-                <w:szCs w:val="27"/>
-              </w:rPr>
-              <w:t>ul</w:t>
-            </w:r>
-            <w:proofErr w:type="spellEnd"/>
-            <w:r>
-              <w:rPr>
-                <w:i/>
-                <w:iCs/>
-                <w:color w:val="000000"/>
-                <w:sz w:val="27"/>
-                <w:szCs w:val="27"/>
-              </w:rPr>
-              <w:t xml:space="preserve"> selectat nu mai există. Lista a fost actualizată."</w:t>
-            </w:r>
-          </w:p>
-          <w:p>
-            <w:pPr>
-              <w:pStyle w:val="NormalWeb"/>
-              <w:ind w:left="1080"/>
-              <w:rPr>
-                <w:color w:val="000000"/>
-                <w:sz w:val="27"/>
-                <w:szCs w:val="27"/>
-              </w:rPr>
-            </w:pPr>
-            <w:r>
-              <w:rPr>
-                <w:b/>
-                <w:bCs/>
-                <w:color w:val="000000"/>
-                <w:sz w:val="27"/>
-                <w:szCs w:val="27"/>
-              </w:rPr>
-              <w:t>Eroare2: Date invalide (denumire/descriere goale)</w:t>
-            </w:r>
-          </w:p>
-          <w:p>
-            <w:pPr>
-              <w:pStyle w:val="NormalWeb"/>
-              <w:ind w:left="1080"/>
-              <w:rPr>
-                <w:color w:val="000000"/>
-                <w:sz w:val="27"/>
-                <w:szCs w:val="27"/>
-              </w:rPr>
-            </w:pPr>
-            <w:r>
-              <w:rPr>
-                <w:color w:val="000000"/>
-                <w:sz w:val="27"/>
-                <w:szCs w:val="27"/>
-              </w:rPr>
-              <w:t>Testerul nu completează câmpurile obligatorii.</w:t>
-            </w:r>
-          </w:p>
-          <w:p>
-            <w:pPr>
-              <w:pStyle w:val="NormalWeb"/>
-              <w:ind w:left="1080"/>
-              <w:rPr>
-                <w:color w:val="000000"/>
-                <w:sz w:val="27"/>
-                <w:szCs w:val="27"/>
-              </w:rPr>
-            </w:pPr>
-            <w:r>
-              <w:rPr>
-                <w:color w:val="000000"/>
-                <w:sz w:val="27"/>
-                <w:szCs w:val="27"/>
-              </w:rPr>
-              <w:t>Sistemul afișează mesajul: </w:t>
-            </w:r>
-            <w:r>
-              <w:rPr>
-                <w:i/>
-                <w:iCs/>
-                <w:color w:val="000000"/>
-                <w:sz w:val="27"/>
-                <w:szCs w:val="27"/>
-              </w:rPr>
-              <w:t>"Denumirea și descrierea trebuie completate!"</w:t>
-            </w:r>
-          </w:p>
-          <w:p>
-            <w:pPr>
-              <w:pStyle w:val="NormalWeb"/>
-              <w:ind w:left="1080"/>
-              <w:rPr>
-                <w:color w:val="000000"/>
-                <w:sz w:val="27"/>
-                <w:szCs w:val="27"/>
-              </w:rPr>
-            </w:pPr>
-            <w:r>
-              <w:rPr>
-                <w:b/>
-                <w:bCs/>
-                <w:color w:val="000000"/>
-                <w:sz w:val="27"/>
-                <w:szCs w:val="27"/>
-              </w:rPr>
-              <w:t>Eroare3: Bug-</w:t>
-            </w:r>
-            <w:proofErr w:type="spellStart"/>
-            <w:r>
-              <w:rPr>
-                <w:b/>
-                <w:bCs/>
-                <w:color w:val="000000"/>
-                <w:sz w:val="27"/>
-                <w:szCs w:val="27"/>
-              </w:rPr>
-              <w:t>ul</w:t>
-            </w:r>
-            <w:proofErr w:type="spellEnd"/>
-            <w:r>
-              <w:rPr>
-                <w:b/>
-                <w:bCs/>
-                <w:color w:val="000000"/>
-                <w:sz w:val="27"/>
-                <w:szCs w:val="27"/>
-              </w:rPr>
-              <w:t xml:space="preserve"> este deja rezolvat</w:t>
-            </w:r>
-          </w:p>
-          <w:p>
-            <w:pPr>
-              <w:pStyle w:val="NormalWeb"/>
-              <w:ind w:left="1080"/>
-              <w:rPr>
-                <w:color w:val="000000"/>
-                <w:sz w:val="27"/>
-                <w:szCs w:val="27"/>
-              </w:rPr>
-            </w:pPr>
-            <w:r>
-              <w:rPr>
-                <w:color w:val="000000"/>
-                <w:sz w:val="27"/>
-                <w:szCs w:val="27"/>
-              </w:rPr>
-              <w:lastRenderedPageBreak/>
-              <w:t xml:space="preserve">Testerul încearcă să editeze un </w:t>
-            </w:r>
-            <w:proofErr w:type="spellStart"/>
-            <w:r>
-              <w:rPr>
-                <w:color w:val="000000"/>
-                <w:sz w:val="27"/>
-                <w:szCs w:val="27"/>
-              </w:rPr>
-              <w:t>bug</w:t>
-            </w:r>
-            <w:proofErr w:type="spellEnd"/>
-            <w:r>
-              <w:rPr>
-                <w:color w:val="000000"/>
-                <w:sz w:val="27"/>
-                <w:szCs w:val="27"/>
-              </w:rPr>
-              <w:t xml:space="preserve"> marcat ca </w:t>
-            </w:r>
-            <w:r>
-              <w:rPr>
-                <w:b/>
-                <w:bCs/>
-                <w:color w:val="000000"/>
-                <w:sz w:val="27"/>
-                <w:szCs w:val="27"/>
-              </w:rPr>
-              <w:t>"Rezolvat"</w:t>
-            </w:r>
-            <w:r>
-              <w:rPr>
-                <w:color w:val="000000"/>
-                <w:sz w:val="27"/>
-                <w:szCs w:val="27"/>
-              </w:rPr>
-              <w:t>.</w:t>
-            </w:r>
-          </w:p>
-          <w:p>
-            <w:pPr>
-              <w:pStyle w:val="NormalWeb"/>
-              <w:ind w:left="1080"/>
-              <w:rPr>
-                <w:color w:val="000000"/>
-                <w:sz w:val="27"/>
-                <w:szCs w:val="27"/>
-              </w:rPr>
-            </w:pPr>
-            <w:r>
-              <w:rPr>
-                <w:color w:val="000000"/>
-                <w:sz w:val="27"/>
-                <w:szCs w:val="27"/>
-              </w:rPr>
-              <w:t>Sistemul afișează mesajul: </w:t>
-            </w:r>
-            <w:r>
-              <w:rPr>
-                <w:i/>
-                <w:iCs/>
-                <w:color w:val="000000"/>
-                <w:sz w:val="27"/>
-                <w:szCs w:val="27"/>
-              </w:rPr>
-              <w:t xml:space="preserve">"Nu puteți edita un </w:t>
-            </w:r>
-            <w:proofErr w:type="spellStart"/>
-            <w:r>
-              <w:rPr>
-                <w:i/>
-                <w:iCs/>
-                <w:color w:val="000000"/>
-                <w:sz w:val="27"/>
-                <w:szCs w:val="27"/>
-              </w:rPr>
-              <w:t>bug</w:t>
-            </w:r>
-            <w:proofErr w:type="spellEnd"/>
-            <w:r>
-              <w:rPr>
-                <w:i/>
-                <w:iCs/>
-                <w:color w:val="000000"/>
-                <w:sz w:val="27"/>
-                <w:szCs w:val="27"/>
-              </w:rPr>
-              <w:t xml:space="preserve"> rezolvat!"</w:t>
+              <w:t>"Nu puteți edita un bug rezolvat!"</w:t>
             </w:r>
           </w:p>
           <w:p>
@@ -7627,19 +5167,7 @@
         <w:rPr>
           <w:lang w:eastAsia="ro-RO"/>
         </w:rPr>
-        <w:t xml:space="preserve">) Descrierea cazului de utilizare </w:t>
-      </w:r>
-      <w:r>
-        <w:rPr>
-          <w:lang w:eastAsia="ro-RO"/>
-        </w:rPr>
-        <w:t xml:space="preserve">STERGERE </w:t>
-      </w:r>
-      <w:r>
-        <w:rPr>
-          <w:lang w:eastAsia="ro-RO"/>
-        </w:rPr>
-        <w:t xml:space="preserve">BUG al sistemului de URMARIRE DE BUG-URI </w:t>
+        <w:t xml:space="preserve">) Descrierea cazului de utilizare STERGERE BUG al sistemului de URMARIRE DE BUG-URI </w:t>
       </w:r>
     </w:p>
     <w:tbl>
@@ -7689,23 +5217,13 @@
                 <w:szCs w:val="27"/>
               </w:rPr>
             </w:pPr>
-            <w:proofErr w:type="spellStart"/>
-            <w:r>
-              <w:rPr>
-                <w:color w:val="000000"/>
-                <w:sz w:val="27"/>
-                <w:szCs w:val="27"/>
-              </w:rPr>
-              <w:t>Stergere</w:t>
-            </w:r>
-            <w:proofErr w:type="spellEnd"/>
-            <w:r>
-              <w:rPr>
-                <w:color w:val="000000"/>
-                <w:sz w:val="27"/>
-                <w:szCs w:val="27"/>
-              </w:rPr>
-              <w:t xml:space="preserve"> BUG</w:t>
+            <w:r>
+              <w:rPr>
+                <w:color w:val="000000"/>
+                <w:sz w:val="27"/>
+                <w:szCs w:val="27"/>
+              </w:rPr>
+              <w:t>Stergere BUG</w:t>
             </w:r>
           </w:p>
         </w:tc>
@@ -7849,61 +5367,7 @@
                 <w:sz w:val="27"/>
                 <w:szCs w:val="27"/>
               </w:rPr>
-              <w:t xml:space="preserve">Testerul </w:t>
-            </w:r>
-            <w:proofErr w:type="spellStart"/>
-            <w:r>
-              <w:rPr>
-                <w:color w:val="000000"/>
-                <w:sz w:val="27"/>
-                <w:szCs w:val="27"/>
-              </w:rPr>
-              <w:t>sterge</w:t>
-            </w:r>
-            <w:proofErr w:type="spellEnd"/>
-            <w:r>
-              <w:rPr>
-                <w:color w:val="000000"/>
-                <w:sz w:val="27"/>
-                <w:szCs w:val="27"/>
-              </w:rPr>
-              <w:t xml:space="preserve"> un BUG din lista de BUG-uri , in cazul in care BUG-</w:t>
-            </w:r>
-            <w:proofErr w:type="spellStart"/>
-            <w:r>
-              <w:rPr>
-                <w:color w:val="000000"/>
-                <w:sz w:val="27"/>
-                <w:szCs w:val="27"/>
-              </w:rPr>
-              <w:t>ul</w:t>
-            </w:r>
-            <w:proofErr w:type="spellEnd"/>
-            <w:r>
-              <w:rPr>
-                <w:color w:val="000000"/>
-                <w:sz w:val="27"/>
-                <w:szCs w:val="27"/>
-              </w:rPr>
-              <w:t xml:space="preserve"> nu mai este relevant sau daca a fost introdus din </w:t>
-            </w:r>
-            <w:proofErr w:type="spellStart"/>
-            <w:r>
-              <w:rPr>
-                <w:color w:val="000000"/>
-                <w:sz w:val="27"/>
-                <w:szCs w:val="27"/>
-              </w:rPr>
-              <w:t>greseala</w:t>
-            </w:r>
-            <w:proofErr w:type="spellEnd"/>
-            <w:r>
-              <w:rPr>
-                <w:color w:val="000000"/>
-                <w:sz w:val="27"/>
-                <w:szCs w:val="27"/>
-              </w:rPr>
-              <w:t xml:space="preserve">/ de 2 ori </w:t>
+              <w:t xml:space="preserve">Testerul sterge un BUG din lista de BUG-uri , in cazul in care BUG-ul nu mai este relevant sau daca a fost introdus din greseala/ de 2 ori </w:t>
             </w:r>
           </w:p>
         </w:tc>
@@ -7922,7 +5386,6 @@
                 <w:szCs w:val="27"/>
               </w:rPr>
             </w:pPr>
-            <w:proofErr w:type="spellStart"/>
             <w:r>
               <w:rPr>
                 <w:color w:val="000000"/>
@@ -7931,7 +5394,6 @@
               </w:rPr>
               <w:t>Declansare</w:t>
             </w:r>
-            <w:proofErr w:type="spellEnd"/>
           </w:p>
         </w:tc>
         <w:tc>
@@ -7961,25 +5423,7 @@
                 <w:sz w:val="27"/>
                 <w:szCs w:val="27"/>
               </w:rPr>
-              <w:t xml:space="preserve">vrea sa </w:t>
-            </w:r>
-            <w:proofErr w:type="spellStart"/>
-            <w:r>
-              <w:rPr>
-                <w:color w:val="000000"/>
-                <w:sz w:val="27"/>
-                <w:szCs w:val="27"/>
-              </w:rPr>
-              <w:t>stearga</w:t>
-            </w:r>
-            <w:proofErr w:type="spellEnd"/>
-            <w:r>
-              <w:rPr>
-                <w:color w:val="000000"/>
-                <w:sz w:val="27"/>
-                <w:szCs w:val="27"/>
-              </w:rPr>
-              <w:t xml:space="preserve"> un anumit BUG din sistem </w:t>
+              <w:t xml:space="preserve">vrea sa stearga un anumit BUG din sistem </w:t>
             </w:r>
           </w:p>
         </w:tc>
@@ -7998,16 +5442,15 @@
                 <w:szCs w:val="27"/>
               </w:rPr>
             </w:pPr>
-            <w:proofErr w:type="spellStart"/>
-            <w:r>
-              <w:rPr>
-                <w:color w:val="000000"/>
-                <w:sz w:val="27"/>
-                <w:szCs w:val="27"/>
-              </w:rPr>
+            <w:r>
+              <w:rPr>
+                <w:color w:val="000000"/>
+                <w:sz w:val="27"/>
+                <w:szCs w:val="27"/>
+              </w:rPr>
+              <w:lastRenderedPageBreak/>
               <w:t>Preconditii</w:t>
             </w:r>
-            <w:proofErr w:type="spellEnd"/>
           </w:p>
         </w:tc>
         <w:tc>
@@ -8030,25 +5473,7 @@
                 <w:sz w:val="27"/>
                 <w:szCs w:val="27"/>
               </w:rPr>
-              <w:t xml:space="preserve">1.Testrul este </w:t>
-            </w:r>
-            <w:proofErr w:type="spellStart"/>
-            <w:r>
-              <w:rPr>
-                <w:color w:val="000000"/>
-                <w:sz w:val="27"/>
-                <w:szCs w:val="27"/>
-              </w:rPr>
-              <w:t>logat</w:t>
-            </w:r>
-            <w:proofErr w:type="spellEnd"/>
-            <w:r>
-              <w:rPr>
-                <w:color w:val="000000"/>
-                <w:sz w:val="27"/>
-                <w:szCs w:val="27"/>
-              </w:rPr>
-              <w:t xml:space="preserve"> in sistem </w:t>
+              <w:t xml:space="preserve">1.Testrul este logat in sistem </w:t>
             </w:r>
           </w:p>
           <w:p>
@@ -8067,25 +5492,7 @@
                 <w:sz w:val="27"/>
                 <w:szCs w:val="27"/>
               </w:rPr>
-              <w:t xml:space="preserve">2.Testerul vrea sa </w:t>
-            </w:r>
-            <w:proofErr w:type="spellStart"/>
-            <w:r>
-              <w:rPr>
-                <w:color w:val="000000"/>
-                <w:sz w:val="27"/>
-                <w:szCs w:val="27"/>
-              </w:rPr>
-              <w:t>sterga</w:t>
-            </w:r>
-            <w:proofErr w:type="spellEnd"/>
-            <w:r>
-              <w:rPr>
-                <w:color w:val="000000"/>
-                <w:sz w:val="27"/>
-                <w:szCs w:val="27"/>
-              </w:rPr>
-              <w:t xml:space="preserve"> un BUG</w:t>
+              <w:t>2.Testerul vrea sa sterga un BUG</w:t>
             </w:r>
           </w:p>
           <w:p>
@@ -8123,7 +5530,6 @@
                 <w:szCs w:val="27"/>
               </w:rPr>
             </w:pPr>
-            <w:proofErr w:type="spellStart"/>
             <w:r>
               <w:rPr>
                 <w:color w:val="000000"/>
@@ -8132,7 +5538,6 @@
               </w:rPr>
               <w:t>Postconditii</w:t>
             </w:r>
-            <w:proofErr w:type="spellEnd"/>
           </w:p>
         </w:tc>
         <w:tc>
@@ -8154,43 +5559,7 @@
                 <w:sz w:val="27"/>
                 <w:szCs w:val="27"/>
               </w:rPr>
-              <w:t>BUG-</w:t>
-            </w:r>
-            <w:proofErr w:type="spellStart"/>
-            <w:r>
-              <w:rPr>
-                <w:color w:val="000000"/>
-                <w:sz w:val="27"/>
-                <w:szCs w:val="27"/>
-              </w:rPr>
-              <w:t>ul</w:t>
-            </w:r>
-            <w:proofErr w:type="spellEnd"/>
-            <w:r>
-              <w:rPr>
-                <w:color w:val="000000"/>
-                <w:sz w:val="27"/>
-                <w:szCs w:val="27"/>
-              </w:rPr>
-              <w:t xml:space="preserve"> este eliminat din lista de </w:t>
-            </w:r>
-            <w:proofErr w:type="spellStart"/>
-            <w:r>
-              <w:rPr>
-                <w:color w:val="000000"/>
-                <w:sz w:val="27"/>
-                <w:szCs w:val="27"/>
-              </w:rPr>
-              <w:t>bugs</w:t>
-            </w:r>
-            <w:proofErr w:type="spellEnd"/>
-            <w:r>
-              <w:rPr>
-                <w:color w:val="000000"/>
-                <w:sz w:val="27"/>
-                <w:szCs w:val="27"/>
-              </w:rPr>
-              <w:t xml:space="preserve"> </w:t>
+              <w:t xml:space="preserve">BUG-ul este eliminat din lista de bugs </w:t>
             </w:r>
           </w:p>
         </w:tc>
@@ -8239,43 +5608,7 @@
                 <w:sz w:val="27"/>
                 <w:szCs w:val="27"/>
               </w:rPr>
-              <w:t xml:space="preserve">1.Testerul </w:t>
-            </w:r>
-            <w:proofErr w:type="spellStart"/>
-            <w:r>
-              <w:rPr>
-                <w:color w:val="000000"/>
-                <w:sz w:val="27"/>
-                <w:szCs w:val="27"/>
-              </w:rPr>
-              <w:t>selecteaza</w:t>
-            </w:r>
-            <w:proofErr w:type="spellEnd"/>
-            <w:r>
-              <w:rPr>
-                <w:color w:val="000000"/>
-                <w:sz w:val="27"/>
-                <w:szCs w:val="27"/>
-              </w:rPr>
-              <w:t xml:space="preserve"> BUG-</w:t>
-            </w:r>
-            <w:proofErr w:type="spellStart"/>
-            <w:r>
-              <w:rPr>
-                <w:color w:val="000000"/>
-                <w:sz w:val="27"/>
-                <w:szCs w:val="27"/>
-              </w:rPr>
-              <w:t>ul</w:t>
-            </w:r>
-            <w:proofErr w:type="spellEnd"/>
-            <w:r>
-              <w:rPr>
-                <w:color w:val="000000"/>
-                <w:sz w:val="27"/>
-                <w:szCs w:val="27"/>
-              </w:rPr>
-              <w:t xml:space="preserve"> dorit</w:t>
+              <w:t>1.Testerul selecteaza BUG-ul dorit</w:t>
             </w:r>
           </w:p>
           <w:p>
@@ -8294,43 +5627,7 @@
                 <w:sz w:val="27"/>
                 <w:szCs w:val="27"/>
               </w:rPr>
-              <w:t xml:space="preserve">2. Alege </w:t>
-            </w:r>
-            <w:proofErr w:type="spellStart"/>
-            <w:r>
-              <w:rPr>
-                <w:color w:val="000000"/>
-                <w:sz w:val="27"/>
-                <w:szCs w:val="27"/>
-              </w:rPr>
-              <w:t>optiunea</w:t>
-            </w:r>
-            <w:proofErr w:type="spellEnd"/>
-            <w:r>
-              <w:rPr>
-                <w:color w:val="000000"/>
-                <w:sz w:val="27"/>
-                <w:szCs w:val="27"/>
-              </w:rPr>
-              <w:t xml:space="preserve"> „</w:t>
-            </w:r>
-            <w:proofErr w:type="spellStart"/>
-            <w:r>
-              <w:rPr>
-                <w:color w:val="000000"/>
-                <w:sz w:val="27"/>
-                <w:szCs w:val="27"/>
-              </w:rPr>
-              <w:t>Sterge</w:t>
-            </w:r>
-            <w:proofErr w:type="spellEnd"/>
-            <w:r>
-              <w:rPr>
-                <w:color w:val="000000"/>
-                <w:sz w:val="27"/>
-                <w:szCs w:val="27"/>
-              </w:rPr>
-              <w:t>”</w:t>
+              <w:t>2. Alege optiunea „Sterge”</w:t>
             </w:r>
           </w:p>
           <w:p>
@@ -8349,37 +5646,8 @@
                 <w:sz w:val="27"/>
                 <w:szCs w:val="27"/>
               </w:rPr>
-              <w:lastRenderedPageBreak/>
-              <w:t xml:space="preserve">3. Sistemul confirma </w:t>
-            </w:r>
-            <w:proofErr w:type="spellStart"/>
-            <w:r>
-              <w:rPr>
-                <w:color w:val="000000"/>
-                <w:sz w:val="27"/>
-                <w:szCs w:val="27"/>
-              </w:rPr>
-              <w:t>optiunea</w:t>
-            </w:r>
-            <w:proofErr w:type="spellEnd"/>
-            <w:r>
-              <w:rPr>
-                <w:color w:val="000000"/>
-                <w:sz w:val="27"/>
-                <w:szCs w:val="27"/>
-              </w:rPr>
-              <w:t xml:space="preserve"> de </w:t>
-            </w:r>
-            <w:proofErr w:type="spellStart"/>
-            <w:r>
-              <w:rPr>
-                <w:color w:val="000000"/>
-                <w:sz w:val="27"/>
-                <w:szCs w:val="27"/>
-              </w:rPr>
-              <w:t>sterege</w:t>
-            </w:r>
-            <w:proofErr w:type="spellEnd"/>
+              <w:t>3. Sistemul confirma optiunea de sterege</w:t>
+            </w:r>
           </w:p>
           <w:p>
             <w:pPr>
@@ -8416,61 +5684,7 @@
                 <w:sz w:val="27"/>
                 <w:szCs w:val="27"/>
               </w:rPr>
-              <w:t xml:space="preserve">5. Sistemul </w:t>
-            </w:r>
-            <w:proofErr w:type="spellStart"/>
-            <w:r>
-              <w:rPr>
-                <w:color w:val="000000"/>
-                <w:sz w:val="27"/>
-                <w:szCs w:val="27"/>
-              </w:rPr>
-              <w:t>sterge</w:t>
-            </w:r>
-            <w:proofErr w:type="spellEnd"/>
-            <w:r>
-              <w:rPr>
-                <w:color w:val="000000"/>
-                <w:sz w:val="27"/>
-                <w:szCs w:val="27"/>
-              </w:rPr>
-              <w:t xml:space="preserve"> BUG-</w:t>
-            </w:r>
-            <w:proofErr w:type="spellStart"/>
-            <w:r>
-              <w:rPr>
-                <w:color w:val="000000"/>
-                <w:sz w:val="27"/>
-                <w:szCs w:val="27"/>
-              </w:rPr>
-              <w:t>ul</w:t>
-            </w:r>
-            <w:proofErr w:type="spellEnd"/>
-            <w:r>
-              <w:rPr>
-                <w:color w:val="000000"/>
-                <w:sz w:val="27"/>
-                <w:szCs w:val="27"/>
-              </w:rPr>
-              <w:t xml:space="preserve"> si </w:t>
-            </w:r>
-            <w:proofErr w:type="spellStart"/>
-            <w:r>
-              <w:rPr>
-                <w:color w:val="000000"/>
-                <w:sz w:val="27"/>
-                <w:szCs w:val="27"/>
-              </w:rPr>
-              <w:t>actualizeaza</w:t>
-            </w:r>
-            <w:proofErr w:type="spellEnd"/>
-            <w:r>
-              <w:rPr>
-                <w:color w:val="000000"/>
-                <w:sz w:val="27"/>
-                <w:szCs w:val="27"/>
-              </w:rPr>
-              <w:t xml:space="preserve"> lista</w:t>
+              <w:t>5. Sistemul sterge BUG-ul si actualizeaza lista</w:t>
             </w:r>
           </w:p>
           <w:p>
@@ -8506,7 +5720,6 @@
                 <w:sz w:val="27"/>
                 <w:szCs w:val="27"/>
               </w:rPr>
-              <w:lastRenderedPageBreak/>
               <w:t>Flux alternativ</w:t>
             </w:r>
           </w:p>
@@ -8620,6 +5833,7 @@
                 <w:sz w:val="27"/>
                 <w:szCs w:val="27"/>
               </w:rPr>
+              <w:lastRenderedPageBreak/>
               <w:t>Exceptii</w:t>
             </w:r>
           </w:p>
@@ -8808,6 +6022,729 @@
         <w:t>7) Vizualizare BUG-uri dupa status</w:t>
       </w:r>
     </w:p>
+    <w:tbl>
+      <w:tblPr>
+        <w:tblStyle w:val="TableGrid"/>
+        <w:tblW w:w="8926" w:type="dxa"/>
+        <w:tblLook w:val="04A0" w:firstRow="1" w:lastRow="0" w:firstColumn="1" w:lastColumn="0" w:noHBand="0" w:noVBand="1"/>
+      </w:tblPr>
+      <w:tblGrid>
+        <w:gridCol w:w="4531"/>
+        <w:gridCol w:w="4395"/>
+      </w:tblGrid>
+      <w:tr>
+        <w:tc>
+          <w:tcPr>
+            <w:tcW w:w="4531" w:type="dxa"/>
+          </w:tcPr>
+          <w:p>
+            <w:pPr>
+              <w:pStyle w:val="NormalWeb"/>
+              <w:rPr>
+                <w:color w:val="000000"/>
+                <w:sz w:val="27"/>
+                <w:szCs w:val="27"/>
+              </w:rPr>
+            </w:pPr>
+            <w:r>
+              <w:rPr>
+                <w:color w:val="000000"/>
+                <w:sz w:val="27"/>
+                <w:szCs w:val="27"/>
+              </w:rPr>
+              <w:t>Nume</w:t>
+            </w:r>
+          </w:p>
+        </w:tc>
+        <w:tc>
+          <w:tcPr>
+            <w:tcW w:w="4395" w:type="dxa"/>
+          </w:tcPr>
+          <w:p>
+            <w:pPr>
+              <w:pStyle w:val="NormalWeb"/>
+              <w:rPr>
+                <w:color w:val="000000"/>
+                <w:sz w:val="27"/>
+                <w:szCs w:val="27"/>
+              </w:rPr>
+            </w:pPr>
+            <w:r>
+              <w:rPr>
+                <w:color w:val="000000"/>
+                <w:sz w:val="27"/>
+                <w:szCs w:val="27"/>
+              </w:rPr>
+              <w:t>Vizualizare Bug dupa Status</w:t>
+            </w:r>
+          </w:p>
+        </w:tc>
+      </w:tr>
+      <w:tr>
+        <w:tc>
+          <w:tcPr>
+            <w:tcW w:w="4531" w:type="dxa"/>
+          </w:tcPr>
+          <w:p>
+            <w:pPr>
+              <w:pStyle w:val="NormalWeb"/>
+              <w:rPr>
+                <w:color w:val="000000"/>
+                <w:sz w:val="27"/>
+                <w:szCs w:val="27"/>
+              </w:rPr>
+            </w:pPr>
+            <w:r>
+              <w:rPr>
+                <w:color w:val="000000"/>
+                <w:sz w:val="27"/>
+                <w:szCs w:val="27"/>
+              </w:rPr>
+              <w:t>Actor principal</w:t>
+            </w:r>
+          </w:p>
+        </w:tc>
+        <w:tc>
+          <w:tcPr>
+            <w:tcW w:w="4395" w:type="dxa"/>
+          </w:tcPr>
+          <w:p>
+            <w:pPr>
+              <w:pStyle w:val="NormalWeb"/>
+              <w:rPr>
+                <w:color w:val="000000"/>
+                <w:sz w:val="27"/>
+                <w:szCs w:val="27"/>
+              </w:rPr>
+            </w:pPr>
+            <w:r>
+              <w:rPr>
+                <w:color w:val="000000"/>
+                <w:sz w:val="27"/>
+                <w:szCs w:val="27"/>
+              </w:rPr>
+              <w:t>Tester</w:t>
+            </w:r>
+            <w:r>
+              <w:rPr>
+                <w:color w:val="000000"/>
+                <w:sz w:val="27"/>
+                <w:szCs w:val="27"/>
+              </w:rPr>
+              <w:t>/Programator</w:t>
+            </w:r>
+          </w:p>
+        </w:tc>
+      </w:tr>
+      <w:tr>
+        <w:tc>
+          <w:tcPr>
+            <w:tcW w:w="4531" w:type="dxa"/>
+          </w:tcPr>
+          <w:p>
+            <w:pPr>
+              <w:pStyle w:val="NormalWeb"/>
+              <w:rPr>
+                <w:color w:val="000000"/>
+                <w:sz w:val="27"/>
+                <w:szCs w:val="27"/>
+              </w:rPr>
+            </w:pPr>
+            <w:r>
+              <w:rPr>
+                <w:color w:val="000000"/>
+                <w:sz w:val="27"/>
+                <w:szCs w:val="27"/>
+              </w:rPr>
+              <w:t>Actor secundar</w:t>
+            </w:r>
+          </w:p>
+        </w:tc>
+        <w:tc>
+          <w:tcPr>
+            <w:tcW w:w="4395" w:type="dxa"/>
+          </w:tcPr>
+          <w:p>
+            <w:pPr>
+              <w:pStyle w:val="NormalWeb"/>
+              <w:rPr>
+                <w:color w:val="000000"/>
+                <w:sz w:val="27"/>
+                <w:szCs w:val="27"/>
+              </w:rPr>
+            </w:pPr>
+            <w:r>
+              <w:rPr>
+                <w:color w:val="000000"/>
+                <w:sz w:val="27"/>
+                <w:szCs w:val="27"/>
+              </w:rPr>
+              <w:t>-</w:t>
+            </w:r>
+          </w:p>
+        </w:tc>
+      </w:tr>
+      <w:tr>
+        <w:tc>
+          <w:tcPr>
+            <w:tcW w:w="4531" w:type="dxa"/>
+          </w:tcPr>
+          <w:p>
+            <w:pPr>
+              <w:pStyle w:val="NormalWeb"/>
+              <w:rPr>
+                <w:color w:val="000000"/>
+                <w:sz w:val="27"/>
+                <w:szCs w:val="27"/>
+              </w:rPr>
+            </w:pPr>
+            <w:r>
+              <w:rPr>
+                <w:color w:val="000000"/>
+                <w:sz w:val="27"/>
+                <w:szCs w:val="27"/>
+              </w:rPr>
+              <w:t>Descriere</w:t>
+            </w:r>
+          </w:p>
+        </w:tc>
+        <w:tc>
+          <w:tcPr>
+            <w:tcW w:w="4395" w:type="dxa"/>
+          </w:tcPr>
+          <w:p>
+            <w:pPr>
+              <w:pStyle w:val="NormalWeb"/>
+              <w:rPr>
+                <w:color w:val="000000"/>
+                <w:sz w:val="27"/>
+                <w:szCs w:val="27"/>
+              </w:rPr>
+            </w:pPr>
+            <w:r>
+              <w:rPr>
+                <w:rFonts w:ascii="-webkit-standard" w:hAnsi="-webkit-standard"/>
+                <w:color w:val="000000"/>
+                <w:sz w:val="27"/>
+                <w:szCs w:val="27"/>
+              </w:rPr>
+              <w:t>Angajatul poate filtra lista de BUG-uri în funcție de statusul acestora (Rezolvat / Nerezolvat).</w:t>
+            </w:r>
+          </w:p>
+        </w:tc>
+      </w:tr>
+      <w:tr>
+        <w:tc>
+          <w:tcPr>
+            <w:tcW w:w="4531" w:type="dxa"/>
+          </w:tcPr>
+          <w:p>
+            <w:pPr>
+              <w:pStyle w:val="NormalWeb"/>
+              <w:rPr>
+                <w:color w:val="000000"/>
+                <w:sz w:val="27"/>
+                <w:szCs w:val="27"/>
+              </w:rPr>
+            </w:pPr>
+            <w:r>
+              <w:rPr>
+                <w:color w:val="000000"/>
+                <w:sz w:val="27"/>
+                <w:szCs w:val="27"/>
+              </w:rPr>
+              <w:t>Declansare</w:t>
+            </w:r>
+          </w:p>
+        </w:tc>
+        <w:tc>
+          <w:tcPr>
+            <w:tcW w:w="4395" w:type="dxa"/>
+          </w:tcPr>
+          <w:p>
+            <w:pPr>
+              <w:pStyle w:val="NormalWeb"/>
+              <w:rPr>
+                <w:color w:val="000000"/>
+                <w:sz w:val="27"/>
+                <w:szCs w:val="27"/>
+              </w:rPr>
+            </w:pPr>
+            <w:r>
+              <w:rPr>
+                <w:rFonts w:ascii="-webkit-standard" w:hAnsi="-webkit-standard"/>
+                <w:color w:val="000000"/>
+                <w:sz w:val="27"/>
+                <w:szCs w:val="27"/>
+              </w:rPr>
+              <w:t>Angajatul dorește să vizualizeze bug-urile grupate după status.</w:t>
+            </w:r>
+          </w:p>
+        </w:tc>
+      </w:tr>
+      <w:tr>
+        <w:tc>
+          <w:tcPr>
+            <w:tcW w:w="4531" w:type="dxa"/>
+          </w:tcPr>
+          <w:p>
+            <w:pPr>
+              <w:pStyle w:val="NormalWeb"/>
+              <w:rPr>
+                <w:color w:val="000000"/>
+                <w:sz w:val="27"/>
+                <w:szCs w:val="27"/>
+              </w:rPr>
+            </w:pPr>
+            <w:r>
+              <w:rPr>
+                <w:color w:val="000000"/>
+                <w:sz w:val="27"/>
+                <w:szCs w:val="27"/>
+              </w:rPr>
+              <w:t>Preconditii</w:t>
+            </w:r>
+          </w:p>
+        </w:tc>
+        <w:tc>
+          <w:tcPr>
+            <w:tcW w:w="4395" w:type="dxa"/>
+          </w:tcPr>
+          <w:p>
+            <w:pPr>
+              <w:pStyle w:val="NormalWeb"/>
+              <w:ind w:left="720"/>
+              <w:rPr>
+                <w:color w:val="000000"/>
+                <w:sz w:val="27"/>
+                <w:szCs w:val="27"/>
+              </w:rPr>
+            </w:pPr>
+            <w:r>
+              <w:rPr>
+                <w:color w:val="000000"/>
+                <w:sz w:val="27"/>
+                <w:szCs w:val="27"/>
+              </w:rPr>
+              <w:t>1</w:t>
+            </w:r>
+            <w:r>
+              <w:rPr>
+                <w:rFonts w:ascii="-webkit-standard" w:hAnsi="-webkit-standard"/>
+                <w:color w:val="000000"/>
+                <w:sz w:val="27"/>
+                <w:szCs w:val="27"/>
+              </w:rPr>
+              <w:t>1. Angajatul este logat în sistem.</w:t>
+            </w:r>
+            <w:r>
+              <w:rPr>
+                <w:rStyle w:val="apple-converted-space"/>
+                <w:rFonts w:ascii="-webkit-standard" w:eastAsiaTheme="majorEastAsia" w:hAnsi="-webkit-standard"/>
+                <w:color w:val="000000"/>
+                <w:sz w:val="27"/>
+                <w:szCs w:val="27"/>
+              </w:rPr>
+              <w:t> </w:t>
+            </w:r>
+            <w:r>
+              <w:rPr>
+                <w:color w:val="000000"/>
+              </w:rPr>
+              <w:br/>
+            </w:r>
+            <w:r>
+              <w:rPr>
+                <w:rFonts w:ascii="-webkit-standard" w:hAnsi="-webkit-standard"/>
+                <w:color w:val="000000"/>
+                <w:sz w:val="27"/>
+                <w:szCs w:val="27"/>
+              </w:rPr>
+              <w:t>2. Există cel puțin un bug înregistrat în sistem.</w:t>
+            </w:r>
+          </w:p>
+          <w:p>
+            <w:pPr>
+              <w:pStyle w:val="NormalWeb"/>
+              <w:ind w:left="720"/>
+              <w:rPr>
+                <w:color w:val="000000"/>
+                <w:sz w:val="27"/>
+                <w:szCs w:val="27"/>
+              </w:rPr>
+            </w:pPr>
+            <w:r>
+              <w:rPr>
+                <w:color w:val="000000"/>
+                <w:sz w:val="27"/>
+                <w:szCs w:val="27"/>
+              </w:rPr>
+              <w:t xml:space="preserve"> </w:t>
+            </w:r>
+          </w:p>
+        </w:tc>
+      </w:tr>
+      <w:tr>
+        <w:tc>
+          <w:tcPr>
+            <w:tcW w:w="4531" w:type="dxa"/>
+          </w:tcPr>
+          <w:p>
+            <w:pPr>
+              <w:pStyle w:val="NormalWeb"/>
+              <w:rPr>
+                <w:color w:val="000000"/>
+                <w:sz w:val="27"/>
+                <w:szCs w:val="27"/>
+              </w:rPr>
+            </w:pPr>
+            <w:r>
+              <w:rPr>
+                <w:color w:val="000000"/>
+                <w:sz w:val="27"/>
+                <w:szCs w:val="27"/>
+              </w:rPr>
+              <w:t>Postconditii</w:t>
+            </w:r>
+          </w:p>
+        </w:tc>
+        <w:tc>
+          <w:tcPr>
+            <w:tcW w:w="4395" w:type="dxa"/>
+          </w:tcPr>
+          <w:p>
+            <w:pPr>
+              <w:pStyle w:val="NormalWeb"/>
+              <w:rPr>
+                <w:color w:val="000000"/>
+                <w:sz w:val="27"/>
+                <w:szCs w:val="27"/>
+              </w:rPr>
+            </w:pPr>
+            <w:r>
+              <w:rPr>
+                <w:rFonts w:ascii="-webkit-standard" w:hAnsi="-webkit-standard"/>
+                <w:color w:val="000000"/>
+                <w:sz w:val="27"/>
+                <w:szCs w:val="27"/>
+              </w:rPr>
+              <w:t>Lista de BUG-uri este afișată filtrată după status. Dacă nu există bug-uri corespunzătoare, se afișează un mesaj informativ.</w:t>
+            </w:r>
+          </w:p>
+        </w:tc>
+      </w:tr>
+      <w:tr>
+        <w:tc>
+          <w:tcPr>
+            <w:tcW w:w="4531" w:type="dxa"/>
+          </w:tcPr>
+          <w:p>
+            <w:pPr>
+              <w:pStyle w:val="NormalWeb"/>
+              <w:rPr>
+                <w:color w:val="000000"/>
+                <w:sz w:val="27"/>
+                <w:szCs w:val="27"/>
+              </w:rPr>
+            </w:pPr>
+            <w:r>
+              <w:rPr>
+                <w:color w:val="000000"/>
+                <w:sz w:val="27"/>
+                <w:szCs w:val="27"/>
+              </w:rPr>
+              <w:t>Flux normal de evenimente</w:t>
+            </w:r>
+          </w:p>
+        </w:tc>
+        <w:tc>
+          <w:tcPr>
+            <w:tcW w:w="4395" w:type="dxa"/>
+          </w:tcPr>
+          <w:p>
+            <w:pPr>
+              <w:pStyle w:val="NormalWeb"/>
+              <w:ind w:left="720"/>
+              <w:rPr>
+                <w:color w:val="000000"/>
+                <w:sz w:val="27"/>
+                <w:szCs w:val="27"/>
+              </w:rPr>
+            </w:pPr>
+            <w:r>
+              <w:rPr>
+                <w:rFonts w:ascii="-webkit-standard" w:hAnsi="-webkit-standard"/>
+                <w:color w:val="000000"/>
+                <w:sz w:val="27"/>
+                <w:szCs w:val="27"/>
+              </w:rPr>
+              <w:t>1. Angajatul accesează secțiunea „Vizualizare BUG-uri după status”.</w:t>
+            </w:r>
+            <w:r>
+              <w:rPr>
+                <w:color w:val="000000"/>
+              </w:rPr>
+              <w:br/>
+            </w:r>
+            <w:r>
+              <w:rPr>
+                <w:rFonts w:ascii="-webkit-standard" w:hAnsi="-webkit-standard"/>
+                <w:color w:val="000000"/>
+                <w:sz w:val="27"/>
+                <w:szCs w:val="27"/>
+              </w:rPr>
+              <w:t xml:space="preserve">2. Selectează opțiunea de filtrare (Rezolvat / </w:t>
+            </w:r>
+            <w:r>
+              <w:rPr>
+                <w:rFonts w:ascii="-webkit-standard" w:hAnsi="-webkit-standard"/>
+                <w:color w:val="000000"/>
+                <w:sz w:val="27"/>
+                <w:szCs w:val="27"/>
+              </w:rPr>
+              <w:lastRenderedPageBreak/>
+              <w:t>Nerezolvat).</w:t>
+            </w:r>
+            <w:r>
+              <w:rPr>
+                <w:color w:val="000000"/>
+              </w:rPr>
+              <w:br/>
+            </w:r>
+            <w:r>
+              <w:rPr>
+                <w:rFonts w:ascii="-webkit-standard" w:hAnsi="-webkit-standard"/>
+                <w:color w:val="000000"/>
+                <w:sz w:val="27"/>
+                <w:szCs w:val="27"/>
+              </w:rPr>
+              <w:t>3. Sistemul filtrează și afișează bug-urile corespunzătoare statusului ales</w:t>
+            </w:r>
+          </w:p>
+        </w:tc>
+      </w:tr>
+      <w:tr>
+        <w:tc>
+          <w:tcPr>
+            <w:tcW w:w="4531" w:type="dxa"/>
+          </w:tcPr>
+          <w:p>
+            <w:pPr>
+              <w:pStyle w:val="NormalWeb"/>
+              <w:rPr>
+                <w:color w:val="000000"/>
+                <w:sz w:val="27"/>
+                <w:szCs w:val="27"/>
+              </w:rPr>
+            </w:pPr>
+            <w:r>
+              <w:rPr>
+                <w:color w:val="000000"/>
+                <w:sz w:val="27"/>
+                <w:szCs w:val="27"/>
+              </w:rPr>
+              <w:lastRenderedPageBreak/>
+              <w:t>Flux alternativ</w:t>
+            </w:r>
+          </w:p>
+        </w:tc>
+        <w:tc>
+          <w:tcPr>
+            <w:tcW w:w="4395" w:type="dxa"/>
+          </w:tcPr>
+          <w:p>
+            <w:pPr>
+              <w:spacing w:before="100" w:beforeAutospacing="1" w:after="100" w:afterAutospacing="1"/>
+              <w:ind w:left="720"/>
+              <w:rPr>
+                <w:color w:val="000000"/>
+                <w:sz w:val="27"/>
+                <w:szCs w:val="27"/>
+              </w:rPr>
+            </w:pPr>
+            <w:r>
+              <w:rPr>
+                <w:rFonts w:ascii="-webkit-standard" w:hAnsi="-webkit-standard"/>
+                <w:color w:val="000000"/>
+                <w:sz w:val="27"/>
+                <w:szCs w:val="27"/>
+              </w:rPr>
+              <w:t>. Angajatul apasă filtrul, dar apoi schimbă selecția (ex: trece de la „Rezolvat” la „Nerezolvat”).</w:t>
+            </w:r>
+            <w:r>
+              <w:rPr>
+                <w:color w:val="000000"/>
+              </w:rPr>
+              <w:br/>
+            </w:r>
+            <w:r>
+              <w:rPr>
+                <w:rFonts w:ascii="-webkit-standard" w:hAnsi="-webkit-standard"/>
+                <w:color w:val="000000"/>
+                <w:sz w:val="27"/>
+                <w:szCs w:val="27"/>
+              </w:rPr>
+              <w:t>2. Sistemul actualizează dinamic lista fără a reîncărca pagina.</w:t>
+            </w:r>
+            <w:r>
+              <w:rPr>
+                <w:color w:val="000000"/>
+              </w:rPr>
+              <w:br/>
+            </w:r>
+            <w:r>
+              <w:rPr>
+                <w:rFonts w:ascii="-webkit-standard" w:hAnsi="-webkit-standard"/>
+                <w:color w:val="000000"/>
+                <w:sz w:val="27"/>
+                <w:szCs w:val="27"/>
+              </w:rPr>
+              <w:t>3. Angajatul poate reveni la lista completă fără a reface filtrul de la zero.</w:t>
+            </w:r>
+          </w:p>
+        </w:tc>
+      </w:tr>
+      <w:tr>
+        <w:trPr>
+          <w:trHeight w:val="5899"/>
+        </w:trPr>
+        <w:tc>
+          <w:tcPr>
+            <w:tcW w:w="4531" w:type="dxa"/>
+          </w:tcPr>
+          <w:p>
+            <w:pPr>
+              <w:pStyle w:val="NormalWeb"/>
+              <w:rPr>
+                <w:color w:val="000000"/>
+                <w:sz w:val="27"/>
+                <w:szCs w:val="27"/>
+              </w:rPr>
+            </w:pPr>
+            <w:r>
+              <w:rPr>
+                <w:color w:val="000000"/>
+                <w:sz w:val="27"/>
+                <w:szCs w:val="27"/>
+              </w:rPr>
+              <w:t>Exceptii</w:t>
+            </w:r>
+          </w:p>
+        </w:tc>
+        <w:tc>
+          <w:tcPr>
+            <w:tcW w:w="4395" w:type="dxa"/>
+          </w:tcPr>
+          <w:p>
+            <w:pPr>
+              <w:spacing w:before="100" w:beforeAutospacing="1" w:after="100" w:afterAutospacing="1"/>
+              <w:ind w:left="720"/>
+              <w:rPr>
+                <w:color w:val="000000"/>
+                <w:sz w:val="27"/>
+                <w:szCs w:val="27"/>
+              </w:rPr>
+            </w:pPr>
+            <w:r>
+              <w:rPr>
+                <w:rStyle w:val="Strong"/>
+                <w:rFonts w:eastAsiaTheme="majorEastAsia"/>
+                <w:color w:val="000000"/>
+              </w:rPr>
+              <w:t>Eroare 1:</w:t>
+            </w:r>
+            <w:r>
+              <w:rPr>
+                <w:rStyle w:val="apple-converted-space"/>
+                <w:rFonts w:ascii="-webkit-standard" w:eastAsiaTheme="majorEastAsia" w:hAnsi="-webkit-standard"/>
+                <w:color w:val="000000"/>
+                <w:sz w:val="27"/>
+                <w:szCs w:val="27"/>
+              </w:rPr>
+              <w:t> </w:t>
+            </w:r>
+            <w:r>
+              <w:rPr>
+                <w:rFonts w:ascii="-webkit-standard" w:hAnsi="-webkit-standard"/>
+                <w:color w:val="000000"/>
+                <w:sz w:val="27"/>
+                <w:szCs w:val="27"/>
+              </w:rPr>
+              <w:t>Nu există bug-uri cu statusul selectat.</w:t>
+            </w:r>
+            <w:r>
+              <w:rPr>
+                <w:color w:val="000000"/>
+              </w:rPr>
+              <w:br/>
+            </w:r>
+            <w:r>
+              <w:rPr>
+                <w:rFonts w:ascii="-webkit-standard" w:hAnsi="-webkit-standard"/>
+                <w:color w:val="000000"/>
+                <w:sz w:val="27"/>
+                <w:szCs w:val="27"/>
+              </w:rPr>
+              <w:t>→ Se afișează mesajul: „Nu există bug-uri cu statusul selectat.”</w:t>
+            </w:r>
+            <w:r>
+              <w:rPr>
+                <w:color w:val="000000"/>
+              </w:rPr>
+              <w:br/>
+            </w:r>
+            <w:r>
+              <w:rPr>
+                <w:color w:val="000000"/>
+              </w:rPr>
+              <w:br/>
+            </w:r>
+            <w:r>
+              <w:rPr>
+                <w:rStyle w:val="Strong"/>
+                <w:rFonts w:eastAsiaTheme="majorEastAsia"/>
+                <w:color w:val="000000"/>
+              </w:rPr>
+              <w:t>Eroare 2:</w:t>
+            </w:r>
+            <w:r>
+              <w:rPr>
+                <w:rStyle w:val="apple-converted-space"/>
+                <w:rFonts w:ascii="-webkit-standard" w:eastAsiaTheme="majorEastAsia" w:hAnsi="-webkit-standard"/>
+                <w:color w:val="000000"/>
+                <w:sz w:val="27"/>
+                <w:szCs w:val="27"/>
+              </w:rPr>
+              <w:t> </w:t>
+            </w:r>
+            <w:r>
+              <w:rPr>
+                <w:rFonts w:ascii="-webkit-standard" w:hAnsi="-webkit-standard"/>
+                <w:color w:val="000000"/>
+                <w:sz w:val="27"/>
+                <w:szCs w:val="27"/>
+              </w:rPr>
+              <w:t>Eroare de conectare la baza de date.</w:t>
+            </w:r>
+            <w:r>
+              <w:rPr>
+                <w:color w:val="000000"/>
+              </w:rPr>
+              <w:br/>
+            </w:r>
+            <w:r>
+              <w:rPr>
+                <w:rFonts w:ascii="-webkit-standard" w:hAnsi="-webkit-standard"/>
+                <w:color w:val="000000"/>
+                <w:sz w:val="27"/>
+                <w:szCs w:val="27"/>
+              </w:rPr>
+              <w:t>→ Se afișează mesajul: „Eroare la încărcarea bug-urilor. Încercați din nou.”</w:t>
+            </w:r>
+          </w:p>
+        </w:tc>
+      </w:tr>
+    </w:tbl>
     <w:p>
       <w:pPr>
         <w:tabs>
@@ -8817,12 +6754,2125 @@
           <w:lang w:eastAsia="ro-RO"/>
         </w:rPr>
       </w:pPr>
+    </w:p>
+    <w:p>
+      <w:pPr>
+        <w:tabs>
+          <w:tab w:val="left" w:pos="3480"/>
+        </w:tabs>
+        <w:rPr>
+          <w:lang w:eastAsia="ro-RO"/>
+        </w:rPr>
+      </w:pPr>
       <w:r>
         <w:rPr>
           <w:lang w:eastAsia="ro-RO"/>
         </w:rPr>
         <w:t>8) Vizualizare BUG-uri dupa descriere</w:t>
       </w:r>
+    </w:p>
+    <w:tbl>
+      <w:tblPr>
+        <w:tblStyle w:val="TableGrid"/>
+        <w:tblW w:w="8926" w:type="dxa"/>
+        <w:tblLook w:val="04A0" w:firstRow="1" w:lastRow="0" w:firstColumn="1" w:lastColumn="0" w:noHBand="0" w:noVBand="1"/>
+      </w:tblPr>
+      <w:tblGrid>
+        <w:gridCol w:w="4531"/>
+        <w:gridCol w:w="4395"/>
+      </w:tblGrid>
+      <w:tr>
+        <w:tc>
+          <w:tcPr>
+            <w:tcW w:w="4531" w:type="dxa"/>
+          </w:tcPr>
+          <w:p>
+            <w:pPr>
+              <w:pStyle w:val="NormalWeb"/>
+              <w:rPr>
+                <w:color w:val="000000"/>
+                <w:sz w:val="27"/>
+                <w:szCs w:val="27"/>
+              </w:rPr>
+            </w:pPr>
+            <w:r>
+              <w:rPr>
+                <w:color w:val="000000"/>
+                <w:sz w:val="27"/>
+                <w:szCs w:val="27"/>
+              </w:rPr>
+              <w:t>Nume</w:t>
+            </w:r>
+          </w:p>
+        </w:tc>
+        <w:tc>
+          <w:tcPr>
+            <w:tcW w:w="4395" w:type="dxa"/>
+          </w:tcPr>
+          <w:p>
+            <w:pPr>
+              <w:pStyle w:val="NormalWeb"/>
+              <w:rPr>
+                <w:color w:val="000000"/>
+                <w:sz w:val="27"/>
+                <w:szCs w:val="27"/>
+              </w:rPr>
+            </w:pPr>
+            <w:r>
+              <w:rPr>
+                <w:color w:val="000000"/>
+                <w:sz w:val="27"/>
+                <w:szCs w:val="27"/>
+              </w:rPr>
+              <w:t xml:space="preserve">Vizualizare Bug dupa </w:t>
+            </w:r>
+            <w:r>
+              <w:rPr>
+                <w:color w:val="000000"/>
+                <w:sz w:val="27"/>
+                <w:szCs w:val="27"/>
+              </w:rPr>
+              <w:t>Descriere</w:t>
+            </w:r>
+          </w:p>
+        </w:tc>
+      </w:tr>
+      <w:tr>
+        <w:tc>
+          <w:tcPr>
+            <w:tcW w:w="4531" w:type="dxa"/>
+          </w:tcPr>
+          <w:p>
+            <w:pPr>
+              <w:pStyle w:val="NormalWeb"/>
+              <w:rPr>
+                <w:color w:val="000000"/>
+                <w:sz w:val="27"/>
+                <w:szCs w:val="27"/>
+              </w:rPr>
+            </w:pPr>
+            <w:r>
+              <w:rPr>
+                <w:color w:val="000000"/>
+                <w:sz w:val="27"/>
+                <w:szCs w:val="27"/>
+              </w:rPr>
+              <w:t>Actor principal</w:t>
+            </w:r>
+          </w:p>
+        </w:tc>
+        <w:tc>
+          <w:tcPr>
+            <w:tcW w:w="4395" w:type="dxa"/>
+          </w:tcPr>
+          <w:p>
+            <w:pPr>
+              <w:pStyle w:val="NormalWeb"/>
+              <w:rPr>
+                <w:color w:val="000000"/>
+                <w:sz w:val="27"/>
+                <w:szCs w:val="27"/>
+              </w:rPr>
+            </w:pPr>
+            <w:r>
+              <w:rPr>
+                <w:color w:val="000000"/>
+                <w:sz w:val="27"/>
+                <w:szCs w:val="27"/>
+              </w:rPr>
+              <w:t>Tester/Programator</w:t>
+            </w:r>
+          </w:p>
+        </w:tc>
+      </w:tr>
+      <w:tr>
+        <w:tc>
+          <w:tcPr>
+            <w:tcW w:w="4531" w:type="dxa"/>
+          </w:tcPr>
+          <w:p>
+            <w:pPr>
+              <w:pStyle w:val="NormalWeb"/>
+              <w:rPr>
+                <w:color w:val="000000"/>
+                <w:sz w:val="27"/>
+                <w:szCs w:val="27"/>
+              </w:rPr>
+            </w:pPr>
+            <w:r>
+              <w:rPr>
+                <w:color w:val="000000"/>
+                <w:sz w:val="27"/>
+                <w:szCs w:val="27"/>
+              </w:rPr>
+              <w:t>Actor secundar</w:t>
+            </w:r>
+          </w:p>
+        </w:tc>
+        <w:tc>
+          <w:tcPr>
+            <w:tcW w:w="4395" w:type="dxa"/>
+          </w:tcPr>
+          <w:p>
+            <w:pPr>
+              <w:pStyle w:val="NormalWeb"/>
+              <w:rPr>
+                <w:color w:val="000000"/>
+                <w:sz w:val="27"/>
+                <w:szCs w:val="27"/>
+              </w:rPr>
+            </w:pPr>
+            <w:r>
+              <w:rPr>
+                <w:color w:val="000000"/>
+                <w:sz w:val="27"/>
+                <w:szCs w:val="27"/>
+              </w:rPr>
+              <w:t>-</w:t>
+            </w:r>
+          </w:p>
+        </w:tc>
+      </w:tr>
+      <w:tr>
+        <w:tc>
+          <w:tcPr>
+            <w:tcW w:w="4531" w:type="dxa"/>
+          </w:tcPr>
+          <w:p>
+            <w:pPr>
+              <w:pStyle w:val="NormalWeb"/>
+              <w:rPr>
+                <w:color w:val="000000"/>
+                <w:sz w:val="27"/>
+                <w:szCs w:val="27"/>
+              </w:rPr>
+            </w:pPr>
+            <w:r>
+              <w:rPr>
+                <w:color w:val="000000"/>
+                <w:sz w:val="27"/>
+                <w:szCs w:val="27"/>
+              </w:rPr>
+              <w:t>Descriere</w:t>
+            </w:r>
+          </w:p>
+        </w:tc>
+        <w:tc>
+          <w:tcPr>
+            <w:tcW w:w="4395" w:type="dxa"/>
+          </w:tcPr>
+          <w:p>
+            <w:pPr>
+              <w:pStyle w:val="NormalWeb"/>
+              <w:rPr>
+                <w:color w:val="000000"/>
+                <w:sz w:val="27"/>
+                <w:szCs w:val="27"/>
+              </w:rPr>
+            </w:pPr>
+            <w:r>
+              <w:rPr>
+                <w:rFonts w:ascii="-webkit-standard" w:hAnsi="-webkit-standard"/>
+                <w:color w:val="000000"/>
+                <w:sz w:val="27"/>
+                <w:szCs w:val="27"/>
+              </w:rPr>
+              <w:t>Angajatul poate sorta sau căuta bug-uri după conținutul descrierii pentru a identifica rapid problemele relevante.</w:t>
+            </w:r>
+          </w:p>
+        </w:tc>
+      </w:tr>
+      <w:tr>
+        <w:tc>
+          <w:tcPr>
+            <w:tcW w:w="4531" w:type="dxa"/>
+          </w:tcPr>
+          <w:p>
+            <w:pPr>
+              <w:pStyle w:val="NormalWeb"/>
+              <w:rPr>
+                <w:color w:val="000000"/>
+                <w:sz w:val="27"/>
+                <w:szCs w:val="27"/>
+              </w:rPr>
+            </w:pPr>
+            <w:r>
+              <w:rPr>
+                <w:color w:val="000000"/>
+                <w:sz w:val="27"/>
+                <w:szCs w:val="27"/>
+              </w:rPr>
+              <w:lastRenderedPageBreak/>
+              <w:t>Declansare</w:t>
+            </w:r>
+          </w:p>
+        </w:tc>
+        <w:tc>
+          <w:tcPr>
+            <w:tcW w:w="4395" w:type="dxa"/>
+          </w:tcPr>
+          <w:p>
+            <w:pPr>
+              <w:pStyle w:val="NormalWeb"/>
+              <w:rPr>
+                <w:rFonts w:ascii="-webkit-standard" w:hAnsi="-webkit-standard"/>
+                <w:color w:val="000000"/>
+                <w:sz w:val="27"/>
+                <w:szCs w:val="27"/>
+              </w:rPr>
+            </w:pPr>
+            <w:r>
+              <w:rPr>
+                <w:rFonts w:ascii="-webkit-standard" w:hAnsi="-webkit-standard"/>
+                <w:color w:val="000000"/>
+                <w:sz w:val="27"/>
+                <w:szCs w:val="27"/>
+              </w:rPr>
+              <w:t>Angajatul dorește să găsească un bug bazându-se pe o descriere parțială sau completă.</w:t>
+            </w:r>
+          </w:p>
+        </w:tc>
+      </w:tr>
+      <w:tr>
+        <w:tc>
+          <w:tcPr>
+            <w:tcW w:w="4531" w:type="dxa"/>
+          </w:tcPr>
+          <w:p>
+            <w:pPr>
+              <w:pStyle w:val="NormalWeb"/>
+              <w:rPr>
+                <w:color w:val="000000"/>
+                <w:sz w:val="27"/>
+                <w:szCs w:val="27"/>
+              </w:rPr>
+            </w:pPr>
+            <w:r>
+              <w:rPr>
+                <w:color w:val="000000"/>
+                <w:sz w:val="27"/>
+                <w:szCs w:val="27"/>
+              </w:rPr>
+              <w:t>Preconditii</w:t>
+            </w:r>
+          </w:p>
+        </w:tc>
+        <w:tc>
+          <w:tcPr>
+            <w:tcW w:w="4395" w:type="dxa"/>
+          </w:tcPr>
+          <w:p>
+            <w:pPr>
+              <w:pStyle w:val="NormalWeb"/>
+              <w:ind w:left="720"/>
+              <w:rPr>
+                <w:color w:val="000000"/>
+                <w:sz w:val="27"/>
+                <w:szCs w:val="27"/>
+              </w:rPr>
+            </w:pPr>
+            <w:r>
+              <w:rPr>
+                <w:color w:val="000000"/>
+                <w:sz w:val="27"/>
+                <w:szCs w:val="27"/>
+              </w:rPr>
+              <w:t>1</w:t>
+            </w:r>
+            <w:r>
+              <w:rPr>
+                <w:rFonts w:ascii="-webkit-standard" w:hAnsi="-webkit-standard"/>
+                <w:color w:val="000000"/>
+                <w:sz w:val="27"/>
+                <w:szCs w:val="27"/>
+              </w:rPr>
+              <w:t>1. Angajatul este logat în sistem.</w:t>
+            </w:r>
+            <w:r>
+              <w:rPr>
+                <w:rStyle w:val="apple-converted-space"/>
+                <w:rFonts w:ascii="-webkit-standard" w:eastAsiaTheme="majorEastAsia" w:hAnsi="-webkit-standard"/>
+                <w:color w:val="000000"/>
+                <w:sz w:val="27"/>
+                <w:szCs w:val="27"/>
+              </w:rPr>
+              <w:t> </w:t>
+            </w:r>
+            <w:r>
+              <w:rPr>
+                <w:color w:val="000000"/>
+              </w:rPr>
+              <w:br/>
+            </w:r>
+            <w:r>
+              <w:rPr>
+                <w:rFonts w:ascii="-webkit-standard" w:hAnsi="-webkit-standard"/>
+                <w:color w:val="000000"/>
+                <w:sz w:val="27"/>
+                <w:szCs w:val="27"/>
+              </w:rPr>
+              <w:t>2. Există cel puțin un bug înregistrat în sistem.</w:t>
+            </w:r>
+          </w:p>
+          <w:p>
+            <w:pPr>
+              <w:pStyle w:val="NormalWeb"/>
+              <w:ind w:left="720"/>
+              <w:rPr>
+                <w:color w:val="000000"/>
+                <w:sz w:val="27"/>
+                <w:szCs w:val="27"/>
+              </w:rPr>
+            </w:pPr>
+            <w:r>
+              <w:rPr>
+                <w:color w:val="000000"/>
+                <w:sz w:val="27"/>
+                <w:szCs w:val="27"/>
+              </w:rPr>
+              <w:t xml:space="preserve"> </w:t>
+            </w:r>
+          </w:p>
+        </w:tc>
+      </w:tr>
+      <w:tr>
+        <w:tc>
+          <w:tcPr>
+            <w:tcW w:w="4531" w:type="dxa"/>
+          </w:tcPr>
+          <w:p>
+            <w:pPr>
+              <w:pStyle w:val="NormalWeb"/>
+              <w:rPr>
+                <w:color w:val="000000"/>
+                <w:sz w:val="27"/>
+                <w:szCs w:val="27"/>
+              </w:rPr>
+            </w:pPr>
+            <w:r>
+              <w:rPr>
+                <w:color w:val="000000"/>
+                <w:sz w:val="27"/>
+                <w:szCs w:val="27"/>
+              </w:rPr>
+              <w:t>Postconditii</w:t>
+            </w:r>
+          </w:p>
+        </w:tc>
+        <w:tc>
+          <w:tcPr>
+            <w:tcW w:w="4395" w:type="dxa"/>
+          </w:tcPr>
+          <w:p>
+            <w:pPr>
+              <w:pStyle w:val="NormalWeb"/>
+              <w:rPr>
+                <w:color w:val="000000"/>
+                <w:sz w:val="27"/>
+                <w:szCs w:val="27"/>
+              </w:rPr>
+            </w:pPr>
+            <w:r>
+              <w:rPr>
+                <w:rFonts w:ascii="-webkit-standard" w:hAnsi="-webkit-standard"/>
+                <w:color w:val="000000"/>
+                <w:sz w:val="27"/>
+                <w:szCs w:val="27"/>
+              </w:rPr>
+              <w:t>Se afișează lista de bug-uri filtrată sau sortată pe baza conținutului descrierii.</w:t>
+            </w:r>
+          </w:p>
+        </w:tc>
+      </w:tr>
+      <w:tr>
+        <w:tc>
+          <w:tcPr>
+            <w:tcW w:w="4531" w:type="dxa"/>
+          </w:tcPr>
+          <w:p>
+            <w:pPr>
+              <w:pStyle w:val="NormalWeb"/>
+              <w:rPr>
+                <w:color w:val="000000"/>
+                <w:sz w:val="27"/>
+                <w:szCs w:val="27"/>
+              </w:rPr>
+            </w:pPr>
+            <w:r>
+              <w:rPr>
+                <w:color w:val="000000"/>
+                <w:sz w:val="27"/>
+                <w:szCs w:val="27"/>
+              </w:rPr>
+              <w:t>Flux normal de evenimente</w:t>
+            </w:r>
+          </w:p>
+        </w:tc>
+        <w:tc>
+          <w:tcPr>
+            <w:tcW w:w="4395" w:type="dxa"/>
+          </w:tcPr>
+          <w:p>
+            <w:pPr>
+              <w:pStyle w:val="NormalWeb"/>
+              <w:ind w:left="720"/>
+              <w:rPr>
+                <w:color w:val="000000"/>
+                <w:sz w:val="27"/>
+                <w:szCs w:val="27"/>
+              </w:rPr>
+            </w:pPr>
+            <w:r>
+              <w:rPr>
+                <w:rFonts w:ascii="-webkit-standard" w:hAnsi="-webkit-standard"/>
+                <w:color w:val="000000"/>
+                <w:sz w:val="27"/>
+                <w:szCs w:val="27"/>
+              </w:rPr>
+              <w:t>1. Angajatul accesează secțiunea „Vizualizare BUG-uri după descriere”.</w:t>
+            </w:r>
+            <w:r>
+              <w:rPr>
+                <w:color w:val="000000"/>
+              </w:rPr>
+              <w:br/>
+            </w:r>
+            <w:r>
+              <w:rPr>
+                <w:rFonts w:ascii="-webkit-standard" w:hAnsi="-webkit-standard"/>
+                <w:color w:val="000000"/>
+                <w:sz w:val="27"/>
+                <w:szCs w:val="27"/>
+              </w:rPr>
+              <w:t>2. Introduce un cuvânt-cheie sau o frază în câmpul de căutare.</w:t>
+            </w:r>
+            <w:r>
+              <w:rPr>
+                <w:color w:val="000000"/>
+              </w:rPr>
+              <w:br/>
+            </w:r>
+            <w:r>
+              <w:rPr>
+                <w:rFonts w:ascii="-webkit-standard" w:hAnsi="-webkit-standard"/>
+                <w:color w:val="000000"/>
+                <w:sz w:val="27"/>
+                <w:szCs w:val="27"/>
+              </w:rPr>
+              <w:t>3. Sistemul caută în baza de date și afișează bug-urile corespunzătoare conținutului descrierii.</w:t>
+            </w:r>
+          </w:p>
+        </w:tc>
+      </w:tr>
+      <w:tr>
+        <w:tc>
+          <w:tcPr>
+            <w:tcW w:w="4531" w:type="dxa"/>
+          </w:tcPr>
+          <w:p>
+            <w:pPr>
+              <w:pStyle w:val="NormalWeb"/>
+              <w:rPr>
+                <w:color w:val="000000"/>
+                <w:sz w:val="27"/>
+                <w:szCs w:val="27"/>
+              </w:rPr>
+            </w:pPr>
+            <w:r>
+              <w:rPr>
+                <w:color w:val="000000"/>
+                <w:sz w:val="27"/>
+                <w:szCs w:val="27"/>
+              </w:rPr>
+              <w:t>Flux alternativ</w:t>
+            </w:r>
+          </w:p>
+        </w:tc>
+        <w:tc>
+          <w:tcPr>
+            <w:tcW w:w="4395" w:type="dxa"/>
+          </w:tcPr>
+          <w:p>
+            <w:pPr>
+              <w:spacing w:before="100" w:beforeAutospacing="1" w:after="100" w:afterAutospacing="1"/>
+              <w:ind w:left="720"/>
+              <w:rPr>
+                <w:color w:val="000000"/>
+                <w:sz w:val="27"/>
+                <w:szCs w:val="27"/>
+              </w:rPr>
+            </w:pPr>
+            <w:r>
+              <w:rPr>
+                <w:rFonts w:ascii="-webkit-standard" w:hAnsi="-webkit-standard"/>
+                <w:color w:val="000000"/>
+                <w:sz w:val="27"/>
+                <w:szCs w:val="27"/>
+              </w:rPr>
+              <w:t>1. Angajatul introduce un cuvânt-cheie incomplet sau ambiguu.</w:t>
+            </w:r>
+          </w:p>
+        </w:tc>
+      </w:tr>
+      <w:tr>
+        <w:trPr>
+          <w:trHeight w:val="5899"/>
+        </w:trPr>
+        <w:tc>
+          <w:tcPr>
+            <w:tcW w:w="4531" w:type="dxa"/>
+          </w:tcPr>
+          <w:p>
+            <w:pPr>
+              <w:pStyle w:val="NormalWeb"/>
+              <w:rPr>
+                <w:color w:val="000000"/>
+                <w:sz w:val="27"/>
+                <w:szCs w:val="27"/>
+              </w:rPr>
+            </w:pPr>
+            <w:r>
+              <w:rPr>
+                <w:color w:val="000000"/>
+                <w:sz w:val="27"/>
+                <w:szCs w:val="27"/>
+              </w:rPr>
+              <w:t>Exceptii</w:t>
+            </w:r>
+          </w:p>
+        </w:tc>
+        <w:tc>
+          <w:tcPr>
+            <w:tcW w:w="4395" w:type="dxa"/>
+          </w:tcPr>
+          <w:p>
+            <w:r>
+              <w:rPr>
+                <w:rStyle w:val="Strong"/>
+                <w:rFonts w:eastAsiaTheme="majorEastAsia"/>
+                <w:color w:val="000000"/>
+              </w:rPr>
+              <w:t>Eroare 1:</w:t>
+            </w:r>
+            <w:r>
+              <w:rPr>
+                <w:rStyle w:val="apple-converted-space"/>
+                <w:rFonts w:ascii="-webkit-standard" w:eastAsiaTheme="majorEastAsia" w:hAnsi="-webkit-standard"/>
+                <w:color w:val="000000"/>
+                <w:sz w:val="27"/>
+                <w:szCs w:val="27"/>
+              </w:rPr>
+              <w:t> </w:t>
+            </w:r>
+            <w:r>
+              <w:rPr>
+                <w:rFonts w:ascii="-webkit-standard" w:hAnsi="-webkit-standard"/>
+                <w:color w:val="000000"/>
+                <w:sz w:val="27"/>
+                <w:szCs w:val="27"/>
+              </w:rPr>
+              <w:t>Niciun rezultat găsit pentru căutarea efectuată.</w:t>
+            </w:r>
+            <w:r>
+              <w:rPr>
+                <w:color w:val="000000"/>
+              </w:rPr>
+              <w:br/>
+            </w:r>
+            <w:r>
+              <w:rPr>
+                <w:rFonts w:ascii="-webkit-standard" w:hAnsi="-webkit-standard"/>
+                <w:color w:val="000000"/>
+                <w:sz w:val="27"/>
+                <w:szCs w:val="27"/>
+              </w:rPr>
+              <w:t>→ Sistemul afișează mesajul: „Nu există bug-uri care să corespundă descrierii introduse.”</w:t>
+            </w:r>
+          </w:p>
+          <w:p>
+            <w:pPr>
+              <w:spacing w:before="100" w:beforeAutospacing="1" w:after="100" w:afterAutospacing="1"/>
+              <w:ind w:left="720"/>
+              <w:rPr>
+                <w:color w:val="000000"/>
+                <w:sz w:val="27"/>
+                <w:szCs w:val="27"/>
+              </w:rPr>
+            </w:pPr>
+            <w:r>
+              <w:rPr>
+                <w:color w:val="000000"/>
+              </w:rPr>
+              <w:br/>
+            </w:r>
+            <w:r>
+              <w:rPr>
+                <w:rStyle w:val="Strong"/>
+                <w:rFonts w:eastAsiaTheme="majorEastAsia"/>
+                <w:color w:val="000000"/>
+              </w:rPr>
+              <w:t>Eroare 2:</w:t>
+            </w:r>
+            <w:r>
+              <w:rPr>
+                <w:rStyle w:val="apple-converted-space"/>
+                <w:rFonts w:ascii="-webkit-standard" w:eastAsiaTheme="majorEastAsia" w:hAnsi="-webkit-standard"/>
+                <w:color w:val="000000"/>
+                <w:sz w:val="27"/>
+                <w:szCs w:val="27"/>
+              </w:rPr>
+              <w:t> </w:t>
+            </w:r>
+            <w:r>
+              <w:rPr>
+                <w:rFonts w:ascii="-webkit-standard" w:hAnsi="-webkit-standard"/>
+                <w:color w:val="000000"/>
+                <w:sz w:val="27"/>
+                <w:szCs w:val="27"/>
+              </w:rPr>
+              <w:t>Eroare de conectare la baza de date.</w:t>
+            </w:r>
+            <w:r>
+              <w:rPr>
+                <w:color w:val="000000"/>
+              </w:rPr>
+              <w:br/>
+            </w:r>
+            <w:r>
+              <w:rPr>
+                <w:rFonts w:ascii="-webkit-standard" w:hAnsi="-webkit-standard"/>
+                <w:color w:val="000000"/>
+                <w:sz w:val="27"/>
+                <w:szCs w:val="27"/>
+              </w:rPr>
+              <w:t>→ Se afișează mesajul: „Eroare la încărcarea bug-urilor. Încercați din nou.”</w:t>
+            </w:r>
+          </w:p>
+        </w:tc>
+      </w:tr>
+    </w:tbl>
+    <w:p>
+      <w:pPr>
+        <w:tabs>
+          <w:tab w:val="left" w:pos="3480"/>
+        </w:tabs>
+        <w:rPr>
+          <w:lang w:eastAsia="ro-RO"/>
+        </w:rPr>
+      </w:pPr>
+    </w:p>
+    <w:p>
+      <w:pPr>
+        <w:tabs>
+          <w:tab w:val="left" w:pos="3480"/>
+        </w:tabs>
+        <w:rPr>
+          <w:lang w:eastAsia="ro-RO"/>
+        </w:rPr>
+      </w:pPr>
+    </w:p>
+    <w:p>
+      <w:pPr>
+        <w:tabs>
+          <w:tab w:val="left" w:pos="3480"/>
+        </w:tabs>
+        <w:rPr>
+          <w:lang w:eastAsia="ro-RO"/>
+        </w:rPr>
+      </w:pPr>
+      <w:r>
+        <w:rPr>
+          <w:lang w:eastAsia="ro-RO"/>
+        </w:rPr>
+        <w:t>9) Vizualizare BUG-uri in functie de cine a rezolvat</w:t>
+      </w:r>
+    </w:p>
+    <w:tbl>
+      <w:tblPr>
+        <w:tblStyle w:val="TableGrid"/>
+        <w:tblW w:w="8926" w:type="dxa"/>
+        <w:tblLook w:val="04A0" w:firstRow="1" w:lastRow="0" w:firstColumn="1" w:lastColumn="0" w:noHBand="0" w:noVBand="1"/>
+      </w:tblPr>
+      <w:tblGrid>
+        <w:gridCol w:w="4531"/>
+        <w:gridCol w:w="4395"/>
+      </w:tblGrid>
+      <w:tr>
+        <w:tc>
+          <w:tcPr>
+            <w:tcW w:w="4531" w:type="dxa"/>
+          </w:tcPr>
+          <w:p>
+            <w:pPr>
+              <w:pStyle w:val="NormalWeb"/>
+              <w:rPr>
+                <w:color w:val="000000"/>
+                <w:sz w:val="27"/>
+                <w:szCs w:val="27"/>
+              </w:rPr>
+            </w:pPr>
+            <w:r>
+              <w:rPr>
+                <w:color w:val="000000"/>
+                <w:sz w:val="27"/>
+                <w:szCs w:val="27"/>
+              </w:rPr>
+              <w:t>Nume</w:t>
+            </w:r>
+          </w:p>
+        </w:tc>
+        <w:tc>
+          <w:tcPr>
+            <w:tcW w:w="4395" w:type="dxa"/>
+          </w:tcPr>
+          <w:p>
+            <w:pPr>
+              <w:pStyle w:val="NormalWeb"/>
+              <w:rPr>
+                <w:color w:val="000000"/>
+                <w:sz w:val="27"/>
+                <w:szCs w:val="27"/>
+              </w:rPr>
+            </w:pPr>
+            <w:r>
+              <w:rPr>
+                <w:rFonts w:ascii="-webkit-standard" w:hAnsi="-webkit-standard"/>
+                <w:color w:val="000000"/>
+                <w:sz w:val="27"/>
+                <w:szCs w:val="27"/>
+              </w:rPr>
+              <w:t>Vizualizare BUG-uri în funcție de cine le-a rezolvat</w:t>
+            </w:r>
+          </w:p>
+        </w:tc>
+      </w:tr>
+      <w:tr>
+        <w:tc>
+          <w:tcPr>
+            <w:tcW w:w="4531" w:type="dxa"/>
+          </w:tcPr>
+          <w:p>
+            <w:pPr>
+              <w:pStyle w:val="NormalWeb"/>
+              <w:rPr>
+                <w:color w:val="000000"/>
+                <w:sz w:val="27"/>
+                <w:szCs w:val="27"/>
+              </w:rPr>
+            </w:pPr>
+            <w:r>
+              <w:rPr>
+                <w:color w:val="000000"/>
+                <w:sz w:val="27"/>
+                <w:szCs w:val="27"/>
+              </w:rPr>
+              <w:t>Actor principal</w:t>
+            </w:r>
+          </w:p>
+        </w:tc>
+        <w:tc>
+          <w:tcPr>
+            <w:tcW w:w="4395" w:type="dxa"/>
+          </w:tcPr>
+          <w:p>
+            <w:pPr>
+              <w:pStyle w:val="NormalWeb"/>
+              <w:rPr>
+                <w:color w:val="000000"/>
+                <w:sz w:val="27"/>
+                <w:szCs w:val="27"/>
+              </w:rPr>
+            </w:pPr>
+            <w:r>
+              <w:rPr>
+                <w:color w:val="000000"/>
+                <w:sz w:val="27"/>
+                <w:szCs w:val="27"/>
+              </w:rPr>
+              <w:t>Tester/Programator</w:t>
+            </w:r>
+          </w:p>
+        </w:tc>
+      </w:tr>
+      <w:tr>
+        <w:tc>
+          <w:tcPr>
+            <w:tcW w:w="4531" w:type="dxa"/>
+          </w:tcPr>
+          <w:p>
+            <w:pPr>
+              <w:pStyle w:val="NormalWeb"/>
+              <w:rPr>
+                <w:color w:val="000000"/>
+                <w:sz w:val="27"/>
+                <w:szCs w:val="27"/>
+              </w:rPr>
+            </w:pPr>
+            <w:r>
+              <w:rPr>
+                <w:color w:val="000000"/>
+                <w:sz w:val="27"/>
+                <w:szCs w:val="27"/>
+              </w:rPr>
+              <w:t>Actor secundar</w:t>
+            </w:r>
+          </w:p>
+        </w:tc>
+        <w:tc>
+          <w:tcPr>
+            <w:tcW w:w="4395" w:type="dxa"/>
+          </w:tcPr>
+          <w:p>
+            <w:pPr>
+              <w:pStyle w:val="NormalWeb"/>
+              <w:rPr>
+                <w:color w:val="000000"/>
+                <w:sz w:val="27"/>
+                <w:szCs w:val="27"/>
+              </w:rPr>
+            </w:pPr>
+            <w:r>
+              <w:rPr>
+                <w:color w:val="000000"/>
+                <w:sz w:val="27"/>
+                <w:szCs w:val="27"/>
+              </w:rPr>
+              <w:t>-</w:t>
+            </w:r>
+          </w:p>
+        </w:tc>
+      </w:tr>
+      <w:tr>
+        <w:tc>
+          <w:tcPr>
+            <w:tcW w:w="4531" w:type="dxa"/>
+          </w:tcPr>
+          <w:p>
+            <w:pPr>
+              <w:pStyle w:val="NormalWeb"/>
+              <w:rPr>
+                <w:color w:val="000000"/>
+                <w:sz w:val="27"/>
+                <w:szCs w:val="27"/>
+              </w:rPr>
+            </w:pPr>
+            <w:r>
+              <w:rPr>
+                <w:color w:val="000000"/>
+                <w:sz w:val="27"/>
+                <w:szCs w:val="27"/>
+              </w:rPr>
+              <w:t>Descriere</w:t>
+            </w:r>
+          </w:p>
+        </w:tc>
+        <w:tc>
+          <w:tcPr>
+            <w:tcW w:w="4395" w:type="dxa"/>
+          </w:tcPr>
+          <w:p>
+            <w:pPr>
+              <w:pStyle w:val="NormalWeb"/>
+              <w:rPr>
+                <w:color w:val="000000"/>
+                <w:sz w:val="27"/>
+                <w:szCs w:val="27"/>
+              </w:rPr>
+            </w:pPr>
+            <w:r>
+              <w:rPr>
+                <w:rFonts w:ascii="-webkit-standard" w:hAnsi="-webkit-standard"/>
+                <w:color w:val="000000"/>
+                <w:sz w:val="27"/>
+                <w:szCs w:val="27"/>
+              </w:rPr>
+              <w:t>Utilizatorul poate filtra lista de bug-uri pentru a vedea care bug-uri au fost rezolvate de un anumit programator.</w:t>
+            </w:r>
+          </w:p>
+        </w:tc>
+      </w:tr>
+      <w:tr>
+        <w:tc>
+          <w:tcPr>
+            <w:tcW w:w="4531" w:type="dxa"/>
+          </w:tcPr>
+          <w:p>
+            <w:pPr>
+              <w:pStyle w:val="NormalWeb"/>
+              <w:rPr>
+                <w:color w:val="000000"/>
+                <w:sz w:val="27"/>
+                <w:szCs w:val="27"/>
+              </w:rPr>
+            </w:pPr>
+            <w:r>
+              <w:rPr>
+                <w:color w:val="000000"/>
+                <w:sz w:val="27"/>
+                <w:szCs w:val="27"/>
+              </w:rPr>
+              <w:t>Declansare</w:t>
+            </w:r>
+          </w:p>
+        </w:tc>
+        <w:tc>
+          <w:tcPr>
+            <w:tcW w:w="4395" w:type="dxa"/>
+          </w:tcPr>
+          <w:p>
+            <w:pPr>
+              <w:pStyle w:val="NormalWeb"/>
+              <w:rPr>
+                <w:rFonts w:ascii="-webkit-standard" w:hAnsi="-webkit-standard"/>
+                <w:color w:val="000000"/>
+                <w:sz w:val="27"/>
+                <w:szCs w:val="27"/>
+              </w:rPr>
+            </w:pPr>
+            <w:r>
+              <w:rPr>
+                <w:rFonts w:ascii="-webkit-standard" w:hAnsi="-webkit-standard"/>
+                <w:color w:val="000000"/>
+                <w:sz w:val="27"/>
+                <w:szCs w:val="27"/>
+              </w:rPr>
+              <w:t>Utilizatorul dorește să afle cine a rezolvat anumite bug-uri sau ce bug-uri a rezolvat un anumit coleg.</w:t>
+            </w:r>
+          </w:p>
+        </w:tc>
+      </w:tr>
+      <w:tr>
+        <w:tc>
+          <w:tcPr>
+            <w:tcW w:w="4531" w:type="dxa"/>
+          </w:tcPr>
+          <w:p>
+            <w:pPr>
+              <w:pStyle w:val="NormalWeb"/>
+              <w:rPr>
+                <w:color w:val="000000"/>
+                <w:sz w:val="27"/>
+                <w:szCs w:val="27"/>
+              </w:rPr>
+            </w:pPr>
+            <w:r>
+              <w:rPr>
+                <w:color w:val="000000"/>
+                <w:sz w:val="27"/>
+                <w:szCs w:val="27"/>
+              </w:rPr>
+              <w:t>Preconditii</w:t>
+            </w:r>
+          </w:p>
+        </w:tc>
+        <w:tc>
+          <w:tcPr>
+            <w:tcW w:w="4395" w:type="dxa"/>
+          </w:tcPr>
+          <w:p>
+            <w:pPr>
+              <w:pStyle w:val="NormalWeb"/>
+              <w:ind w:left="720"/>
+              <w:rPr>
+                <w:color w:val="000000"/>
+                <w:sz w:val="27"/>
+                <w:szCs w:val="27"/>
+              </w:rPr>
+            </w:pPr>
+            <w:r>
+              <w:rPr>
+                <w:rFonts w:ascii="-webkit-standard" w:hAnsi="-webkit-standard"/>
+                <w:color w:val="000000"/>
+                <w:sz w:val="27"/>
+                <w:szCs w:val="27"/>
+              </w:rPr>
+              <w:t>1. Utilizatorul este logat în sistem.</w:t>
+            </w:r>
+            <w:r>
+              <w:rPr>
+                <w:color w:val="000000"/>
+              </w:rPr>
+              <w:br/>
+            </w:r>
+            <w:r>
+              <w:rPr>
+                <w:rFonts w:ascii="-webkit-standard" w:hAnsi="-webkit-standard"/>
+                <w:color w:val="000000"/>
+                <w:sz w:val="27"/>
+                <w:szCs w:val="27"/>
+              </w:rPr>
+              <w:t>2. Există bug-uri marcate ca „rezolvate”.</w:t>
+            </w:r>
+          </w:p>
+        </w:tc>
+      </w:tr>
+      <w:tr>
+        <w:tc>
+          <w:tcPr>
+            <w:tcW w:w="4531" w:type="dxa"/>
+          </w:tcPr>
+          <w:p>
+            <w:pPr>
+              <w:pStyle w:val="NormalWeb"/>
+              <w:rPr>
+                <w:color w:val="000000"/>
+                <w:sz w:val="27"/>
+                <w:szCs w:val="27"/>
+              </w:rPr>
+            </w:pPr>
+            <w:r>
+              <w:rPr>
+                <w:color w:val="000000"/>
+                <w:sz w:val="27"/>
+                <w:szCs w:val="27"/>
+              </w:rPr>
+              <w:t>Postconditii</w:t>
+            </w:r>
+          </w:p>
+        </w:tc>
+        <w:tc>
+          <w:tcPr>
+            <w:tcW w:w="4395" w:type="dxa"/>
+          </w:tcPr>
+          <w:p>
+            <w:pPr>
+              <w:pStyle w:val="NormalWeb"/>
+              <w:rPr>
+                <w:color w:val="000000"/>
+                <w:sz w:val="27"/>
+                <w:szCs w:val="27"/>
+              </w:rPr>
+            </w:pPr>
+            <w:r>
+              <w:rPr>
+                <w:rFonts w:ascii="-webkit-standard" w:hAnsi="-webkit-standard"/>
+                <w:color w:val="000000"/>
+                <w:sz w:val="27"/>
+                <w:szCs w:val="27"/>
+              </w:rPr>
+              <w:t>Se afișează lista de bug-uri filtrată după rezolvator (programator).</w:t>
+            </w:r>
+          </w:p>
+        </w:tc>
+      </w:tr>
+      <w:tr>
+        <w:tc>
+          <w:tcPr>
+            <w:tcW w:w="4531" w:type="dxa"/>
+          </w:tcPr>
+          <w:p>
+            <w:pPr>
+              <w:pStyle w:val="NormalWeb"/>
+              <w:rPr>
+                <w:color w:val="000000"/>
+                <w:sz w:val="27"/>
+                <w:szCs w:val="27"/>
+              </w:rPr>
+            </w:pPr>
+            <w:r>
+              <w:rPr>
+                <w:color w:val="000000"/>
+                <w:sz w:val="27"/>
+                <w:szCs w:val="27"/>
+              </w:rPr>
+              <w:t>Flux normal de evenimente</w:t>
+            </w:r>
+          </w:p>
+        </w:tc>
+        <w:tc>
+          <w:tcPr>
+            <w:tcW w:w="4395" w:type="dxa"/>
+          </w:tcPr>
+          <w:p>
+            <w:pPr>
+              <w:pStyle w:val="NormalWeb"/>
+              <w:ind w:left="720"/>
+              <w:rPr>
+                <w:color w:val="000000"/>
+                <w:sz w:val="27"/>
+                <w:szCs w:val="27"/>
+              </w:rPr>
+            </w:pPr>
+            <w:r>
+              <w:rPr>
+                <w:rFonts w:ascii="-webkit-standard" w:hAnsi="-webkit-standard"/>
+                <w:color w:val="000000"/>
+                <w:sz w:val="27"/>
+                <w:szCs w:val="27"/>
+              </w:rPr>
+              <w:t>1. Utilizatorul accesează secțiunea „Vizualizare BUG-uri”.</w:t>
+            </w:r>
+            <w:r>
+              <w:rPr>
+                <w:color w:val="000000"/>
+              </w:rPr>
+              <w:br/>
+            </w:r>
+            <w:r>
+              <w:rPr>
+                <w:rFonts w:ascii="-webkit-standard" w:hAnsi="-webkit-standard"/>
+                <w:color w:val="000000"/>
+                <w:sz w:val="27"/>
+                <w:szCs w:val="27"/>
+              </w:rPr>
+              <w:t>2. Selectează filtrul „Rezolvat de: [nume programator]”.</w:t>
+            </w:r>
+            <w:r>
+              <w:rPr>
+                <w:color w:val="000000"/>
+              </w:rPr>
+              <w:br/>
+            </w:r>
+            <w:r>
+              <w:rPr>
+                <w:rFonts w:ascii="-webkit-standard" w:hAnsi="-webkit-standard"/>
+                <w:color w:val="000000"/>
+                <w:sz w:val="27"/>
+                <w:szCs w:val="27"/>
+              </w:rPr>
+              <w:t>3. Sistemul afișează lista cu bug-urile rezolvate de acel utilizator.</w:t>
+            </w:r>
+          </w:p>
+        </w:tc>
+      </w:tr>
+      <w:tr>
+        <w:trPr>
+          <w:trHeight w:val="692"/>
+        </w:trPr>
+        <w:tc>
+          <w:tcPr>
+            <w:tcW w:w="4531" w:type="dxa"/>
+          </w:tcPr>
+          <w:p>
+            <w:pPr>
+              <w:pStyle w:val="NormalWeb"/>
+              <w:rPr>
+                <w:color w:val="000000"/>
+                <w:sz w:val="27"/>
+                <w:szCs w:val="27"/>
+              </w:rPr>
+            </w:pPr>
+            <w:r>
+              <w:rPr>
+                <w:color w:val="000000"/>
+                <w:sz w:val="27"/>
+                <w:szCs w:val="27"/>
+              </w:rPr>
+              <w:t>Flux alternativ</w:t>
+            </w:r>
+          </w:p>
+        </w:tc>
+        <w:tc>
+          <w:tcPr>
+            <w:tcW w:w="4395" w:type="dxa"/>
+          </w:tcPr>
+          <w:p>
+            <w:pPr>
+              <w:spacing w:before="100" w:beforeAutospacing="1" w:after="100" w:afterAutospacing="1"/>
+              <w:ind w:left="720"/>
+              <w:rPr>
+                <w:color w:val="000000"/>
+                <w:sz w:val="27"/>
+                <w:szCs w:val="27"/>
+              </w:rPr>
+            </w:pPr>
+            <w:r>
+              <w:rPr>
+                <w:rFonts w:ascii="-webkit-standard" w:hAnsi="-webkit-standard"/>
+                <w:color w:val="000000"/>
+                <w:sz w:val="27"/>
+                <w:szCs w:val="27"/>
+              </w:rPr>
+              <w:t>1. Utilizatorul selectează opțiunea „Toți programatorii”.</w:t>
+            </w:r>
+            <w:r>
+              <w:rPr>
+                <w:color w:val="000000"/>
+              </w:rPr>
+              <w:br/>
+            </w:r>
+            <w:r>
+              <w:rPr>
+                <w:rFonts w:ascii="-webkit-standard" w:hAnsi="-webkit-standard"/>
+                <w:color w:val="000000"/>
+                <w:sz w:val="27"/>
+                <w:szCs w:val="27"/>
+              </w:rPr>
+              <w:t>2. Sistemul afișează toate bug-urile rezolvate, grupate după cine le-a rezolvat.</w:t>
+            </w:r>
+          </w:p>
+        </w:tc>
+      </w:tr>
+      <w:tr>
+        <w:trPr>
+          <w:trHeight w:val="5899"/>
+        </w:trPr>
+        <w:tc>
+          <w:tcPr>
+            <w:tcW w:w="4531" w:type="dxa"/>
+          </w:tcPr>
+          <w:p>
+            <w:pPr>
+              <w:pStyle w:val="NormalWeb"/>
+              <w:rPr>
+                <w:color w:val="000000"/>
+                <w:sz w:val="27"/>
+                <w:szCs w:val="27"/>
+              </w:rPr>
+            </w:pPr>
+            <w:r>
+              <w:rPr>
+                <w:color w:val="000000"/>
+                <w:sz w:val="27"/>
+                <w:szCs w:val="27"/>
+              </w:rPr>
+              <w:lastRenderedPageBreak/>
+              <w:t>Exceptii</w:t>
+            </w:r>
+          </w:p>
+        </w:tc>
+        <w:tc>
+          <w:tcPr>
+            <w:tcW w:w="4395" w:type="dxa"/>
+          </w:tcPr>
+          <w:p>
+            <w:pPr>
+              <w:spacing w:before="100" w:beforeAutospacing="1" w:after="100" w:afterAutospacing="1"/>
+              <w:ind w:left="720"/>
+              <w:rPr>
+                <w:color w:val="000000"/>
+                <w:sz w:val="27"/>
+                <w:szCs w:val="27"/>
+              </w:rPr>
+            </w:pPr>
+            <w:r>
+              <w:rPr>
+                <w:rStyle w:val="Strong"/>
+                <w:rFonts w:eastAsiaTheme="majorEastAsia"/>
+                <w:color w:val="000000"/>
+              </w:rPr>
+              <w:t>Eroare 1:</w:t>
+            </w:r>
+            <w:r>
+              <w:rPr>
+                <w:rStyle w:val="apple-converted-space"/>
+                <w:rFonts w:ascii="-webkit-standard" w:eastAsiaTheme="majorEastAsia" w:hAnsi="-webkit-standard"/>
+                <w:color w:val="000000"/>
+                <w:sz w:val="27"/>
+                <w:szCs w:val="27"/>
+              </w:rPr>
+              <w:t> </w:t>
+            </w:r>
+            <w:r>
+              <w:rPr>
+                <w:rFonts w:ascii="-webkit-standard" w:hAnsi="-webkit-standard"/>
+                <w:color w:val="000000"/>
+                <w:sz w:val="27"/>
+                <w:szCs w:val="27"/>
+              </w:rPr>
+              <w:t>Nu există bug-uri rezolvate de acel utilizator.</w:t>
+            </w:r>
+            <w:r>
+              <w:rPr>
+                <w:color w:val="000000"/>
+              </w:rPr>
+              <w:br/>
+            </w:r>
+            <w:r>
+              <w:rPr>
+                <w:rFonts w:ascii="-webkit-standard" w:hAnsi="-webkit-standard"/>
+                <w:color w:val="000000"/>
+                <w:sz w:val="27"/>
+                <w:szCs w:val="27"/>
+              </w:rPr>
+              <w:t>→ Sistemul afișează mesajul: „Acest utilizator nu a rezolvat niciun bug.”</w:t>
+            </w:r>
+            <w:r>
+              <w:rPr>
+                <w:color w:val="000000"/>
+              </w:rPr>
+              <w:br/>
+            </w:r>
+            <w:r>
+              <w:rPr>
+                <w:color w:val="000000"/>
+              </w:rPr>
+              <w:br/>
+            </w:r>
+            <w:r>
+              <w:rPr>
+                <w:rStyle w:val="Strong"/>
+                <w:rFonts w:eastAsiaTheme="majorEastAsia"/>
+                <w:color w:val="000000"/>
+              </w:rPr>
+              <w:t>Eroare 2:</w:t>
+            </w:r>
+            <w:r>
+              <w:rPr>
+                <w:rStyle w:val="apple-converted-space"/>
+                <w:rFonts w:ascii="-webkit-standard" w:eastAsiaTheme="majorEastAsia" w:hAnsi="-webkit-standard"/>
+                <w:color w:val="000000"/>
+                <w:sz w:val="27"/>
+                <w:szCs w:val="27"/>
+              </w:rPr>
+              <w:t> </w:t>
+            </w:r>
+            <w:r>
+              <w:rPr>
+                <w:rFonts w:ascii="-webkit-standard" w:hAnsi="-webkit-standard"/>
+                <w:color w:val="000000"/>
+                <w:sz w:val="27"/>
+                <w:szCs w:val="27"/>
+              </w:rPr>
+              <w:t>Sistemul nu poate încărca datele.</w:t>
+            </w:r>
+            <w:r>
+              <w:rPr>
+                <w:color w:val="000000"/>
+              </w:rPr>
+              <w:br/>
+            </w:r>
+            <w:r>
+              <w:rPr>
+                <w:rFonts w:ascii="-webkit-standard" w:hAnsi="-webkit-standard"/>
+                <w:color w:val="000000"/>
+                <w:sz w:val="27"/>
+                <w:szCs w:val="27"/>
+              </w:rPr>
+              <w:t>→ Se afișează mesajul: „Eroare la încărcarea bug-urilor. Încercați din nou.”</w:t>
+            </w:r>
+          </w:p>
+        </w:tc>
+      </w:tr>
+    </w:tbl>
+    <w:p>
+      <w:pPr>
+        <w:tabs>
+          <w:tab w:val="left" w:pos="3480"/>
+        </w:tabs>
+        <w:rPr>
+          <w:lang w:eastAsia="ro-RO"/>
+        </w:rPr>
+      </w:pPr>
+    </w:p>
+    <w:p>
+      <w:pPr>
+        <w:tabs>
+          <w:tab w:val="left" w:pos="3480"/>
+        </w:tabs>
+        <w:rPr>
+          <w:lang w:eastAsia="ro-RO"/>
+        </w:rPr>
+      </w:pPr>
+    </w:p>
+    <w:p>
+      <w:pPr>
+        <w:tabs>
+          <w:tab w:val="left" w:pos="3480"/>
+        </w:tabs>
+        <w:rPr>
+          <w:lang w:eastAsia="ro-RO"/>
+        </w:rPr>
+      </w:pPr>
+      <w:r>
+        <w:rPr>
+          <w:lang w:eastAsia="ro-RO"/>
+        </w:rPr>
+        <w:t xml:space="preserve">10 ) Istoric modificare BUG-uri </w:t>
+      </w:r>
+    </w:p>
+    <w:tbl>
+      <w:tblPr>
+        <w:tblStyle w:val="TableGrid"/>
+        <w:tblW w:w="8926" w:type="dxa"/>
+        <w:tblLook w:val="04A0" w:firstRow="1" w:lastRow="0" w:firstColumn="1" w:lastColumn="0" w:noHBand="0" w:noVBand="1"/>
+      </w:tblPr>
+      <w:tblGrid>
+        <w:gridCol w:w="4531"/>
+        <w:gridCol w:w="4395"/>
+      </w:tblGrid>
+      <w:tr>
+        <w:tc>
+          <w:tcPr>
+            <w:tcW w:w="4531" w:type="dxa"/>
+          </w:tcPr>
+          <w:p>
+            <w:pPr>
+              <w:pStyle w:val="NormalWeb"/>
+              <w:rPr>
+                <w:color w:val="000000"/>
+                <w:sz w:val="27"/>
+                <w:szCs w:val="27"/>
+              </w:rPr>
+            </w:pPr>
+            <w:r>
+              <w:rPr>
+                <w:color w:val="000000"/>
+                <w:sz w:val="27"/>
+                <w:szCs w:val="27"/>
+              </w:rPr>
+              <w:t>Nume</w:t>
+            </w:r>
+          </w:p>
+        </w:tc>
+        <w:tc>
+          <w:tcPr>
+            <w:tcW w:w="4395" w:type="dxa"/>
+          </w:tcPr>
+          <w:p>
+            <w:pPr>
+              <w:pStyle w:val="NormalWeb"/>
+              <w:rPr>
+                <w:color w:val="000000"/>
+                <w:sz w:val="27"/>
+                <w:szCs w:val="27"/>
+              </w:rPr>
+            </w:pPr>
+            <w:r>
+              <w:rPr>
+                <w:rFonts w:ascii="-webkit-standard" w:hAnsi="-webkit-standard"/>
+                <w:color w:val="000000"/>
+                <w:sz w:val="27"/>
+                <w:szCs w:val="27"/>
+              </w:rPr>
+              <w:t>Istoric modificări BUG-uri</w:t>
+            </w:r>
+          </w:p>
+        </w:tc>
+      </w:tr>
+      <w:tr>
+        <w:tc>
+          <w:tcPr>
+            <w:tcW w:w="4531" w:type="dxa"/>
+          </w:tcPr>
+          <w:p>
+            <w:pPr>
+              <w:pStyle w:val="NormalWeb"/>
+              <w:rPr>
+                <w:color w:val="000000"/>
+                <w:sz w:val="27"/>
+                <w:szCs w:val="27"/>
+              </w:rPr>
+            </w:pPr>
+            <w:r>
+              <w:rPr>
+                <w:color w:val="000000"/>
+                <w:sz w:val="27"/>
+                <w:szCs w:val="27"/>
+              </w:rPr>
+              <w:t>Actor principal</w:t>
+            </w:r>
+          </w:p>
+        </w:tc>
+        <w:tc>
+          <w:tcPr>
+            <w:tcW w:w="4395" w:type="dxa"/>
+          </w:tcPr>
+          <w:p>
+            <w:pPr>
+              <w:pStyle w:val="NormalWeb"/>
+              <w:rPr>
+                <w:color w:val="000000"/>
+                <w:sz w:val="27"/>
+                <w:szCs w:val="27"/>
+              </w:rPr>
+            </w:pPr>
+            <w:r>
+              <w:rPr>
+                <w:color w:val="000000"/>
+                <w:sz w:val="27"/>
+                <w:szCs w:val="27"/>
+              </w:rPr>
+              <w:t>Tester/Programator</w:t>
+            </w:r>
+          </w:p>
+        </w:tc>
+      </w:tr>
+      <w:tr>
+        <w:tc>
+          <w:tcPr>
+            <w:tcW w:w="4531" w:type="dxa"/>
+          </w:tcPr>
+          <w:p>
+            <w:pPr>
+              <w:pStyle w:val="NormalWeb"/>
+              <w:rPr>
+                <w:color w:val="000000"/>
+                <w:sz w:val="27"/>
+                <w:szCs w:val="27"/>
+              </w:rPr>
+            </w:pPr>
+            <w:r>
+              <w:rPr>
+                <w:color w:val="000000"/>
+                <w:sz w:val="27"/>
+                <w:szCs w:val="27"/>
+              </w:rPr>
+              <w:t>Actor secundar</w:t>
+            </w:r>
+          </w:p>
+        </w:tc>
+        <w:tc>
+          <w:tcPr>
+            <w:tcW w:w="4395" w:type="dxa"/>
+          </w:tcPr>
+          <w:p>
+            <w:pPr>
+              <w:pStyle w:val="NormalWeb"/>
+              <w:rPr>
+                <w:color w:val="000000"/>
+                <w:sz w:val="27"/>
+                <w:szCs w:val="27"/>
+              </w:rPr>
+            </w:pPr>
+            <w:r>
+              <w:rPr>
+                <w:color w:val="000000"/>
+                <w:sz w:val="27"/>
+                <w:szCs w:val="27"/>
+              </w:rPr>
+              <w:t>-</w:t>
+            </w:r>
+          </w:p>
+        </w:tc>
+      </w:tr>
+      <w:tr>
+        <w:tc>
+          <w:tcPr>
+            <w:tcW w:w="4531" w:type="dxa"/>
+          </w:tcPr>
+          <w:p>
+            <w:pPr>
+              <w:pStyle w:val="NormalWeb"/>
+              <w:rPr>
+                <w:color w:val="000000"/>
+                <w:sz w:val="27"/>
+                <w:szCs w:val="27"/>
+              </w:rPr>
+            </w:pPr>
+            <w:r>
+              <w:rPr>
+                <w:color w:val="000000"/>
+                <w:sz w:val="27"/>
+                <w:szCs w:val="27"/>
+              </w:rPr>
+              <w:t>Descriere</w:t>
+            </w:r>
+          </w:p>
+        </w:tc>
+        <w:tc>
+          <w:tcPr>
+            <w:tcW w:w="4395" w:type="dxa"/>
+          </w:tcPr>
+          <w:p>
+            <w:pPr>
+              <w:pStyle w:val="NormalWeb"/>
+              <w:rPr>
+                <w:color w:val="000000"/>
+                <w:sz w:val="27"/>
+                <w:szCs w:val="27"/>
+              </w:rPr>
+            </w:pPr>
+            <w:r>
+              <w:rPr>
+                <w:rFonts w:ascii="-webkit-standard" w:hAnsi="-webkit-standard"/>
+                <w:color w:val="000000"/>
+                <w:sz w:val="27"/>
+                <w:szCs w:val="27"/>
+              </w:rPr>
+              <w:t>Utilizatorul poate vizualiza istoricul modificărilor efectuate asupra unui bug: cine l-a creat, cine l-a editat, cine l-a rezolvat și când.</w:t>
+            </w:r>
+          </w:p>
+        </w:tc>
+      </w:tr>
+      <w:tr>
+        <w:tc>
+          <w:tcPr>
+            <w:tcW w:w="4531" w:type="dxa"/>
+          </w:tcPr>
+          <w:p>
+            <w:pPr>
+              <w:pStyle w:val="NormalWeb"/>
+              <w:rPr>
+                <w:color w:val="000000"/>
+                <w:sz w:val="27"/>
+                <w:szCs w:val="27"/>
+              </w:rPr>
+            </w:pPr>
+            <w:r>
+              <w:rPr>
+                <w:color w:val="000000"/>
+                <w:sz w:val="27"/>
+                <w:szCs w:val="27"/>
+              </w:rPr>
+              <w:t>Declansare</w:t>
+            </w:r>
+          </w:p>
+        </w:tc>
+        <w:tc>
+          <w:tcPr>
+            <w:tcW w:w="4395" w:type="dxa"/>
+          </w:tcPr>
+          <w:p>
+            <w:pPr>
+              <w:pStyle w:val="NormalWeb"/>
+              <w:rPr>
+                <w:rFonts w:ascii="-webkit-standard" w:hAnsi="-webkit-standard"/>
+                <w:color w:val="000000"/>
+                <w:sz w:val="27"/>
+                <w:szCs w:val="27"/>
+              </w:rPr>
+            </w:pPr>
+            <w:r>
+              <w:rPr>
+                <w:rFonts w:ascii="-webkit-standard" w:hAnsi="-webkit-standard"/>
+                <w:color w:val="000000"/>
+                <w:sz w:val="27"/>
+                <w:szCs w:val="27"/>
+              </w:rPr>
+              <w:t>Utilizatorul dorește să vadă detalii despre evoluția unui bug în sistem.</w:t>
+            </w:r>
+          </w:p>
+        </w:tc>
+      </w:tr>
+      <w:tr>
+        <w:tc>
+          <w:tcPr>
+            <w:tcW w:w="4531" w:type="dxa"/>
+          </w:tcPr>
+          <w:p>
+            <w:pPr>
+              <w:pStyle w:val="NormalWeb"/>
+              <w:rPr>
+                <w:color w:val="000000"/>
+                <w:sz w:val="27"/>
+                <w:szCs w:val="27"/>
+              </w:rPr>
+            </w:pPr>
+            <w:r>
+              <w:rPr>
+                <w:color w:val="000000"/>
+                <w:sz w:val="27"/>
+                <w:szCs w:val="27"/>
+              </w:rPr>
+              <w:t>Preconditii</w:t>
+            </w:r>
+          </w:p>
+        </w:tc>
+        <w:tc>
+          <w:tcPr>
+            <w:tcW w:w="4395" w:type="dxa"/>
+          </w:tcPr>
+          <w:p>
+            <w:pPr>
+              <w:pStyle w:val="NormalWeb"/>
+              <w:ind w:left="720"/>
+              <w:rPr>
+                <w:color w:val="000000"/>
+                <w:sz w:val="27"/>
+                <w:szCs w:val="27"/>
+              </w:rPr>
+            </w:pPr>
+            <w:r>
+              <w:rPr>
+                <w:rFonts w:ascii="-webkit-standard" w:hAnsi="-webkit-standard"/>
+                <w:color w:val="000000"/>
+                <w:sz w:val="27"/>
+                <w:szCs w:val="27"/>
+              </w:rPr>
+              <w:t>1. Utilizatorul este logat în sistem.</w:t>
+            </w:r>
+            <w:r>
+              <w:rPr>
+                <w:color w:val="000000"/>
+              </w:rPr>
+              <w:br/>
+            </w:r>
+            <w:r>
+              <w:rPr>
+                <w:rFonts w:ascii="-webkit-standard" w:hAnsi="-webkit-standard"/>
+                <w:color w:val="000000"/>
+                <w:sz w:val="27"/>
+                <w:szCs w:val="27"/>
+              </w:rPr>
+              <w:t>2. Există cel puțin un bug în sistem.</w:t>
+            </w:r>
+          </w:p>
+        </w:tc>
+      </w:tr>
+      <w:tr>
+        <w:tc>
+          <w:tcPr>
+            <w:tcW w:w="4531" w:type="dxa"/>
+          </w:tcPr>
+          <w:p>
+            <w:pPr>
+              <w:pStyle w:val="NormalWeb"/>
+              <w:rPr>
+                <w:color w:val="000000"/>
+                <w:sz w:val="27"/>
+                <w:szCs w:val="27"/>
+              </w:rPr>
+            </w:pPr>
+            <w:r>
+              <w:rPr>
+                <w:color w:val="000000"/>
+                <w:sz w:val="27"/>
+                <w:szCs w:val="27"/>
+              </w:rPr>
+              <w:t>Postconditii</w:t>
+            </w:r>
+          </w:p>
+        </w:tc>
+        <w:tc>
+          <w:tcPr>
+            <w:tcW w:w="4395" w:type="dxa"/>
+          </w:tcPr>
+          <w:p>
+            <w:pPr>
+              <w:pStyle w:val="NormalWeb"/>
+              <w:rPr>
+                <w:color w:val="000000"/>
+                <w:sz w:val="27"/>
+                <w:szCs w:val="27"/>
+              </w:rPr>
+            </w:pPr>
+            <w:r>
+              <w:rPr>
+                <w:rFonts w:ascii="-webkit-standard" w:hAnsi="-webkit-standard"/>
+                <w:color w:val="000000"/>
+                <w:sz w:val="27"/>
+                <w:szCs w:val="27"/>
+              </w:rPr>
+              <w:t>Se afișează un istoric detaliat al modificărilor pentru bug-ul selectat.</w:t>
+            </w:r>
+          </w:p>
+        </w:tc>
+      </w:tr>
+      <w:tr>
+        <w:tc>
+          <w:tcPr>
+            <w:tcW w:w="4531" w:type="dxa"/>
+          </w:tcPr>
+          <w:p>
+            <w:pPr>
+              <w:pStyle w:val="NormalWeb"/>
+              <w:rPr>
+                <w:color w:val="000000"/>
+                <w:sz w:val="27"/>
+                <w:szCs w:val="27"/>
+              </w:rPr>
+            </w:pPr>
+            <w:r>
+              <w:rPr>
+                <w:color w:val="000000"/>
+                <w:sz w:val="27"/>
+                <w:szCs w:val="27"/>
+              </w:rPr>
+              <w:t>Flux normal de evenimente</w:t>
+            </w:r>
+          </w:p>
+        </w:tc>
+        <w:tc>
+          <w:tcPr>
+            <w:tcW w:w="4395" w:type="dxa"/>
+          </w:tcPr>
+          <w:p>
+            <w:pPr>
+              <w:pStyle w:val="NormalWeb"/>
+              <w:ind w:left="720"/>
+              <w:rPr>
+                <w:color w:val="000000"/>
+                <w:sz w:val="27"/>
+                <w:szCs w:val="27"/>
+              </w:rPr>
+            </w:pPr>
+            <w:r>
+              <w:rPr>
+                <w:rFonts w:ascii="-webkit-standard" w:hAnsi="-webkit-standard"/>
+                <w:color w:val="000000"/>
+                <w:sz w:val="27"/>
+                <w:szCs w:val="27"/>
+              </w:rPr>
+              <w:t>1. Utilizatorul accesează secțiunea „Vizualizare BUG-uri”.</w:t>
+            </w:r>
+            <w:r>
+              <w:rPr>
+                <w:color w:val="000000"/>
+              </w:rPr>
+              <w:br/>
+            </w:r>
+            <w:r>
+              <w:rPr>
+                <w:rFonts w:ascii="-webkit-standard" w:hAnsi="-webkit-standard"/>
+                <w:color w:val="000000"/>
+                <w:sz w:val="27"/>
+                <w:szCs w:val="27"/>
+              </w:rPr>
+              <w:t>2. Selectează un bug din listă.</w:t>
+            </w:r>
+            <w:r>
+              <w:rPr>
+                <w:color w:val="000000"/>
+              </w:rPr>
+              <w:br/>
+            </w:r>
+            <w:r>
+              <w:rPr>
+                <w:rFonts w:ascii="-webkit-standard" w:hAnsi="-webkit-standard"/>
+                <w:color w:val="000000"/>
+                <w:sz w:val="27"/>
+                <w:szCs w:val="27"/>
+              </w:rPr>
+              <w:t>3. Apasă butonul „Istoric”.</w:t>
+            </w:r>
+            <w:r>
+              <w:rPr>
+                <w:color w:val="000000"/>
+              </w:rPr>
+              <w:br/>
+            </w:r>
+            <w:r>
+              <w:rPr>
+                <w:rFonts w:ascii="-webkit-standard" w:hAnsi="-webkit-standard"/>
+                <w:color w:val="000000"/>
+                <w:sz w:val="27"/>
+                <w:szCs w:val="27"/>
+              </w:rPr>
+              <w:t xml:space="preserve">4. Sistemul afișează toate modificările legate de acel </w:t>
+            </w:r>
+            <w:r>
+              <w:rPr>
+                <w:rFonts w:ascii="-webkit-standard" w:hAnsi="-webkit-standard"/>
+                <w:color w:val="000000"/>
+                <w:sz w:val="27"/>
+                <w:szCs w:val="27"/>
+              </w:rPr>
+              <w:lastRenderedPageBreak/>
+              <w:t>bug (creare, editare, rezolvare) cu utilizatorii și datele implicate.</w:t>
+            </w:r>
+          </w:p>
+        </w:tc>
+      </w:tr>
+      <w:tr>
+        <w:trPr>
+          <w:trHeight w:val="692"/>
+        </w:trPr>
+        <w:tc>
+          <w:tcPr>
+            <w:tcW w:w="4531" w:type="dxa"/>
+          </w:tcPr>
+          <w:p>
+            <w:pPr>
+              <w:pStyle w:val="NormalWeb"/>
+              <w:rPr>
+                <w:color w:val="000000"/>
+                <w:sz w:val="27"/>
+                <w:szCs w:val="27"/>
+              </w:rPr>
+            </w:pPr>
+            <w:r>
+              <w:rPr>
+                <w:color w:val="000000"/>
+                <w:sz w:val="27"/>
+                <w:szCs w:val="27"/>
+              </w:rPr>
+              <w:lastRenderedPageBreak/>
+              <w:t>Flux alternativ</w:t>
+            </w:r>
+          </w:p>
+        </w:tc>
+        <w:tc>
+          <w:tcPr>
+            <w:tcW w:w="4395" w:type="dxa"/>
+          </w:tcPr>
+          <w:p>
+            <w:pPr>
+              <w:spacing w:before="100" w:beforeAutospacing="1" w:after="100" w:afterAutospacing="1"/>
+              <w:ind w:left="720"/>
+              <w:rPr>
+                <w:color w:val="000000"/>
+                <w:sz w:val="27"/>
+                <w:szCs w:val="27"/>
+              </w:rPr>
+            </w:pPr>
+            <w:r>
+              <w:rPr>
+                <w:rFonts w:ascii="-webkit-standard" w:hAnsi="-webkit-standard"/>
+                <w:color w:val="000000"/>
+                <w:sz w:val="27"/>
+                <w:szCs w:val="27"/>
+              </w:rPr>
+              <w:t>1. Utilizatorul selectează mai mulți bug-uri și compară istoricul acestora.</w:t>
+            </w:r>
+            <w:r>
+              <w:rPr>
+                <w:color w:val="000000"/>
+              </w:rPr>
+              <w:br/>
+            </w:r>
+            <w:r>
+              <w:rPr>
+                <w:rFonts w:ascii="-webkit-standard" w:hAnsi="-webkit-standard"/>
+                <w:color w:val="000000"/>
+                <w:sz w:val="27"/>
+                <w:szCs w:val="27"/>
+              </w:rPr>
+              <w:t>2. Sistemul afișează istoricul fiecăruia într-un format comparabil (ex: cronologic).</w:t>
+            </w:r>
+          </w:p>
+        </w:tc>
+      </w:tr>
+      <w:tr>
+        <w:trPr>
+          <w:trHeight w:val="5899"/>
+        </w:trPr>
+        <w:tc>
+          <w:tcPr>
+            <w:tcW w:w="4531" w:type="dxa"/>
+          </w:tcPr>
+          <w:p>
+            <w:pPr>
+              <w:pStyle w:val="NormalWeb"/>
+              <w:rPr>
+                <w:color w:val="000000"/>
+                <w:sz w:val="27"/>
+                <w:szCs w:val="27"/>
+              </w:rPr>
+            </w:pPr>
+            <w:r>
+              <w:rPr>
+                <w:color w:val="000000"/>
+                <w:sz w:val="27"/>
+                <w:szCs w:val="27"/>
+              </w:rPr>
+              <w:t>Exceptii</w:t>
+            </w:r>
+          </w:p>
+        </w:tc>
+        <w:tc>
+          <w:tcPr>
+            <w:tcW w:w="4395" w:type="dxa"/>
+          </w:tcPr>
+          <w:p>
+            <w:pPr>
+              <w:spacing w:before="100" w:beforeAutospacing="1" w:after="100" w:afterAutospacing="1"/>
+              <w:ind w:left="720"/>
+              <w:rPr>
+                <w:color w:val="000000"/>
+                <w:sz w:val="27"/>
+                <w:szCs w:val="27"/>
+              </w:rPr>
+            </w:pPr>
+            <w:r>
+              <w:rPr>
+                <w:rStyle w:val="Strong"/>
+                <w:rFonts w:eastAsiaTheme="majorEastAsia"/>
+                <w:color w:val="000000"/>
+              </w:rPr>
+              <w:t>Eroare 1:</w:t>
+            </w:r>
+            <w:r>
+              <w:rPr>
+                <w:rStyle w:val="apple-converted-space"/>
+                <w:rFonts w:ascii="-webkit-standard" w:eastAsiaTheme="majorEastAsia" w:hAnsi="-webkit-standard"/>
+                <w:color w:val="000000"/>
+                <w:sz w:val="27"/>
+                <w:szCs w:val="27"/>
+              </w:rPr>
+              <w:t> </w:t>
+            </w:r>
+            <w:r>
+              <w:rPr>
+                <w:rFonts w:ascii="-webkit-standard" w:hAnsi="-webkit-standard"/>
+                <w:color w:val="000000"/>
+                <w:sz w:val="27"/>
+                <w:szCs w:val="27"/>
+              </w:rPr>
+              <w:t>Bug-ul selectat nu are modificări înregistrate.</w:t>
+            </w:r>
+            <w:r>
+              <w:rPr>
+                <w:color w:val="000000"/>
+              </w:rPr>
+              <w:br/>
+            </w:r>
+            <w:r>
+              <w:rPr>
+                <w:rFonts w:ascii="-webkit-standard" w:hAnsi="-webkit-standard"/>
+                <w:color w:val="000000"/>
+                <w:sz w:val="27"/>
+                <w:szCs w:val="27"/>
+              </w:rPr>
+              <w:t>→ Sistemul afișează mesajul: „Nu există modificări înregistrate pentru acest bug.”</w:t>
+            </w:r>
+            <w:r>
+              <w:rPr>
+                <w:color w:val="000000"/>
+              </w:rPr>
+              <w:br/>
+            </w:r>
+            <w:r>
+              <w:rPr>
+                <w:color w:val="000000"/>
+              </w:rPr>
+              <w:br/>
+            </w:r>
+            <w:r>
+              <w:rPr>
+                <w:rStyle w:val="Strong"/>
+                <w:rFonts w:eastAsiaTheme="majorEastAsia"/>
+                <w:color w:val="000000"/>
+              </w:rPr>
+              <w:t>Eroare 2:</w:t>
+            </w:r>
+            <w:r>
+              <w:rPr>
+                <w:rStyle w:val="apple-converted-space"/>
+                <w:rFonts w:ascii="-webkit-standard" w:eastAsiaTheme="majorEastAsia" w:hAnsi="-webkit-standard"/>
+                <w:color w:val="000000"/>
+                <w:sz w:val="27"/>
+                <w:szCs w:val="27"/>
+              </w:rPr>
+              <w:t> </w:t>
+            </w:r>
+            <w:r>
+              <w:rPr>
+                <w:rFonts w:ascii="-webkit-standard" w:hAnsi="-webkit-standard"/>
+                <w:color w:val="000000"/>
+                <w:sz w:val="27"/>
+                <w:szCs w:val="27"/>
+              </w:rPr>
+              <w:t>Eroare la încărcarea istoricului.</w:t>
+            </w:r>
+            <w:r>
+              <w:rPr>
+                <w:color w:val="000000"/>
+              </w:rPr>
+              <w:br/>
+            </w:r>
+            <w:r>
+              <w:rPr>
+                <w:rFonts w:ascii="-webkit-standard" w:hAnsi="-webkit-standard"/>
+                <w:color w:val="000000"/>
+                <w:sz w:val="27"/>
+                <w:szCs w:val="27"/>
+              </w:rPr>
+              <w:t>→ Se afișează mesajul: „Nu s-a putut încărca istoricul. Încercați din nou.”</w:t>
+            </w:r>
+          </w:p>
+        </w:tc>
+      </w:tr>
+    </w:tbl>
+    <w:p>
+      <w:pPr>
+        <w:tabs>
+          <w:tab w:val="left" w:pos="3480"/>
+        </w:tabs>
+        <w:rPr>
+          <w:lang w:eastAsia="ro-RO"/>
+        </w:rPr>
+      </w:pPr>
     </w:p>
     <w:sectPr>
       <w:pgSz w:w="11906" w:h="16838"/>
@@ -11005,7 +11055,7 @@
   <w:style w:type="paragraph" w:default="1" w:styleId="Normal">
     <w:name w:val="Normal"/>
     <w:qFormat/>
-    <w:rsid w:val="00481794"/>
+    <w:rsid w:val="00E133AD"/>
     <w:pPr>
       <w:spacing w:after="0" w:line="240" w:lineRule="auto"/>
     </w:pPr>
@@ -11620,7 +11670,6 @@
     <w:name w:val="Normal (Web)"/>
     <w:basedOn w:val="Normal"/>
     <w:uiPriority w:val="99"/>
-    <w:semiHidden/>
     <w:unhideWhenUsed/>
     <w:rsid w:val="00563F4B"/>
     <w:pPr>
